--- a/Vizsgaremek.docx
+++ b/Vizsgaremek.docx
@@ -510,7 +510,7 @@
                 <w:noProof/>
                 <w:webHidden/>
               </w:rPr>
-              <w:t>4</w:t>
+              <w:t>5</w:t>
             </w:r>
             <w:r>
               <w:rPr>
@@ -584,7 +584,7 @@
                 <w:noProof/>
                 <w:webHidden/>
               </w:rPr>
-              <w:t>5</w:t>
+              <w:t>17</w:t>
             </w:r>
             <w:r>
               <w:rPr>
@@ -658,7 +658,7 @@
                 <w:noProof/>
                 <w:webHidden/>
               </w:rPr>
-              <w:t>5</w:t>
+              <w:t>17</w:t>
             </w:r>
             <w:r>
               <w:rPr>
@@ -732,7 +732,7 @@
                 <w:noProof/>
                 <w:webHidden/>
               </w:rPr>
-              <w:t>6</w:t>
+              <w:t>19</w:t>
             </w:r>
             <w:r>
               <w:rPr>
@@ -806,7 +806,7 @@
                 <w:noProof/>
                 <w:webHidden/>
               </w:rPr>
-              <w:t>7</w:t>
+              <w:t>19</w:t>
             </w:r>
             <w:r>
               <w:rPr>
@@ -880,7 +880,7 @@
                 <w:noProof/>
                 <w:webHidden/>
               </w:rPr>
-              <w:t>8</w:t>
+              <w:t>20</w:t>
             </w:r>
             <w:r>
               <w:rPr>
@@ -954,7 +954,7 @@
                 <w:noProof/>
                 <w:webHidden/>
               </w:rPr>
-              <w:t>8</w:t>
+              <w:t>20</w:t>
             </w:r>
             <w:r>
               <w:rPr>
@@ -1028,7 +1028,7 @@
                 <w:noProof/>
                 <w:webHidden/>
               </w:rPr>
-              <w:t>11</w:t>
+              <w:t>23</w:t>
             </w:r>
             <w:r>
               <w:rPr>
@@ -1102,7 +1102,7 @@
                 <w:noProof/>
                 <w:webHidden/>
               </w:rPr>
-              <w:t>11</w:t>
+              <w:t>23</w:t>
             </w:r>
             <w:r>
               <w:rPr>
@@ -1176,7 +1176,7 @@
                 <w:noProof/>
                 <w:webHidden/>
               </w:rPr>
-              <w:t>11</w:t>
+              <w:t>23</w:t>
             </w:r>
             <w:r>
               <w:rPr>
@@ -1696,10 +1696,24 @@
     <w:p/>
     <w:p>
       <w:pPr>
+        <w:rPr>
+          <w:rFonts w:asciiTheme="majorHAnsi" w:eastAsiaTheme="majorEastAsia" w:hAnsiTheme="majorHAnsi" w:cstheme="majorBidi"/>
+          <w:color w:val="2F5496" w:themeColor="accent1" w:themeShade="BF"/>
+          <w:sz w:val="32"/>
+          <w:szCs w:val="32"/>
+        </w:rPr>
+      </w:pPr>
+      <w:bookmarkStart w:id="2" w:name="_Toc226303359"/>
+      <w:r>
+        <w:br w:type="page"/>
+      </w:r>
+    </w:p>
+    <w:p>
+      <w:pPr>
         <w:pStyle w:val="Cmsor1"/>
       </w:pPr>
-      <w:bookmarkStart w:id="2" w:name="_Toc226303359"/>
-      <w:r>
+      <w:r>
+        <w:lastRenderedPageBreak/>
         <w:t>Felhasználói dokumentáció</w:t>
       </w:r>
       <w:r>
@@ -1726,440 +1740,1375 @@
     </w:p>
     <w:p/>
     <w:p>
-      <w:r>
-        <w:t>/*</w:t>
-      </w:r>
-      <w:r>
-        <w:t xml:space="preserve">Anti   mesét </w:t>
-      </w:r>
-      <w:proofErr w:type="spellStart"/>
-      <w:r>
-        <w:t>ir</w:t>
-      </w:r>
-      <w:proofErr w:type="spellEnd"/>
-      <w:r>
-        <w:t>.</w:t>
-      </w:r>
-      <w:r>
-        <w:t>*/</w:t>
-      </w:r>
-    </w:p>
-    <w:p/>
-    <w:p>
-      <w:r>
-        <w:t>&gt;</w:t>
-      </w:r>
-      <w:proofErr w:type="spellStart"/>
-      <w:r>
-        <w:t>type</w:t>
-      </w:r>
-      <w:proofErr w:type="spellEnd"/>
-      <w:r>
-        <w:t xml:space="preserve"> backend.bat</w:t>
-      </w:r>
-    </w:p>
-    <w:p>
-      <w:pPr>
-        <w:rPr>
-          <w:color w:val="EE0000"/>
-        </w:rPr>
-      </w:pPr>
-      <w:proofErr w:type="gramStart"/>
-      <w:r>
-        <w:rPr>
-          <w:color w:val="EE0000"/>
-        </w:rPr>
-        <w:t xml:space="preserve">cd </w:t>
-      </w:r>
-      <w:r>
-        <w:rPr>
-          <w:color w:val="EE0000"/>
+      <w:pPr>
+        <w:pStyle w:val="Listaszerbekezds"/>
+        <w:numPr>
+          <w:ilvl w:val="0"/>
+          <w:numId w:val="16"/>
+        </w:numPr>
+        <w:rPr>
+          <w:rStyle w:val="Erskiemels"/>
+        </w:rPr>
+      </w:pPr>
+      <w:r>
+        <w:rPr>
+          <w:rStyle w:val="Erskiemels"/>
+        </w:rPr>
+        <w:t>Telepítési útmutató</w:t>
+      </w:r>
+    </w:p>
+    <w:p>
+      <w:r>
+        <w:t xml:space="preserve">A Pro </w:t>
+      </w:r>
+      <w:proofErr w:type="spellStart"/>
+      <w:r>
+        <w:t>Insekta</w:t>
+      </w:r>
+      <w:proofErr w:type="spellEnd"/>
+      <w:r>
+        <w:t xml:space="preserve"> rendszer két fő komponensből áll:</w:t>
+      </w:r>
+    </w:p>
+    <w:p>
+      <w:pPr>
+        <w:numPr>
+          <w:ilvl w:val="0"/>
+          <w:numId w:val="15"/>
+        </w:numPr>
+      </w:pPr>
+      <w:r>
+        <w:rPr>
+          <w:b/>
+          <w:bCs/>
+        </w:rPr>
+        <w:t>Backend (</w:t>
+      </w:r>
+      <w:proofErr w:type="spellStart"/>
+      <w:r>
+        <w:rPr>
+          <w:b/>
+          <w:bCs/>
+        </w:rPr>
+        <w:t>Django</w:t>
+      </w:r>
+      <w:proofErr w:type="spellEnd"/>
+      <w:r>
+        <w:rPr>
+          <w:b/>
+          <w:bCs/>
+        </w:rPr>
+        <w:t xml:space="preserve"> + Python)</w:t>
+      </w:r>
+    </w:p>
+    <w:p>
+      <w:pPr>
+        <w:numPr>
+          <w:ilvl w:val="0"/>
+          <w:numId w:val="15"/>
+        </w:numPr>
+      </w:pPr>
+      <w:r>
+        <w:rPr>
+          <w:b/>
+          <w:bCs/>
+        </w:rPr>
+        <w:t>Frontend (</w:t>
+      </w:r>
+      <w:proofErr w:type="spellStart"/>
+      <w:r>
+        <w:rPr>
+          <w:b/>
+          <w:bCs/>
+        </w:rPr>
+        <w:t>React</w:t>
+      </w:r>
+      <w:proofErr w:type="spellEnd"/>
+      <w:r>
+        <w:rPr>
+          <w:b/>
+          <w:bCs/>
+        </w:rPr>
+        <w:t xml:space="preserve"> + </w:t>
+      </w:r>
+      <w:proofErr w:type="spellStart"/>
+      <w:r>
+        <w:rPr>
+          <w:b/>
+          <w:bCs/>
+        </w:rPr>
+        <w:t>Vite</w:t>
+      </w:r>
+      <w:proofErr w:type="spellEnd"/>
+      <w:r>
+        <w:rPr>
+          <w:b/>
+          <w:bCs/>
+        </w:rPr>
+        <w:t>)</w:t>
+      </w:r>
+    </w:p>
+    <w:p>
+      <w:r>
+        <w:t>Az alábbi lépések segítségével a teljes rendszer helyben futtatható.</w:t>
+      </w:r>
+    </w:p>
+    <w:p>
+      <w:pPr>
+        <w:pStyle w:val="Listaszerbekezds"/>
+        <w:numPr>
+          <w:ilvl w:val="1"/>
+          <w:numId w:val="16"/>
+        </w:numPr>
+        <w:rPr>
+          <w:rStyle w:val="Erskiemels"/>
+        </w:rPr>
+      </w:pPr>
+      <w:r>
+        <w:rPr>
+          <w:rStyle w:val="Erskiemels"/>
+        </w:rPr>
+        <w:t>Előkészületek</w:t>
+      </w:r>
+    </w:p>
+    <w:p>
+      <w:r>
+        <w:t>Szükséges szoftverek:</w:t>
+      </w:r>
+    </w:p>
+    <w:p>
+      <w:pPr>
+        <w:numPr>
+          <w:ilvl w:val="0"/>
+          <w:numId w:val="17"/>
+        </w:numPr>
+      </w:pPr>
+      <w:r>
+        <w:rPr>
+          <w:b/>
+          <w:bCs/>
+        </w:rPr>
+        <w:t>Python 3.12</w:t>
+      </w:r>
+    </w:p>
+    <w:p>
+      <w:pPr>
+        <w:numPr>
+          <w:ilvl w:val="0"/>
+          <w:numId w:val="17"/>
+        </w:numPr>
+      </w:pPr>
+      <w:r>
+        <w:rPr>
+          <w:b/>
+          <w:bCs/>
+        </w:rPr>
+        <w:t xml:space="preserve">Node.js + </w:t>
+      </w:r>
+      <w:proofErr w:type="spellStart"/>
+      <w:r>
+        <w:rPr>
+          <w:b/>
+          <w:bCs/>
+        </w:rPr>
+        <w:t>npm</w:t>
+      </w:r>
+      <w:proofErr w:type="spellEnd"/>
+    </w:p>
+    <w:p>
+      <w:pPr>
+        <w:numPr>
+          <w:ilvl w:val="0"/>
+          <w:numId w:val="17"/>
+        </w:numPr>
+      </w:pPr>
+      <w:proofErr w:type="spellStart"/>
+      <w:r>
+        <w:rPr>
+          <w:b/>
+          <w:bCs/>
+        </w:rPr>
+        <w:t>Git</w:t>
+      </w:r>
+      <w:proofErr w:type="spellEnd"/>
+    </w:p>
+    <w:p>
+      <w:pPr>
+        <w:numPr>
+          <w:ilvl w:val="0"/>
+          <w:numId w:val="17"/>
+        </w:numPr>
+      </w:pPr>
+      <w:r>
+        <w:t xml:space="preserve">Ajánlott: </w:t>
+      </w:r>
+      <w:r>
+        <w:rPr>
+          <w:b/>
+          <w:bCs/>
+        </w:rPr>
+        <w:t>Google Chrome</w:t>
+      </w:r>
+    </w:p>
+    <w:p>
+      <w:pPr>
+        <w:pStyle w:val="Listaszerbekezds"/>
+        <w:numPr>
+          <w:ilvl w:val="1"/>
+          <w:numId w:val="16"/>
+        </w:numPr>
+        <w:rPr>
+          <w:rStyle w:val="Erskiemels"/>
+        </w:rPr>
+      </w:pPr>
+      <w:r>
+        <w:rPr>
+          <w:rStyle w:val="Erskiemels"/>
+        </w:rPr>
+        <w:t>Projekt klónozása</w:t>
+      </w:r>
+    </w:p>
+    <w:p>
+      <w:pPr>
+        <w:ind w:firstLine="708"/>
+        <w:rPr>
+          <w:rStyle w:val="Kiemels2"/>
+        </w:rPr>
+      </w:pPr>
+      <w:proofErr w:type="spellStart"/>
+      <w:r>
+        <w:rPr>
+          <w:rStyle w:val="Kiemels2"/>
+        </w:rPr>
+        <w:t>git</w:t>
+      </w:r>
+      <w:proofErr w:type="spellEnd"/>
+      <w:r>
+        <w:rPr>
+          <w:rStyle w:val="Kiemels2"/>
         </w:rPr>
         <w:t xml:space="preserve"> </w:t>
       </w:r>
-      <w:r>
-        <w:rPr>
-          <w:color w:val="EE0000"/>
-        </w:rPr>
-        <w:t>pro</w:t>
-      </w:r>
-      <w:proofErr w:type="gramEnd"/>
-      <w:r>
-        <w:rPr>
-          <w:color w:val="EE0000"/>
-        </w:rPr>
-        <w:t>-</w:t>
-      </w:r>
-      <w:proofErr w:type="spellStart"/>
-      <w:r>
-        <w:rPr>
-          <w:color w:val="EE0000"/>
+      <w:proofErr w:type="spellStart"/>
+      <w:r>
+        <w:rPr>
+          <w:rStyle w:val="Kiemels2"/>
+        </w:rPr>
+        <w:t>clone</w:t>
+      </w:r>
+      <w:proofErr w:type="spellEnd"/>
+      <w:r>
+        <w:rPr>
+          <w:rStyle w:val="Kiemels2"/>
+        </w:rPr>
+        <w:t xml:space="preserve"> https://github.com/AtomAnti211/pro-insekta</w:t>
+      </w:r>
+    </w:p>
+    <w:p>
+      <w:pPr>
+        <w:ind w:firstLine="708"/>
+        <w:rPr>
+          <w:rStyle w:val="Kiemels2"/>
+        </w:rPr>
+      </w:pPr>
+      <w:r>
+        <w:rPr>
+          <w:rStyle w:val="Kiemels2"/>
+        </w:rPr>
+        <w:t>cd pro-</w:t>
+      </w:r>
+      <w:proofErr w:type="spellStart"/>
+      <w:r>
+        <w:rPr>
+          <w:rStyle w:val="Kiemels2"/>
         </w:rPr>
         <w:t>insekta</w:t>
       </w:r>
       <w:proofErr w:type="spellEnd"/>
     </w:p>
     <w:p>
-      <w:proofErr w:type="spellStart"/>
-      <w:r>
+      <w:pPr>
+        <w:pStyle w:val="Listaszerbekezds"/>
+        <w:numPr>
+          <w:ilvl w:val="1"/>
+          <w:numId w:val="16"/>
+        </w:numPr>
+        <w:rPr>
+          <w:i/>
+          <w:iCs/>
+          <w:color w:val="4472C4" w:themeColor="accent1"/>
+        </w:rPr>
+      </w:pPr>
+      <w:r>
+        <w:rPr>
+          <w:i/>
+          <w:iCs/>
+          <w:color w:val="4472C4" w:themeColor="accent1"/>
+        </w:rPr>
+        <w:t>B</w:t>
+      </w:r>
+      <w:r>
+        <w:rPr>
+          <w:i/>
+          <w:iCs/>
+          <w:color w:val="4472C4" w:themeColor="accent1"/>
+        </w:rPr>
+        <w:t>ackend telepítése (</w:t>
+      </w:r>
+      <w:proofErr w:type="spellStart"/>
+      <w:r>
+        <w:rPr>
+          <w:i/>
+          <w:iCs/>
+          <w:color w:val="4472C4" w:themeColor="accent1"/>
+        </w:rPr>
+        <w:t>Django</w:t>
+      </w:r>
+      <w:proofErr w:type="spellEnd"/>
+      <w:r>
+        <w:rPr>
+          <w:i/>
+          <w:iCs/>
+          <w:color w:val="4472C4" w:themeColor="accent1"/>
+        </w:rPr>
+        <w:t>)</w:t>
+      </w:r>
+    </w:p>
+    <w:p>
+      <w:pPr>
+        <w:pStyle w:val="Listaszerbekezds"/>
+        <w:numPr>
+          <w:ilvl w:val="0"/>
+          <w:numId w:val="19"/>
+        </w:numPr>
+        <w:ind w:left="1134" w:hanging="283"/>
+        <w:rPr>
+          <w:rStyle w:val="Kiemels2"/>
+          <w:b w:val="0"/>
+          <w:bCs w:val="0"/>
+        </w:rPr>
+      </w:pPr>
+      <w:r>
+        <w:rPr>
+          <w:rStyle w:val="Kiemels2"/>
+          <w:b w:val="0"/>
+          <w:bCs w:val="0"/>
+        </w:rPr>
+        <w:t>Virtuális környezet létrehozása</w:t>
+      </w:r>
+    </w:p>
+    <w:p>
+      <w:pPr>
+        <w:ind w:left="1068"/>
+        <w:rPr>
+          <w:rStyle w:val="Kiemels2"/>
+        </w:rPr>
+      </w:pPr>
+      <w:proofErr w:type="spellStart"/>
+      <w:r>
+        <w:rPr>
+          <w:rStyle w:val="Kiemels2"/>
+        </w:rPr>
         <w:t>py</w:t>
       </w:r>
       <w:proofErr w:type="spellEnd"/>
       <w:r>
+        <w:rPr>
+          <w:rStyle w:val="Kiemels2"/>
+        </w:rPr>
         <w:t xml:space="preserve"> -3.12 -m </w:t>
       </w:r>
       <w:proofErr w:type="spellStart"/>
       <w:r>
+        <w:rPr>
+          <w:rStyle w:val="Kiemels2"/>
+        </w:rPr>
         <w:t>venv</w:t>
       </w:r>
       <w:proofErr w:type="spellEnd"/>
       <w:r>
+        <w:rPr>
+          <w:rStyle w:val="Kiemels2"/>
+        </w:rPr>
         <w:t xml:space="preserve"> </w:t>
       </w:r>
       <w:proofErr w:type="spellStart"/>
       <w:r>
+        <w:rPr>
+          <w:rStyle w:val="Kiemels2"/>
+        </w:rPr>
         <w:t>venv</w:t>
       </w:r>
       <w:proofErr w:type="spellEnd"/>
     </w:p>
     <w:p>
-      <w:proofErr w:type="spellStart"/>
-      <w:r>
+      <w:pPr>
+        <w:pStyle w:val="Listaszerbekezds"/>
+        <w:numPr>
+          <w:ilvl w:val="0"/>
+          <w:numId w:val="19"/>
+        </w:numPr>
+        <w:ind w:left="1134" w:hanging="283"/>
+        <w:rPr>
+          <w:rStyle w:val="Kiemels2"/>
+          <w:b w:val="0"/>
+          <w:bCs w:val="0"/>
+        </w:rPr>
+      </w:pPr>
+      <w:proofErr w:type="spellStart"/>
+      <w:r>
+        <w:rPr>
+          <w:rStyle w:val="Kiemels2"/>
+          <w:b w:val="0"/>
+          <w:bCs w:val="0"/>
+        </w:rPr>
+        <w:t>Aktíválás</w:t>
+      </w:r>
+      <w:proofErr w:type="spellEnd"/>
+      <w:r>
+        <w:rPr>
+          <w:rStyle w:val="Kiemels2"/>
+          <w:b w:val="0"/>
+          <w:bCs w:val="0"/>
+        </w:rPr>
+        <w:t xml:space="preserve"> (Windows:)</w:t>
+      </w:r>
+    </w:p>
+    <w:p>
+      <w:pPr>
+        <w:ind w:left="1068"/>
+        <w:rPr>
+          <w:rStyle w:val="Kiemels2"/>
+        </w:rPr>
+      </w:pPr>
+      <w:proofErr w:type="spellStart"/>
+      <w:r>
+        <w:rPr>
+          <w:rStyle w:val="Kiemels2"/>
+        </w:rPr>
         <w:t>call</w:t>
       </w:r>
       <w:proofErr w:type="spellEnd"/>
       <w:r>
+        <w:rPr>
+          <w:rStyle w:val="Kiemels2"/>
+        </w:rPr>
         <w:t xml:space="preserve"> </w:t>
       </w:r>
       <w:proofErr w:type="spellStart"/>
       <w:r>
+        <w:rPr>
+          <w:rStyle w:val="Kiemels2"/>
+        </w:rPr>
         <w:t>venv</w:t>
       </w:r>
       <w:proofErr w:type="spellEnd"/>
       <w:r>
+        <w:rPr>
+          <w:rStyle w:val="Kiemels2"/>
+        </w:rPr>
         <w:t>\</w:t>
       </w:r>
       <w:proofErr w:type="spellStart"/>
       <w:r>
+        <w:rPr>
+          <w:rStyle w:val="Kiemels2"/>
+        </w:rPr>
         <w:t>Scripts</w:t>
       </w:r>
       <w:proofErr w:type="spellEnd"/>
       <w:r>
+        <w:rPr>
+          <w:rStyle w:val="Kiemels2"/>
+        </w:rPr>
         <w:t>\</w:t>
       </w:r>
       <w:proofErr w:type="spellStart"/>
       <w:r>
+        <w:rPr>
+          <w:rStyle w:val="Kiemels2"/>
+        </w:rPr>
         <w:t>activate</w:t>
       </w:r>
       <w:proofErr w:type="spellEnd"/>
     </w:p>
     <w:p>
-      <w:proofErr w:type="spellStart"/>
-      <w:r>
+      <w:pPr>
+        <w:pStyle w:val="Listaszerbekezds"/>
+        <w:numPr>
+          <w:ilvl w:val="0"/>
+          <w:numId w:val="19"/>
+        </w:numPr>
+        <w:ind w:left="1134" w:hanging="283"/>
+        <w:rPr>
+          <w:rStyle w:val="Kiemels2"/>
+          <w:b w:val="0"/>
+          <w:bCs w:val="0"/>
+        </w:rPr>
+      </w:pPr>
+      <w:r>
+        <w:t>Könyvtárak telepítése</w:t>
+      </w:r>
+    </w:p>
+    <w:p>
+      <w:pPr>
+        <w:ind w:left="1068"/>
+        <w:rPr>
+          <w:rStyle w:val="Kiemels2"/>
+        </w:rPr>
+      </w:pPr>
+      <w:r>
+        <w:t xml:space="preserve"> </w:t>
+      </w:r>
+      <w:proofErr w:type="spellStart"/>
+      <w:r>
+        <w:rPr>
+          <w:rStyle w:val="Kiemels2"/>
+        </w:rPr>
         <w:t>call</w:t>
       </w:r>
       <w:proofErr w:type="spellEnd"/>
       <w:r>
+        <w:rPr>
+          <w:rStyle w:val="Kiemels2"/>
+        </w:rPr>
         <w:t xml:space="preserve"> </w:t>
       </w:r>
       <w:proofErr w:type="spellStart"/>
       <w:r>
+        <w:rPr>
+          <w:rStyle w:val="Kiemels2"/>
+        </w:rPr>
         <w:t>pip</w:t>
       </w:r>
       <w:proofErr w:type="spellEnd"/>
       <w:r>
+        <w:rPr>
+          <w:rStyle w:val="Kiemels2"/>
+        </w:rPr>
         <w:t xml:space="preserve"> </w:t>
       </w:r>
       <w:proofErr w:type="spellStart"/>
       <w:r>
+        <w:rPr>
+          <w:rStyle w:val="Kiemels2"/>
+        </w:rPr>
         <w:t>install</w:t>
       </w:r>
       <w:proofErr w:type="spellEnd"/>
       <w:r>
-        <w:t xml:space="preserve"> -r requirements.txt</w:t>
-      </w:r>
-    </w:p>
-    <w:p>
-      <w:r>
+        <w:rPr>
+          <w:rStyle w:val="Kiemels2"/>
+        </w:rPr>
+        <w:t xml:space="preserve"> -r requirements.</w:t>
+      </w:r>
+      <w:r>
+        <w:rPr>
+          <w:rStyle w:val="Kiemels2"/>
+        </w:rPr>
+        <w:t>txt</w:t>
+      </w:r>
+    </w:p>
+    <w:p>
+      <w:pPr>
+        <w:pStyle w:val="Listaszerbekezds"/>
+        <w:numPr>
+          <w:ilvl w:val="0"/>
+          <w:numId w:val="19"/>
+        </w:numPr>
+        <w:ind w:left="1134" w:hanging="283"/>
+        <w:rPr>
+          <w:rStyle w:val="Kiemels2"/>
+          <w:b w:val="0"/>
+          <w:bCs w:val="0"/>
+        </w:rPr>
+      </w:pPr>
+      <w:r>
+        <w:rPr>
+          <w:rStyle w:val="Kiemels2"/>
+          <w:b w:val="0"/>
+          <w:bCs w:val="0"/>
+        </w:rPr>
+        <w:t>Adatbázis inicializálása</w:t>
+      </w:r>
+    </w:p>
+    <w:p>
+      <w:pPr>
+        <w:ind w:left="1068"/>
+        <w:rPr>
+          <w:rStyle w:val="Kiemels2"/>
+        </w:rPr>
+      </w:pPr>
+      <w:r>
+        <w:rPr>
+          <w:rStyle w:val="Kiemels2"/>
+        </w:rPr>
         <w:t>cd backend</w:t>
       </w:r>
     </w:p>
     <w:p>
-      <w:proofErr w:type="spellStart"/>
-      <w:r>
+      <w:pPr>
+        <w:ind w:left="1068"/>
+        <w:rPr>
+          <w:rStyle w:val="Kiemels2"/>
+        </w:rPr>
+      </w:pPr>
+      <w:proofErr w:type="spellStart"/>
+      <w:r>
+        <w:rPr>
+          <w:rStyle w:val="Kiemels2"/>
+        </w:rPr>
         <w:t>call</w:t>
       </w:r>
       <w:proofErr w:type="spellEnd"/>
       <w:r>
+        <w:rPr>
+          <w:rStyle w:val="Kiemels2"/>
+        </w:rPr>
         <w:t xml:space="preserve"> </w:t>
       </w:r>
       <w:proofErr w:type="spellStart"/>
       <w:r>
+        <w:rPr>
+          <w:rStyle w:val="Kiemels2"/>
+        </w:rPr>
         <w:t>py</w:t>
       </w:r>
       <w:proofErr w:type="spellEnd"/>
       <w:r>
+        <w:rPr>
+          <w:rStyle w:val="Kiemels2"/>
+        </w:rPr>
         <w:t xml:space="preserve"> manage.py </w:t>
       </w:r>
       <w:proofErr w:type="spellStart"/>
       <w:r>
+        <w:rPr>
+          <w:rStyle w:val="Kiemels2"/>
+        </w:rPr>
         <w:t>makemigrations</w:t>
       </w:r>
       <w:proofErr w:type="spellEnd"/>
     </w:p>
     <w:p>
-      <w:proofErr w:type="spellStart"/>
-      <w:r>
+      <w:pPr>
+        <w:ind w:left="1068"/>
+        <w:rPr>
+          <w:rStyle w:val="Kiemels2"/>
+        </w:rPr>
+      </w:pPr>
+      <w:proofErr w:type="spellStart"/>
+      <w:r>
+        <w:rPr>
+          <w:rStyle w:val="Kiemels2"/>
+        </w:rPr>
         <w:t>call</w:t>
       </w:r>
       <w:proofErr w:type="spellEnd"/>
       <w:r>
+        <w:rPr>
+          <w:rStyle w:val="Kiemels2"/>
+        </w:rPr>
         <w:t xml:space="preserve"> </w:t>
       </w:r>
       <w:proofErr w:type="spellStart"/>
       <w:r>
+        <w:rPr>
+          <w:rStyle w:val="Kiemels2"/>
+        </w:rPr>
         <w:t>py</w:t>
       </w:r>
       <w:proofErr w:type="spellEnd"/>
       <w:r>
+        <w:rPr>
+          <w:rStyle w:val="Kiemels2"/>
+        </w:rPr>
         <w:t xml:space="preserve"> manage.py </w:t>
       </w:r>
       <w:proofErr w:type="spellStart"/>
       <w:r>
+        <w:rPr>
+          <w:rStyle w:val="Kiemels2"/>
+        </w:rPr>
         <w:t>migrate</w:t>
       </w:r>
       <w:proofErr w:type="spellEnd"/>
     </w:p>
     <w:p>
-      <w:proofErr w:type="spellStart"/>
-      <w:r>
+      <w:pPr>
+        <w:pStyle w:val="Listaszerbekezds"/>
+        <w:numPr>
+          <w:ilvl w:val="0"/>
+          <w:numId w:val="19"/>
+        </w:numPr>
+        <w:ind w:left="1134" w:hanging="283"/>
+        <w:rPr>
+          <w:rStyle w:val="Kiemels2"/>
+          <w:b w:val="0"/>
+          <w:bCs w:val="0"/>
+        </w:rPr>
+      </w:pPr>
+      <w:r>
+        <w:t>Backend indítása</w:t>
+      </w:r>
+    </w:p>
+    <w:p>
+      <w:pPr>
+        <w:ind w:left="1068"/>
+        <w:rPr>
+          <w:rStyle w:val="Kiemels2"/>
+        </w:rPr>
+      </w:pPr>
+      <w:r>
+        <w:t xml:space="preserve"> </w:t>
+      </w:r>
+      <w:proofErr w:type="spellStart"/>
+      <w:r>
+        <w:rPr>
+          <w:rStyle w:val="Kiemels2"/>
+        </w:rPr>
         <w:t>call</w:t>
       </w:r>
       <w:proofErr w:type="spellEnd"/>
       <w:r>
+        <w:rPr>
+          <w:rStyle w:val="Kiemels2"/>
+        </w:rPr>
         <w:t xml:space="preserve"> </w:t>
       </w:r>
       <w:proofErr w:type="spellStart"/>
       <w:r>
+        <w:rPr>
+          <w:rStyle w:val="Kiemels2"/>
+        </w:rPr>
         <w:t>py</w:t>
       </w:r>
       <w:proofErr w:type="spellEnd"/>
       <w:r>
+        <w:rPr>
+          <w:rStyle w:val="Kiemels2"/>
+        </w:rPr>
         <w:t xml:space="preserve"> manage.py </w:t>
       </w:r>
       <w:proofErr w:type="spellStart"/>
       <w:r>
+        <w:rPr>
+          <w:rStyle w:val="Kiemels2"/>
+        </w:rPr>
         <w:t>runserver</w:t>
       </w:r>
       <w:proofErr w:type="spellEnd"/>
-    </w:p>
-    <w:p>
-      <w:r>
-        <w:t>-----------------------------------------------------------</w:t>
-      </w:r>
-    </w:p>
-    <w:p>
-      <w:r>
-        <w:t>C:\Users\HP&gt;type frontend.bat</w:t>
-      </w:r>
-    </w:p>
-    <w:p>
-      <w:r>
-        <w:t xml:space="preserve">cd </w:t>
-      </w:r>
-      <w:r>
-        <w:t>pro-</w:t>
-      </w:r>
-      <w:proofErr w:type="spellStart"/>
-      <w:r>
+      <w:r>
+        <w:rPr>
+          <w:rStyle w:val="Kiemels2"/>
+        </w:rPr>
+        <w:t xml:space="preserve"> </w:t>
+      </w:r>
+    </w:p>
+    <w:p>
+      <w:pPr>
+        <w:ind w:left="1068"/>
+      </w:pPr>
+      <w:r>
+        <w:t>A backend ezután a következő címen érhető el:</w:t>
+      </w:r>
+    </w:p>
+    <w:p>
+      <w:pPr>
+        <w:ind w:left="1068"/>
+        <w:rPr>
+          <w:rStyle w:val="Kiemels2"/>
+        </w:rPr>
+      </w:pPr>
+      <w:hyperlink r:id="rId7" w:history="1">
+        <w:r>
+          <w:rPr>
+            <w:rStyle w:val="Hiperhivatkozs"/>
+          </w:rPr>
+          <w:t>http://localhost:8000/</w:t>
+        </w:r>
+      </w:hyperlink>
+    </w:p>
+    <w:p>
+      <w:pPr>
+        <w:pStyle w:val="Listaszerbekezds"/>
+        <w:numPr>
+          <w:ilvl w:val="1"/>
+          <w:numId w:val="16"/>
+        </w:numPr>
+        <w:rPr>
+          <w:i/>
+          <w:iCs/>
+          <w:color w:val="4472C4" w:themeColor="accent1"/>
+        </w:rPr>
+      </w:pPr>
+      <w:r>
+        <w:rPr>
+          <w:i/>
+          <w:iCs/>
+          <w:color w:val="4472C4" w:themeColor="accent1"/>
+        </w:rPr>
+        <w:t>Frontend telepítése (</w:t>
+      </w:r>
+      <w:proofErr w:type="spellStart"/>
+      <w:r>
+        <w:rPr>
+          <w:i/>
+          <w:iCs/>
+          <w:color w:val="4472C4" w:themeColor="accent1"/>
+        </w:rPr>
+        <w:t>React</w:t>
+      </w:r>
+      <w:proofErr w:type="spellEnd"/>
+      <w:r>
+        <w:rPr>
+          <w:i/>
+          <w:iCs/>
+          <w:color w:val="4472C4" w:themeColor="accent1"/>
+        </w:rPr>
+        <w:t xml:space="preserve"> + </w:t>
+      </w:r>
+      <w:proofErr w:type="spellStart"/>
+      <w:r>
+        <w:rPr>
+          <w:i/>
+          <w:iCs/>
+          <w:color w:val="4472C4" w:themeColor="accent1"/>
+        </w:rPr>
+        <w:t>Vite</w:t>
+      </w:r>
+      <w:proofErr w:type="spellEnd"/>
+      <w:r>
+        <w:rPr>
+          <w:i/>
+          <w:iCs/>
+          <w:color w:val="4472C4" w:themeColor="accent1"/>
+        </w:rPr>
+        <w:t>)</w:t>
+      </w:r>
+    </w:p>
+    <w:p>
+      <w:pPr>
+        <w:pStyle w:val="Listaszerbekezds"/>
+        <w:numPr>
+          <w:ilvl w:val="0"/>
+          <w:numId w:val="19"/>
+        </w:numPr>
+        <w:rPr>
+          <w:rStyle w:val="Kiemels2"/>
+          <w:b w:val="0"/>
+          <w:bCs w:val="0"/>
+        </w:rPr>
+      </w:pPr>
+      <w:r>
+        <w:rPr>
+          <w:rStyle w:val="Kiemels2"/>
+          <w:b w:val="0"/>
+          <w:bCs w:val="0"/>
+        </w:rPr>
+        <w:t>Nyisd meg a frontend mappát:</w:t>
+      </w:r>
+    </w:p>
+    <w:p>
+      <w:pPr>
+        <w:ind w:left="1068"/>
+        <w:rPr>
+          <w:rStyle w:val="Kiemels2"/>
+        </w:rPr>
+      </w:pPr>
+      <w:r>
+        <w:rPr>
+          <w:rStyle w:val="Kiemels2"/>
+        </w:rPr>
+        <w:t>cd pro-</w:t>
+      </w:r>
+      <w:proofErr w:type="spellStart"/>
+      <w:r>
+        <w:rPr>
+          <w:rStyle w:val="Kiemels2"/>
+        </w:rPr>
         <w:t>insekta</w:t>
       </w:r>
       <w:proofErr w:type="spellEnd"/>
       <w:r>
-        <w:t>\frontend</w:t>
-      </w:r>
-    </w:p>
-    <w:p/>
-    <w:p>
-      <w:proofErr w:type="spellStart"/>
-      <w:r>
-        <w:lastRenderedPageBreak/>
+        <w:rPr>
+          <w:rStyle w:val="Kiemels2"/>
+        </w:rPr>
+        <w:t>\front</w:t>
+      </w:r>
+      <w:r>
+        <w:rPr>
+          <w:rStyle w:val="Kiemels2"/>
+        </w:rPr>
+        <w:t>end</w:t>
+      </w:r>
+    </w:p>
+    <w:p>
+      <w:pPr>
+        <w:pStyle w:val="Listaszerbekezds"/>
+        <w:numPr>
+          <w:ilvl w:val="3"/>
+          <w:numId w:val="16"/>
+        </w:numPr>
+        <w:rPr>
+          <w:rStyle w:val="Kiemels2"/>
+          <w:b w:val="0"/>
+          <w:bCs w:val="0"/>
+        </w:rPr>
+      </w:pPr>
+      <w:r>
+        <w:rPr>
+          <w:rStyle w:val="Kiemels2"/>
+          <w:b w:val="0"/>
+          <w:bCs w:val="0"/>
+        </w:rPr>
+        <w:t>A</w:t>
+      </w:r>
+      <w:r>
+        <w:rPr>
+          <w:rStyle w:val="Kiemels2"/>
+          <w:b w:val="0"/>
+          <w:bCs w:val="0"/>
+        </w:rPr>
+        <w:t>lap csomagok telepítése</w:t>
+      </w:r>
+    </w:p>
+    <w:p>
+      <w:pPr>
+        <w:ind w:left="1068"/>
+        <w:rPr>
+          <w:rStyle w:val="Kiemels2"/>
+        </w:rPr>
+      </w:pPr>
+      <w:proofErr w:type="spellStart"/>
+      <w:r>
+        <w:rPr>
+          <w:rStyle w:val="Kiemels2"/>
+        </w:rPr>
         <w:t>call</w:t>
       </w:r>
       <w:proofErr w:type="spellEnd"/>
       <w:r>
+        <w:rPr>
+          <w:rStyle w:val="Kiemels2"/>
+        </w:rPr>
         <w:t xml:space="preserve"> </w:t>
       </w:r>
       <w:proofErr w:type="spellStart"/>
       <w:r>
+        <w:rPr>
+          <w:rStyle w:val="Kiemels2"/>
+        </w:rPr>
         <w:t>npm</w:t>
       </w:r>
       <w:proofErr w:type="spellEnd"/>
       <w:r>
+        <w:rPr>
+          <w:rStyle w:val="Kiemels2"/>
+        </w:rPr>
         <w:t xml:space="preserve"> </w:t>
       </w:r>
       <w:proofErr w:type="spellStart"/>
       <w:r>
-        <w:t>isntall</w:t>
-      </w:r>
-      <w:proofErr w:type="spellEnd"/>
-    </w:p>
-    <w:p>
-      <w:proofErr w:type="spellStart"/>
-      <w:r>
+        <w:rPr>
+          <w:rStyle w:val="Kiemels2"/>
+        </w:rPr>
+        <w:t>install</w:t>
+      </w:r>
+      <w:proofErr w:type="spellEnd"/>
+    </w:p>
+    <w:p>
+      <w:pPr>
+        <w:pStyle w:val="Listaszerbekezds"/>
+        <w:numPr>
+          <w:ilvl w:val="0"/>
+          <w:numId w:val="20"/>
+        </w:numPr>
+        <w:rPr>
+          <w:b/>
+          <w:bCs/>
+        </w:rPr>
+      </w:pPr>
+      <w:r>
+        <w:t>K</w:t>
+      </w:r>
+      <w:r>
+        <w:t>iegészítő csomagok telepítése</w:t>
+      </w:r>
+    </w:p>
+    <w:p>
+      <w:pPr>
+        <w:ind w:left="1068"/>
+        <w:rPr>
+          <w:rStyle w:val="Kiemels2"/>
+          <w:b w:val="0"/>
+          <w:bCs w:val="0"/>
+        </w:rPr>
+      </w:pPr>
+      <w:proofErr w:type="spellStart"/>
+      <w:r>
+        <w:rPr>
+          <w:rStyle w:val="Kiemels2"/>
+          <w:b w:val="0"/>
+          <w:bCs w:val="0"/>
+        </w:rPr>
+        <w:t>React</w:t>
+      </w:r>
+      <w:proofErr w:type="spellEnd"/>
+      <w:r>
+        <w:rPr>
+          <w:rStyle w:val="Kiemels2"/>
+          <w:b w:val="0"/>
+          <w:bCs w:val="0"/>
+        </w:rPr>
+        <w:t xml:space="preserve"> </w:t>
+      </w:r>
+      <w:proofErr w:type="spellStart"/>
+      <w:r>
+        <w:rPr>
+          <w:rStyle w:val="Kiemels2"/>
+          <w:b w:val="0"/>
+          <w:bCs w:val="0"/>
+        </w:rPr>
+        <w:t>Select</w:t>
+      </w:r>
+      <w:proofErr w:type="spellEnd"/>
+      <w:r>
+        <w:rPr>
+          <w:rStyle w:val="Kiemels2"/>
+          <w:b w:val="0"/>
+          <w:bCs w:val="0"/>
+        </w:rPr>
+        <w:t xml:space="preserve">: </w:t>
+      </w:r>
+    </w:p>
+    <w:p>
+      <w:pPr>
+        <w:ind w:left="1068"/>
+        <w:rPr>
+          <w:rStyle w:val="Kiemels2"/>
+        </w:rPr>
+      </w:pPr>
+      <w:r>
+        <w:t xml:space="preserve"> </w:t>
+      </w:r>
+      <w:proofErr w:type="spellStart"/>
+      <w:r>
+        <w:rPr>
+          <w:rStyle w:val="Kiemels2"/>
+        </w:rPr>
         <w:t>call</w:t>
       </w:r>
       <w:proofErr w:type="spellEnd"/>
       <w:r>
+        <w:rPr>
+          <w:rStyle w:val="Kiemels2"/>
+        </w:rPr>
         <w:t xml:space="preserve"> </w:t>
       </w:r>
       <w:proofErr w:type="spellStart"/>
       <w:r>
+        <w:rPr>
+          <w:rStyle w:val="Kiemels2"/>
+        </w:rPr>
         <w:t>npm</w:t>
       </w:r>
       <w:proofErr w:type="spellEnd"/>
       <w:r>
+        <w:rPr>
+          <w:rStyle w:val="Kiemels2"/>
+        </w:rPr>
         <w:t xml:space="preserve"> </w:t>
       </w:r>
       <w:proofErr w:type="spellStart"/>
       <w:r>
+        <w:rPr>
+          <w:rStyle w:val="Kiemels2"/>
+        </w:rPr>
         <w:t>install</w:t>
       </w:r>
       <w:proofErr w:type="spellEnd"/>
       <w:r>
+        <w:rPr>
+          <w:rStyle w:val="Kiemels2"/>
+        </w:rPr>
         <w:t xml:space="preserve"> </w:t>
       </w:r>
       <w:proofErr w:type="spellStart"/>
       <w:r>
+        <w:rPr>
+          <w:rStyle w:val="Kiemels2"/>
+        </w:rPr>
         <w:t>react-select</w:t>
       </w:r>
       <w:proofErr w:type="spellEnd"/>
     </w:p>
     <w:p>
-      <w:proofErr w:type="spellStart"/>
-      <w:r>
+      <w:pPr>
+        <w:ind w:left="1068"/>
+      </w:pPr>
+      <w:proofErr w:type="spellStart"/>
+      <w:r>
+        <w:t>Leaflet</w:t>
+      </w:r>
+      <w:proofErr w:type="spellEnd"/>
+      <w:r>
+        <w:t xml:space="preserve"> + </w:t>
+      </w:r>
+      <w:proofErr w:type="spellStart"/>
+      <w:r>
+        <w:t>React-Leaflet</w:t>
+      </w:r>
+      <w:proofErr w:type="spellEnd"/>
+      <w:r>
+        <w:t xml:space="preserve"> (térképekhez)</w:t>
+      </w:r>
+    </w:p>
+    <w:p>
+      <w:pPr>
+        <w:ind w:left="1068"/>
+        <w:rPr>
+          <w:rStyle w:val="Kiemels2"/>
+        </w:rPr>
+      </w:pPr>
+      <w:proofErr w:type="spellStart"/>
+      <w:r>
+        <w:rPr>
+          <w:rStyle w:val="Kiemels2"/>
+        </w:rPr>
         <w:t>call</w:t>
       </w:r>
       <w:proofErr w:type="spellEnd"/>
       <w:r>
+        <w:rPr>
+          <w:rStyle w:val="Kiemels2"/>
+        </w:rPr>
         <w:t xml:space="preserve"> </w:t>
       </w:r>
       <w:proofErr w:type="spellStart"/>
       <w:r>
+        <w:rPr>
+          <w:rStyle w:val="Kiemels2"/>
+        </w:rPr>
         <w:t>npm</w:t>
       </w:r>
       <w:proofErr w:type="spellEnd"/>
       <w:r>
+        <w:rPr>
+          <w:rStyle w:val="Kiemels2"/>
+        </w:rPr>
         <w:t xml:space="preserve"> </w:t>
       </w:r>
       <w:proofErr w:type="spellStart"/>
       <w:r>
+        <w:rPr>
+          <w:rStyle w:val="Kiemels2"/>
+        </w:rPr>
         <w:t>install</w:t>
       </w:r>
       <w:proofErr w:type="spellEnd"/>
       <w:r>
+        <w:rPr>
+          <w:rStyle w:val="Kiemels2"/>
+        </w:rPr>
         <w:t xml:space="preserve"> </w:t>
       </w:r>
       <w:proofErr w:type="spellStart"/>
       <w:r>
+        <w:rPr>
+          <w:rStyle w:val="Kiemels2"/>
+        </w:rPr>
         <w:t>leaflet</w:t>
       </w:r>
       <w:proofErr w:type="spellEnd"/>
       <w:r>
+        <w:rPr>
+          <w:rStyle w:val="Kiemels2"/>
+        </w:rPr>
         <w:t xml:space="preserve"> </w:t>
       </w:r>
       <w:proofErr w:type="spellStart"/>
       <w:r>
+        <w:rPr>
+          <w:rStyle w:val="Kiemels2"/>
+        </w:rPr>
         <w:t>react-leaflet</w:t>
       </w:r>
       <w:proofErr w:type="spellEnd"/>
     </w:p>
     <w:p>
-      <w:proofErr w:type="spellStart"/>
-      <w:r>
+      <w:pPr>
+        <w:ind w:left="1068"/>
+      </w:pPr>
+      <w:r>
+        <w:t>P</w:t>
+      </w:r>
+      <w:r>
+        <w:t>DF generáláshoz:</w:t>
+      </w:r>
+    </w:p>
+    <w:p>
+      <w:pPr>
+        <w:ind w:left="1068"/>
+        <w:rPr>
+          <w:rStyle w:val="Kiemels2"/>
+        </w:rPr>
+      </w:pPr>
+      <w:proofErr w:type="spellStart"/>
+      <w:r>
+        <w:rPr>
+          <w:rStyle w:val="Kiemels2"/>
+        </w:rPr>
         <w:t>call</w:t>
       </w:r>
       <w:proofErr w:type="spellEnd"/>
       <w:r>
+        <w:rPr>
+          <w:rStyle w:val="Kiemels2"/>
+        </w:rPr>
         <w:t xml:space="preserve"> </w:t>
       </w:r>
       <w:proofErr w:type="spellStart"/>
       <w:r>
+        <w:rPr>
+          <w:rStyle w:val="Kiemels2"/>
+        </w:rPr>
         <w:t>npm</w:t>
       </w:r>
       <w:proofErr w:type="spellEnd"/>
       <w:r>
+        <w:rPr>
+          <w:rStyle w:val="Kiemels2"/>
+        </w:rPr>
         <w:t xml:space="preserve"> </w:t>
       </w:r>
       <w:proofErr w:type="spellStart"/>
       <w:r>
+        <w:rPr>
+          <w:rStyle w:val="Kiemels2"/>
+        </w:rPr>
         <w:t>install</w:t>
       </w:r>
       <w:proofErr w:type="spellEnd"/>
       <w:r>
+        <w:rPr>
+          <w:rStyle w:val="Kiemels2"/>
+        </w:rPr>
         <w:t xml:space="preserve"> </w:t>
       </w:r>
       <w:proofErr w:type="spellStart"/>
       <w:r>
+        <w:rPr>
+          <w:rStyle w:val="Kiemels2"/>
+        </w:rPr>
         <w:t>jspdf</w:t>
       </w:r>
       <w:proofErr w:type="spellEnd"/>
       <w:r>
+        <w:rPr>
+          <w:rStyle w:val="Kiemels2"/>
+        </w:rPr>
         <w:t xml:space="preserve"> html2canvas</w:t>
       </w:r>
     </w:p>
     <w:p>
-      <w:proofErr w:type="spellStart"/>
-      <w:r>
+      <w:pPr>
+        <w:pStyle w:val="Listaszerbekezds"/>
+        <w:numPr>
+          <w:ilvl w:val="0"/>
+          <w:numId w:val="20"/>
+        </w:numPr>
+        <w:rPr>
+          <w:b/>
+          <w:bCs/>
+        </w:rPr>
+      </w:pPr>
+      <w:r>
+        <w:t>Frontend indítása</w:t>
+      </w:r>
+    </w:p>
+    <w:p>
+      <w:pPr>
+        <w:ind w:left="360" w:firstLine="708"/>
+        <w:rPr>
+          <w:b/>
+          <w:bCs/>
+        </w:rPr>
+      </w:pPr>
+      <w:proofErr w:type="spellStart"/>
+      <w:r>
+        <w:rPr>
+          <w:b/>
+          <w:bCs/>
+        </w:rPr>
         <w:t>call</w:t>
       </w:r>
       <w:proofErr w:type="spellEnd"/>
       <w:r>
+        <w:rPr>
+          <w:b/>
+          <w:bCs/>
+        </w:rPr>
         <w:t xml:space="preserve"> </w:t>
       </w:r>
       <w:proofErr w:type="spellStart"/>
       <w:r>
+        <w:rPr>
+          <w:b/>
+          <w:bCs/>
+        </w:rPr>
         <w:t>npm</w:t>
       </w:r>
       <w:proofErr w:type="spellEnd"/>
       <w:r>
+        <w:rPr>
+          <w:b/>
+          <w:bCs/>
+        </w:rPr>
         <w:t xml:space="preserve"> </w:t>
       </w:r>
       <w:proofErr w:type="spellStart"/>
       <w:r>
+        <w:rPr>
+          <w:b/>
+          <w:bCs/>
+        </w:rPr>
         <w:t>run</w:t>
       </w:r>
       <w:proofErr w:type="spellEnd"/>
       <w:r>
+        <w:rPr>
+          <w:b/>
+          <w:bCs/>
+        </w:rPr>
         <w:t xml:space="preserve"> </w:t>
       </w:r>
       <w:proofErr w:type="spellStart"/>
       <w:r>
+        <w:rPr>
+          <w:b/>
+          <w:bCs/>
+        </w:rPr>
         <w:t>dev</w:t>
       </w:r>
       <w:proofErr w:type="spellEnd"/>
     </w:p>
-    <w:p/>
-    <w:p>
-      <w:r>
-        <w:t>-----------------------------------</w:t>
-      </w:r>
-    </w:p>
-    <w:p>
-      <w:r>
-        <w:t>Böngésző (</w:t>
-      </w:r>
-      <w:proofErr w:type="spellStart"/>
-      <w:r>
-        <w:t>chrome</w:t>
-      </w:r>
-      <w:proofErr w:type="spellEnd"/>
-      <w:r>
-        <w:t xml:space="preserve"> javasolt)</w:t>
-      </w:r>
-    </w:p>
-    <w:p>
-      <w:hyperlink r:id="rId7" w:history="1">
+    <w:p>
+      <w:pPr>
+        <w:ind w:left="1068"/>
+      </w:pPr>
+      <w:r>
+        <w:t>A frontend ezután a következő címen érhető el:</w:t>
+      </w:r>
+    </w:p>
+    <w:p>
+      <w:pPr>
+        <w:ind w:left="1068"/>
+        <w:rPr>
+          <w:rStyle w:val="Kiemels2"/>
+        </w:rPr>
+      </w:pPr>
+      <w:hyperlink r:id="rId8" w:history="1">
         <w:r>
           <w:rPr>
             <w:rStyle w:val="Hiperhivatkozs"/>
@@ -2169,12 +3118,549 @@
       </w:hyperlink>
     </w:p>
     <w:p>
+      <w:pPr>
+        <w:pStyle w:val="Listaszerbekezds"/>
+        <w:numPr>
+          <w:ilvl w:val="1"/>
+          <w:numId w:val="16"/>
+        </w:numPr>
+        <w:rPr>
+          <w:i/>
+          <w:iCs/>
+          <w:color w:val="4472C4" w:themeColor="accent1"/>
+        </w:rPr>
+      </w:pPr>
+      <w:r>
+        <w:rPr>
+          <w:i/>
+          <w:iCs/>
+          <w:color w:val="4472C4" w:themeColor="accent1"/>
+        </w:rPr>
+        <w:t xml:space="preserve">A rendszer indítása </w:t>
+      </w:r>
+    </w:p>
+    <w:p>
+      <w:pPr>
+        <w:ind w:firstLine="708"/>
+      </w:pPr>
+      <w:r>
+        <w:t>A teljes rendszer működéséhez:</w:t>
+      </w:r>
+    </w:p>
+    <w:p>
+      <w:pPr>
+        <w:pStyle w:val="Listaszerbekezds"/>
+        <w:numPr>
+          <w:ilvl w:val="1"/>
+          <w:numId w:val="17"/>
+        </w:numPr>
+      </w:pPr>
+      <w:r>
+        <w:t>a backendnek futnia kell a</w:t>
+      </w:r>
+      <w:r>
+        <w:t xml:space="preserve"> </w:t>
+      </w:r>
+      <w:r>
+        <w:rPr>
+          <w:color w:val="538135" w:themeColor="accent6" w:themeShade="BF"/>
+        </w:rPr>
+        <w:t>localhost:8000</w:t>
+      </w:r>
+      <w:r>
+        <w:t xml:space="preserve"> címen,</w:t>
+      </w:r>
+    </w:p>
+    <w:p>
+      <w:pPr>
+        <w:ind w:left="372" w:firstLine="708"/>
+      </w:pPr>
+      <w:r>
+        <w:t xml:space="preserve">• </w:t>
+      </w:r>
+      <w:r>
+        <w:tab/>
+        <w:t>a frontendnek futnia kell a</w:t>
+      </w:r>
+      <w:r>
+        <w:rPr>
+          <w:color w:val="538135" w:themeColor="accent6" w:themeShade="BF"/>
+        </w:rPr>
+        <w:t xml:space="preserve"> </w:t>
+      </w:r>
+      <w:r>
+        <w:rPr>
+          <w:color w:val="538135" w:themeColor="accent6" w:themeShade="BF"/>
+        </w:rPr>
+        <w:t>localhost:</w:t>
+      </w:r>
+      <w:r>
+        <w:rPr>
+          <w:color w:val="538135" w:themeColor="accent6" w:themeShade="BF"/>
+        </w:rPr>
+        <w:t xml:space="preserve">5173 </w:t>
+      </w:r>
+      <w:r>
+        <w:t>címen.</w:t>
+      </w:r>
+    </w:p>
+    <w:p>
+      <w:pPr>
+        <w:ind w:firstLine="708"/>
+      </w:pPr>
+      <w:r>
+        <w:t>Ezek egymással automatikusan kommunikálnak.</w:t>
+      </w:r>
+    </w:p>
+    <w:p>
+      <w:pPr>
+        <w:pStyle w:val="Listaszerbekezds"/>
+        <w:numPr>
+          <w:ilvl w:val="1"/>
+          <w:numId w:val="16"/>
+        </w:numPr>
+        <w:rPr>
+          <w:i/>
+          <w:iCs/>
+          <w:color w:val="4472C4" w:themeColor="accent1"/>
+        </w:rPr>
+      </w:pPr>
+      <w:r>
+        <w:rPr>
+          <w:i/>
+          <w:iCs/>
+          <w:color w:val="4472C4" w:themeColor="accent1"/>
+        </w:rPr>
+        <w:t>Első indítás utáni teendők</w:t>
+      </w:r>
+    </w:p>
+    <w:p>
+      <w:pPr>
+        <w:pStyle w:val="Listaszerbekezds"/>
+        <w:numPr>
+          <w:ilvl w:val="0"/>
+          <w:numId w:val="20"/>
+        </w:numPr>
+        <w:rPr>
+          <w:lang w:eastAsia="hu-HU"/>
+        </w:rPr>
+      </w:pPr>
+      <w:proofErr w:type="spellStart"/>
+      <w:r>
+        <w:rPr>
+          <w:lang w:eastAsia="hu-HU"/>
+        </w:rPr>
+        <w:t>Admin</w:t>
+      </w:r>
+      <w:proofErr w:type="spellEnd"/>
+      <w:r>
+        <w:rPr>
+          <w:lang w:eastAsia="hu-HU"/>
+        </w:rPr>
+        <w:t xml:space="preserve"> </w:t>
+      </w:r>
+      <w:r>
+        <w:t>felhasználó</w:t>
+      </w:r>
+      <w:r>
+        <w:rPr>
+          <w:lang w:eastAsia="hu-HU"/>
+        </w:rPr>
+        <w:t xml:space="preserve"> létrehozása (ha szükséges):</w:t>
+      </w:r>
+    </w:p>
+    <w:p>
+      <w:pPr>
+        <w:ind w:left="708" w:firstLine="360"/>
+        <w:rPr>
+          <w:b/>
+          <w:bCs/>
+          <w:lang w:eastAsia="hu-HU"/>
+        </w:rPr>
+      </w:pPr>
+      <w:proofErr w:type="spellStart"/>
+      <w:r>
+        <w:rPr>
+          <w:b/>
+          <w:bCs/>
+          <w:lang w:eastAsia="hu-HU"/>
+        </w:rPr>
+        <w:t>call</w:t>
+      </w:r>
+      <w:proofErr w:type="spellEnd"/>
+      <w:r>
+        <w:rPr>
+          <w:b/>
+          <w:bCs/>
+          <w:lang w:eastAsia="hu-HU"/>
+        </w:rPr>
+        <w:t xml:space="preserve"> </w:t>
+      </w:r>
+      <w:proofErr w:type="spellStart"/>
+      <w:r>
+        <w:rPr>
+          <w:b/>
+          <w:bCs/>
+          <w:lang w:eastAsia="hu-HU"/>
+        </w:rPr>
+        <w:t>py</w:t>
+      </w:r>
+      <w:proofErr w:type="spellEnd"/>
+      <w:r>
+        <w:rPr>
+          <w:b/>
+          <w:bCs/>
+          <w:lang w:eastAsia="hu-HU"/>
+        </w:rPr>
+        <w:t xml:space="preserve"> manage.py </w:t>
+      </w:r>
+      <w:proofErr w:type="spellStart"/>
+      <w:r>
+        <w:rPr>
+          <w:b/>
+          <w:bCs/>
+          <w:lang w:eastAsia="hu-HU"/>
+        </w:rPr>
+        <w:t>createsuperuser</w:t>
+      </w:r>
+      <w:proofErr w:type="spellEnd"/>
+    </w:p>
+    <w:p>
+      <w:pPr>
+        <w:ind w:left="708" w:firstLine="360"/>
+        <w:rPr>
+          <w:lang w:eastAsia="hu-HU"/>
+        </w:rPr>
+      </w:pPr>
+      <w:r>
+        <w:rPr>
+          <w:b/>
+          <w:bCs/>
+          <w:lang w:eastAsia="hu-HU"/>
+        </w:rPr>
+        <w:t xml:space="preserve">• </w:t>
+      </w:r>
+      <w:r>
+        <w:rPr>
+          <w:b/>
+          <w:bCs/>
+          <w:lang w:eastAsia="hu-HU"/>
+        </w:rPr>
+        <w:tab/>
+      </w:r>
+      <w:r>
+        <w:rPr>
+          <w:lang w:eastAsia="hu-HU"/>
+        </w:rPr>
+        <w:t>Ellenőrizd, hogy a következő modulok működnek:</w:t>
+      </w:r>
+    </w:p>
+    <w:p>
+      <w:pPr>
+        <w:ind w:left="1134" w:firstLine="284"/>
+        <w:rPr>
+          <w:lang w:eastAsia="hu-HU"/>
+        </w:rPr>
+      </w:pPr>
+      <w:r>
+        <w:rPr>
+          <w:b/>
+          <w:bCs/>
+          <w:lang w:eastAsia="hu-HU"/>
+        </w:rPr>
+        <w:t xml:space="preserve">• </w:t>
+      </w:r>
+      <w:proofErr w:type="spellStart"/>
+      <w:r>
+        <w:rPr>
+          <w:lang w:eastAsia="hu-HU"/>
+        </w:rPr>
+        <w:t>Notes</w:t>
+      </w:r>
+      <w:proofErr w:type="spellEnd"/>
+    </w:p>
+    <w:p>
+      <w:pPr>
+        <w:ind w:left="1134" w:firstLine="284"/>
+        <w:rPr>
+          <w:lang w:eastAsia="hu-HU"/>
+        </w:rPr>
+      </w:pPr>
+      <w:r>
+        <w:rPr>
+          <w:lang w:eastAsia="hu-HU"/>
+        </w:rPr>
+        <w:t xml:space="preserve">• </w:t>
+      </w:r>
+      <w:proofErr w:type="spellStart"/>
+      <w:r>
+        <w:rPr>
+          <w:lang w:eastAsia="hu-HU"/>
+        </w:rPr>
+        <w:t>Activities</w:t>
+      </w:r>
+      <w:proofErr w:type="spellEnd"/>
+    </w:p>
+    <w:p>
+      <w:pPr>
+        <w:ind w:left="1134" w:firstLine="284"/>
+        <w:rPr>
+          <w:lang w:eastAsia="hu-HU"/>
+        </w:rPr>
+      </w:pPr>
+      <w:r>
+        <w:rPr>
+          <w:lang w:eastAsia="hu-HU"/>
+        </w:rPr>
+        <w:t xml:space="preserve">• </w:t>
+      </w:r>
+      <w:proofErr w:type="spellStart"/>
+      <w:r>
+        <w:rPr>
+          <w:lang w:eastAsia="hu-HU"/>
+        </w:rPr>
+        <w:t>Customers</w:t>
+      </w:r>
+      <w:proofErr w:type="spellEnd"/>
+    </w:p>
+    <w:p>
+      <w:pPr>
+        <w:ind w:left="1134" w:firstLine="284"/>
+        <w:rPr>
+          <w:lang w:eastAsia="hu-HU"/>
+        </w:rPr>
+      </w:pPr>
+      <w:r>
+        <w:rPr>
+          <w:lang w:eastAsia="hu-HU"/>
+        </w:rPr>
+        <w:t xml:space="preserve">• </w:t>
+      </w:r>
+      <w:proofErr w:type="spellStart"/>
+      <w:r>
+        <w:rPr>
+          <w:lang w:eastAsia="hu-HU"/>
+        </w:rPr>
+        <w:t>Locations</w:t>
+      </w:r>
+      <w:proofErr w:type="spellEnd"/>
+      <w:r>
+        <w:rPr>
+          <w:lang w:eastAsia="hu-HU"/>
+        </w:rPr>
+        <w:t xml:space="preserve"> (térképes koordináta választás)</w:t>
+      </w:r>
+    </w:p>
+    <w:p>
+      <w:pPr>
+        <w:ind w:left="1134" w:firstLine="284"/>
+        <w:rPr>
+          <w:lang w:eastAsia="hu-HU"/>
+        </w:rPr>
+      </w:pPr>
+      <w:r>
+        <w:rPr>
+          <w:lang w:eastAsia="hu-HU"/>
+        </w:rPr>
+        <w:t xml:space="preserve">• </w:t>
+      </w:r>
+      <w:proofErr w:type="spellStart"/>
+      <w:r>
+        <w:rPr>
+          <w:lang w:eastAsia="hu-HU"/>
+        </w:rPr>
+        <w:t>Services</w:t>
+      </w:r>
+      <w:proofErr w:type="spellEnd"/>
+    </w:p>
+    <w:p>
+      <w:pPr>
+        <w:ind w:left="1134" w:firstLine="284"/>
+        <w:rPr>
+          <w:b/>
+          <w:bCs/>
+          <w:lang w:eastAsia="hu-HU"/>
+        </w:rPr>
+      </w:pPr>
+      <w:r>
+        <w:rPr>
+          <w:lang w:eastAsia="hu-HU"/>
+        </w:rPr>
+        <w:t xml:space="preserve">• </w:t>
+      </w:r>
+      <w:proofErr w:type="spellStart"/>
+      <w:r>
+        <w:rPr>
+          <w:lang w:eastAsia="hu-HU"/>
+        </w:rPr>
+        <w:t>Contracts</w:t>
+      </w:r>
+      <w:proofErr w:type="spellEnd"/>
+    </w:p>
+    <w:p>
+      <w:pPr>
+        <w:ind w:left="1134" w:firstLine="284"/>
+        <w:rPr>
+          <w:lang w:eastAsia="hu-HU"/>
+        </w:rPr>
+      </w:pPr>
+      <w:r>
+        <w:rPr>
+          <w:lang w:eastAsia="hu-HU"/>
+        </w:rPr>
+        <w:lastRenderedPageBreak/>
+        <w:t>•</w:t>
+      </w:r>
+      <w:r>
+        <w:rPr>
+          <w:lang w:eastAsia="hu-HU"/>
+        </w:rPr>
+        <w:t xml:space="preserve"> </w:t>
+      </w:r>
+      <w:proofErr w:type="spellStart"/>
+      <w:r>
+        <w:rPr>
+          <w:lang w:eastAsia="hu-HU"/>
+        </w:rPr>
+        <w:t>Due-Contract</w:t>
+      </w:r>
+      <w:proofErr w:type="spellEnd"/>
+      <w:r>
+        <w:rPr>
+          <w:lang w:eastAsia="hu-HU"/>
+        </w:rPr>
+        <w:t xml:space="preserve"> (PDF generálás)</w:t>
+      </w:r>
+    </w:p>
+    <w:p>
+      <w:pPr>
+        <w:ind w:left="1134" w:firstLine="284"/>
+        <w:rPr>
+          <w:b/>
+          <w:bCs/>
+          <w:lang w:eastAsia="hu-HU"/>
+        </w:rPr>
+      </w:pPr>
+      <w:r>
+        <w:rPr>
+          <w:b/>
+          <w:bCs/>
+          <w:lang w:eastAsia="hu-HU"/>
+        </w:rPr>
+        <w:t xml:space="preserve">• </w:t>
+      </w:r>
+      <w:proofErr w:type="spellStart"/>
+      <w:r>
+        <w:rPr>
+          <w:lang w:eastAsia="hu-HU"/>
+        </w:rPr>
+        <w:t>Jobs</w:t>
+      </w:r>
+      <w:proofErr w:type="spellEnd"/>
+      <w:r>
+        <w:rPr>
+          <w:lang w:eastAsia="hu-HU"/>
+        </w:rPr>
+        <w:t xml:space="preserve"> (PDF feltöltés)</w:t>
+      </w:r>
+    </w:p>
+    <w:p>
+      <w:pPr>
+        <w:pStyle w:val="Listaszerbekezds"/>
+        <w:numPr>
+          <w:ilvl w:val="0"/>
+          <w:numId w:val="16"/>
+        </w:numPr>
+        <w:rPr>
+          <w:rStyle w:val="Erskiemels"/>
+        </w:rPr>
+      </w:pPr>
+      <w:r>
+        <w:rPr>
+          <w:rStyle w:val="Erskiemels"/>
+        </w:rPr>
+        <w:t>Bevezetés</w:t>
+      </w:r>
+    </w:p>
+    <w:p>
+      <w:r>
+        <w:t xml:space="preserve">A Pro </w:t>
+      </w:r>
+      <w:proofErr w:type="spellStart"/>
+      <w:r>
+        <w:t>Insekta</w:t>
+      </w:r>
+      <w:proofErr w:type="spellEnd"/>
+      <w:r>
+        <w:t xml:space="preserve"> rendszer egy kártevőirtó vállalkozás számára készült adminisztrációs és ügyfélkezelő felület.</w:t>
+      </w:r>
+    </w:p>
+    <w:p>
+      <w:r>
+        <w:t>Két fő részből áll:</w:t>
+      </w:r>
+    </w:p>
+    <w:p>
+      <w:pPr>
+        <w:numPr>
+          <w:ilvl w:val="0"/>
+          <w:numId w:val="14"/>
+        </w:numPr>
+        <w:spacing w:line="278" w:lineRule="auto"/>
+      </w:pPr>
+      <w:r>
+        <w:rPr>
+          <w:b/>
+          <w:bCs/>
+        </w:rPr>
+        <w:t>Publikus weboldal</w:t>
+      </w:r>
+      <w:r>
+        <w:t xml:space="preserve"> – ügyfelek számára</w:t>
+      </w:r>
+    </w:p>
+    <w:p>
+      <w:pPr>
+        <w:numPr>
+          <w:ilvl w:val="0"/>
+          <w:numId w:val="14"/>
+        </w:numPr>
+        <w:spacing w:line="278" w:lineRule="auto"/>
+      </w:pPr>
+      <w:r>
+        <w:rPr>
+          <w:b/>
+          <w:bCs/>
+        </w:rPr>
+        <w:t>Adminisztrációs felület</w:t>
+      </w:r>
+      <w:r>
+        <w:t xml:space="preserve"> – a kártevőirtó cég munkatársainak</w:t>
+      </w:r>
+    </w:p>
+    <w:p>
       <w:r>
         <w:drawing>
-          <wp:inline distT="0" distB="0" distL="0" distR="0" wp14:anchorId="5C3B19B1" wp14:editId="09D1DB83">
-            <wp:extent cx="5760720" cy="4549140"/>
-            <wp:effectExtent l="0" t="0" r="0" b="3810"/>
-            <wp:docPr id="1414698005" name="Kép 1"/>
+          <wp:anchor distT="0" distB="0" distL="114300" distR="114300" simplePos="0" relativeHeight="251660288" behindDoc="1" locked="0" layoutInCell="1" allowOverlap="1" wp14:anchorId="5F1E33E7" wp14:editId="12BA185E">
+            <wp:simplePos x="0" y="0"/>
+            <wp:positionH relativeFrom="column">
+              <wp:posOffset>2917825</wp:posOffset>
+            </wp:positionH>
+            <wp:positionV relativeFrom="paragraph">
+              <wp:posOffset>2540</wp:posOffset>
+            </wp:positionV>
+            <wp:extent cx="3150870" cy="1294130"/>
+            <wp:effectExtent l="0" t="0" r="0" b="1270"/>
+            <wp:wrapTight wrapText="bothSides">
+              <wp:wrapPolygon edited="0">
+                <wp:start x="0" y="0"/>
+                <wp:lineTo x="0" y="21303"/>
+                <wp:lineTo x="21417" y="21303"/>
+                <wp:lineTo x="21417" y="0"/>
+                <wp:lineTo x="0" y="0"/>
+              </wp:wrapPolygon>
+            </wp:wrapTight>
+            <wp:docPr id="998462212" name="Kép 1"/>
             <wp:cNvGraphicFramePr>
               <a:graphicFrameLocks xmlns:a="http://schemas.openxmlformats.org/drawingml/2006/main" noChangeAspect="1"/>
             </wp:cNvGraphicFramePr>
@@ -2182,11 +3668,17 @@
               <a:graphicData uri="http://schemas.openxmlformats.org/drawingml/2006/picture">
                 <pic:pic xmlns:pic="http://schemas.openxmlformats.org/drawingml/2006/picture">
                   <pic:nvPicPr>
-                    <pic:cNvPr id="1414698005" name=""/>
+                    <pic:cNvPr id="998462212" name=""/>
                     <pic:cNvPicPr/>
                   </pic:nvPicPr>
                   <pic:blipFill>
-                    <a:blip r:embed="rId8"/>
+                    <a:blip r:embed="rId9" cstate="print">
+                      <a:extLst>
+                        <a:ext uri="{28A0092B-C50C-407E-A947-70E740481C1C}">
+                          <a14:useLocalDpi xmlns:a14="http://schemas.microsoft.com/office/drawing/2010/main" val="0"/>
+                        </a:ext>
+                      </a:extLst>
+                    </a:blip>
                     <a:stretch>
                       <a:fillRect/>
                     </a:stretch>
@@ -2194,7 +3686,7 @@
                   <pic:spPr>
                     <a:xfrm>
                       <a:off x="0" y="0"/>
-                      <a:ext cx="5760720" cy="4549140"/>
+                      <a:ext cx="3150870" cy="1294130"/>
                     </a:xfrm>
                     <a:prstGeom prst="rect">
                       <a:avLst/>
@@ -2203,16 +3695,198 @@
                 </pic:pic>
               </a:graphicData>
             </a:graphic>
-          </wp:inline>
+            <wp14:sizeRelH relativeFrom="page">
+              <wp14:pctWidth>0</wp14:pctWidth>
+            </wp14:sizeRelH>
+            <wp14:sizeRelV relativeFrom="page">
+              <wp14:pctHeight>0</wp14:pctHeight>
+            </wp14:sizeRelV>
+          </wp:anchor>
         </w:drawing>
       </w:r>
+      <w:r>
+        <w:t>A rendszer böngészőből érhető el.</w:t>
+      </w:r>
+      <w:r>
+        <w:br/>
+      </w:r>
+      <w:r>
+        <w:rPr>
+          <w:b/>
+          <w:bCs/>
+        </w:rPr>
+        <w:t>Ajánlott böngésző: Google Chrome</w:t>
+      </w:r>
+      <w:r>
+        <w:br/>
+        <w:t>Cím: http://localhost:5173/</w:t>
+      </w:r>
     </w:p>
     <w:p/>
-    <w:p>
-      <w:r>
-        <w:t xml:space="preserve">A tevékenységek részletes leírásához a tevékenység kártyája jutunk el: </w:t>
-      </w:r>
-    </w:p>
+    <w:p/>
+    <w:p/>
+    <w:p>
+      <w:pPr>
+        <w:pStyle w:val="Listaszerbekezds"/>
+        <w:numPr>
+          <w:ilvl w:val="0"/>
+          <w:numId w:val="16"/>
+        </w:numPr>
+        <w:rPr>
+          <w:rStyle w:val="Erskiemels"/>
+        </w:rPr>
+      </w:pPr>
+      <w:r>
+        <w:rPr>
+          <w:rStyle w:val="Erskiemels"/>
+        </w:rPr>
+        <w:t>Publikus felület</w:t>
+      </w:r>
+    </w:p>
+    <w:p>
+      <w:pPr>
+        <w:pStyle w:val="Listaszerbekezds"/>
+        <w:numPr>
+          <w:ilvl w:val="1"/>
+          <w:numId w:val="16"/>
+        </w:numPr>
+      </w:pPr>
+      <w:r>
+        <w:drawing>
+          <wp:anchor distT="0" distB="0" distL="114300" distR="114300" simplePos="0" relativeHeight="251661312" behindDoc="1" locked="0" layoutInCell="1" allowOverlap="1" wp14:anchorId="12DB451E" wp14:editId="7C1205CF">
+            <wp:simplePos x="0" y="0"/>
+            <wp:positionH relativeFrom="column">
+              <wp:posOffset>2917825</wp:posOffset>
+            </wp:positionH>
+            <wp:positionV relativeFrom="paragraph">
+              <wp:posOffset>67945</wp:posOffset>
+            </wp:positionV>
+            <wp:extent cx="3102610" cy="3502025"/>
+            <wp:effectExtent l="0" t="0" r="2540" b="3175"/>
+            <wp:wrapTight wrapText="bothSides">
+              <wp:wrapPolygon edited="0">
+                <wp:start x="0" y="0"/>
+                <wp:lineTo x="0" y="21502"/>
+                <wp:lineTo x="21485" y="21502"/>
+                <wp:lineTo x="21485" y="0"/>
+                <wp:lineTo x="0" y="0"/>
+              </wp:wrapPolygon>
+            </wp:wrapTight>
+            <wp:docPr id="1507880576" name="Kép 1"/>
+            <wp:cNvGraphicFramePr>
+              <a:graphicFrameLocks xmlns:a="http://schemas.openxmlformats.org/drawingml/2006/main" noChangeAspect="1"/>
+            </wp:cNvGraphicFramePr>
+            <a:graphic xmlns:a="http://schemas.openxmlformats.org/drawingml/2006/main">
+              <a:graphicData uri="http://schemas.openxmlformats.org/drawingml/2006/picture">
+                <pic:pic xmlns:pic="http://schemas.openxmlformats.org/drawingml/2006/picture">
+                  <pic:nvPicPr>
+                    <pic:cNvPr id="1507880576" name=""/>
+                    <pic:cNvPicPr/>
+                  </pic:nvPicPr>
+                  <pic:blipFill>
+                    <a:blip r:embed="rId10">
+                      <a:extLst>
+                        <a:ext uri="{28A0092B-C50C-407E-A947-70E740481C1C}">
+                          <a14:useLocalDpi xmlns:a14="http://schemas.microsoft.com/office/drawing/2010/main" val="0"/>
+                        </a:ext>
+                      </a:extLst>
+                    </a:blip>
+                    <a:stretch>
+                      <a:fillRect/>
+                    </a:stretch>
+                  </pic:blipFill>
+                  <pic:spPr>
+                    <a:xfrm>
+                      <a:off x="0" y="0"/>
+                      <a:ext cx="3102610" cy="3502025"/>
+                    </a:xfrm>
+                    <a:prstGeom prst="rect">
+                      <a:avLst/>
+                    </a:prstGeom>
+                  </pic:spPr>
+                </pic:pic>
+              </a:graphicData>
+            </a:graphic>
+            <wp14:sizeRelH relativeFrom="page">
+              <wp14:pctWidth>0</wp14:pctWidth>
+            </wp14:sizeRelH>
+            <wp14:sizeRelV relativeFrom="page">
+              <wp14:pctHeight>0</wp14:pctHeight>
+            </wp14:sizeRelV>
+          </wp:anchor>
+        </w:drawing>
+      </w:r>
+      <w:r>
+        <w:rPr>
+          <w:rStyle w:val="Erskiemels"/>
+        </w:rPr>
+        <w:t>Te</w:t>
+      </w:r>
+      <w:r>
+        <w:rPr>
+          <w:rStyle w:val="Erskiemels"/>
+        </w:rPr>
+        <w:t>vékenységek megtekintés</w:t>
+      </w:r>
+      <w:r>
+        <w:rPr>
+          <w:rStyle w:val="Erskiemels"/>
+        </w:rPr>
+        <w:t>e</w:t>
+      </w:r>
+      <w:r>
+        <w:t xml:space="preserve"> </w:t>
+      </w:r>
+    </w:p>
+    <w:p>
+      <w:r>
+        <w:t>A kezdőlapon a látogató a vállalkozás által végzett tevékenységeket láthatja.</w:t>
+      </w:r>
+    </w:p>
+    <w:p/>
+    <w:p/>
+    <w:p/>
+    <w:p/>
+    <w:p/>
+    <w:p/>
+    <w:p/>
+    <w:p/>
+    <w:p/>
+    <w:p/>
+    <w:p/>
+    <w:p>
+      <w:r>
+        <w:t xml:space="preserve">Egy tevékenységre kattintva megnyílik annak </w:t>
+      </w:r>
+      <w:r>
+        <w:rPr>
+          <w:b/>
+          <w:bCs/>
+        </w:rPr>
+        <w:t>részletes leírása</w:t>
+      </w:r>
+      <w:r>
+        <w:t>.</w:t>
+      </w:r>
+    </w:p>
+    <w:p>
+      <w:r>
+        <w:t xml:space="preserve">A bal felső sarokban található </w:t>
+      </w:r>
+      <w:proofErr w:type="spellStart"/>
+      <w:r>
+        <w:rPr>
+          <w:b/>
+          <w:bCs/>
+        </w:rPr>
+        <w:t>Breadcrumb</w:t>
+      </w:r>
+      <w:proofErr w:type="spellEnd"/>
+      <w:r>
+        <w:t xml:space="preserve"> segítségével vissza lehet navigálni a főoldalra.</w:t>
+      </w:r>
+    </w:p>
+    <w:p/>
     <w:p>
       <w:r>
         <w:rPr>
@@ -2220,10 +3894,10 @@
         </w:rPr>
         <w:lastRenderedPageBreak/>
         <w:drawing>
-          <wp:inline distT="0" distB="0" distL="0" distR="0" wp14:anchorId="6E8955D4" wp14:editId="1B0543A5">
+          <wp:inline distT="0" distB="0" distL="0" distR="0" wp14:anchorId="5C12624E" wp14:editId="485234A9">
             <wp:extent cx="5753735" cy="3496945"/>
             <wp:effectExtent l="0" t="0" r="0" b="8255"/>
-            <wp:docPr id="282276704" name="Kép 4"/>
+            <wp:docPr id="1229446091" name="Kép 4"/>
             <wp:cNvGraphicFramePr>
               <a:graphicFrameLocks xmlns:a="http://schemas.openxmlformats.org/drawingml/2006/main" noChangeAspect="1"/>
             </wp:cNvGraphicFramePr>
@@ -2237,7 +3911,7 @@
                     </pic:cNvPicPr>
                   </pic:nvPicPr>
                   <pic:blipFill>
-                    <a:blip r:embed="rId9">
+                    <a:blip r:embed="rId11">
                       <a:extLst>
                         <a:ext uri="{28A0092B-C50C-407E-A947-70E740481C1C}">
                           <a14:useLocalDpi xmlns:a14="http://schemas.microsoft.com/office/drawing/2010/main" val="0"/>
@@ -2268,35 +3942,46 @@
           </wp:inline>
         </w:drawing>
       </w:r>
-    </w:p>
-    <w:p>
-      <w:r>
-        <w:t xml:space="preserve">A balfelső sarokban lévő </w:t>
-      </w:r>
-      <w:proofErr w:type="spellStart"/>
-      <w:r>
-        <w:t>Breadcrumb</w:t>
-      </w:r>
-      <w:proofErr w:type="spellEnd"/>
-      <w:r>
-        <w:t xml:space="preserve">-bal tudunk navigálni a főlapra. </w:t>
-      </w:r>
-    </w:p>
-    <w:p>
-      <w:r>
-        <w:t>A Kapcsolatfelvétel gombra kattintva egy megkeresést tudunk rögzíteni</w:t>
-      </w:r>
-      <w:r>
-        <w:t xml:space="preserve">: </w:t>
-      </w:r>
-    </w:p>
-    <w:p>
-      <w:r>
+      <w:r>
+        <w:br/>
+      </w:r>
+    </w:p>
+    <w:p>
+      <w:pPr>
+        <w:pStyle w:val="Listaszerbekezds"/>
+        <w:numPr>
+          <w:ilvl w:val="1"/>
+          <w:numId w:val="16"/>
+        </w:numPr>
+        <w:rPr>
+          <w:rStyle w:val="Erskiemels"/>
+        </w:rPr>
+      </w:pPr>
+      <w:r>
+        <w:rPr>
+          <w:noProof/>
+        </w:rPr>
         <w:drawing>
-          <wp:inline distT="0" distB="0" distL="0" distR="0" wp14:anchorId="01943E3F" wp14:editId="3BE45758">
-            <wp:extent cx="2348103" cy="2791838"/>
+          <wp:anchor distT="0" distB="0" distL="114300" distR="114300" simplePos="0" relativeHeight="251662336" behindDoc="1" locked="0" layoutInCell="1" allowOverlap="1" wp14:anchorId="5FE94D6F" wp14:editId="1A8A4E91">
+            <wp:simplePos x="0" y="0"/>
+            <wp:positionH relativeFrom="column">
+              <wp:posOffset>3375025</wp:posOffset>
+            </wp:positionH>
+            <wp:positionV relativeFrom="paragraph">
+              <wp:posOffset>3175</wp:posOffset>
+            </wp:positionV>
+            <wp:extent cx="2347595" cy="2791460"/>
             <wp:effectExtent l="0" t="0" r="0" b="8890"/>
-            <wp:docPr id="811314392" name="Kép 1"/>
+            <wp:wrapTight wrapText="bothSides">
+              <wp:wrapPolygon edited="0">
+                <wp:start x="0" y="0"/>
+                <wp:lineTo x="0" y="21521"/>
+                <wp:lineTo x="21384" y="21521"/>
+                <wp:lineTo x="21384" y="0"/>
+                <wp:lineTo x="0" y="0"/>
+              </wp:wrapPolygon>
+            </wp:wrapTight>
+            <wp:docPr id="1961123448" name="Kép 1"/>
             <wp:cNvGraphicFramePr>
               <a:graphicFrameLocks xmlns:a="http://schemas.openxmlformats.org/drawingml/2006/main" noChangeAspect="1"/>
             </wp:cNvGraphicFramePr>
@@ -2308,7 +3993,13 @@
                     <pic:cNvPicPr/>
                   </pic:nvPicPr>
                   <pic:blipFill>
-                    <a:blip r:embed="rId10"/>
+                    <a:blip r:embed="rId12">
+                      <a:extLst>
+                        <a:ext uri="{28A0092B-C50C-407E-A947-70E740481C1C}">
+                          <a14:useLocalDpi xmlns:a14="http://schemas.microsoft.com/office/drawing/2010/main" val="0"/>
+                        </a:ext>
+                      </a:extLst>
+                    </a:blip>
                     <a:stretch>
                       <a:fillRect/>
                     </a:stretch>
@@ -2316,7 +4007,7 @@
                   <pic:spPr>
                     <a:xfrm>
                       <a:off x="0" y="0"/>
-                      <a:ext cx="2357151" cy="2802596"/>
+                      <a:ext cx="2347595" cy="2791460"/>
                     </a:xfrm>
                     <a:prstGeom prst="rect">
                       <a:avLst/>
@@ -2325,38 +4016,148 @@
                 </pic:pic>
               </a:graphicData>
             </a:graphic>
-          </wp:inline>
+            <wp14:sizeRelH relativeFrom="page">
+              <wp14:pctWidth>0</wp14:pctWidth>
+            </wp14:sizeRelH>
+            <wp14:sizeRelV relativeFrom="page">
+              <wp14:pctHeight>0</wp14:pctHeight>
+            </wp14:sizeRelV>
+          </wp:anchor>
         </w:drawing>
       </w:r>
       <w:r>
-        <w:t xml:space="preserve"> </w:t>
-      </w:r>
-    </w:p>
-    <w:p>
-      <w:r>
-        <w:t>Az üzenet küldése gomb generál egy e-mailt</w:t>
-      </w:r>
-      <w:r>
-        <w:t>, amely</w:t>
-      </w:r>
-      <w:r>
-        <w:t xml:space="preserve">et </w:t>
-      </w:r>
-      <w:r>
-        <w:t xml:space="preserve">a kártevőírtó és a megkereső fél </w:t>
-      </w:r>
-      <w:r>
-        <w:t>is megkap.</w:t>
-      </w:r>
-    </w:p>
-    <w:p>
-      <w:r>
+        <w:rPr>
+          <w:rStyle w:val="Erskiemels"/>
+        </w:rPr>
+        <w:t>Kapcsolatfelvétel</w:t>
+      </w:r>
+    </w:p>
+    <w:p>
+      <w:r>
+        <w:t xml:space="preserve">A tevékenység részletező oldalán található </w:t>
+      </w:r>
+      <w:r>
+        <w:rPr>
+          <w:b/>
+          <w:bCs/>
+        </w:rPr>
+        <w:t>Kapcsolatfelvétel</w:t>
+      </w:r>
+      <w:r>
+        <w:t xml:space="preserve"> gombbal a látogató megkeresést küldhet.</w:t>
+      </w:r>
+    </w:p>
+    <w:p>
+      <w:r>
+        <w:t>A folyamat:</w:t>
+      </w:r>
+    </w:p>
+    <w:p>
+      <w:pPr>
+        <w:numPr>
+          <w:ilvl w:val="0"/>
+          <w:numId w:val="24"/>
+        </w:numPr>
+        <w:spacing w:line="278" w:lineRule="auto"/>
+      </w:pPr>
+      <w:r>
+        <w:t>A felhasználó kitölti a kapcsolatfelvételi űrlapot.</w:t>
+      </w:r>
+    </w:p>
+    <w:p>
+      <w:pPr>
+        <w:numPr>
+          <w:ilvl w:val="0"/>
+          <w:numId w:val="24"/>
+        </w:numPr>
+        <w:spacing w:line="278" w:lineRule="auto"/>
+      </w:pPr>
+      <w:r>
+        <w:t xml:space="preserve">A </w:t>
+      </w:r>
+      <w:r>
+        <w:rPr>
+          <w:b/>
+          <w:bCs/>
+        </w:rPr>
+        <w:t>„Üzenet küldése”</w:t>
+      </w:r>
+      <w:r>
+        <w:t xml:space="preserve"> gomb megnyomásakor a rendszer:</w:t>
+      </w:r>
+    </w:p>
+    <w:p>
+      <w:pPr>
+        <w:numPr>
+          <w:ilvl w:val="0"/>
+          <w:numId w:val="25"/>
+        </w:numPr>
+        <w:spacing w:line="278" w:lineRule="auto"/>
+      </w:pPr>
+      <w:r>
+        <w:t>e</w:t>
+      </w:r>
+      <w:r>
+        <w:noBreakHyphen/>
+        <w:t>mailt küld a kártevőirtó cégnek,</w:t>
+      </w:r>
+    </w:p>
+    <w:p>
+      <w:pPr>
+        <w:numPr>
+          <w:ilvl w:val="0"/>
+          <w:numId w:val="25"/>
+        </w:numPr>
+        <w:spacing w:line="278" w:lineRule="auto"/>
+      </w:pPr>
+      <w:r>
+        <w:t>e</w:t>
+      </w:r>
+      <w:r>
+        <w:noBreakHyphen/>
+        <w:t>mailt küld a megkereső félnek,</w:t>
+      </w:r>
+    </w:p>
+    <w:p>
+      <w:pPr>
+        <w:numPr>
+          <w:ilvl w:val="0"/>
+          <w:numId w:val="25"/>
+        </w:numPr>
+        <w:spacing w:line="278" w:lineRule="auto"/>
+      </w:pPr>
+      <w:r>
+        <w:t xml:space="preserve">automatikusan rögzíti a megkeresést a </w:t>
+      </w:r>
+      <w:proofErr w:type="spellStart"/>
+      <w:r>
+        <w:rPr>
+          <w:b/>
+          <w:bCs/>
+        </w:rPr>
+        <w:t>Notes</w:t>
+      </w:r>
+      <w:proofErr w:type="spellEnd"/>
+      <w:r>
+        <w:t xml:space="preserve"> modulban „Új” státusszal.</w:t>
+      </w:r>
+    </w:p>
+    <w:p>
+      <w:pPr>
+        <w:rPr>
+          <w:rStyle w:val="Erskiemels"/>
+        </w:rPr>
+      </w:pPr>
+      <w:r>
+        <w:rPr>
+          <w:noProof/>
+        </w:rPr>
         <w:lastRenderedPageBreak/>
         <w:drawing>
-          <wp:inline distT="0" distB="0" distL="0" distR="0" wp14:anchorId="7F4FC192" wp14:editId="483729BA">
+          <wp:inline distT="0" distB="0" distL="0" distR="0" wp14:anchorId="573A528E" wp14:editId="737DEAE6">
             <wp:extent cx="5632314" cy="3962238"/>
             <wp:effectExtent l="0" t="0" r="6985" b="635"/>
-            <wp:docPr id="43532388" name="Kép 1"/>
+            <wp:docPr id="818445009" name="Kép 1"/>
             <wp:cNvGraphicFramePr>
               <a:graphicFrameLocks xmlns:a="http://schemas.openxmlformats.org/drawingml/2006/main" noChangeAspect="1"/>
             </wp:cNvGraphicFramePr>
@@ -2368,7 +4169,7 @@
                     <pic:cNvPicPr/>
                   </pic:nvPicPr>
                   <pic:blipFill>
-                    <a:blip r:embed="rId11"/>
+                    <a:blip r:embed="rId13"/>
                     <a:stretch>
                       <a:fillRect/>
                     </a:stretch>
@@ -2389,27 +4190,42 @@
         </w:drawing>
       </w:r>
     </w:p>
-    <w:p/>
-    <w:p>
-      <w:r>
-        <w:t xml:space="preserve">Az </w:t>
-      </w:r>
-      <w:proofErr w:type="spellStart"/>
-      <w:r>
-        <w:t>Admin</w:t>
-      </w:r>
-      <w:proofErr w:type="spellEnd"/>
-      <w:r>
-        <w:t xml:space="preserve"> gombra kattintva a kártevőirtó cég részére kialakított login felületére jutunk:</w:t>
-      </w:r>
-    </w:p>
-    <w:p>
-      <w:r>
+    <w:p>
+      <w:pPr>
+        <w:pStyle w:val="Listaszerbekezds"/>
+        <w:numPr>
+          <w:ilvl w:val="1"/>
+          <w:numId w:val="16"/>
+        </w:numPr>
+        <w:rPr>
+          <w:rStyle w:val="Erskiemels"/>
+        </w:rPr>
+      </w:pPr>
+      <w:r>
+        <w:rPr>
+          <w:noProof/>
+        </w:rPr>
         <w:drawing>
-          <wp:inline distT="0" distB="0" distL="0" distR="0" wp14:anchorId="6EEBD3E0" wp14:editId="5DCB7246">
-            <wp:extent cx="1585608" cy="3446973"/>
-            <wp:effectExtent l="0" t="0" r="0" b="1270"/>
-            <wp:docPr id="1397224240" name="Kép 1"/>
+          <wp:anchor distT="0" distB="0" distL="114300" distR="114300" simplePos="0" relativeHeight="251663360" behindDoc="1" locked="0" layoutInCell="1" allowOverlap="1" wp14:anchorId="74925BF3" wp14:editId="315AB1C0">
+            <wp:simplePos x="0" y="0"/>
+            <wp:positionH relativeFrom="margin">
+              <wp:posOffset>4358005</wp:posOffset>
+            </wp:positionH>
+            <wp:positionV relativeFrom="paragraph">
+              <wp:posOffset>3175</wp:posOffset>
+            </wp:positionV>
+            <wp:extent cx="1400175" cy="3044190"/>
+            <wp:effectExtent l="0" t="0" r="9525" b="3810"/>
+            <wp:wrapTight wrapText="bothSides">
+              <wp:wrapPolygon edited="0">
+                <wp:start x="0" y="0"/>
+                <wp:lineTo x="0" y="21492"/>
+                <wp:lineTo x="21453" y="21492"/>
+                <wp:lineTo x="21453" y="0"/>
+                <wp:lineTo x="0" y="0"/>
+              </wp:wrapPolygon>
+            </wp:wrapTight>
+            <wp:docPr id="1282975859" name="Kép 1"/>
             <wp:cNvGraphicFramePr>
               <a:graphicFrameLocks xmlns:a="http://schemas.openxmlformats.org/drawingml/2006/main" noChangeAspect="1"/>
             </wp:cNvGraphicFramePr>
@@ -2421,7 +4237,13 @@
                     <pic:cNvPicPr/>
                   </pic:nvPicPr>
                   <pic:blipFill>
-                    <a:blip r:embed="rId12"/>
+                    <a:blip r:embed="rId14" cstate="print">
+                      <a:extLst>
+                        <a:ext uri="{28A0092B-C50C-407E-A947-70E740481C1C}">
+                          <a14:useLocalDpi xmlns:a14="http://schemas.microsoft.com/office/drawing/2010/main" val="0"/>
+                        </a:ext>
+                      </a:extLst>
+                    </a:blip>
                     <a:stretch>
                       <a:fillRect/>
                     </a:stretch>
@@ -2429,7 +4251,7 @@
                   <pic:spPr>
                     <a:xfrm>
                       <a:off x="0" y="0"/>
-                      <a:ext cx="1591557" cy="3459906"/>
+                      <a:ext cx="1400175" cy="3044190"/>
                     </a:xfrm>
                     <a:prstGeom prst="rect">
                       <a:avLst/>
@@ -2438,12 +4260,136 @@
                 </pic:pic>
               </a:graphicData>
             </a:graphic>
-          </wp:inline>
+            <wp14:sizeRelH relativeFrom="page">
+              <wp14:pctWidth>0</wp14:pctWidth>
+            </wp14:sizeRelH>
+            <wp14:sizeRelV relativeFrom="page">
+              <wp14:pctHeight>0</wp14:pctHeight>
+            </wp14:sizeRelV>
+          </wp:anchor>
         </w:drawing>
       </w:r>
-    </w:p>
-    <w:p>
-      <w:r>
+      <w:proofErr w:type="spellStart"/>
+      <w:r>
+        <w:rPr>
+          <w:rStyle w:val="Erskiemels"/>
+        </w:rPr>
+        <w:t>Admin</w:t>
+      </w:r>
+      <w:proofErr w:type="spellEnd"/>
+      <w:r>
+        <w:rPr>
+          <w:rStyle w:val="Erskiemels"/>
+        </w:rPr>
+        <w:t xml:space="preserve"> felület elérése</w:t>
+      </w:r>
+    </w:p>
+    <w:p>
+      <w:r>
+        <w:t xml:space="preserve">A publikus oldal jobb felső részén található </w:t>
+      </w:r>
+      <w:proofErr w:type="spellStart"/>
+      <w:r>
+        <w:rPr>
+          <w:b/>
+          <w:bCs/>
+        </w:rPr>
+        <w:t>Admin</w:t>
+      </w:r>
+      <w:proofErr w:type="spellEnd"/>
+      <w:r>
+        <w:t xml:space="preserve"> gombbal érhető el a belépési felület.</w:t>
+      </w:r>
+    </w:p>
+    <w:p>
+      <w:r>
+        <w:t>A belépéshez felhasználónév és jelszó szükséges.</w:t>
+      </w:r>
+      <w:r>
+        <w:rPr>
+          <w:noProof/>
+        </w:rPr>
+        <w:t xml:space="preserve"> </w:t>
+      </w:r>
+    </w:p>
+    <w:p>
+      <w:pPr>
+        <w:rPr>
+          <w:rStyle w:val="Erskiemels"/>
+        </w:rPr>
+      </w:pPr>
+    </w:p>
+    <w:p>
+      <w:pPr>
+        <w:rPr>
+          <w:rStyle w:val="Erskiemels"/>
+        </w:rPr>
+      </w:pPr>
+    </w:p>
+    <w:p>
+      <w:pPr>
+        <w:rPr>
+          <w:rStyle w:val="Erskiemels"/>
+        </w:rPr>
+      </w:pPr>
+    </w:p>
+    <w:p>
+      <w:pPr>
+        <w:pStyle w:val="Listaszerbekezds"/>
+        <w:numPr>
+          <w:ilvl w:val="0"/>
+          <w:numId w:val="16"/>
+        </w:numPr>
+        <w:rPr>
+          <w:rStyle w:val="Erskiemels"/>
+        </w:rPr>
+      </w:pPr>
+      <w:proofErr w:type="spellStart"/>
+      <w:r>
+        <w:rPr>
+          <w:rStyle w:val="Erskiemels"/>
+        </w:rPr>
+        <w:t>Admin</w:t>
+      </w:r>
+      <w:proofErr w:type="spellEnd"/>
+      <w:r>
+        <w:rPr>
+          <w:rStyle w:val="Erskiemels"/>
+        </w:rPr>
+        <w:t xml:space="preserve"> felület – Modulok</w:t>
+      </w:r>
+    </w:p>
+    <w:p>
+      <w:r>
+        <w:t xml:space="preserve">Az </w:t>
+      </w:r>
+      <w:proofErr w:type="spellStart"/>
+      <w:r>
+        <w:t>admin</w:t>
+      </w:r>
+      <w:proofErr w:type="spellEnd"/>
+      <w:r>
+        <w:t xml:space="preserve"> felület több, jól elkülönített modulból áll.</w:t>
+      </w:r>
+      <w:r>
+        <w:br/>
+        <w:t>Az alábbiakban mindegyik funkcióját részletesen ismertetjük.</w:t>
+      </w:r>
+    </w:p>
+    <w:p>
+      <w:pPr>
+        <w:rPr>
+          <w:rStyle w:val="Erskiemels"/>
+        </w:rPr>
+      </w:pPr>
+    </w:p>
+    <w:p/>
+    <w:p/>
+    <w:p>
+      <w:r>
+        <w:rPr>
+          <w:noProof/>
+        </w:rPr>
         <w:lastRenderedPageBreak/>
         <w:drawing>
           <wp:inline distT="0" distB="0" distL="0" distR="0" wp14:anchorId="037F67C9" wp14:editId="472537B3">
@@ -2461,7 +4407,7 @@
                     <pic:cNvPicPr/>
                   </pic:nvPicPr>
                   <pic:blipFill>
-                    <a:blip r:embed="rId13"/>
+                    <a:blip r:embed="rId15"/>
                     <a:stretch>
                       <a:fillRect/>
                     </a:stretch>
@@ -2485,6 +4431,9 @@
     <w:p/>
     <w:p>
       <w:r>
+        <w:rPr>
+          <w:noProof/>
+        </w:rPr>
         <w:drawing>
           <wp:anchor distT="0" distB="0" distL="114300" distR="114300" simplePos="0" relativeHeight="251658240" behindDoc="1" locked="0" layoutInCell="1" allowOverlap="1" wp14:anchorId="48964C52" wp14:editId="3546F111">
             <wp:simplePos x="0" y="0"/>
@@ -2517,7 +4466,7 @@
                     <pic:cNvPicPr/>
                   </pic:nvPicPr>
                   <pic:blipFill>
-                    <a:blip r:embed="rId14">
+                    <a:blip r:embed="rId16">
                       <a:extLst>
                         <a:ext uri="{28A0092B-C50C-407E-A947-70E740481C1C}">
                           <a14:useLocalDpi xmlns:a14="http://schemas.microsoft.com/office/drawing/2010/main" val="0"/>
@@ -2549,21 +4498,6 @@
           </wp:anchor>
         </w:drawing>
       </w:r>
-      <w:proofErr w:type="spellStart"/>
-      <w:r>
-        <w:t>Layout-ról</w:t>
-      </w:r>
-      <w:proofErr w:type="spellEnd"/>
-    </w:p>
-    <w:p>
-      <w:r>
-        <w:t xml:space="preserve"> Anti</w:t>
-      </w:r>
-    </w:p>
-    <w:p>
-      <w:r>
-        <w:t xml:space="preserve"> ír</w:t>
-      </w:r>
     </w:p>
     <w:p/>
     <w:p/>
@@ -2576,107 +4510,290 @@
     <w:p/>
     <w:p/>
     <w:p/>
+    <w:p>
+      <w:pPr>
+        <w:pStyle w:val="Listaszerbekezds"/>
+        <w:numPr>
+          <w:ilvl w:val="1"/>
+          <w:numId w:val="16"/>
+        </w:numPr>
+        <w:ind w:left="0" w:firstLine="0"/>
+        <w:rPr>
+          <w:rStyle w:val="Erskiemels"/>
+        </w:rPr>
+      </w:pPr>
+      <w:proofErr w:type="spellStart"/>
+      <w:r>
+        <w:rPr>
+          <w:rStyle w:val="Erskiemels"/>
+        </w:rPr>
+        <w:t>Notes</w:t>
+      </w:r>
+      <w:proofErr w:type="spellEnd"/>
+      <w:r>
+        <w:rPr>
+          <w:rStyle w:val="Erskiemels"/>
+        </w:rPr>
+        <w:t xml:space="preserve"> – Megkeresések és eseti munkák</w:t>
+      </w:r>
+    </w:p>
+    <w:p>
+      <w:r>
+        <w:t xml:space="preserve">A </w:t>
+      </w:r>
+      <w:proofErr w:type="spellStart"/>
+      <w:r>
+        <w:t>Notes</w:t>
+      </w:r>
+      <w:proofErr w:type="spellEnd"/>
+      <w:r>
+        <w:t xml:space="preserve"> modulban kezelhetők:</w:t>
+      </w:r>
+    </w:p>
+    <w:p>
+      <w:pPr>
+        <w:numPr>
+          <w:ilvl w:val="0"/>
+          <w:numId w:val="26"/>
+        </w:numPr>
+        <w:spacing w:line="278" w:lineRule="auto"/>
+      </w:pPr>
+      <w:r>
+        <w:t>a publikus felületről érkező megkeresések (automatikusan rögzülnek),</w:t>
+      </w:r>
+    </w:p>
+    <w:p>
+      <w:pPr>
+        <w:numPr>
+          <w:ilvl w:val="0"/>
+          <w:numId w:val="26"/>
+        </w:numPr>
+        <w:spacing w:line="278" w:lineRule="auto"/>
+      </w:pPr>
+      <w:r>
+        <w:t>az eseti munkák (manuálisan rögzíthetők).</w:t>
+      </w:r>
+    </w:p>
+    <w:p>
+      <w:r>
+        <w:lastRenderedPageBreak/>
+        <w:t>Funkciók:</w:t>
+      </w:r>
+    </w:p>
+    <w:p>
+      <w:pPr>
+        <w:numPr>
+          <w:ilvl w:val="0"/>
+          <w:numId w:val="27"/>
+        </w:numPr>
+        <w:spacing w:line="278" w:lineRule="auto"/>
+      </w:pPr>
+      <w:r>
+        <w:t xml:space="preserve">Státusz módosítása: </w:t>
+      </w:r>
+      <w:r>
+        <w:rPr>
+          <w:b/>
+          <w:bCs/>
+        </w:rPr>
+        <w:t>Új → Folyamatban → Kész</w:t>
+      </w:r>
+    </w:p>
+    <w:p>
+      <w:pPr>
+        <w:numPr>
+          <w:ilvl w:val="0"/>
+          <w:numId w:val="27"/>
+        </w:numPr>
+        <w:spacing w:line="278" w:lineRule="auto"/>
+      </w:pPr>
+      <w:r>
+        <w:t>Keresés:</w:t>
+      </w:r>
+    </w:p>
+    <w:p>
+      <w:pPr>
+        <w:numPr>
+          <w:ilvl w:val="0"/>
+          <w:numId w:val="28"/>
+        </w:numPr>
+        <w:spacing w:line="278" w:lineRule="auto"/>
+      </w:pPr>
+      <w:r>
+        <w:t>státusz,</w:t>
+      </w:r>
+    </w:p>
+    <w:p>
+      <w:pPr>
+        <w:numPr>
+          <w:ilvl w:val="0"/>
+          <w:numId w:val="28"/>
+        </w:numPr>
+        <w:spacing w:line="278" w:lineRule="auto"/>
+      </w:pPr>
+      <w:r>
+        <w:t>név,</w:t>
+      </w:r>
+    </w:p>
+    <w:p>
+      <w:pPr>
+        <w:numPr>
+          <w:ilvl w:val="0"/>
+          <w:numId w:val="28"/>
+        </w:numPr>
+        <w:spacing w:line="278" w:lineRule="auto"/>
+      </w:pPr>
+      <w:r>
+        <w:t>e</w:t>
+      </w:r>
+      <w:r>
+        <w:noBreakHyphen/>
+        <w:t>mail cím,</w:t>
+      </w:r>
+    </w:p>
+    <w:p>
+      <w:pPr>
+        <w:numPr>
+          <w:ilvl w:val="0"/>
+          <w:numId w:val="28"/>
+        </w:numPr>
+        <w:spacing w:line="278" w:lineRule="auto"/>
+      </w:pPr>
+      <w:r>
+        <w:t>telefonszám alapján.</w:t>
+      </w:r>
+    </w:p>
+    <w:p>
+      <w:r>
+        <w:t>Ez a modul segíti az adminisztrátor napi munkáját és az ügyfélkommunikációt.</w:t>
+      </w:r>
+    </w:p>
+    <w:p>
+      <w:r>
+        <w:drawing>
+          <wp:inline distT="0" distB="0" distL="0" distR="0" wp14:anchorId="7224AF5E" wp14:editId="36870AAC">
+            <wp:extent cx="5760720" cy="3430905"/>
+            <wp:effectExtent l="0" t="0" r="0" b="0"/>
+            <wp:docPr id="517582100" name="Kép 1"/>
+            <wp:cNvGraphicFramePr>
+              <a:graphicFrameLocks xmlns:a="http://schemas.openxmlformats.org/drawingml/2006/main" noChangeAspect="1"/>
+            </wp:cNvGraphicFramePr>
+            <a:graphic xmlns:a="http://schemas.openxmlformats.org/drawingml/2006/main">
+              <a:graphicData uri="http://schemas.openxmlformats.org/drawingml/2006/picture">
+                <pic:pic xmlns:pic="http://schemas.openxmlformats.org/drawingml/2006/picture">
+                  <pic:nvPicPr>
+                    <pic:cNvPr id="517582100" name=""/>
+                    <pic:cNvPicPr/>
+                  </pic:nvPicPr>
+                  <pic:blipFill>
+                    <a:blip r:embed="rId17"/>
+                    <a:stretch>
+                      <a:fillRect/>
+                    </a:stretch>
+                  </pic:blipFill>
+                  <pic:spPr>
+                    <a:xfrm>
+                      <a:off x="0" y="0"/>
+                      <a:ext cx="5760720" cy="3430905"/>
+                    </a:xfrm>
+                    <a:prstGeom prst="rect">
+                      <a:avLst/>
+                    </a:prstGeom>
+                  </pic:spPr>
+                </pic:pic>
+              </a:graphicData>
+            </a:graphic>
+          </wp:inline>
+        </w:drawing>
+      </w:r>
+    </w:p>
+    <w:p/>
+    <w:p>
+      <w:pPr>
+        <w:pStyle w:val="Listaszerbekezds"/>
+        <w:numPr>
+          <w:ilvl w:val="1"/>
+          <w:numId w:val="16"/>
+        </w:numPr>
+        <w:ind w:left="0" w:firstLine="0"/>
+        <w:rPr>
+          <w:rStyle w:val="Erskiemels"/>
+        </w:rPr>
+      </w:pPr>
+      <w:proofErr w:type="spellStart"/>
+      <w:r>
+        <w:rPr>
+          <w:rStyle w:val="Erskiemels"/>
+        </w:rPr>
+        <w:t>Activities</w:t>
+      </w:r>
+      <w:proofErr w:type="spellEnd"/>
+      <w:r>
+        <w:rPr>
+          <w:rStyle w:val="Erskiemels"/>
+        </w:rPr>
+        <w:t xml:space="preserve"> – Tevékenységek kezelése</w:t>
+      </w:r>
+    </w:p>
+    <w:p>
+      <w:r>
+        <w:t>A publikus weboldalon megjelenő tevékenységek itt szerkeszthetők.</w:t>
+      </w:r>
+    </w:p>
+    <w:p>
+      <w:r>
+        <w:t>Tartalmazza:</w:t>
+      </w:r>
+    </w:p>
+    <w:p>
+      <w:pPr>
+        <w:numPr>
+          <w:ilvl w:val="0"/>
+          <w:numId w:val="30"/>
+        </w:numPr>
+        <w:spacing w:line="278" w:lineRule="auto"/>
+      </w:pPr>
+      <w:r>
+        <w:t>tevékenység neve,</w:t>
+      </w:r>
+    </w:p>
+    <w:p>
+      <w:pPr>
+        <w:numPr>
+          <w:ilvl w:val="0"/>
+          <w:numId w:val="30"/>
+        </w:numPr>
+        <w:spacing w:line="278" w:lineRule="auto"/>
+      </w:pPr>
+      <w:r>
+        <w:t>kép,</w:t>
+      </w:r>
+    </w:p>
+    <w:p>
+      <w:pPr>
+        <w:numPr>
+          <w:ilvl w:val="0"/>
+          <w:numId w:val="30"/>
+        </w:numPr>
+        <w:spacing w:line="278" w:lineRule="auto"/>
+      </w:pPr>
+      <w:r>
+        <w:t>részletes leírás (HTML formázással).</w:t>
+      </w:r>
+    </w:p>
+    <w:p>
+      <w:r>
+        <w:t>A publikus felület „Kapcsolatfelvétel” űrlapján ezek közül választhat az ügyfél.</w:t>
+      </w:r>
+    </w:p>
     <w:p/>
     <w:p/>
     <w:p>
       <w:r>
+        <w:rPr>
+          <w:noProof/>
+        </w:rPr>
         <w:lastRenderedPageBreak/>
-        <w:t xml:space="preserve">A </w:t>
-      </w:r>
-      <w:proofErr w:type="spellStart"/>
-      <w:r>
-        <w:t>Notes</w:t>
-      </w:r>
-      <w:proofErr w:type="spellEnd"/>
-      <w:r>
-        <w:t xml:space="preserve">-ban tudjuk kezelni az eseti megrendeléseket. Az e-mailben küldött </w:t>
-      </w:r>
-      <w:r>
-        <w:t xml:space="preserve">automatikusan rögzítésre kerülnek a </w:t>
-      </w:r>
-      <w:proofErr w:type="spellStart"/>
-      <w:r>
-        <w:t>Notes</w:t>
-      </w:r>
-      <w:proofErr w:type="spellEnd"/>
-      <w:r>
-        <w:t xml:space="preserve"> táblába</w:t>
-      </w:r>
-      <w:r>
-        <w:t xml:space="preserve"> megkeresések</w:t>
-      </w:r>
-      <w:r>
-        <w:t xml:space="preserve"> ’új’ státusszal, illetve lehet egyéb eseti munkákat is rögzíteni.</w:t>
-      </w:r>
-    </w:p>
-    <w:p>
-      <w:r>
-        <w:t xml:space="preserve">A </w:t>
-      </w:r>
-      <w:proofErr w:type="spellStart"/>
-      <w:r>
-        <w:t>Notes</w:t>
-      </w:r>
-      <w:proofErr w:type="spellEnd"/>
-      <w:r>
-        <w:t xml:space="preserve"> státuszát át tudjuk állítani ’Folyamatban” és „</w:t>
-      </w:r>
-      <w:proofErr w:type="gramStart"/>
-      <w:r>
-        <w:t>Kész”-</w:t>
-      </w:r>
-      <w:proofErr w:type="gramEnd"/>
-      <w:r>
-        <w:t xml:space="preserve">re. </w:t>
-      </w:r>
-    </w:p>
-    <w:p>
-      <w:r>
-        <w:t xml:space="preserve">Az adminisztrátor munkájának megkönnyítése érdekében lehetőség van Státuszra, Névre, e-mail-címre, telefonszámra keresni. </w:t>
-      </w:r>
-    </w:p>
-    <w:p/>
-    <w:p/>
-    <w:p/>
-    <w:p/>
-    <w:p>
-      <w:r>
-        <w:t xml:space="preserve">Az </w:t>
-      </w:r>
-      <w:proofErr w:type="spellStart"/>
-      <w:r>
-        <w:t>Activities</w:t>
-      </w:r>
-      <w:proofErr w:type="spellEnd"/>
-      <w:r>
-        <w:t xml:space="preserve"> tartalmazza a publikus weblap tevékenységeit, a megjelenített képeket és a részletes leírásokat (a </w:t>
-      </w:r>
-      <w:r>
-        <w:t>L</w:t>
-      </w:r>
-      <w:r>
-        <w:t>eírás</w:t>
-      </w:r>
-      <w:r>
-        <w:t>-t</w:t>
-      </w:r>
-      <w:r>
-        <w:t xml:space="preserve"> HTML-tagekkel kell rögzíteni). </w:t>
-      </w:r>
-      <w:r>
-        <w:t xml:space="preserve"> A publikus felület ’Kapcsolat felvétele-’</w:t>
-      </w:r>
-      <w:proofErr w:type="gramStart"/>
-      <w:r>
-        <w:t>n  ezen</w:t>
-      </w:r>
-      <w:proofErr w:type="gramEnd"/>
-      <w:r>
-        <w:t xml:space="preserve"> tábla rekordjai közül választhatunk.</w:t>
-      </w:r>
-    </w:p>
-    <w:p>
-      <w:r>
         <w:drawing>
           <wp:inline distT="0" distB="0" distL="0" distR="0" wp14:anchorId="16FD01B9" wp14:editId="786FF97C">
             <wp:extent cx="5760720" cy="4064635"/>
@@ -2693,7 +4810,7 @@
                     <pic:cNvPicPr/>
                   </pic:nvPicPr>
                   <pic:blipFill>
-                    <a:blip r:embed="rId15"/>
+                    <a:blip r:embed="rId18"/>
                     <a:stretch>
                       <a:fillRect/>
                     </a:stretch>
@@ -2715,26 +4832,43 @@
       </w:r>
     </w:p>
     <w:p/>
-    <w:p>
-      <w:r>
-        <w:t xml:space="preserve">Az </w:t>
-      </w:r>
-      <w:proofErr w:type="spellStart"/>
-      <w:r>
-        <w:t>Owner</w:t>
-      </w:r>
-      <w:proofErr w:type="spellEnd"/>
-      <w:r>
-        <w:t xml:space="preserve"> a Kft adatait tartalmazza.</w:t>
-      </w:r>
-    </w:p>
-    <w:p>
-      <w:r>
-        <w:lastRenderedPageBreak/>
+    <w:p/>
+    <w:p>
+      <w:pPr>
+        <w:pStyle w:val="Listaszerbekezds"/>
+        <w:numPr>
+          <w:ilvl w:val="1"/>
+          <w:numId w:val="16"/>
+        </w:numPr>
+        <w:ind w:left="0" w:firstLine="0"/>
+        <w:rPr>
+          <w:rStyle w:val="Erskiemels"/>
+        </w:rPr>
+      </w:pPr>
+      <w:r>
+        <w:rPr>
+          <w:noProof/>
+        </w:rPr>
         <w:drawing>
-          <wp:inline distT="0" distB="0" distL="0" distR="0" wp14:anchorId="179A4571" wp14:editId="023CFD6F">
-            <wp:extent cx="2817285" cy="4776280"/>
-            <wp:effectExtent l="0" t="0" r="2540" b="5715"/>
+          <wp:anchor distT="0" distB="0" distL="114300" distR="114300" simplePos="0" relativeHeight="251664384" behindDoc="1" locked="0" layoutInCell="1" allowOverlap="1" wp14:anchorId="179A4571" wp14:editId="511A0517">
+            <wp:simplePos x="0" y="0"/>
+            <wp:positionH relativeFrom="margin">
+              <wp:posOffset>4299585</wp:posOffset>
+            </wp:positionH>
+            <wp:positionV relativeFrom="paragraph">
+              <wp:posOffset>5715</wp:posOffset>
+            </wp:positionV>
+            <wp:extent cx="1459865" cy="2475230"/>
+            <wp:effectExtent l="0" t="0" r="6985" b="1270"/>
+            <wp:wrapTight wrapText="bothSides">
+              <wp:wrapPolygon edited="0">
+                <wp:start x="0" y="0"/>
+                <wp:lineTo x="0" y="21445"/>
+                <wp:lineTo x="21421" y="21445"/>
+                <wp:lineTo x="21421" y="0"/>
+                <wp:lineTo x="0" y="0"/>
+              </wp:wrapPolygon>
+            </wp:wrapTight>
             <wp:docPr id="1060079886" name="Kép 1"/>
             <wp:cNvGraphicFramePr>
               <a:graphicFrameLocks xmlns:a="http://schemas.openxmlformats.org/drawingml/2006/main" noChangeAspect="1"/>
@@ -2747,7 +4881,13 @@
                     <pic:cNvPicPr/>
                   </pic:nvPicPr>
                   <pic:blipFill>
-                    <a:blip r:embed="rId16"/>
+                    <a:blip r:embed="rId19" cstate="print">
+                      <a:extLst>
+                        <a:ext uri="{28A0092B-C50C-407E-A947-70E740481C1C}">
+                          <a14:useLocalDpi xmlns:a14="http://schemas.microsoft.com/office/drawing/2010/main" val="0"/>
+                        </a:ext>
+                      </a:extLst>
+                    </a:blip>
                     <a:stretch>
                       <a:fillRect/>
                     </a:stretch>
@@ -2755,7 +4895,7 @@
                   <pic:spPr>
                     <a:xfrm>
                       <a:off x="0" y="0"/>
-                      <a:ext cx="2825376" cy="4789997"/>
+                      <a:ext cx="1459865" cy="2475230"/>
                     </a:xfrm>
                     <a:prstGeom prst="rect">
                       <a:avLst/>
@@ -2764,28 +4904,205 @@
                 </pic:pic>
               </a:graphicData>
             </a:graphic>
-          </wp:inline>
+            <wp14:sizeRelH relativeFrom="page">
+              <wp14:pctWidth>0</wp14:pctWidth>
+            </wp14:sizeRelH>
+            <wp14:sizeRelV relativeFrom="page">
+              <wp14:pctHeight>0</wp14:pctHeight>
+            </wp14:sizeRelV>
+          </wp:anchor>
         </w:drawing>
       </w:r>
+      <w:proofErr w:type="spellStart"/>
+      <w:r>
+        <w:rPr>
+          <w:rStyle w:val="Erskiemels"/>
+        </w:rPr>
+        <w:t>Owner</w:t>
+      </w:r>
+      <w:proofErr w:type="spellEnd"/>
+      <w:r>
+        <w:rPr>
+          <w:rStyle w:val="Erskiemels"/>
+        </w:rPr>
+        <w:t xml:space="preserve"> – Cégadatok</w:t>
+      </w:r>
+    </w:p>
+    <w:p>
+      <w:r>
+        <w:t>A vállalkozás adatai:</w:t>
+      </w:r>
+    </w:p>
+    <w:p>
+      <w:pPr>
+        <w:numPr>
+          <w:ilvl w:val="0"/>
+          <w:numId w:val="32"/>
+        </w:numPr>
+        <w:spacing w:line="278" w:lineRule="auto"/>
+      </w:pPr>
+      <w:r>
+        <w:t>cégnév,</w:t>
+      </w:r>
+    </w:p>
+    <w:p>
+      <w:pPr>
+        <w:numPr>
+          <w:ilvl w:val="0"/>
+          <w:numId w:val="32"/>
+        </w:numPr>
+        <w:spacing w:line="278" w:lineRule="auto"/>
+      </w:pPr>
+      <w:r>
+        <w:t>adószám.</w:t>
+      </w:r>
+    </w:p>
+    <w:p>
+      <w:pPr>
+        <w:numPr>
+          <w:ilvl w:val="0"/>
+          <w:numId w:val="32"/>
+        </w:numPr>
+        <w:spacing w:line="278" w:lineRule="auto"/>
+      </w:pPr>
+      <w:r>
+        <w:t>cím,</w:t>
+      </w:r>
+    </w:p>
+    <w:p>
+      <w:pPr>
+        <w:numPr>
+          <w:ilvl w:val="0"/>
+          <w:numId w:val="32"/>
+        </w:numPr>
+        <w:spacing w:line="278" w:lineRule="auto"/>
+      </w:pPr>
+      <w:r>
+        <w:t>elérhetőségek,</w:t>
+      </w:r>
+    </w:p>
+    <w:p>
+      <w:pPr>
+        <w:numPr>
+          <w:ilvl w:val="0"/>
+          <w:numId w:val="32"/>
+        </w:numPr>
+        <w:spacing w:line="278" w:lineRule="auto"/>
+      </w:pPr>
+      <w:r>
+        <w:t>engedélyszám,</w:t>
+      </w:r>
+    </w:p>
+    <w:p>
+      <w:pPr>
+        <w:numPr>
+          <w:ilvl w:val="0"/>
+          <w:numId w:val="32"/>
+        </w:numPr>
+        <w:spacing w:line="278" w:lineRule="auto"/>
+      </w:pPr>
+      <w:r>
+        <w:t>egyéb információk.</w:t>
+      </w:r>
     </w:p>
     <w:p/>
     <w:p>
-      <w:proofErr w:type="spellStart"/>
-      <w:proofErr w:type="gramStart"/>
-      <w:r>
+      <w:pPr>
+        <w:pStyle w:val="Listaszerbekezds"/>
+        <w:numPr>
+          <w:ilvl w:val="1"/>
+          <w:numId w:val="16"/>
+        </w:numPr>
+        <w:ind w:left="0" w:firstLine="0"/>
+        <w:rPr>
+          <w:rStyle w:val="Erskiemels"/>
+        </w:rPr>
+      </w:pPr>
+      <w:proofErr w:type="spellStart"/>
+      <w:r>
+        <w:rPr>
+          <w:rStyle w:val="Erskiemels"/>
+        </w:rPr>
         <w:t>Customers</w:t>
       </w:r>
       <w:proofErr w:type="spellEnd"/>
       <w:r>
-        <w:t xml:space="preserve"> :</w:t>
-      </w:r>
-      <w:proofErr w:type="gramEnd"/>
-      <w:r>
-        <w:t xml:space="preserve"> a Kft-vel szerződött partnerek adatainak rögzítésére, megtekintésére, módosítására és törlésére szolgál.</w:t>
-      </w:r>
-    </w:p>
-    <w:p>
-      <w:r>
+        <w:rPr>
+          <w:rStyle w:val="Erskiemels"/>
+        </w:rPr>
+        <w:t xml:space="preserve"> – Ügyfelek</w:t>
+      </w:r>
+      <w:r>
+        <w:rPr>
+          <w:rStyle w:val="Erskiemels"/>
+        </w:rPr>
+        <w:t xml:space="preserve"> </w:t>
+      </w:r>
+    </w:p>
+    <w:p>
+      <w:r>
+        <w:t>A rendszerben rögzíthetők a szerződött partnerek adatai.</w:t>
+      </w:r>
+    </w:p>
+    <w:p>
+      <w:r>
+        <w:t>Funkciók:</w:t>
+      </w:r>
+    </w:p>
+    <w:p>
+      <w:pPr>
+        <w:numPr>
+          <w:ilvl w:val="0"/>
+          <w:numId w:val="34"/>
+        </w:numPr>
+        <w:spacing w:line="278" w:lineRule="auto"/>
+      </w:pPr>
+      <w:r>
+        <w:t>új ügyfél rögzítése,</w:t>
+      </w:r>
+    </w:p>
+    <w:p>
+      <w:pPr>
+        <w:numPr>
+          <w:ilvl w:val="0"/>
+          <w:numId w:val="34"/>
+        </w:numPr>
+        <w:spacing w:line="278" w:lineRule="auto"/>
+      </w:pPr>
+      <w:r>
+        <w:t>meglévő ügyfél módosítása,</w:t>
+      </w:r>
+    </w:p>
+    <w:p>
+      <w:pPr>
+        <w:numPr>
+          <w:ilvl w:val="0"/>
+          <w:numId w:val="34"/>
+        </w:numPr>
+        <w:spacing w:line="278" w:lineRule="auto"/>
+      </w:pPr>
+      <w:r>
+        <w:lastRenderedPageBreak/>
+        <w:t>ügyfél törlése,</w:t>
+      </w:r>
+    </w:p>
+    <w:p>
+      <w:pPr>
+        <w:numPr>
+          <w:ilvl w:val="0"/>
+          <w:numId w:val="34"/>
+        </w:numPr>
+        <w:spacing w:line="278" w:lineRule="auto"/>
+      </w:pPr>
+      <w:r>
+        <w:t>ügyféladatok megtekintése.</w:t>
+      </w:r>
+    </w:p>
+    <w:p>
+      <w:r>
+        <w:rPr>
+          <w:noProof/>
+        </w:rPr>
         <w:drawing>
           <wp:inline distT="0" distB="0" distL="0" distR="0" wp14:anchorId="05CCF17C" wp14:editId="31FCD897">
             <wp:extent cx="3847289" cy="2305320"/>
@@ -2802,7 +5119,7 @@
                     <pic:cNvPicPr/>
                   </pic:nvPicPr>
                   <pic:blipFill>
-                    <a:blip r:embed="rId17"/>
+                    <a:blip r:embed="rId20"/>
                     <a:stretch>
                       <a:fillRect/>
                     </a:stretch>
@@ -2824,13 +5141,35 @@
       </w:r>
     </w:p>
     <w:p>
-      <w:proofErr w:type="spellStart"/>
-      <w:r>
+      <w:pPr>
+        <w:pStyle w:val="Listaszerbekezds"/>
+        <w:numPr>
+          <w:ilvl w:val="1"/>
+          <w:numId w:val="16"/>
+        </w:numPr>
+        <w:ind w:left="0" w:firstLine="0"/>
+        <w:rPr>
+          <w:rStyle w:val="Erskiemels"/>
+        </w:rPr>
+      </w:pPr>
+      <w:proofErr w:type="spellStart"/>
+      <w:r>
+        <w:rPr>
+          <w:rStyle w:val="Erskiemels"/>
+        </w:rPr>
         <w:t>Locations</w:t>
       </w:r>
       <w:proofErr w:type="spellEnd"/>
       <w:r>
-        <w:t xml:space="preserve">: A </w:t>
+        <w:rPr>
+          <w:rStyle w:val="Erskiemels"/>
+        </w:rPr>
+        <w:t xml:space="preserve"> – Telephelyek</w:t>
+      </w:r>
+    </w:p>
+    <w:p>
+      <w:r>
+        <w:t xml:space="preserve">A </w:t>
       </w:r>
       <w:proofErr w:type="spellStart"/>
       <w:r>
@@ -2838,19 +5177,98 @@
       </w:r>
       <w:proofErr w:type="spellEnd"/>
       <w:r>
-        <w:t xml:space="preserve">-ben szereplő partnerek telephelyeinek nyilvántartására szolgál. A szokásos adatokon kívül a telephely koordinátáit is ki lehet választani </w:t>
-      </w:r>
-      <w:proofErr w:type="spellStart"/>
-      <w:r>
-        <w:t>Pigeon-Maps</w:t>
-      </w:r>
-      <w:proofErr w:type="spellEnd"/>
-      <w:r>
-        <w:t xml:space="preserve"> térképről, illetve a telephely helyszínrajzát is lehet tárolni:</w:t>
-      </w:r>
-    </w:p>
-    <w:p>
-      <w:r>
+        <w:t xml:space="preserve"> modulhoz kapcsolódó telephelyek kezelése.</w:t>
+      </w:r>
+    </w:p>
+    <w:p>
+      <w:r>
+        <w:t>Rögzíthető adatok:</w:t>
+      </w:r>
+    </w:p>
+    <w:p>
+      <w:pPr>
+        <w:numPr>
+          <w:ilvl w:val="0"/>
+          <w:numId w:val="35"/>
+        </w:numPr>
+        <w:spacing w:line="278" w:lineRule="auto"/>
+      </w:pPr>
+      <w:r>
+        <w:t>telephely neve,</w:t>
+      </w:r>
+    </w:p>
+    <w:p>
+      <w:pPr>
+        <w:numPr>
+          <w:ilvl w:val="0"/>
+          <w:numId w:val="35"/>
+        </w:numPr>
+        <w:spacing w:line="278" w:lineRule="auto"/>
+      </w:pPr>
+      <w:r>
+        <w:t>cím,</w:t>
+      </w:r>
+    </w:p>
+    <w:p>
+      <w:pPr>
+        <w:numPr>
+          <w:ilvl w:val="0"/>
+          <w:numId w:val="35"/>
+        </w:numPr>
+        <w:spacing w:line="278" w:lineRule="auto"/>
+      </w:pPr>
+      <w:r>
+        <w:t>kapcsolódó ügyfél,</w:t>
+      </w:r>
+    </w:p>
+    <w:p>
+      <w:pPr>
+        <w:numPr>
+          <w:ilvl w:val="0"/>
+          <w:numId w:val="35"/>
+        </w:numPr>
+        <w:spacing w:line="278" w:lineRule="auto"/>
+      </w:pPr>
+      <w:r>
+        <w:t>GPS koordináták (</w:t>
+      </w:r>
+      <w:proofErr w:type="spellStart"/>
+      <w:r>
+        <w:t>Pigeon</w:t>
+      </w:r>
+      <w:r>
+        <w:t>-</w:t>
+      </w:r>
+      <w:r>
+        <w:t>Maps</w:t>
+      </w:r>
+      <w:proofErr w:type="spellEnd"/>
+      <w:r>
+        <w:t xml:space="preserve"> segítségével kiválaszthatók),</w:t>
+      </w:r>
+    </w:p>
+    <w:p>
+      <w:pPr>
+        <w:numPr>
+          <w:ilvl w:val="0"/>
+          <w:numId w:val="35"/>
+        </w:numPr>
+        <w:spacing w:line="278" w:lineRule="auto"/>
+      </w:pPr>
+      <w:r>
+        <w:t>helyszínrajz (kép feltöltése).</w:t>
+      </w:r>
+    </w:p>
+    <w:p>
+      <w:r>
+        <w:t>Ez a modul alapja a szerződések és munkalapok kezelésének.</w:t>
+      </w:r>
+    </w:p>
+    <w:p>
+      <w:r>
+        <w:rPr>
+          <w:noProof/>
+        </w:rPr>
         <w:lastRenderedPageBreak/>
         <w:drawing>
           <wp:inline distT="0" distB="0" distL="0" distR="0" wp14:anchorId="0E8B9483" wp14:editId="75F50189">
@@ -2868,7 +5286,7 @@
                     <pic:cNvPicPr/>
                   </pic:nvPicPr>
                   <pic:blipFill>
-                    <a:blip r:embed="rId18"/>
+                    <a:blip r:embed="rId21"/>
                     <a:stretch>
                       <a:fillRect/>
                     </a:stretch>
@@ -2889,25 +5307,165 @@
         </w:drawing>
       </w:r>
     </w:p>
-    <w:p/>
-    <w:p>
-      <w:r>
-        <w:t xml:space="preserve">A </w:t>
-      </w:r>
-      <w:r>
-        <w:t xml:space="preserve">Szolgáltatások – ban a szolgáltatás megnevezését kezeljük, amely a szerződések </w:t>
-      </w:r>
-      <w:proofErr w:type="spellStart"/>
-      <w:r>
-        <w:t>nyivántartásában</w:t>
-      </w:r>
-      <w:proofErr w:type="spellEnd"/>
-      <w:r>
-        <w:t xml:space="preserve"> szerepel.</w:t>
-      </w:r>
-    </w:p>
-    <w:p>
-      <w:r>
+    <w:p>
+      <w:pPr>
+        <w:pStyle w:val="Listaszerbekezds"/>
+        <w:numPr>
+          <w:ilvl w:val="0"/>
+          <w:numId w:val="39"/>
+        </w:numPr>
+        <w:rPr>
+          <w:rStyle w:val="Erskiemels"/>
+          <w:vanish/>
+        </w:rPr>
+      </w:pPr>
+    </w:p>
+    <w:p>
+      <w:pPr>
+        <w:pStyle w:val="Listaszerbekezds"/>
+        <w:numPr>
+          <w:ilvl w:val="0"/>
+          <w:numId w:val="39"/>
+        </w:numPr>
+        <w:rPr>
+          <w:rStyle w:val="Erskiemels"/>
+          <w:vanish/>
+        </w:rPr>
+      </w:pPr>
+    </w:p>
+    <w:p>
+      <w:pPr>
+        <w:pStyle w:val="Listaszerbekezds"/>
+        <w:numPr>
+          <w:ilvl w:val="0"/>
+          <w:numId w:val="39"/>
+        </w:numPr>
+        <w:rPr>
+          <w:rStyle w:val="Erskiemels"/>
+          <w:vanish/>
+        </w:rPr>
+      </w:pPr>
+    </w:p>
+    <w:p>
+      <w:pPr>
+        <w:pStyle w:val="Listaszerbekezds"/>
+        <w:numPr>
+          <w:ilvl w:val="0"/>
+          <w:numId w:val="39"/>
+        </w:numPr>
+        <w:rPr>
+          <w:rStyle w:val="Erskiemels"/>
+          <w:vanish/>
+        </w:rPr>
+      </w:pPr>
+    </w:p>
+    <w:p>
+      <w:pPr>
+        <w:pStyle w:val="Listaszerbekezds"/>
+        <w:numPr>
+          <w:ilvl w:val="1"/>
+          <w:numId w:val="39"/>
+        </w:numPr>
+        <w:rPr>
+          <w:rStyle w:val="Erskiemels"/>
+          <w:vanish/>
+        </w:rPr>
+      </w:pPr>
+    </w:p>
+    <w:p>
+      <w:pPr>
+        <w:pStyle w:val="Listaszerbekezds"/>
+        <w:numPr>
+          <w:ilvl w:val="1"/>
+          <w:numId w:val="39"/>
+        </w:numPr>
+        <w:rPr>
+          <w:rStyle w:val="Erskiemels"/>
+          <w:vanish/>
+        </w:rPr>
+      </w:pPr>
+    </w:p>
+    <w:p>
+      <w:pPr>
+        <w:pStyle w:val="Listaszerbekezds"/>
+        <w:numPr>
+          <w:ilvl w:val="1"/>
+          <w:numId w:val="39"/>
+        </w:numPr>
+        <w:rPr>
+          <w:rStyle w:val="Erskiemels"/>
+          <w:vanish/>
+        </w:rPr>
+      </w:pPr>
+    </w:p>
+    <w:p>
+      <w:pPr>
+        <w:pStyle w:val="Listaszerbekezds"/>
+        <w:numPr>
+          <w:ilvl w:val="1"/>
+          <w:numId w:val="39"/>
+        </w:numPr>
+        <w:rPr>
+          <w:rStyle w:val="Erskiemels"/>
+          <w:vanish/>
+        </w:rPr>
+      </w:pPr>
+    </w:p>
+    <w:p>
+      <w:pPr>
+        <w:pStyle w:val="Listaszerbekezds"/>
+        <w:numPr>
+          <w:ilvl w:val="1"/>
+          <w:numId w:val="39"/>
+        </w:numPr>
+        <w:rPr>
+          <w:rStyle w:val="Erskiemels"/>
+          <w:vanish/>
+        </w:rPr>
+      </w:pPr>
+    </w:p>
+    <w:p>
+      <w:pPr>
+        <w:pStyle w:val="Listaszerbekezds"/>
+        <w:numPr>
+          <w:ilvl w:val="1"/>
+          <w:numId w:val="39"/>
+        </w:numPr>
+        <w:ind w:left="0" w:firstLine="0"/>
+        <w:rPr>
+          <w:rStyle w:val="Erskiemels"/>
+        </w:rPr>
+      </w:pPr>
+      <w:proofErr w:type="spellStart"/>
+      <w:r>
+        <w:rPr>
+          <w:rStyle w:val="Erskiemels"/>
+        </w:rPr>
+        <w:t>Services</w:t>
+      </w:r>
+      <w:proofErr w:type="spellEnd"/>
+      <w:r>
+        <w:rPr>
+          <w:rStyle w:val="Erskiemels"/>
+        </w:rPr>
+        <w:t xml:space="preserve"> – Szolgáltatások</w:t>
+      </w:r>
+    </w:p>
+    <w:p>
+      <w:r>
+        <w:t>A vállalkozás által nyújtott szolgáltatások listája.</w:t>
+      </w:r>
+    </w:p>
+    <w:p>
+      <w:r>
+        <w:t>A szerződések rögzítésekor ezek közül lehet választani.</w:t>
+      </w:r>
+    </w:p>
+    <w:p>
+      <w:r>
+        <w:rPr>
+          <w:noProof/>
+        </w:rPr>
         <w:drawing>
           <wp:inline distT="0" distB="0" distL="0" distR="0" wp14:anchorId="340267C1" wp14:editId="7176CDE5">
             <wp:extent cx="5760720" cy="3435350"/>
@@ -2924,7 +5482,7 @@
                     <pic:cNvPicPr/>
                   </pic:nvPicPr>
                   <pic:blipFill>
-                    <a:blip r:embed="rId19"/>
+                    <a:blip r:embed="rId22"/>
                     <a:stretch>
                       <a:fillRect/>
                     </a:stretch>
@@ -2946,142 +5504,295 @@
       </w:r>
     </w:p>
     <w:p>
-      <w:r>
-        <w:lastRenderedPageBreak/>
-        <w:t>A Szerződések</w:t>
-      </w:r>
-      <w:r>
-        <w:t>et telephelyenként (</w:t>
-      </w:r>
-      <w:proofErr w:type="spellStart"/>
-      <w:r>
-        <w:t>Location</w:t>
-      </w:r>
-      <w:proofErr w:type="spellEnd"/>
-      <w:r>
-        <w:t xml:space="preserve">) kezeljük. A helyszín kiválasztása legördülő menüből történik, az ügyfél automatikusan </w:t>
-      </w:r>
-      <w:proofErr w:type="spellStart"/>
-      <w:r>
-        <w:t>kitöltödik</w:t>
-      </w:r>
-      <w:proofErr w:type="spellEnd"/>
-      <w:r>
-        <w:t xml:space="preserve">, legördülő </w:t>
-      </w:r>
-      <w:proofErr w:type="spellStart"/>
-      <w:r>
-        <w:t>menűből</w:t>
-      </w:r>
-      <w:proofErr w:type="spellEnd"/>
-      <w:r>
+      <w:pPr>
+        <w:pStyle w:val="Listaszerbekezds"/>
+        <w:numPr>
+          <w:ilvl w:val="0"/>
+          <w:numId w:val="38"/>
+        </w:numPr>
+        <w:rPr>
+          <w:rStyle w:val="Erskiemels"/>
+          <w:vanish/>
+        </w:rPr>
+      </w:pPr>
+    </w:p>
+    <w:p>
+      <w:pPr>
+        <w:pStyle w:val="Listaszerbekezds"/>
+        <w:numPr>
+          <w:ilvl w:val="0"/>
+          <w:numId w:val="38"/>
+        </w:numPr>
+        <w:rPr>
+          <w:rStyle w:val="Erskiemels"/>
+          <w:vanish/>
+        </w:rPr>
+      </w:pPr>
+    </w:p>
+    <w:p>
+      <w:pPr>
+        <w:pStyle w:val="Listaszerbekezds"/>
+        <w:numPr>
+          <w:ilvl w:val="0"/>
+          <w:numId w:val="38"/>
+        </w:numPr>
+        <w:rPr>
+          <w:rStyle w:val="Erskiemels"/>
+          <w:vanish/>
+        </w:rPr>
+      </w:pPr>
+    </w:p>
+    <w:p>
+      <w:pPr>
+        <w:pStyle w:val="Listaszerbekezds"/>
+        <w:numPr>
+          <w:ilvl w:val="0"/>
+          <w:numId w:val="38"/>
+        </w:numPr>
+        <w:rPr>
+          <w:rStyle w:val="Erskiemels"/>
+          <w:vanish/>
+        </w:rPr>
+      </w:pPr>
+    </w:p>
+    <w:p>
+      <w:pPr>
+        <w:pStyle w:val="Listaszerbekezds"/>
+        <w:numPr>
+          <w:ilvl w:val="1"/>
+          <w:numId w:val="38"/>
+        </w:numPr>
+        <w:rPr>
+          <w:rStyle w:val="Erskiemels"/>
+          <w:vanish/>
+        </w:rPr>
+      </w:pPr>
+    </w:p>
+    <w:p>
+      <w:pPr>
+        <w:pStyle w:val="Listaszerbekezds"/>
+        <w:numPr>
+          <w:ilvl w:val="1"/>
+          <w:numId w:val="38"/>
+        </w:numPr>
+        <w:rPr>
+          <w:rStyle w:val="Erskiemels"/>
+          <w:vanish/>
+        </w:rPr>
+      </w:pPr>
+    </w:p>
+    <w:p>
+      <w:pPr>
+        <w:pStyle w:val="Listaszerbekezds"/>
+        <w:numPr>
+          <w:ilvl w:val="1"/>
+          <w:numId w:val="38"/>
+        </w:numPr>
+        <w:rPr>
+          <w:rStyle w:val="Erskiemels"/>
+          <w:vanish/>
+        </w:rPr>
+      </w:pPr>
+    </w:p>
+    <w:p>
+      <w:pPr>
+        <w:pStyle w:val="Listaszerbekezds"/>
+        <w:numPr>
+          <w:ilvl w:val="1"/>
+          <w:numId w:val="38"/>
+        </w:numPr>
+        <w:rPr>
+          <w:rStyle w:val="Erskiemels"/>
+          <w:vanish/>
+        </w:rPr>
+      </w:pPr>
+    </w:p>
+    <w:p>
+      <w:pPr>
+        <w:pStyle w:val="Listaszerbekezds"/>
+        <w:numPr>
+          <w:ilvl w:val="1"/>
+          <w:numId w:val="38"/>
+        </w:numPr>
+        <w:rPr>
+          <w:rStyle w:val="Erskiemels"/>
+          <w:vanish/>
+        </w:rPr>
+      </w:pPr>
+    </w:p>
+    <w:p>
+      <w:pPr>
+        <w:pStyle w:val="Listaszerbekezds"/>
+        <w:numPr>
+          <w:ilvl w:val="1"/>
+          <w:numId w:val="38"/>
+        </w:numPr>
+        <w:rPr>
+          <w:rStyle w:val="Erskiemels"/>
+          <w:vanish/>
+        </w:rPr>
+      </w:pPr>
+    </w:p>
+    <w:p>
+      <w:pPr>
+        <w:pStyle w:val="Listaszerbekezds"/>
+        <w:numPr>
+          <w:ilvl w:val="1"/>
+          <w:numId w:val="38"/>
+        </w:numPr>
+        <w:rPr>
+          <w:rStyle w:val="Erskiemels"/>
+        </w:rPr>
+      </w:pPr>
+      <w:proofErr w:type="spellStart"/>
+      <w:r>
+        <w:rPr>
+          <w:rStyle w:val="Erskiemels"/>
+        </w:rPr>
+        <w:t>Contracts</w:t>
+      </w:r>
+      <w:proofErr w:type="spellEnd"/>
+      <w:r>
+        <w:rPr>
+          <w:rStyle w:val="Erskiemels"/>
+        </w:rPr>
+        <w:t xml:space="preserve"> – Szerződések</w:t>
+      </w:r>
+    </w:p>
+    <w:p>
+      <w:r>
+        <w:t xml:space="preserve">A szerződések </w:t>
+      </w:r>
+      <w:r>
+        <w:rPr>
+          <w:b/>
+          <w:bCs/>
+        </w:rPr>
+        <w:t>telephelyenként</w:t>
+      </w:r>
+      <w:r>
+        <w:t xml:space="preserve"> kerülnek rögzítésre.</w:t>
+      </w:r>
+    </w:p>
+    <w:p>
+      <w:r>
+        <w:t>Rögzíthető adatok:</w:t>
+      </w:r>
+    </w:p>
+    <w:p>
+      <w:pPr>
+        <w:numPr>
+          <w:ilvl w:val="0"/>
+          <w:numId w:val="37"/>
+        </w:numPr>
+        <w:spacing w:line="278" w:lineRule="auto"/>
+      </w:pPr>
+      <w:r>
+        <w:t>telephely (legördülő listából),</w:t>
+      </w:r>
+    </w:p>
+    <w:p>
+      <w:pPr>
+        <w:numPr>
+          <w:ilvl w:val="0"/>
+          <w:numId w:val="37"/>
+        </w:numPr>
+        <w:spacing w:line="278" w:lineRule="auto"/>
+      </w:pPr>
+      <w:r>
+        <w:t>ügyfél (automatikusan kitöltődik a telephely alapján),</w:t>
+      </w:r>
+    </w:p>
+    <w:p>
+      <w:pPr>
+        <w:numPr>
+          <w:ilvl w:val="0"/>
+          <w:numId w:val="37"/>
+        </w:numPr>
+        <w:spacing w:line="278" w:lineRule="auto"/>
+      </w:pPr>
+      <w:r>
+        <w:t>szolgáltatás,</w:t>
+      </w:r>
+    </w:p>
+    <w:p>
+      <w:pPr>
+        <w:numPr>
+          <w:ilvl w:val="0"/>
+          <w:numId w:val="37"/>
+        </w:numPr>
+        <w:spacing w:line="278" w:lineRule="auto"/>
+      </w:pPr>
+      <w:r>
+        <w:t>ár,</w:t>
+      </w:r>
+    </w:p>
+    <w:p>
+      <w:pPr>
+        <w:numPr>
+          <w:ilvl w:val="0"/>
+          <w:numId w:val="37"/>
+        </w:numPr>
+        <w:spacing w:line="278" w:lineRule="auto"/>
+      </w:pPr>
+      <w:r>
+        <w:t>szerződés kezdete,</w:t>
+      </w:r>
+    </w:p>
+    <w:p>
+      <w:pPr>
+        <w:numPr>
+          <w:ilvl w:val="0"/>
+          <w:numId w:val="37"/>
+        </w:numPr>
+        <w:spacing w:line="278" w:lineRule="auto"/>
+      </w:pPr>
+      <w:r>
+        <w:t>gyakoriság (hónapokban),</w:t>
+      </w:r>
+    </w:p>
+    <w:p>
+      <w:pPr>
+        <w:numPr>
+          <w:ilvl w:val="0"/>
+          <w:numId w:val="37"/>
+        </w:numPr>
+        <w:tabs>
+          <w:tab w:val="clear" w:pos="720"/>
+        </w:tabs>
+        <w:spacing w:line="278" w:lineRule="auto"/>
+        <w:ind w:left="0" w:firstLine="0"/>
+      </w:pPr>
+      <w:r>
+        <w:t>érvényesség (</w:t>
+      </w:r>
+      <w:proofErr w:type="spellStart"/>
+      <w:r>
+        <w:t>check</w:t>
+      </w:r>
+      <w:r>
+        <w:noBreakHyphen/>
+        <w:t>box</w:t>
+      </w:r>
+      <w:proofErr w:type="spellEnd"/>
+      <w:r>
+        <w:t>).</w:t>
+      </w:r>
+      <w:r>
+        <w:rPr>
+          <w:noProof/>
+        </w:rPr>
         <w:t xml:space="preserve"> </w:t>
       </w:r>
-      <w:proofErr w:type="spellStart"/>
-      <w:r>
-        <w:t>kivválasztjuk</w:t>
-      </w:r>
-      <w:proofErr w:type="spellEnd"/>
-      <w:r>
-        <w:t xml:space="preserve"> a ’Szolgáltatás’-t. Rögzítjük az árat, a szerződés kezdő dátumát, és a gyakoriságot hónapban. Lehetőség van, a szerződést </w:t>
-      </w:r>
-      <w:proofErr w:type="spellStart"/>
-      <w:r>
-        <w:t>érvényteleníteni</w:t>
-      </w:r>
-      <w:proofErr w:type="spellEnd"/>
-      <w:r>
-        <w:t xml:space="preserve"> az ’Érvényesség</w:t>
-      </w:r>
-      <w:proofErr w:type="gramStart"/>
-      <w:r>
-        <w:t xml:space="preserve">’  </w:t>
-      </w:r>
-      <w:proofErr w:type="spellStart"/>
-      <w:r>
-        <w:t>check</w:t>
-      </w:r>
-      <w:proofErr w:type="gramEnd"/>
-      <w:r>
-        <w:t>-box-szal</w:t>
-      </w:r>
-      <w:proofErr w:type="spellEnd"/>
-      <w:r>
-        <w:t>.</w:t>
-      </w:r>
-    </w:p>
-    <w:p>
-      <w:r>
+      <w:r>
+        <w:rPr>
+          <w:noProof/>
+        </w:rPr>
         <w:drawing>
-          <wp:anchor distT="0" distB="0" distL="114300" distR="114300" simplePos="0" relativeHeight="251659264" behindDoc="1" locked="0" layoutInCell="1" allowOverlap="1" wp14:anchorId="19C3CEC2" wp14:editId="54DBACAD">
-            <wp:simplePos x="0" y="0"/>
-            <wp:positionH relativeFrom="margin">
-              <wp:posOffset>2832100</wp:posOffset>
-            </wp:positionH>
-            <wp:positionV relativeFrom="paragraph">
-              <wp:posOffset>4896485</wp:posOffset>
-            </wp:positionV>
-            <wp:extent cx="2930525" cy="3049270"/>
-            <wp:effectExtent l="0" t="0" r="3175" b="0"/>
-            <wp:wrapTight wrapText="bothSides">
-              <wp:wrapPolygon edited="0">
-                <wp:start x="0" y="0"/>
-                <wp:lineTo x="0" y="21456"/>
-                <wp:lineTo x="21483" y="21456"/>
-                <wp:lineTo x="21483" y="0"/>
-                <wp:lineTo x="0" y="0"/>
-              </wp:wrapPolygon>
-            </wp:wrapTight>
-            <wp:docPr id="737813427" name="Kép 1"/>
-            <wp:cNvGraphicFramePr>
-              <a:graphicFrameLocks xmlns:a="http://schemas.openxmlformats.org/drawingml/2006/main" noChangeAspect="1"/>
-            </wp:cNvGraphicFramePr>
-            <a:graphic xmlns:a="http://schemas.openxmlformats.org/drawingml/2006/main">
-              <a:graphicData uri="http://schemas.openxmlformats.org/drawingml/2006/picture">
-                <pic:pic xmlns:pic="http://schemas.openxmlformats.org/drawingml/2006/picture">
-                  <pic:nvPicPr>
-                    <pic:cNvPr id="737813427" name=""/>
-                    <pic:cNvPicPr/>
-                  </pic:nvPicPr>
-                  <pic:blipFill>
-                    <a:blip r:embed="rId20">
-                      <a:extLst>
-                        <a:ext uri="{28A0092B-C50C-407E-A947-70E740481C1C}">
-                          <a14:useLocalDpi xmlns:a14="http://schemas.microsoft.com/office/drawing/2010/main" val="0"/>
-                        </a:ext>
-                      </a:extLst>
-                    </a:blip>
-                    <a:stretch>
-                      <a:fillRect/>
-                    </a:stretch>
-                  </pic:blipFill>
-                  <pic:spPr>
-                    <a:xfrm>
-                      <a:off x="0" y="0"/>
-                      <a:ext cx="2930525" cy="3049270"/>
-                    </a:xfrm>
-                    <a:prstGeom prst="rect">
-                      <a:avLst/>
-                    </a:prstGeom>
-                  </pic:spPr>
-                </pic:pic>
-              </a:graphicData>
-            </a:graphic>
-            <wp14:sizeRelH relativeFrom="page">
-              <wp14:pctWidth>0</wp14:pctWidth>
-            </wp14:sizeRelH>
-            <wp14:sizeRelV relativeFrom="page">
-              <wp14:pctHeight>0</wp14:pctHeight>
-            </wp14:sizeRelV>
-          </wp:anchor>
-        </w:drawing>
-      </w:r>
-      <w:r>
-        <w:drawing>
-          <wp:inline distT="0" distB="0" distL="0" distR="0" wp14:anchorId="58BEDA0F" wp14:editId="0E8D6779">
+          <wp:inline distT="0" distB="0" distL="0" distR="0" wp14:anchorId="3F849C4A" wp14:editId="01E554B8">
             <wp:extent cx="5760720" cy="4779645"/>
             <wp:effectExtent l="0" t="0" r="0" b="1905"/>
-            <wp:docPr id="191451691" name="Kép 1"/>
+            <wp:docPr id="1786446483" name="Kép 1"/>
             <wp:cNvGraphicFramePr>
               <a:graphicFrameLocks xmlns:a="http://schemas.openxmlformats.org/drawingml/2006/main" noChangeAspect="1"/>
             </wp:cNvGraphicFramePr>
@@ -3093,7 +5804,7 @@
                     <pic:cNvPicPr/>
                   </pic:nvPicPr>
                   <pic:blipFill>
-                    <a:blip r:embed="rId21"/>
+                    <a:blip r:embed="rId23"/>
                     <a:stretch>
                       <a:fillRect/>
                     </a:stretch>
@@ -3116,97 +5827,360 @@
     </w:p>
     <w:p>
       <w:pPr>
-        <w:jc w:val="both"/>
-      </w:pPr>
-      <w:r>
-        <w:t xml:space="preserve">A </w:t>
-      </w:r>
-      <w:proofErr w:type="spellStart"/>
-      <w:r>
+        <w:rPr>
+          <w:rStyle w:val="Erskiemels"/>
+        </w:rPr>
+      </w:pPr>
+    </w:p>
+    <w:p>
+      <w:pPr>
+        <w:pStyle w:val="Listaszerbekezds"/>
+        <w:numPr>
+          <w:ilvl w:val="1"/>
+          <w:numId w:val="38"/>
+        </w:numPr>
+        <w:rPr>
+          <w:rStyle w:val="Erskiemels"/>
+        </w:rPr>
+      </w:pPr>
+      <w:proofErr w:type="spellStart"/>
+      <w:r>
+        <w:rPr>
+          <w:rStyle w:val="Erskiemels"/>
+        </w:rPr>
         <w:t>Due</w:t>
       </w:r>
-      <w:proofErr w:type="spellEnd"/>
-      <w:r>
-        <w:t>-</w:t>
-      </w:r>
-      <w:proofErr w:type="spellStart"/>
-      <w:r>
+      <w:r>
+        <w:rPr>
+          <w:rStyle w:val="Erskiemels"/>
+        </w:rPr>
+        <w:noBreakHyphen/>
         <w:t>Contract</w:t>
       </w:r>
       <w:proofErr w:type="spellEnd"/>
       <w:r>
-        <w:t>-ban az esedékes munkákat tudjuk lekérdezni. A jöv</w:t>
-      </w:r>
-      <w:r>
-        <w:t xml:space="preserve">őbeli munkákra tudunk szűrni </w:t>
-      </w:r>
-      <w:proofErr w:type="spellStart"/>
-      <w:r>
-        <w:t>Customers</w:t>
-      </w:r>
-      <w:proofErr w:type="spellEnd"/>
-      <w:r>
-        <w:t xml:space="preserve">- </w:t>
-      </w:r>
-      <w:proofErr w:type="gramStart"/>
-      <w:r>
-        <w:t>Ügyfélre,  Helyszínre</w:t>
-      </w:r>
-      <w:proofErr w:type="gramEnd"/>
-      <w:r>
-        <w:t xml:space="preserve"> és az esedékesség hónapjára a szerződésben szereplő gyakoriság és az </w:t>
-      </w:r>
-      <w:proofErr w:type="spellStart"/>
-      <w:r>
-        <w:t>utolső</w:t>
-      </w:r>
-      <w:proofErr w:type="spellEnd"/>
-      <w:r>
-        <w:t xml:space="preserve"> elvégzet Job alapján. Térképen is megjelennek a helyszínek. </w:t>
+        <w:rPr>
+          <w:rStyle w:val="Erskiemels"/>
+        </w:rPr>
+        <w:t xml:space="preserve"> – Esedékes munkák</w:t>
+      </w:r>
+    </w:p>
+    <w:p>
+      <w:r>
+        <w:t>Ez a modul mutatja a jövőben esedékes munkákat, a szerződés gyakorisága és az utolsó elvégzett munka alapján.</w:t>
+      </w:r>
+    </w:p>
+    <w:p>
+      <w:r>
+        <w:lastRenderedPageBreak/>
+        <w:t>Szűrési lehetőségek:</w:t>
+      </w:r>
+    </w:p>
+    <w:p>
+      <w:pPr>
+        <w:numPr>
+          <w:ilvl w:val="0"/>
+          <w:numId w:val="40"/>
+        </w:numPr>
+        <w:spacing w:line="278" w:lineRule="auto"/>
+      </w:pPr>
+      <w:r>
+        <w:t>ügyfél,</w:t>
+      </w:r>
+    </w:p>
+    <w:p>
+      <w:pPr>
+        <w:numPr>
+          <w:ilvl w:val="0"/>
+          <w:numId w:val="40"/>
+        </w:numPr>
+        <w:spacing w:line="278" w:lineRule="auto"/>
+      </w:pPr>
+      <w:r>
+        <w:t>telephely,</w:t>
+      </w:r>
+    </w:p>
+    <w:p>
+      <w:pPr>
+        <w:numPr>
+          <w:ilvl w:val="0"/>
+          <w:numId w:val="40"/>
+        </w:numPr>
+        <w:spacing w:line="278" w:lineRule="auto"/>
+      </w:pPr>
+      <w:r>
+        <w:t>esedékesség hónapja.</w:t>
+      </w:r>
+    </w:p>
+    <w:p>
+      <w:r>
+        <w:t>További funkciók:</w:t>
+      </w:r>
+    </w:p>
+    <w:p>
+      <w:pPr>
+        <w:numPr>
+          <w:ilvl w:val="0"/>
+          <w:numId w:val="41"/>
+        </w:numPr>
+        <w:spacing w:line="278" w:lineRule="auto"/>
+      </w:pPr>
+      <w:r>
+        <w:t>telephelyek megjelenítése térképen,</w:t>
+      </w:r>
+    </w:p>
+    <w:p>
+      <w:pPr>
+        <w:numPr>
+          <w:ilvl w:val="0"/>
+          <w:numId w:val="41"/>
+        </w:numPr>
+        <w:spacing w:line="278" w:lineRule="auto"/>
+      </w:pPr>
+      <w:r>
+        <w:t>több telephely kijelölése egyszerre,</w:t>
+      </w:r>
+    </w:p>
+    <w:p>
+      <w:pPr>
+        <w:numPr>
+          <w:ilvl w:val="0"/>
+          <w:numId w:val="41"/>
+        </w:numPr>
+        <w:spacing w:line="278" w:lineRule="auto"/>
+      </w:pPr>
+      <w:r>
+        <w:rPr>
+          <w:b/>
+          <w:bCs/>
+        </w:rPr>
+        <w:t>PDF munkalapok generálása</w:t>
+      </w:r>
+      <w:r>
+        <w:t xml:space="preserve"> a kiválasztott helyszínekhez.</w:t>
+      </w:r>
+    </w:p>
+    <w:p>
+      <w:pPr>
+        <w:spacing w:line="278" w:lineRule="auto"/>
+        <w:ind w:left="360"/>
+      </w:pPr>
+      <w:r>
+        <w:t>A munkalap generálásakor a felhasználó kiválasztja:</w:t>
       </w:r>
       <w:r>
         <w:t xml:space="preserve"> </w:t>
       </w:r>
-      <w:r>
-        <w:t xml:space="preserve">A táblázatból, vagy a </w:t>
-      </w:r>
-      <w:proofErr w:type="spellStart"/>
-      <w:r>
-        <w:t>Pigeon</w:t>
-      </w:r>
-      <w:proofErr w:type="spellEnd"/>
-      <w:r>
-        <w:t xml:space="preserve">-Map markerével </w:t>
-      </w:r>
-      <w:r>
-        <w:t xml:space="preserve">a kívánt helyszínnél a </w:t>
-      </w:r>
-      <w:proofErr w:type="spellStart"/>
-      <w:r>
-        <w:t>check-box-szal</w:t>
-      </w:r>
-      <w:proofErr w:type="spellEnd"/>
-      <w:r>
-        <w:t xml:space="preserve"> kijelöljük a helyszíneket, amelyekhez ’</w:t>
-      </w:r>
-      <w:proofErr w:type="gramStart"/>
-      <w:r>
-        <w:t>Munkalap ’</w:t>
-      </w:r>
-      <w:proofErr w:type="gramEnd"/>
-      <w:r>
-        <w:t xml:space="preserve"> PDF fájlt kell generálni. A PDF munkalap készítése gomb a helyszín és időpont kiválasztásával lesz elérhető, egyszerre több munkalap is generálható.</w:t>
-      </w:r>
-    </w:p>
+    </w:p>
+    <w:p>
+      <w:pPr>
+        <w:spacing w:line="278" w:lineRule="auto"/>
+        <w:ind w:left="360"/>
+      </w:pPr>
+      <w:r>
+        <w:t>•</w:t>
+      </w:r>
+      <w:r>
+        <w:tab/>
+        <w:t>a helyszínt,</w:t>
+      </w:r>
+    </w:p>
+    <w:p>
+      <w:pPr>
+        <w:spacing w:line="278" w:lineRule="auto"/>
+        <w:ind w:left="360"/>
+      </w:pPr>
+      <w:r>
+        <w:rPr>
+          <w:noProof/>
+        </w:rPr>
+        <w:drawing>
+          <wp:anchor distT="0" distB="0" distL="114300" distR="114300" simplePos="0" relativeHeight="251666432" behindDoc="1" locked="0" layoutInCell="1" allowOverlap="1" wp14:anchorId="41FF61A7" wp14:editId="1FAEA95A">
+            <wp:simplePos x="0" y="0"/>
+            <wp:positionH relativeFrom="margin">
+              <wp:posOffset>213820</wp:posOffset>
+            </wp:positionH>
+            <wp:positionV relativeFrom="paragraph">
+              <wp:posOffset>265025</wp:posOffset>
+            </wp:positionV>
+            <wp:extent cx="5140960" cy="5348605"/>
+            <wp:effectExtent l="0" t="0" r="2540" b="4445"/>
+            <wp:wrapTight wrapText="bothSides">
+              <wp:wrapPolygon edited="0">
+                <wp:start x="0" y="0"/>
+                <wp:lineTo x="0" y="21541"/>
+                <wp:lineTo x="21531" y="21541"/>
+                <wp:lineTo x="21531" y="0"/>
+                <wp:lineTo x="0" y="0"/>
+              </wp:wrapPolygon>
+            </wp:wrapTight>
+            <wp:docPr id="2110009040" name="Kép 1"/>
+            <wp:cNvGraphicFramePr>
+              <a:graphicFrameLocks xmlns:a="http://schemas.openxmlformats.org/drawingml/2006/main" noChangeAspect="1"/>
+            </wp:cNvGraphicFramePr>
+            <a:graphic xmlns:a="http://schemas.openxmlformats.org/drawingml/2006/main">
+              <a:graphicData uri="http://schemas.openxmlformats.org/drawingml/2006/picture">
+                <pic:pic xmlns:pic="http://schemas.openxmlformats.org/drawingml/2006/picture">
+                  <pic:nvPicPr>
+                    <pic:cNvPr id="737813427" name=""/>
+                    <pic:cNvPicPr/>
+                  </pic:nvPicPr>
+                  <pic:blipFill>
+                    <a:blip r:embed="rId24">
+                      <a:extLst>
+                        <a:ext uri="{28A0092B-C50C-407E-A947-70E740481C1C}">
+                          <a14:useLocalDpi xmlns:a14="http://schemas.microsoft.com/office/drawing/2010/main" val="0"/>
+                        </a:ext>
+                      </a:extLst>
+                    </a:blip>
+                    <a:stretch>
+                      <a:fillRect/>
+                    </a:stretch>
+                  </pic:blipFill>
+                  <pic:spPr>
+                    <a:xfrm>
+                      <a:off x="0" y="0"/>
+                      <a:ext cx="5140960" cy="5348605"/>
+                    </a:xfrm>
+                    <a:prstGeom prst="rect">
+                      <a:avLst/>
+                    </a:prstGeom>
+                  </pic:spPr>
+                </pic:pic>
+              </a:graphicData>
+            </a:graphic>
+            <wp14:sizeRelH relativeFrom="page">
+              <wp14:pctWidth>0</wp14:pctWidth>
+            </wp14:sizeRelH>
+            <wp14:sizeRelV relativeFrom="page">
+              <wp14:pctHeight>0</wp14:pctHeight>
+            </wp14:sizeRelV>
+          </wp:anchor>
+        </w:drawing>
+      </w:r>
+      <w:r>
+        <w:t>•</w:t>
+      </w:r>
+      <w:r>
+        <w:tab/>
+        <w:t>a munkavégzés dátumát.</w:t>
+      </w:r>
+    </w:p>
+    <w:p>
+      <w:pPr>
+        <w:spacing w:line="278" w:lineRule="auto"/>
+        <w:ind w:left="360"/>
+      </w:pPr>
+    </w:p>
+    <w:p>
+      <w:pPr>
+        <w:spacing w:line="278" w:lineRule="auto"/>
+      </w:pPr>
+    </w:p>
+    <w:p>
+      <w:pPr>
+        <w:spacing w:line="278" w:lineRule="auto"/>
+        <w:ind w:left="360"/>
+      </w:pPr>
+    </w:p>
+    <w:p>
+      <w:pPr>
+        <w:spacing w:line="278" w:lineRule="auto"/>
+        <w:ind w:left="360"/>
+      </w:pPr>
+    </w:p>
+    <w:p>
+      <w:pPr>
+        <w:spacing w:line="278" w:lineRule="auto"/>
+        <w:ind w:left="360"/>
+      </w:pPr>
+    </w:p>
+    <w:p>
+      <w:pPr>
+        <w:spacing w:line="278" w:lineRule="auto"/>
+      </w:pPr>
+      <w:bookmarkStart w:id="3" w:name="_Hlk226317749"/>
+      <w:r>
+        <w:t xml:space="preserve">a </w:t>
+      </w:r>
+    </w:p>
+    <w:bookmarkEnd w:id="3"/>
     <w:p/>
-    <w:p>
-      <w:r>
+    <w:p/>
+    <w:p>
+      <w:pPr>
+        <w:spacing w:line="278" w:lineRule="auto"/>
+        <w:ind w:left="720"/>
+        <w:rPr>
+          <w:rStyle w:val="Erskiemels"/>
+        </w:rPr>
+      </w:pPr>
+    </w:p>
+    <w:p>
+      <w:pPr>
+        <w:spacing w:line="278" w:lineRule="auto"/>
+        <w:rPr>
+          <w:rStyle w:val="Erskiemels"/>
+        </w:rPr>
+      </w:pPr>
+    </w:p>
+    <w:p>
+      <w:pPr>
+        <w:spacing w:line="278" w:lineRule="auto"/>
+        <w:rPr>
+          <w:rStyle w:val="Erskiemels"/>
+        </w:rPr>
+      </w:pPr>
+    </w:p>
+    <w:p>
+      <w:pPr>
+        <w:spacing w:line="278" w:lineRule="auto"/>
+        <w:rPr>
+          <w:rStyle w:val="Erskiemels"/>
+        </w:rPr>
+      </w:pPr>
+    </w:p>
+    <w:p>
+      <w:pPr>
+        <w:spacing w:line="278" w:lineRule="auto"/>
+        <w:rPr>
+          <w:rStyle w:val="Erskiemels"/>
+        </w:rPr>
+      </w:pPr>
+    </w:p>
+    <w:p>
+      <w:pPr>
+        <w:spacing w:line="278" w:lineRule="auto"/>
+        <w:rPr>
+          <w:rStyle w:val="Erskiemels"/>
+        </w:rPr>
+      </w:pPr>
+    </w:p>
+    <w:p>
+      <w:pPr>
+        <w:spacing w:line="278" w:lineRule="auto"/>
+        <w:rPr>
+          <w:rStyle w:val="Erskiemels"/>
+        </w:rPr>
+      </w:pPr>
+    </w:p>
+    <w:p>
+      <w:pPr>
+        <w:spacing w:line="278" w:lineRule="auto"/>
+        <w:rPr>
+          <w:rStyle w:val="Erskiemels"/>
+        </w:rPr>
+      </w:pPr>
+      <w:r>
+        <w:rPr>
+          <w:noProof/>
+        </w:rPr>
         <w:lastRenderedPageBreak/>
         <w:drawing>
-          <wp:inline distT="0" distB="0" distL="0" distR="0" wp14:anchorId="79E9B387" wp14:editId="34691A5D">
+          <wp:inline distT="0" distB="0" distL="0" distR="0" wp14:anchorId="4F20C845" wp14:editId="5187321F">
             <wp:extent cx="5760720" cy="2827655"/>
             <wp:effectExtent l="0" t="0" r="0" b="0"/>
-            <wp:docPr id="1788983701" name="Kép 1"/>
+            <wp:docPr id="2053727360" name="Kép 1"/>
             <wp:cNvGraphicFramePr>
               <a:graphicFrameLocks xmlns:a="http://schemas.openxmlformats.org/drawingml/2006/main" noChangeAspect="1"/>
             </wp:cNvGraphicFramePr>
@@ -3218,7 +6192,7 @@
                     <pic:cNvPicPr/>
                   </pic:nvPicPr>
                   <pic:blipFill>
-                    <a:blip r:embed="rId22"/>
+                    <a:blip r:embed="rId25"/>
                     <a:stretch>
                       <a:fillRect/>
                     </a:stretch>
@@ -3240,23 +6214,23 @@
       </w:r>
     </w:p>
     <w:p>
-      <w:proofErr w:type="spellStart"/>
-      <w:r>
-        <w:t>Ime</w:t>
-      </w:r>
-      <w:proofErr w:type="spellEnd"/>
-      <w:r>
-        <w:t xml:space="preserve"> az elkészült munkalap:</w:t>
-      </w:r>
-    </w:p>
-    <w:p/>
-    <w:p>
-      <w:r>
+      <w:pPr>
+        <w:spacing w:line="278" w:lineRule="auto"/>
+        <w:rPr>
+          <w:i/>
+          <w:iCs/>
+          <w:color w:val="4472C4" w:themeColor="accent1"/>
+        </w:rPr>
+      </w:pPr>
+      <w:r>
+        <w:rPr>
+          <w:rStyle w:val="Erskiemels"/>
+        </w:rPr>
         <w:drawing>
-          <wp:inline distT="0" distB="0" distL="0" distR="0" wp14:anchorId="7AA7EAE2" wp14:editId="33BCA286">
-            <wp:extent cx="5760720" cy="4021455"/>
-            <wp:effectExtent l="0" t="0" r="0" b="0"/>
-            <wp:docPr id="646899672" name="Kép 1"/>
+          <wp:inline distT="0" distB="0" distL="0" distR="0" wp14:anchorId="06196374" wp14:editId="29F31AC7">
+            <wp:extent cx="5760720" cy="4055745"/>
+            <wp:effectExtent l="0" t="0" r="0" b="1905"/>
+            <wp:docPr id="1016355693" name="Kép 1"/>
             <wp:cNvGraphicFramePr>
               <a:graphicFrameLocks xmlns:a="http://schemas.openxmlformats.org/drawingml/2006/main" noChangeAspect="1"/>
             </wp:cNvGraphicFramePr>
@@ -3264,11 +6238,11 @@
               <a:graphicData uri="http://schemas.openxmlformats.org/drawingml/2006/picture">
                 <pic:pic xmlns:pic="http://schemas.openxmlformats.org/drawingml/2006/picture">
                   <pic:nvPicPr>
-                    <pic:cNvPr id="646899672" name=""/>
+                    <pic:cNvPr id="1016355693" name=""/>
                     <pic:cNvPicPr/>
                   </pic:nvPicPr>
                   <pic:blipFill>
-                    <a:blip r:embed="rId23"/>
+                    <a:blip r:embed="rId26"/>
                     <a:stretch>
                       <a:fillRect/>
                     </a:stretch>
@@ -3276,7 +6250,7 @@
                   <pic:spPr>
                     <a:xfrm>
                       <a:off x="0" y="0"/>
-                      <a:ext cx="5760720" cy="4021455"/>
+                      <a:ext cx="5760720" cy="4055745"/>
                     </a:xfrm>
                     <a:prstGeom prst="rect">
                       <a:avLst/>
@@ -3290,84 +6264,183 @@
       </w:r>
     </w:p>
     <w:p>
+      <w:pPr>
+        <w:pStyle w:val="Listaszerbekezds"/>
+        <w:numPr>
+          <w:ilvl w:val="1"/>
+          <w:numId w:val="45"/>
+        </w:numPr>
+        <w:ind w:left="0" w:firstLine="0"/>
+        <w:rPr>
+          <w:rStyle w:val="Erskiemels"/>
+        </w:rPr>
+      </w:pPr>
+      <w:r>
+        <w:rPr>
+          <w:rStyle w:val="Erskiemels"/>
+        </w:rPr>
+        <w:t>Elvégzett munkák</w:t>
+      </w:r>
+    </w:p>
+    <w:p>
       <w:r>
         <w:t xml:space="preserve">A </w:t>
       </w:r>
       <w:proofErr w:type="spellStart"/>
       <w:r>
-        <w:t>Jobs</w:t>
-      </w:r>
-      <w:proofErr w:type="spellEnd"/>
-      <w:r>
-        <w:t xml:space="preserve"> – Munkák felület az elvégzett munkák rögzítésére szolgál. Ide a </w:t>
-      </w:r>
-      <w:proofErr w:type="spellStart"/>
-      <w:r>
-        <w:t>Due-Contract-sban</w:t>
-      </w:r>
-      <w:proofErr w:type="spellEnd"/>
-      <w:r>
-        <w:t xml:space="preserve"> létrehozott PDF- fájl aláírt, beszkennelt változatát tudjuk elmenteni, a munkavégzés dátumával. Ez a visszakereshetőség miatt fontos, ez a pénzügyi elszámolás alapja, a számlák melléklete.</w:t>
-      </w:r>
-    </w:p>
-    <w:p>
-      <w:r>
-        <w:t xml:space="preserve">Az elvégzett munkák rögzítése elengedhetetlen a </w:t>
-      </w:r>
-      <w:proofErr w:type="spellStart"/>
-      <w:r>
         <w:t>Due</w:t>
       </w:r>
-      <w:proofErr w:type="spellEnd"/>
-      <w:r>
-        <w:t>-</w:t>
-      </w:r>
-      <w:proofErr w:type="spellStart"/>
-      <w:r>
+      <w:r>
+        <w:noBreakHyphen/>
         <w:t>Contract</w:t>
       </w:r>
       <w:proofErr w:type="spellEnd"/>
       <w:r>
-        <w:t xml:space="preserve">-ban lévő </w:t>
-      </w:r>
-      <w:commentRangeStart w:id="3"/>
-      <w:r>
-        <w:t>jövőbeli</w:t>
-      </w:r>
-      <w:commentRangeEnd w:id="3"/>
-      <w:r>
-        <w:rPr>
-          <w:rStyle w:val="Jegyzethivatkozs"/>
-        </w:rPr>
-        <w:commentReference w:id="3"/>
-      </w:r>
-      <w:r>
-        <w:t xml:space="preserve"> munkák </w:t>
-      </w:r>
-      <w:proofErr w:type="spellStart"/>
-      <w:r>
-        <w:t>szüréséhez</w:t>
-      </w:r>
-      <w:proofErr w:type="spellEnd"/>
-      <w:r>
-        <w:t>.</w:t>
-      </w:r>
-      <w:r>
-        <w:br/>
+        <w:t xml:space="preserve"> modulban generált munkalapok aláírt, beszkennelt változata itt tölthető fel.</w:t>
+      </w:r>
+    </w:p>
+    <w:p>
+      <w:r>
+        <w:t>Rögzíthető:</w:t>
+      </w:r>
+    </w:p>
+    <w:p>
+      <w:pPr>
+        <w:numPr>
+          <w:ilvl w:val="0"/>
+          <w:numId w:val="43"/>
+        </w:numPr>
+        <w:spacing w:line="278" w:lineRule="auto"/>
+      </w:pPr>
+      <w:r>
+        <w:t>munkavégzés dátuma,</w:t>
+      </w:r>
+    </w:p>
+    <w:p>
+      <w:pPr>
+        <w:numPr>
+          <w:ilvl w:val="0"/>
+          <w:numId w:val="43"/>
+        </w:numPr>
+        <w:spacing w:line="278" w:lineRule="auto"/>
+      </w:pPr>
+      <w:r>
+        <w:t>aláírt PDF munkalap.</w:t>
+      </w:r>
+    </w:p>
+    <w:p>
+      <w:r>
+        <w:t>Ez a modul biztosítja:</w:t>
+      </w:r>
+    </w:p>
+    <w:p>
+      <w:pPr>
+        <w:numPr>
+          <w:ilvl w:val="0"/>
+          <w:numId w:val="44"/>
+        </w:numPr>
+        <w:spacing w:line="278" w:lineRule="auto"/>
+      </w:pPr>
+      <w:r>
+        <w:lastRenderedPageBreak/>
+        <w:t>a visszakereshetőséget,</w:t>
+      </w:r>
+    </w:p>
+    <w:p>
+      <w:pPr>
+        <w:numPr>
+          <w:ilvl w:val="0"/>
+          <w:numId w:val="44"/>
+        </w:numPr>
+        <w:spacing w:line="278" w:lineRule="auto"/>
+      </w:pPr>
+      <w:r>
+        <w:t>a pénzügyi elszámolás alapját,</w:t>
+      </w:r>
+    </w:p>
+    <w:p>
+      <w:pPr>
+        <w:numPr>
+          <w:ilvl w:val="0"/>
+          <w:numId w:val="44"/>
+        </w:numPr>
+        <w:spacing w:line="278" w:lineRule="auto"/>
+      </w:pPr>
+      <w:r>
+        <w:t>a számlák mellékleteinek tárolását.</w:t>
+      </w:r>
+    </w:p>
+    <w:p>
+      <w:pPr>
+        <w:rPr>
+          <w:rStyle w:val="Erskiemels"/>
+        </w:rPr>
+      </w:pPr>
+      <w:r>
+        <w:t>Az elvégzett munkák rögzítése elengedhetetlen a jövőbeli esedékes munkák helyes számításához</w:t>
+      </w:r>
+    </w:p>
+    <w:p>
+      <w:r>
+        <w:drawing>
+          <wp:inline distT="0" distB="0" distL="0" distR="0" wp14:anchorId="35A6BACD" wp14:editId="4B4799B2">
+            <wp:extent cx="5760720" cy="3589020"/>
+            <wp:effectExtent l="0" t="0" r="0" b="0"/>
+            <wp:docPr id="1845383164" name="Kép 1"/>
+            <wp:cNvGraphicFramePr>
+              <a:graphicFrameLocks xmlns:a="http://schemas.openxmlformats.org/drawingml/2006/main" noChangeAspect="1"/>
+            </wp:cNvGraphicFramePr>
+            <a:graphic xmlns:a="http://schemas.openxmlformats.org/drawingml/2006/main">
+              <a:graphicData uri="http://schemas.openxmlformats.org/drawingml/2006/picture">
+                <pic:pic xmlns:pic="http://schemas.openxmlformats.org/drawingml/2006/picture">
+                  <pic:nvPicPr>
+                    <pic:cNvPr id="1845383164" name=""/>
+                    <pic:cNvPicPr/>
+                  </pic:nvPicPr>
+                  <pic:blipFill>
+                    <a:blip r:embed="rId27"/>
+                    <a:stretch>
+                      <a:fillRect/>
+                    </a:stretch>
+                  </pic:blipFill>
+                  <pic:spPr>
+                    <a:xfrm>
+                      <a:off x="0" y="0"/>
+                      <a:ext cx="5760720" cy="3589020"/>
+                    </a:xfrm>
+                    <a:prstGeom prst="rect">
+                      <a:avLst/>
+                    </a:prstGeom>
+                  </pic:spPr>
+                </pic:pic>
+              </a:graphicData>
+            </a:graphic>
+          </wp:inline>
+        </w:drawing>
       </w:r>
     </w:p>
     <w:p/>
     <w:p/>
-    <w:p/>
-    <w:p/>
-    <w:p/>
-    <w:p/>
+    <w:p>
+      <w:pPr>
+        <w:rPr>
+          <w:rFonts w:asciiTheme="majorHAnsi" w:eastAsiaTheme="majorEastAsia" w:hAnsiTheme="majorHAnsi" w:cstheme="majorBidi"/>
+          <w:color w:val="2F5496" w:themeColor="accent1" w:themeShade="BF"/>
+          <w:sz w:val="32"/>
+          <w:szCs w:val="32"/>
+        </w:rPr>
+      </w:pPr>
+      <w:bookmarkStart w:id="4" w:name="_Toc226303360"/>
+      <w:r>
+        <w:br w:type="page"/>
+      </w:r>
+    </w:p>
     <w:p>
       <w:pPr>
         <w:pStyle w:val="Cmsor1"/>
       </w:pPr>
-      <w:bookmarkStart w:id="4" w:name="_Toc226303360"/>
-      <w:r>
+      <w:r>
+        <w:lastRenderedPageBreak/>
         <w:t>Fejlesztői dokumentáció</w:t>
       </w:r>
       <w:bookmarkEnd w:id="4"/>
@@ -3647,7 +6720,6 @@
           <w:sz w:val="24"/>
           <w:szCs w:val="24"/>
         </w:rPr>
-        <w:lastRenderedPageBreak/>
         <w:t xml:space="preserve">Gyors fejlesztés: A beépített funkciók, például az adminisztrációs felület, az </w:t>
       </w:r>
       <w:proofErr w:type="spellStart"/>
@@ -3831,6 +6903,7 @@
       <w:r>
         <w:rPr>
           <w:rStyle w:val="Hiperhivatkozs"/>
+          <w:noProof/>
         </w:rPr>
         <mc:AlternateContent>
           <mc:Choice Requires="wps">
@@ -3893,7 +6966,7 @@
           </mc:Choice>
           <mc:Fallback>
             <w:pict>
-              <v:rect w14:anchorId="286FF945" id="Téglalap 3" o:spid="_x0000_s1026" alt="Pigeon Maps Logo" href="https://pigeon-maps.js.org/" style="width:24pt;height:24pt;visibility:visible;mso-wrap-style:square;mso-left-percent:-10001;mso-top-percent:-10001;mso-position-horizontal:absolute;mso-position-horizontal-relative:char;mso-position-vertical:absolute;mso-position-vertical-relative:line;mso-left-percent:-10001;mso-top-percent:-10001;v-text-anchor:top" o:gfxdata="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" o:button="t" filled="f" stroked="f">
+              <v:rect w14:anchorId="6593D1C3" id="Téglalap 3" o:spid="_x0000_s1026" alt="Pigeon Maps Logo" href="https://pigeon-maps.js.org/" style="width:24pt;height:24pt;visibility:visible;mso-wrap-style:square;mso-left-percent:-10001;mso-top-percent:-10001;mso-position-horizontal:absolute;mso-position-horizontal-relative:char;mso-position-vertical:absolute;mso-position-vertical-relative:line;mso-left-percent:-10001;mso-top-percent:-10001;v-text-anchor:top" o:gfxdata="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" o:button="t" filled="f" stroked="f">
                 <v:fill o:detectmouseclick="t"/>
                 <o:lock v:ext="edit" aspectratio="t"/>
                 <w10:anchorlock/>
@@ -4009,7 +7082,7 @@
           </mc:Choice>
           <mc:Fallback>
             <w:pict>
-              <v:rect w14:anchorId="63B04C25" id="Téglalap 3" o:spid="_x0000_s1026" style="width:23.8pt;height:23.8pt;visibility:visible;mso-wrap-style:square;mso-left-percent:-10001;mso-top-percent:-10001;mso-position-horizontal:absolute;mso-position-horizontal-relative:char;mso-position-vertical:absolute;mso-position-vertical-relative:line;mso-left-percent:-10001;mso-top-percent:-10001;v-text-anchor:top" o:gfxdata="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" filled="f" stroked="f">
+              <v:rect w14:anchorId="0CF5AA0B" id="Téglalap 3" o:spid="_x0000_s1026" style="width:23.8pt;height:23.8pt;visibility:visible;mso-wrap-style:square;mso-left-percent:-10001;mso-top-percent:-10001;mso-position-horizontal:absolute;mso-position-horizontal-relative:char;mso-position-vertical:absolute;mso-position-vertical-relative:line;mso-left-percent:-10001;mso-top-percent:-10001;v-text-anchor:top" o:gfxdata="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" filled="f" stroked="f">
                 <o:lock v:ext="edit" aspectratio="t"/>
                 <w10:anchorlock/>
               </v:rect>
@@ -4490,7 +7563,6 @@
       </w:pPr>
       <w:bookmarkStart w:id="7" w:name="_Toc226303362"/>
       <w:r>
-        <w:lastRenderedPageBreak/>
         <w:t>A</w:t>
       </w:r>
       <w:r>
@@ -4521,6 +7593,7 @@
     <w:p/>
     <w:p>
       <w:r>
+        <w:lastRenderedPageBreak/>
         <w:t>PDF nyomtatás</w:t>
       </w:r>
     </w:p>
@@ -5861,7 +8934,6 @@
                 <w:szCs w:val="32"/>
                 <w:lang w:eastAsia="hu-HU"/>
               </w:rPr>
-              <w:lastRenderedPageBreak/>
               <w:t xml:space="preserve">    </w:t>
             </w:r>
             <w:proofErr w:type="spellStart"/>
@@ -7725,45 +10797,357 @@
 </w:document>
 </file>
 
-<file path=word/comments.xml><?xml version="1.0" encoding="utf-8"?>
-<w:comments xmlns:wpc="http://schemas.microsoft.com/office/word/2010/wordprocessingCanvas" xmlns:cx="http://schemas.microsoft.com/office/drawing/2014/chartex" xmlns:cx1="http://schemas.microsoft.com/office/drawing/2015/9/8/chartex" xmlns:cx2="http://schemas.microsoft.com/office/drawing/2015/10/21/chartex" xmlns:cx3="http://schemas.microsoft.com/office/drawing/2016/5/9/chartex" xmlns:cx4="http://schemas.microsoft.com/office/drawing/2016/5/10/chartex" xmlns:cx5="http://schemas.microsoft.com/office/drawing/2016/5/11/chartex" xmlns:cx6="http://schemas.microsoft.com/office/drawing/2016/5/12/chartex" xmlns:cx7="http://schemas.microsoft.com/office/drawing/2016/5/13/chartex" xmlns:cx8="http://schemas.microsoft.com/office/drawing/2016/5/14/chartex" xmlns:mc="http://schemas.openxmlformats.org/markup-compatibility/2006" xmlns:aink="http://schemas.microsoft.com/office/drawing/2016/ink" xmlns:am3d="http://schemas.microsoft.com/office/drawing/2017/model3d" xmlns:o="urn:schemas-microsoft-com:office:office" xmlns:oel="http://schemas.microsoft.com/office/2019/extlst" xmlns:r="http://schemas.openxmlformats.org/officeDocument/2006/relationships" xmlns:m="http://schemas.openxmlformats.org/officeDocument/2006/math" xmlns:v="urn:schemas-microsoft-com:vml" xmlns:wp14="http://schemas.microsoft.com/office/word/2010/wordprocessingDrawing" xmlns:wp="http://schemas.openxmlformats.org/drawingml/2006/wordprocessingDrawing" xmlns:w10="urn:schemas-microsoft-com:office:word" xmlns:w="http://schemas.openxmlformats.org/wordprocessingml/2006/main" xmlns:w14="http://schemas.microsoft.com/office/word/2010/wordml" xmlns:w15="http://schemas.microsoft.com/office/word/2012/wordml" xmlns:w16cex="http://schemas.microsoft.com/office/word/2018/wordml/cex" xmlns:w16cid="http://schemas.microsoft.com/office/word/2016/wordml/cid" xmlns:w16="http://schemas.microsoft.com/office/word/2018/wordml" xmlns:w16du="http://schemas.microsoft.com/office/word/2023/wordml/word16du" xmlns:w16sdtdh="http://schemas.microsoft.com/office/word/2020/wordml/sdtdatahash" xmlns:w16sdtfl="http://schemas.microsoft.com/office/word/2024/wordml/sdtformatlock" xmlns:w16se="http://schemas.microsoft.com/office/word/2015/wordml/symex" xmlns:wpg="http://schemas.microsoft.com/office/word/2010/wordprocessingGroup" xmlns:wpi="http://schemas.microsoft.com/office/word/2010/wordprocessingInk" xmlns:wne="http://schemas.microsoft.com/office/word/2006/wordml" xmlns:wps="http://schemas.microsoft.com/office/word/2010/wordprocessingShape" mc:Ignorable="w14 w15 w16se w16cid w16 w16cex w16sdtdh w16sdtfl w16du wp14">
-  <w:comment w:id="3" w:author="Edit Balogh" w:date="2026-04-05T19:38:00Z" w:initials="EB">
-    <w:p>
-      <w:pPr>
-        <w:pStyle w:val="Jegyzetszveg"/>
-      </w:pPr>
-      <w:r>
-        <w:rPr>
-          <w:rStyle w:val="Jegyzethivatkozs"/>
-        </w:rPr>
-        <w:annotationRef/>
-      </w:r>
-    </w:p>
-  </w:comment>
-</w:comments>
-</file>
-
-<file path=word/commentsExtended.xml><?xml version="1.0" encoding="utf-8"?>
-<w15:commentsEx xmlns:wpc="http://schemas.microsoft.com/office/word/2010/wordprocessingCanvas" xmlns:cx="http://schemas.microsoft.com/office/drawing/2014/chartex" xmlns:cx1="http://schemas.microsoft.com/office/drawing/2015/9/8/chartex" xmlns:cx2="http://schemas.microsoft.com/office/drawing/2015/10/21/chartex" xmlns:cx3="http://schemas.microsoft.com/office/drawing/2016/5/9/chartex" xmlns:cx4="http://schemas.microsoft.com/office/drawing/2016/5/10/chartex" xmlns:cx5="http://schemas.microsoft.com/office/drawing/2016/5/11/chartex" xmlns:cx6="http://schemas.microsoft.com/office/drawing/2016/5/12/chartex" xmlns:cx7="http://schemas.microsoft.com/office/drawing/2016/5/13/chartex" xmlns:cx8="http://schemas.microsoft.com/office/drawing/2016/5/14/chartex" xmlns:mc="http://schemas.openxmlformats.org/markup-compatibility/2006" xmlns:aink="http://schemas.microsoft.com/office/drawing/2016/ink" xmlns:am3d="http://schemas.microsoft.com/office/drawing/2017/model3d" xmlns:o="urn:schemas-microsoft-com:office:office" xmlns:oel="http://schemas.microsoft.com/office/2019/extlst" xmlns:r="http://schemas.openxmlformats.org/officeDocument/2006/relationships" xmlns:m="http://schemas.openxmlformats.org/officeDocument/2006/math" xmlns:v="urn:schemas-microsoft-com:vml" xmlns:wp14="http://schemas.microsoft.com/office/word/2010/wordprocessingDrawing" xmlns:wp="http://schemas.openxmlformats.org/drawingml/2006/wordprocessingDrawing" xmlns:w10="urn:schemas-microsoft-com:office:word" xmlns:w="http://schemas.openxmlformats.org/wordprocessingml/2006/main" xmlns:w14="http://schemas.microsoft.com/office/word/2010/wordml" xmlns:w15="http://schemas.microsoft.com/office/word/2012/wordml" xmlns:w16cex="http://schemas.microsoft.com/office/word/2018/wordml/cex" xmlns:w16cid="http://schemas.microsoft.com/office/word/2016/wordml/cid" xmlns:w16="http://schemas.microsoft.com/office/word/2018/wordml" xmlns:w16du="http://schemas.microsoft.com/office/word/2023/wordml/word16du" xmlns:w16sdtdh="http://schemas.microsoft.com/office/word/2020/wordml/sdtdatahash" xmlns:w16sdtfl="http://schemas.microsoft.com/office/word/2024/wordml/sdtformatlock" xmlns:w16se="http://schemas.microsoft.com/office/word/2015/wordml/symex" xmlns:wpg="http://schemas.microsoft.com/office/word/2010/wordprocessingGroup" xmlns:wpi="http://schemas.microsoft.com/office/word/2010/wordprocessingInk" xmlns:wne="http://schemas.microsoft.com/office/word/2006/wordml" xmlns:wps="http://schemas.microsoft.com/office/word/2010/wordprocessingShape" mc:Ignorable="w14 w15 w16se w16cid w16 w16cex w16sdtdh w16sdtfl w16du wp14">
-  <w15:commentEx w15:paraId="3BEDA997" w15:done="0"/>
-</w15:commentsEx>
-</file>
-
-<file path=word/commentsExtensible.xml><?xml version="1.0" encoding="utf-8"?>
-<w16cex:commentsExtensible xmlns:wpc="http://schemas.microsoft.com/office/word/2010/wordprocessingCanvas" xmlns:cx="http://schemas.microsoft.com/office/drawing/2014/chartex" xmlns:cx1="http://schemas.microsoft.com/office/drawing/2015/9/8/chartex" xmlns:cx2="http://schemas.microsoft.com/office/drawing/2015/10/21/chartex" xmlns:cx3="http://schemas.microsoft.com/office/drawing/2016/5/9/chartex" xmlns:cx4="http://schemas.microsoft.com/office/drawing/2016/5/10/chartex" xmlns:cx5="http://schemas.microsoft.com/office/drawing/2016/5/11/chartex" xmlns:cx6="http://schemas.microsoft.com/office/drawing/2016/5/12/chartex" xmlns:cx7="http://schemas.microsoft.com/office/drawing/2016/5/13/chartex" xmlns:cx8="http://schemas.microsoft.com/office/drawing/2016/5/14/chartex" xmlns:cr="http://schemas.microsoft.com/office/comments/2020/reactions" xmlns:mc="http://schemas.openxmlformats.org/markup-compatibility/2006" xmlns:aink="http://schemas.microsoft.com/office/drawing/2016/ink" xmlns:am3d="http://schemas.microsoft.com/office/drawing/2017/model3d" xmlns:o="urn:schemas-microsoft-com:office:office" xmlns:oel="http://schemas.microsoft.com/office/2019/extlst" xmlns:r="http://schemas.openxmlformats.org/officeDocument/2006/relationships" xmlns:m="http://schemas.openxmlformats.org/officeDocument/2006/math" xmlns:v="urn:schemas-microsoft-com:vml" xmlns:wp14="http://schemas.microsoft.com/office/word/2010/wordprocessingDrawing" xmlns:wp="http://schemas.openxmlformats.org/drawingml/2006/wordprocessingDrawing" xmlns:w10="urn:schemas-microsoft-com:office:word" xmlns:w="http://schemas.openxmlformats.org/wordprocessingml/2006/main" xmlns:w14="http://schemas.microsoft.com/office/word/2010/wordml" xmlns:w15="http://schemas.microsoft.com/office/word/2012/wordml" xmlns:w16cex="http://schemas.microsoft.com/office/word/2018/wordml/cex" xmlns:w16cid="http://schemas.microsoft.com/office/word/2016/wordml/cid" xmlns:w16="http://schemas.microsoft.com/office/word/2018/wordml" xmlns:w16du="http://schemas.microsoft.com/office/word/2023/wordml/word16du" xmlns:w16sdtdh="http://schemas.microsoft.com/office/word/2020/wordml/sdtdatahash" xmlns:w16sdtfl="http://schemas.microsoft.com/office/word/2024/wordml/sdtformatlock" xmlns:w16se="http://schemas.microsoft.com/office/word/2015/wordml/symex" xmlns:wpg="http://schemas.microsoft.com/office/word/2010/wordprocessingGroup" xmlns:wpi="http://schemas.microsoft.com/office/word/2010/wordprocessingInk" xmlns:wne="http://schemas.microsoft.com/office/word/2006/wordml" xmlns:wps="http://schemas.microsoft.com/office/word/2010/wordprocessingShape" mc:Ignorable="w14 w15 w16se w16cid w16 w16cex w16sdtdh w16sdtfl cr w16du wp14">
-  <w16cex:commentExtensible w16cex:durableId="206EDCF2" w16cex:dateUtc="2026-04-05T17:38:00Z"/>
-</w16cex:commentsExtensible>
-</file>
-
-<file path=word/commentsIds.xml><?xml version="1.0" encoding="utf-8"?>
-<w16cid:commentsIds xmlns:wpc="http://schemas.microsoft.com/office/word/2010/wordprocessingCanvas" xmlns:cx="http://schemas.microsoft.com/office/drawing/2014/chartex" xmlns:cx1="http://schemas.microsoft.com/office/drawing/2015/9/8/chartex" xmlns:cx2="http://schemas.microsoft.com/office/drawing/2015/10/21/chartex" xmlns:cx3="http://schemas.microsoft.com/office/drawing/2016/5/9/chartex" xmlns:cx4="http://schemas.microsoft.com/office/drawing/2016/5/10/chartex" xmlns:cx5="http://schemas.microsoft.com/office/drawing/2016/5/11/chartex" xmlns:cx6="http://schemas.microsoft.com/office/drawing/2016/5/12/chartex" xmlns:cx7="http://schemas.microsoft.com/office/drawing/2016/5/13/chartex" xmlns:cx8="http://schemas.microsoft.com/office/drawing/2016/5/14/chartex" xmlns:mc="http://schemas.openxmlformats.org/markup-compatibility/2006" xmlns:aink="http://schemas.microsoft.com/office/drawing/2016/ink" xmlns:am3d="http://schemas.microsoft.com/office/drawing/2017/model3d" xmlns:o="urn:schemas-microsoft-com:office:office" xmlns:oel="http://schemas.microsoft.com/office/2019/extlst" xmlns:r="http://schemas.openxmlformats.org/officeDocument/2006/relationships" xmlns:m="http://schemas.openxmlformats.org/officeDocument/2006/math" xmlns:v="urn:schemas-microsoft-com:vml" xmlns:wp14="http://schemas.microsoft.com/office/word/2010/wordprocessingDrawing" xmlns:wp="http://schemas.openxmlformats.org/drawingml/2006/wordprocessingDrawing" xmlns:w10="urn:schemas-microsoft-com:office:word" xmlns:w="http://schemas.openxmlformats.org/wordprocessingml/2006/main" xmlns:w14="http://schemas.microsoft.com/office/word/2010/wordml" xmlns:w15="http://schemas.microsoft.com/office/word/2012/wordml" xmlns:w16cex="http://schemas.microsoft.com/office/word/2018/wordml/cex" xmlns:w16cid="http://schemas.microsoft.com/office/word/2016/wordml/cid" xmlns:w16="http://schemas.microsoft.com/office/word/2018/wordml" xmlns:w16du="http://schemas.microsoft.com/office/word/2023/wordml/word16du" xmlns:w16sdtdh="http://schemas.microsoft.com/office/word/2020/wordml/sdtdatahash" xmlns:w16sdtfl="http://schemas.microsoft.com/office/word/2024/wordml/sdtformatlock" xmlns:w16se="http://schemas.microsoft.com/office/word/2015/wordml/symex" xmlns:wpg="http://schemas.microsoft.com/office/word/2010/wordprocessingGroup" xmlns:wpi="http://schemas.microsoft.com/office/word/2010/wordprocessingInk" xmlns:wne="http://schemas.microsoft.com/office/word/2006/wordml" xmlns:wps="http://schemas.microsoft.com/office/word/2010/wordprocessingShape" mc:Ignorable="w14 w15 w16se w16cid w16 w16cex w16sdtdh w16sdtfl w16du wp14">
-  <w16cid:commentId w16cid:paraId="3BEDA997" w16cid:durableId="206EDCF2"/>
-</w16cid:commentsIds>
-</file>
-
 <file path=word/numbering.xml><?xml version="1.0" encoding="utf-8"?>
 <w:numbering xmlns:wpc="http://schemas.microsoft.com/office/word/2010/wordprocessingCanvas" xmlns:cx="http://schemas.microsoft.com/office/drawing/2014/chartex" xmlns:cx1="http://schemas.microsoft.com/office/drawing/2015/9/8/chartex" xmlns:cx2="http://schemas.microsoft.com/office/drawing/2015/10/21/chartex" xmlns:cx3="http://schemas.microsoft.com/office/drawing/2016/5/9/chartex" xmlns:cx4="http://schemas.microsoft.com/office/drawing/2016/5/10/chartex" xmlns:cx5="http://schemas.microsoft.com/office/drawing/2016/5/11/chartex" xmlns:cx6="http://schemas.microsoft.com/office/drawing/2016/5/12/chartex" xmlns:cx7="http://schemas.microsoft.com/office/drawing/2016/5/13/chartex" xmlns:cx8="http://schemas.microsoft.com/office/drawing/2016/5/14/chartex" xmlns:mc="http://schemas.openxmlformats.org/markup-compatibility/2006" xmlns:aink="http://schemas.microsoft.com/office/drawing/2016/ink" xmlns:am3d="http://schemas.microsoft.com/office/drawing/2017/model3d" xmlns:o="urn:schemas-microsoft-com:office:office" xmlns:oel="http://schemas.microsoft.com/office/2019/extlst" xmlns:r="http://schemas.openxmlformats.org/officeDocument/2006/relationships" xmlns:m="http://schemas.openxmlformats.org/officeDocument/2006/math" xmlns:v="urn:schemas-microsoft-com:vml" xmlns:wp14="http://schemas.microsoft.com/office/word/2010/wordprocessingDrawing" xmlns:wp="http://schemas.openxmlformats.org/drawingml/2006/wordprocessingDrawing" xmlns:w10="urn:schemas-microsoft-com:office:word" xmlns:w="http://schemas.openxmlformats.org/wordprocessingml/2006/main" xmlns:w14="http://schemas.microsoft.com/office/word/2010/wordml" xmlns:w15="http://schemas.microsoft.com/office/word/2012/wordml" xmlns:w16cex="http://schemas.microsoft.com/office/word/2018/wordml/cex" xmlns:w16cid="http://schemas.microsoft.com/office/word/2016/wordml/cid" xmlns:w16="http://schemas.microsoft.com/office/word/2018/wordml" xmlns:w16du="http://schemas.microsoft.com/office/word/2023/wordml/word16du" xmlns:w16sdtdh="http://schemas.microsoft.com/office/word/2020/wordml/sdtdatahash" xmlns:w16sdtfl="http://schemas.microsoft.com/office/word/2024/wordml/sdtformatlock" xmlns:w16se="http://schemas.microsoft.com/office/word/2015/wordml/symex" xmlns:wpg="http://schemas.microsoft.com/office/word/2010/wordprocessingGroup" xmlns:wpi="http://schemas.microsoft.com/office/word/2010/wordprocessingInk" xmlns:wne="http://schemas.microsoft.com/office/word/2006/wordml" xmlns:wps="http://schemas.microsoft.com/office/word/2010/wordprocessingShape" mc:Ignorable="w14 w15 w16se w16cid w16 w16cex w16sdtdh w16sdtfl w16du wp14">
   <w:abstractNum w:abstractNumId="0" w15:restartNumberingAfterBreak="0">
+    <w:nsid w:val="008A6416"/>
+    <w:multiLevelType w:val="multilevel"/>
+    <w:tmpl w:val="0A385616"/>
+    <w:lvl w:ilvl="0">
+      <w:start w:val="4"/>
+      <w:numFmt w:val="decimal"/>
+      <w:lvlText w:val="%1."/>
+      <w:lvlJc w:val="left"/>
+      <w:pPr>
+        <w:ind w:left="360" w:hanging="360"/>
+      </w:pPr>
+      <w:rPr>
+        <w:rFonts w:hint="default"/>
+      </w:rPr>
+    </w:lvl>
+    <w:lvl w:ilvl="1">
+      <w:start w:val="9"/>
+      <w:numFmt w:val="decimal"/>
+      <w:lvlText w:val="%1.%2."/>
+      <w:lvlJc w:val="left"/>
+      <w:pPr>
+        <w:ind w:left="792" w:hanging="432"/>
+      </w:pPr>
+      <w:rPr>
+        <w:rFonts w:hint="default"/>
+      </w:rPr>
+    </w:lvl>
+    <w:lvl w:ilvl="2">
+      <w:start w:val="1"/>
+      <w:numFmt w:val="decimal"/>
+      <w:lvlText w:val="%1.%2.%3."/>
+      <w:lvlJc w:val="left"/>
+      <w:pPr>
+        <w:ind w:left="1224" w:hanging="504"/>
+      </w:pPr>
+      <w:rPr>
+        <w:rFonts w:hint="default"/>
+      </w:rPr>
+    </w:lvl>
+    <w:lvl w:ilvl="3">
+      <w:start w:val="1"/>
+      <w:numFmt w:val="bullet"/>
+      <w:lvlText w:val=""/>
+      <w:lvlJc w:val="left"/>
+      <w:pPr>
+        <w:ind w:left="1440" w:hanging="360"/>
+      </w:pPr>
+      <w:rPr>
+        <w:rFonts w:ascii="Symbol" w:hAnsi="Symbol" w:hint="default"/>
+      </w:rPr>
+    </w:lvl>
+    <w:lvl w:ilvl="4">
+      <w:start w:val="1"/>
+      <w:numFmt w:val="decimal"/>
+      <w:lvlText w:val="%1.%2.%3.%4.%5."/>
+      <w:lvlJc w:val="left"/>
+      <w:pPr>
+        <w:ind w:left="2232" w:hanging="792"/>
+      </w:pPr>
+      <w:rPr>
+        <w:rFonts w:hint="default"/>
+      </w:rPr>
+    </w:lvl>
+    <w:lvl w:ilvl="5">
+      <w:start w:val="1"/>
+      <w:numFmt w:val="decimal"/>
+      <w:lvlText w:val="%1.%2.%3.%4.%5.%6."/>
+      <w:lvlJc w:val="left"/>
+      <w:pPr>
+        <w:ind w:left="2736" w:hanging="936"/>
+      </w:pPr>
+      <w:rPr>
+        <w:rFonts w:hint="default"/>
+      </w:rPr>
+    </w:lvl>
+    <w:lvl w:ilvl="6">
+      <w:start w:val="1"/>
+      <w:numFmt w:val="decimal"/>
+      <w:lvlText w:val="%1.%2.%3.%4.%5.%6.%7."/>
+      <w:lvlJc w:val="left"/>
+      <w:pPr>
+        <w:ind w:left="3240" w:hanging="1080"/>
+      </w:pPr>
+      <w:rPr>
+        <w:rFonts w:hint="default"/>
+      </w:rPr>
+    </w:lvl>
+    <w:lvl w:ilvl="7">
+      <w:start w:val="1"/>
+      <w:numFmt w:val="decimal"/>
+      <w:lvlText w:val="%1.%2.%3.%4.%5.%6.%7.%8."/>
+      <w:lvlJc w:val="left"/>
+      <w:pPr>
+        <w:ind w:left="3744" w:hanging="1224"/>
+      </w:pPr>
+      <w:rPr>
+        <w:rFonts w:hint="default"/>
+      </w:rPr>
+    </w:lvl>
+    <w:lvl w:ilvl="8">
+      <w:start w:val="1"/>
+      <w:numFmt w:val="decimal"/>
+      <w:lvlText w:val="%1.%2.%3.%4.%5.%6.%7.%8.%9."/>
+      <w:lvlJc w:val="left"/>
+      <w:pPr>
+        <w:ind w:left="4320" w:hanging="1440"/>
+      </w:pPr>
+      <w:rPr>
+        <w:rFonts w:hint="default"/>
+      </w:rPr>
+    </w:lvl>
+  </w:abstractNum>
+  <w:abstractNum w:abstractNumId="1" w15:restartNumberingAfterBreak="0">
+    <w:nsid w:val="07F577EA"/>
+    <w:multiLevelType w:val="multilevel"/>
+    <w:tmpl w:val="4E84732C"/>
+    <w:lvl w:ilvl="0">
+      <w:start w:val="1"/>
+      <w:numFmt w:val="bullet"/>
+      <w:lvlText w:val=""/>
+      <w:lvlJc w:val="left"/>
+      <w:pPr>
+        <w:tabs>
+          <w:tab w:val="num" w:pos="720"/>
+        </w:tabs>
+        <w:ind w:left="720" w:hanging="360"/>
+      </w:pPr>
+      <w:rPr>
+        <w:rFonts w:ascii="Symbol" w:hAnsi="Symbol" w:hint="default"/>
+        <w:sz w:val="20"/>
+      </w:rPr>
+    </w:lvl>
+    <w:lvl w:ilvl="1" w:tentative="1">
+      <w:start w:val="1"/>
+      <w:numFmt w:val="bullet"/>
+      <w:lvlText w:val="o"/>
+      <w:lvlJc w:val="left"/>
+      <w:pPr>
+        <w:tabs>
+          <w:tab w:val="num" w:pos="1440"/>
+        </w:tabs>
+        <w:ind w:left="1440" w:hanging="360"/>
+      </w:pPr>
+      <w:rPr>
+        <w:rFonts w:ascii="Courier New" w:hAnsi="Courier New" w:hint="default"/>
+        <w:sz w:val="20"/>
+      </w:rPr>
+    </w:lvl>
+    <w:lvl w:ilvl="2" w:tentative="1">
+      <w:start w:val="1"/>
+      <w:numFmt w:val="bullet"/>
+      <w:lvlText w:val=""/>
+      <w:lvlJc w:val="left"/>
+      <w:pPr>
+        <w:tabs>
+          <w:tab w:val="num" w:pos="2160"/>
+        </w:tabs>
+        <w:ind w:left="2160" w:hanging="360"/>
+      </w:pPr>
+      <w:rPr>
+        <w:rFonts w:ascii="Wingdings" w:hAnsi="Wingdings" w:hint="default"/>
+        <w:sz w:val="20"/>
+      </w:rPr>
+    </w:lvl>
+    <w:lvl w:ilvl="3" w:tentative="1">
+      <w:start w:val="1"/>
+      <w:numFmt w:val="bullet"/>
+      <w:lvlText w:val=""/>
+      <w:lvlJc w:val="left"/>
+      <w:pPr>
+        <w:tabs>
+          <w:tab w:val="num" w:pos="2880"/>
+        </w:tabs>
+        <w:ind w:left="2880" w:hanging="360"/>
+      </w:pPr>
+      <w:rPr>
+        <w:rFonts w:ascii="Wingdings" w:hAnsi="Wingdings" w:hint="default"/>
+        <w:sz w:val="20"/>
+      </w:rPr>
+    </w:lvl>
+    <w:lvl w:ilvl="4" w:tentative="1">
+      <w:start w:val="1"/>
+      <w:numFmt w:val="bullet"/>
+      <w:lvlText w:val=""/>
+      <w:lvlJc w:val="left"/>
+      <w:pPr>
+        <w:tabs>
+          <w:tab w:val="num" w:pos="3600"/>
+        </w:tabs>
+        <w:ind w:left="3600" w:hanging="360"/>
+      </w:pPr>
+      <w:rPr>
+        <w:rFonts w:ascii="Wingdings" w:hAnsi="Wingdings" w:hint="default"/>
+        <w:sz w:val="20"/>
+      </w:rPr>
+    </w:lvl>
+    <w:lvl w:ilvl="5" w:tentative="1">
+      <w:start w:val="1"/>
+      <w:numFmt w:val="bullet"/>
+      <w:lvlText w:val=""/>
+      <w:lvlJc w:val="left"/>
+      <w:pPr>
+        <w:tabs>
+          <w:tab w:val="num" w:pos="4320"/>
+        </w:tabs>
+        <w:ind w:left="4320" w:hanging="360"/>
+      </w:pPr>
+      <w:rPr>
+        <w:rFonts w:ascii="Wingdings" w:hAnsi="Wingdings" w:hint="default"/>
+        <w:sz w:val="20"/>
+      </w:rPr>
+    </w:lvl>
+    <w:lvl w:ilvl="6" w:tentative="1">
+      <w:start w:val="1"/>
+      <w:numFmt w:val="bullet"/>
+      <w:lvlText w:val=""/>
+      <w:lvlJc w:val="left"/>
+      <w:pPr>
+        <w:tabs>
+          <w:tab w:val="num" w:pos="5040"/>
+        </w:tabs>
+        <w:ind w:left="5040" w:hanging="360"/>
+      </w:pPr>
+      <w:rPr>
+        <w:rFonts w:ascii="Wingdings" w:hAnsi="Wingdings" w:hint="default"/>
+        <w:sz w:val="20"/>
+      </w:rPr>
+    </w:lvl>
+    <w:lvl w:ilvl="7" w:tentative="1">
+      <w:start w:val="1"/>
+      <w:numFmt w:val="bullet"/>
+      <w:lvlText w:val=""/>
+      <w:lvlJc w:val="left"/>
+      <w:pPr>
+        <w:tabs>
+          <w:tab w:val="num" w:pos="5760"/>
+        </w:tabs>
+        <w:ind w:left="5760" w:hanging="360"/>
+      </w:pPr>
+      <w:rPr>
+        <w:rFonts w:ascii="Wingdings" w:hAnsi="Wingdings" w:hint="default"/>
+        <w:sz w:val="20"/>
+      </w:rPr>
+    </w:lvl>
+    <w:lvl w:ilvl="8" w:tentative="1">
+      <w:start w:val="1"/>
+      <w:numFmt w:val="bullet"/>
+      <w:lvlText w:val=""/>
+      <w:lvlJc w:val="left"/>
+      <w:pPr>
+        <w:tabs>
+          <w:tab w:val="num" w:pos="6480"/>
+        </w:tabs>
+        <w:ind w:left="6480" w:hanging="360"/>
+      </w:pPr>
+      <w:rPr>
+        <w:rFonts w:ascii="Wingdings" w:hAnsi="Wingdings" w:hint="default"/>
+        <w:sz w:val="20"/>
+      </w:rPr>
+    </w:lvl>
+  </w:abstractNum>
+  <w:abstractNum w:abstractNumId="2" w15:restartNumberingAfterBreak="0">
+    <w:nsid w:val="0D3304F9"/>
+    <w:multiLevelType w:val="multilevel"/>
+    <w:tmpl w:val="040E001F"/>
+    <w:lvl w:ilvl="0">
+      <w:start w:val="1"/>
+      <w:numFmt w:val="decimal"/>
+      <w:lvlText w:val="%1."/>
+      <w:lvlJc w:val="left"/>
+      <w:pPr>
+        <w:ind w:left="285" w:hanging="360"/>
+      </w:pPr>
+    </w:lvl>
+    <w:lvl w:ilvl="1">
+      <w:start w:val="1"/>
+      <w:numFmt w:val="decimal"/>
+      <w:lvlText w:val="%1.%2."/>
+      <w:lvlJc w:val="left"/>
+      <w:pPr>
+        <w:ind w:left="717" w:hanging="432"/>
+      </w:pPr>
+    </w:lvl>
+    <w:lvl w:ilvl="2">
+      <w:start w:val="1"/>
+      <w:numFmt w:val="decimal"/>
+      <w:lvlText w:val="%1.%2.%3."/>
+      <w:lvlJc w:val="left"/>
+      <w:pPr>
+        <w:ind w:left="1149" w:hanging="504"/>
+      </w:pPr>
+    </w:lvl>
+    <w:lvl w:ilvl="3">
+      <w:start w:val="1"/>
+      <w:numFmt w:val="decimal"/>
+      <w:lvlText w:val="%1.%2.%3.%4."/>
+      <w:lvlJc w:val="left"/>
+      <w:pPr>
+        <w:ind w:left="1653" w:hanging="648"/>
+      </w:pPr>
+    </w:lvl>
+    <w:lvl w:ilvl="4">
+      <w:start w:val="1"/>
+      <w:numFmt w:val="decimal"/>
+      <w:lvlText w:val="%1.%2.%3.%4.%5."/>
+      <w:lvlJc w:val="left"/>
+      <w:pPr>
+        <w:ind w:left="2157" w:hanging="792"/>
+      </w:pPr>
+    </w:lvl>
+    <w:lvl w:ilvl="5">
+      <w:start w:val="1"/>
+      <w:numFmt w:val="decimal"/>
+      <w:lvlText w:val="%1.%2.%3.%4.%5.%6."/>
+      <w:lvlJc w:val="left"/>
+      <w:pPr>
+        <w:ind w:left="2661" w:hanging="936"/>
+      </w:pPr>
+    </w:lvl>
+    <w:lvl w:ilvl="6">
+      <w:start w:val="1"/>
+      <w:numFmt w:val="decimal"/>
+      <w:lvlText w:val="%1.%2.%3.%4.%5.%6.%7."/>
+      <w:lvlJc w:val="left"/>
+      <w:pPr>
+        <w:ind w:left="3165" w:hanging="1080"/>
+      </w:pPr>
+    </w:lvl>
+    <w:lvl w:ilvl="7">
+      <w:start w:val="1"/>
+      <w:numFmt w:val="decimal"/>
+      <w:lvlText w:val="%1.%2.%3.%4.%5.%6.%7.%8."/>
+      <w:lvlJc w:val="left"/>
+      <w:pPr>
+        <w:ind w:left="3669" w:hanging="1224"/>
+      </w:pPr>
+    </w:lvl>
+    <w:lvl w:ilvl="8">
+      <w:start w:val="1"/>
+      <w:numFmt w:val="decimal"/>
+      <w:lvlText w:val="%1.%2.%3.%4.%5.%6.%7.%8.%9."/>
+      <w:lvlJc w:val="left"/>
+      <w:pPr>
+        <w:ind w:left="4245" w:hanging="1440"/>
+      </w:pPr>
+    </w:lvl>
+  </w:abstractNum>
+  <w:abstractNum w:abstractNumId="3" w15:restartNumberingAfterBreak="0">
     <w:nsid w:val="12337090"/>
     <w:multiLevelType w:val="multilevel"/>
     <w:tmpl w:val="1062C666"/>
@@ -7912,7 +11296,156 @@
       </w:rPr>
     </w:lvl>
   </w:abstractNum>
-  <w:abstractNum w:abstractNumId="1" w15:restartNumberingAfterBreak="0">
+  <w:abstractNum w:abstractNumId="4" w15:restartNumberingAfterBreak="0">
+    <w:nsid w:val="1A3B0594"/>
+    <w:multiLevelType w:val="multilevel"/>
+    <w:tmpl w:val="7A72D802"/>
+    <w:lvl w:ilvl="0">
+      <w:start w:val="1"/>
+      <w:numFmt w:val="bullet"/>
+      <w:lvlText w:val=""/>
+      <w:lvlJc w:val="left"/>
+      <w:pPr>
+        <w:tabs>
+          <w:tab w:val="num" w:pos="720"/>
+        </w:tabs>
+        <w:ind w:left="720" w:hanging="360"/>
+      </w:pPr>
+      <w:rPr>
+        <w:rFonts w:ascii="Symbol" w:hAnsi="Symbol" w:hint="default"/>
+        <w:sz w:val="20"/>
+      </w:rPr>
+    </w:lvl>
+    <w:lvl w:ilvl="1" w:tentative="1">
+      <w:start w:val="1"/>
+      <w:numFmt w:val="bullet"/>
+      <w:lvlText w:val="o"/>
+      <w:lvlJc w:val="left"/>
+      <w:pPr>
+        <w:tabs>
+          <w:tab w:val="num" w:pos="1440"/>
+        </w:tabs>
+        <w:ind w:left="1440" w:hanging="360"/>
+      </w:pPr>
+      <w:rPr>
+        <w:rFonts w:ascii="Courier New" w:hAnsi="Courier New" w:hint="default"/>
+        <w:sz w:val="20"/>
+      </w:rPr>
+    </w:lvl>
+    <w:lvl w:ilvl="2" w:tentative="1">
+      <w:start w:val="1"/>
+      <w:numFmt w:val="bullet"/>
+      <w:lvlText w:val=""/>
+      <w:lvlJc w:val="left"/>
+      <w:pPr>
+        <w:tabs>
+          <w:tab w:val="num" w:pos="2160"/>
+        </w:tabs>
+        <w:ind w:left="2160" w:hanging="360"/>
+      </w:pPr>
+      <w:rPr>
+        <w:rFonts w:ascii="Wingdings" w:hAnsi="Wingdings" w:hint="default"/>
+        <w:sz w:val="20"/>
+      </w:rPr>
+    </w:lvl>
+    <w:lvl w:ilvl="3" w:tentative="1">
+      <w:start w:val="1"/>
+      <w:numFmt w:val="bullet"/>
+      <w:lvlText w:val=""/>
+      <w:lvlJc w:val="left"/>
+      <w:pPr>
+        <w:tabs>
+          <w:tab w:val="num" w:pos="2880"/>
+        </w:tabs>
+        <w:ind w:left="2880" w:hanging="360"/>
+      </w:pPr>
+      <w:rPr>
+        <w:rFonts w:ascii="Wingdings" w:hAnsi="Wingdings" w:hint="default"/>
+        <w:sz w:val="20"/>
+      </w:rPr>
+    </w:lvl>
+    <w:lvl w:ilvl="4" w:tentative="1">
+      <w:start w:val="1"/>
+      <w:numFmt w:val="bullet"/>
+      <w:lvlText w:val=""/>
+      <w:lvlJc w:val="left"/>
+      <w:pPr>
+        <w:tabs>
+          <w:tab w:val="num" w:pos="3600"/>
+        </w:tabs>
+        <w:ind w:left="3600" w:hanging="360"/>
+      </w:pPr>
+      <w:rPr>
+        <w:rFonts w:ascii="Wingdings" w:hAnsi="Wingdings" w:hint="default"/>
+        <w:sz w:val="20"/>
+      </w:rPr>
+    </w:lvl>
+    <w:lvl w:ilvl="5" w:tentative="1">
+      <w:start w:val="1"/>
+      <w:numFmt w:val="bullet"/>
+      <w:lvlText w:val=""/>
+      <w:lvlJc w:val="left"/>
+      <w:pPr>
+        <w:tabs>
+          <w:tab w:val="num" w:pos="4320"/>
+        </w:tabs>
+        <w:ind w:left="4320" w:hanging="360"/>
+      </w:pPr>
+      <w:rPr>
+        <w:rFonts w:ascii="Wingdings" w:hAnsi="Wingdings" w:hint="default"/>
+        <w:sz w:val="20"/>
+      </w:rPr>
+    </w:lvl>
+    <w:lvl w:ilvl="6" w:tentative="1">
+      <w:start w:val="1"/>
+      <w:numFmt w:val="bullet"/>
+      <w:lvlText w:val=""/>
+      <w:lvlJc w:val="left"/>
+      <w:pPr>
+        <w:tabs>
+          <w:tab w:val="num" w:pos="5040"/>
+        </w:tabs>
+        <w:ind w:left="5040" w:hanging="360"/>
+      </w:pPr>
+      <w:rPr>
+        <w:rFonts w:ascii="Wingdings" w:hAnsi="Wingdings" w:hint="default"/>
+        <w:sz w:val="20"/>
+      </w:rPr>
+    </w:lvl>
+    <w:lvl w:ilvl="7" w:tentative="1">
+      <w:start w:val="1"/>
+      <w:numFmt w:val="bullet"/>
+      <w:lvlText w:val=""/>
+      <w:lvlJc w:val="left"/>
+      <w:pPr>
+        <w:tabs>
+          <w:tab w:val="num" w:pos="5760"/>
+        </w:tabs>
+        <w:ind w:left="5760" w:hanging="360"/>
+      </w:pPr>
+      <w:rPr>
+        <w:rFonts w:ascii="Wingdings" w:hAnsi="Wingdings" w:hint="default"/>
+        <w:sz w:val="20"/>
+      </w:rPr>
+    </w:lvl>
+    <w:lvl w:ilvl="8" w:tentative="1">
+      <w:start w:val="1"/>
+      <w:numFmt w:val="bullet"/>
+      <w:lvlText w:val=""/>
+      <w:lvlJc w:val="left"/>
+      <w:pPr>
+        <w:tabs>
+          <w:tab w:val="num" w:pos="6480"/>
+        </w:tabs>
+        <w:ind w:left="6480" w:hanging="360"/>
+      </w:pPr>
+      <w:rPr>
+        <w:rFonts w:ascii="Wingdings" w:hAnsi="Wingdings" w:hint="default"/>
+        <w:sz w:val="20"/>
+      </w:rPr>
+    </w:lvl>
+  </w:abstractNum>
+  <w:abstractNum w:abstractNumId="5" w15:restartNumberingAfterBreak="0">
     <w:nsid w:val="1A6B2A75"/>
     <w:multiLevelType w:val="multilevel"/>
     <w:tmpl w:val="22186056"/>
@@ -8061,7 +11594,397 @@
       </w:rPr>
     </w:lvl>
   </w:abstractNum>
-  <w:abstractNum w:abstractNumId="2" w15:restartNumberingAfterBreak="0">
+  <w:abstractNum w:abstractNumId="6" w15:restartNumberingAfterBreak="0">
+    <w:nsid w:val="1C3E2EFA"/>
+    <w:multiLevelType w:val="multilevel"/>
+    <w:tmpl w:val="14CE629A"/>
+    <w:lvl w:ilvl="0">
+      <w:start w:val="1"/>
+      <w:numFmt w:val="decimal"/>
+      <w:lvlText w:val="%1."/>
+      <w:lvlJc w:val="left"/>
+      <w:pPr>
+        <w:ind w:left="360" w:hanging="360"/>
+      </w:pPr>
+    </w:lvl>
+    <w:lvl w:ilvl="1">
+      <w:start w:val="1"/>
+      <w:numFmt w:val="decimal"/>
+      <w:lvlText w:val="%1.%2."/>
+      <w:lvlJc w:val="left"/>
+      <w:pPr>
+        <w:ind w:left="792" w:hanging="432"/>
+      </w:pPr>
+      <w:rPr>
+        <w:rStyle w:val="Erskiemels"/>
+      </w:rPr>
+    </w:lvl>
+    <w:lvl w:ilvl="2">
+      <w:start w:val="1"/>
+      <w:numFmt w:val="decimal"/>
+      <w:lvlText w:val="%1.%2.%3."/>
+      <w:lvlJc w:val="left"/>
+      <w:pPr>
+        <w:ind w:left="1224" w:hanging="504"/>
+      </w:pPr>
+    </w:lvl>
+    <w:lvl w:ilvl="3">
+      <w:start w:val="1"/>
+      <w:numFmt w:val="bullet"/>
+      <w:lvlText w:val=""/>
+      <w:lvlJc w:val="left"/>
+      <w:pPr>
+        <w:ind w:left="1440" w:hanging="360"/>
+      </w:pPr>
+      <w:rPr>
+        <w:rFonts w:ascii="Symbol" w:hAnsi="Symbol" w:hint="default"/>
+      </w:rPr>
+    </w:lvl>
+    <w:lvl w:ilvl="4">
+      <w:start w:val="1"/>
+      <w:numFmt w:val="decimal"/>
+      <w:lvlText w:val="%1.%2.%3.%4.%5."/>
+      <w:lvlJc w:val="left"/>
+      <w:pPr>
+        <w:ind w:left="2232" w:hanging="792"/>
+      </w:pPr>
+    </w:lvl>
+    <w:lvl w:ilvl="5">
+      <w:start w:val="1"/>
+      <w:numFmt w:val="decimal"/>
+      <w:lvlText w:val="%1.%2.%3.%4.%5.%6."/>
+      <w:lvlJc w:val="left"/>
+      <w:pPr>
+        <w:ind w:left="2736" w:hanging="936"/>
+      </w:pPr>
+    </w:lvl>
+    <w:lvl w:ilvl="6">
+      <w:start w:val="1"/>
+      <w:numFmt w:val="decimal"/>
+      <w:lvlText w:val="%1.%2.%3.%4.%5.%6.%7."/>
+      <w:lvlJc w:val="left"/>
+      <w:pPr>
+        <w:ind w:left="3240" w:hanging="1080"/>
+      </w:pPr>
+    </w:lvl>
+    <w:lvl w:ilvl="7">
+      <w:start w:val="1"/>
+      <w:numFmt w:val="decimal"/>
+      <w:lvlText w:val="%1.%2.%3.%4.%5.%6.%7.%8."/>
+      <w:lvlJc w:val="left"/>
+      <w:pPr>
+        <w:ind w:left="3744" w:hanging="1224"/>
+      </w:pPr>
+    </w:lvl>
+    <w:lvl w:ilvl="8">
+      <w:start w:val="1"/>
+      <w:numFmt w:val="decimal"/>
+      <w:lvlText w:val="%1.%2.%3.%4.%5.%6.%7.%8.%9."/>
+      <w:lvlJc w:val="left"/>
+      <w:pPr>
+        <w:ind w:left="4320" w:hanging="1440"/>
+      </w:pPr>
+    </w:lvl>
+  </w:abstractNum>
+  <w:abstractNum w:abstractNumId="7" w15:restartNumberingAfterBreak="0">
+    <w:nsid w:val="1FDF58CA"/>
+    <w:multiLevelType w:val="multilevel"/>
+    <w:tmpl w:val="305220E0"/>
+    <w:lvl w:ilvl="0">
+      <w:start w:val="1"/>
+      <w:numFmt w:val="bullet"/>
+      <w:lvlText w:val=""/>
+      <w:lvlJc w:val="left"/>
+      <w:pPr>
+        <w:tabs>
+          <w:tab w:val="num" w:pos="720"/>
+        </w:tabs>
+        <w:ind w:left="720" w:hanging="360"/>
+      </w:pPr>
+      <w:rPr>
+        <w:rFonts w:ascii="Symbol" w:hAnsi="Symbol" w:hint="default"/>
+        <w:sz w:val="20"/>
+      </w:rPr>
+    </w:lvl>
+    <w:lvl w:ilvl="1" w:tentative="1">
+      <w:start w:val="1"/>
+      <w:numFmt w:val="bullet"/>
+      <w:lvlText w:val="o"/>
+      <w:lvlJc w:val="left"/>
+      <w:pPr>
+        <w:tabs>
+          <w:tab w:val="num" w:pos="1440"/>
+        </w:tabs>
+        <w:ind w:left="1440" w:hanging="360"/>
+      </w:pPr>
+      <w:rPr>
+        <w:rFonts w:ascii="Courier New" w:hAnsi="Courier New" w:hint="default"/>
+        <w:sz w:val="20"/>
+      </w:rPr>
+    </w:lvl>
+    <w:lvl w:ilvl="2" w:tentative="1">
+      <w:start w:val="1"/>
+      <w:numFmt w:val="bullet"/>
+      <w:lvlText w:val=""/>
+      <w:lvlJc w:val="left"/>
+      <w:pPr>
+        <w:tabs>
+          <w:tab w:val="num" w:pos="2160"/>
+        </w:tabs>
+        <w:ind w:left="2160" w:hanging="360"/>
+      </w:pPr>
+      <w:rPr>
+        <w:rFonts w:ascii="Wingdings" w:hAnsi="Wingdings" w:hint="default"/>
+        <w:sz w:val="20"/>
+      </w:rPr>
+    </w:lvl>
+    <w:lvl w:ilvl="3" w:tentative="1">
+      <w:start w:val="1"/>
+      <w:numFmt w:val="bullet"/>
+      <w:lvlText w:val=""/>
+      <w:lvlJc w:val="left"/>
+      <w:pPr>
+        <w:tabs>
+          <w:tab w:val="num" w:pos="2880"/>
+        </w:tabs>
+        <w:ind w:left="2880" w:hanging="360"/>
+      </w:pPr>
+      <w:rPr>
+        <w:rFonts w:ascii="Wingdings" w:hAnsi="Wingdings" w:hint="default"/>
+        <w:sz w:val="20"/>
+      </w:rPr>
+    </w:lvl>
+    <w:lvl w:ilvl="4" w:tentative="1">
+      <w:start w:val="1"/>
+      <w:numFmt w:val="bullet"/>
+      <w:lvlText w:val=""/>
+      <w:lvlJc w:val="left"/>
+      <w:pPr>
+        <w:tabs>
+          <w:tab w:val="num" w:pos="3600"/>
+        </w:tabs>
+        <w:ind w:left="3600" w:hanging="360"/>
+      </w:pPr>
+      <w:rPr>
+        <w:rFonts w:ascii="Wingdings" w:hAnsi="Wingdings" w:hint="default"/>
+        <w:sz w:val="20"/>
+      </w:rPr>
+    </w:lvl>
+    <w:lvl w:ilvl="5" w:tentative="1">
+      <w:start w:val="1"/>
+      <w:numFmt w:val="bullet"/>
+      <w:lvlText w:val=""/>
+      <w:lvlJc w:val="left"/>
+      <w:pPr>
+        <w:tabs>
+          <w:tab w:val="num" w:pos="4320"/>
+        </w:tabs>
+        <w:ind w:left="4320" w:hanging="360"/>
+      </w:pPr>
+      <w:rPr>
+        <w:rFonts w:ascii="Wingdings" w:hAnsi="Wingdings" w:hint="default"/>
+        <w:sz w:val="20"/>
+      </w:rPr>
+    </w:lvl>
+    <w:lvl w:ilvl="6" w:tentative="1">
+      <w:start w:val="1"/>
+      <w:numFmt w:val="bullet"/>
+      <w:lvlText w:val=""/>
+      <w:lvlJc w:val="left"/>
+      <w:pPr>
+        <w:tabs>
+          <w:tab w:val="num" w:pos="5040"/>
+        </w:tabs>
+        <w:ind w:left="5040" w:hanging="360"/>
+      </w:pPr>
+      <w:rPr>
+        <w:rFonts w:ascii="Wingdings" w:hAnsi="Wingdings" w:hint="default"/>
+        <w:sz w:val="20"/>
+      </w:rPr>
+    </w:lvl>
+    <w:lvl w:ilvl="7" w:tentative="1">
+      <w:start w:val="1"/>
+      <w:numFmt w:val="bullet"/>
+      <w:lvlText w:val=""/>
+      <w:lvlJc w:val="left"/>
+      <w:pPr>
+        <w:tabs>
+          <w:tab w:val="num" w:pos="5760"/>
+        </w:tabs>
+        <w:ind w:left="5760" w:hanging="360"/>
+      </w:pPr>
+      <w:rPr>
+        <w:rFonts w:ascii="Wingdings" w:hAnsi="Wingdings" w:hint="default"/>
+        <w:sz w:val="20"/>
+      </w:rPr>
+    </w:lvl>
+    <w:lvl w:ilvl="8" w:tentative="1">
+      <w:start w:val="1"/>
+      <w:numFmt w:val="bullet"/>
+      <w:lvlText w:val=""/>
+      <w:lvlJc w:val="left"/>
+      <w:pPr>
+        <w:tabs>
+          <w:tab w:val="num" w:pos="6480"/>
+        </w:tabs>
+        <w:ind w:left="6480" w:hanging="360"/>
+      </w:pPr>
+      <w:rPr>
+        <w:rFonts w:ascii="Wingdings" w:hAnsi="Wingdings" w:hint="default"/>
+        <w:sz w:val="20"/>
+      </w:rPr>
+    </w:lvl>
+  </w:abstractNum>
+  <w:abstractNum w:abstractNumId="8" w15:restartNumberingAfterBreak="0">
+    <w:nsid w:val="298E5BA1"/>
+    <w:multiLevelType w:val="multilevel"/>
+    <w:tmpl w:val="FFE6AC02"/>
+    <w:lvl w:ilvl="0">
+      <w:start w:val="1"/>
+      <w:numFmt w:val="bullet"/>
+      <w:lvlText w:val=""/>
+      <w:lvlJc w:val="left"/>
+      <w:pPr>
+        <w:tabs>
+          <w:tab w:val="num" w:pos="720"/>
+        </w:tabs>
+        <w:ind w:left="720" w:hanging="360"/>
+      </w:pPr>
+      <w:rPr>
+        <w:rFonts w:ascii="Symbol" w:hAnsi="Symbol" w:hint="default"/>
+        <w:sz w:val="20"/>
+      </w:rPr>
+    </w:lvl>
+    <w:lvl w:ilvl="1" w:tentative="1">
+      <w:start w:val="1"/>
+      <w:numFmt w:val="bullet"/>
+      <w:lvlText w:val="o"/>
+      <w:lvlJc w:val="left"/>
+      <w:pPr>
+        <w:tabs>
+          <w:tab w:val="num" w:pos="1440"/>
+        </w:tabs>
+        <w:ind w:left="1440" w:hanging="360"/>
+      </w:pPr>
+      <w:rPr>
+        <w:rFonts w:ascii="Courier New" w:hAnsi="Courier New" w:hint="default"/>
+        <w:sz w:val="20"/>
+      </w:rPr>
+    </w:lvl>
+    <w:lvl w:ilvl="2" w:tentative="1">
+      <w:start w:val="1"/>
+      <w:numFmt w:val="bullet"/>
+      <w:lvlText w:val=""/>
+      <w:lvlJc w:val="left"/>
+      <w:pPr>
+        <w:tabs>
+          <w:tab w:val="num" w:pos="2160"/>
+        </w:tabs>
+        <w:ind w:left="2160" w:hanging="360"/>
+      </w:pPr>
+      <w:rPr>
+        <w:rFonts w:ascii="Wingdings" w:hAnsi="Wingdings" w:hint="default"/>
+        <w:sz w:val="20"/>
+      </w:rPr>
+    </w:lvl>
+    <w:lvl w:ilvl="3" w:tentative="1">
+      <w:start w:val="1"/>
+      <w:numFmt w:val="bullet"/>
+      <w:lvlText w:val=""/>
+      <w:lvlJc w:val="left"/>
+      <w:pPr>
+        <w:tabs>
+          <w:tab w:val="num" w:pos="2880"/>
+        </w:tabs>
+        <w:ind w:left="2880" w:hanging="360"/>
+      </w:pPr>
+      <w:rPr>
+        <w:rFonts w:ascii="Wingdings" w:hAnsi="Wingdings" w:hint="default"/>
+        <w:sz w:val="20"/>
+      </w:rPr>
+    </w:lvl>
+    <w:lvl w:ilvl="4" w:tentative="1">
+      <w:start w:val="1"/>
+      <w:numFmt w:val="bullet"/>
+      <w:lvlText w:val=""/>
+      <w:lvlJc w:val="left"/>
+      <w:pPr>
+        <w:tabs>
+          <w:tab w:val="num" w:pos="3600"/>
+        </w:tabs>
+        <w:ind w:left="3600" w:hanging="360"/>
+      </w:pPr>
+      <w:rPr>
+        <w:rFonts w:ascii="Wingdings" w:hAnsi="Wingdings" w:hint="default"/>
+        <w:sz w:val="20"/>
+      </w:rPr>
+    </w:lvl>
+    <w:lvl w:ilvl="5" w:tentative="1">
+      <w:start w:val="1"/>
+      <w:numFmt w:val="bullet"/>
+      <w:lvlText w:val=""/>
+      <w:lvlJc w:val="left"/>
+      <w:pPr>
+        <w:tabs>
+          <w:tab w:val="num" w:pos="4320"/>
+        </w:tabs>
+        <w:ind w:left="4320" w:hanging="360"/>
+      </w:pPr>
+      <w:rPr>
+        <w:rFonts w:ascii="Wingdings" w:hAnsi="Wingdings" w:hint="default"/>
+        <w:sz w:val="20"/>
+      </w:rPr>
+    </w:lvl>
+    <w:lvl w:ilvl="6" w:tentative="1">
+      <w:start w:val="1"/>
+      <w:numFmt w:val="bullet"/>
+      <w:lvlText w:val=""/>
+      <w:lvlJc w:val="left"/>
+      <w:pPr>
+        <w:tabs>
+          <w:tab w:val="num" w:pos="5040"/>
+        </w:tabs>
+        <w:ind w:left="5040" w:hanging="360"/>
+      </w:pPr>
+      <w:rPr>
+        <w:rFonts w:ascii="Wingdings" w:hAnsi="Wingdings" w:hint="default"/>
+        <w:sz w:val="20"/>
+      </w:rPr>
+    </w:lvl>
+    <w:lvl w:ilvl="7" w:tentative="1">
+      <w:start w:val="1"/>
+      <w:numFmt w:val="bullet"/>
+      <w:lvlText w:val=""/>
+      <w:lvlJc w:val="left"/>
+      <w:pPr>
+        <w:tabs>
+          <w:tab w:val="num" w:pos="5760"/>
+        </w:tabs>
+        <w:ind w:left="5760" w:hanging="360"/>
+      </w:pPr>
+      <w:rPr>
+        <w:rFonts w:ascii="Wingdings" w:hAnsi="Wingdings" w:hint="default"/>
+        <w:sz w:val="20"/>
+      </w:rPr>
+    </w:lvl>
+    <w:lvl w:ilvl="8" w:tentative="1">
+      <w:start w:val="1"/>
+      <w:numFmt w:val="bullet"/>
+      <w:lvlText w:val=""/>
+      <w:lvlJc w:val="left"/>
+      <w:pPr>
+        <w:tabs>
+          <w:tab w:val="num" w:pos="6480"/>
+        </w:tabs>
+        <w:ind w:left="6480" w:hanging="360"/>
+      </w:pPr>
+      <w:rPr>
+        <w:rFonts w:ascii="Wingdings" w:hAnsi="Wingdings" w:hint="default"/>
+        <w:sz w:val="20"/>
+      </w:rPr>
+    </w:lvl>
+  </w:abstractNum>
+  <w:abstractNum w:abstractNumId="9" w15:restartNumberingAfterBreak="0">
     <w:nsid w:val="29EE4EE9"/>
     <w:multiLevelType w:val="hybridMultilevel"/>
     <w:tmpl w:val="BE5C444E"/>
@@ -8174,7 +12097,304 @@
       </w:rPr>
     </w:lvl>
   </w:abstractNum>
-  <w:abstractNum w:abstractNumId="3" w15:restartNumberingAfterBreak="0">
+  <w:abstractNum w:abstractNumId="10" w15:restartNumberingAfterBreak="0">
+    <w:nsid w:val="2BDE249F"/>
+    <w:multiLevelType w:val="multilevel"/>
+    <w:tmpl w:val="3FBA2FC6"/>
+    <w:lvl w:ilvl="0">
+      <w:start w:val="1"/>
+      <w:numFmt w:val="decimal"/>
+      <w:lvlText w:val="%1."/>
+      <w:lvlJc w:val="left"/>
+      <w:pPr>
+        <w:tabs>
+          <w:tab w:val="num" w:pos="720"/>
+        </w:tabs>
+        <w:ind w:left="720" w:hanging="360"/>
+      </w:pPr>
+    </w:lvl>
+    <w:lvl w:ilvl="1" w:tentative="1">
+      <w:start w:val="1"/>
+      <w:numFmt w:val="decimal"/>
+      <w:lvlText w:val="%2."/>
+      <w:lvlJc w:val="left"/>
+      <w:pPr>
+        <w:tabs>
+          <w:tab w:val="num" w:pos="1440"/>
+        </w:tabs>
+        <w:ind w:left="1440" w:hanging="360"/>
+      </w:pPr>
+    </w:lvl>
+    <w:lvl w:ilvl="2" w:tentative="1">
+      <w:start w:val="1"/>
+      <w:numFmt w:val="decimal"/>
+      <w:lvlText w:val="%3."/>
+      <w:lvlJc w:val="left"/>
+      <w:pPr>
+        <w:tabs>
+          <w:tab w:val="num" w:pos="2160"/>
+        </w:tabs>
+        <w:ind w:left="2160" w:hanging="360"/>
+      </w:pPr>
+    </w:lvl>
+    <w:lvl w:ilvl="3" w:tentative="1">
+      <w:start w:val="1"/>
+      <w:numFmt w:val="decimal"/>
+      <w:lvlText w:val="%4."/>
+      <w:lvlJc w:val="left"/>
+      <w:pPr>
+        <w:tabs>
+          <w:tab w:val="num" w:pos="2880"/>
+        </w:tabs>
+        <w:ind w:left="2880" w:hanging="360"/>
+      </w:pPr>
+    </w:lvl>
+    <w:lvl w:ilvl="4" w:tentative="1">
+      <w:start w:val="1"/>
+      <w:numFmt w:val="decimal"/>
+      <w:lvlText w:val="%5."/>
+      <w:lvlJc w:val="left"/>
+      <w:pPr>
+        <w:tabs>
+          <w:tab w:val="num" w:pos="3600"/>
+        </w:tabs>
+        <w:ind w:left="3600" w:hanging="360"/>
+      </w:pPr>
+    </w:lvl>
+    <w:lvl w:ilvl="5" w:tentative="1">
+      <w:start w:val="1"/>
+      <w:numFmt w:val="decimal"/>
+      <w:lvlText w:val="%6."/>
+      <w:lvlJc w:val="left"/>
+      <w:pPr>
+        <w:tabs>
+          <w:tab w:val="num" w:pos="4320"/>
+        </w:tabs>
+        <w:ind w:left="4320" w:hanging="360"/>
+      </w:pPr>
+    </w:lvl>
+    <w:lvl w:ilvl="6" w:tentative="1">
+      <w:start w:val="1"/>
+      <w:numFmt w:val="decimal"/>
+      <w:lvlText w:val="%7."/>
+      <w:lvlJc w:val="left"/>
+      <w:pPr>
+        <w:tabs>
+          <w:tab w:val="num" w:pos="5040"/>
+        </w:tabs>
+        <w:ind w:left="5040" w:hanging="360"/>
+      </w:pPr>
+    </w:lvl>
+    <w:lvl w:ilvl="7" w:tentative="1">
+      <w:start w:val="1"/>
+      <w:numFmt w:val="decimal"/>
+      <w:lvlText w:val="%8."/>
+      <w:lvlJc w:val="left"/>
+      <w:pPr>
+        <w:tabs>
+          <w:tab w:val="num" w:pos="5760"/>
+        </w:tabs>
+        <w:ind w:left="5760" w:hanging="360"/>
+      </w:pPr>
+    </w:lvl>
+    <w:lvl w:ilvl="8" w:tentative="1">
+      <w:start w:val="1"/>
+      <w:numFmt w:val="decimal"/>
+      <w:lvlText w:val="%9."/>
+      <w:lvlJc w:val="left"/>
+      <w:pPr>
+        <w:tabs>
+          <w:tab w:val="num" w:pos="6480"/>
+        </w:tabs>
+        <w:ind w:left="6480" w:hanging="360"/>
+      </w:pPr>
+    </w:lvl>
+  </w:abstractNum>
+  <w:abstractNum w:abstractNumId="11" w15:restartNumberingAfterBreak="0">
+    <w:nsid w:val="2E1C18FE"/>
+    <w:multiLevelType w:val="multilevel"/>
+    <w:tmpl w:val="14CE629A"/>
+    <w:lvl w:ilvl="0">
+      <w:start w:val="1"/>
+      <w:numFmt w:val="decimal"/>
+      <w:lvlText w:val="%1."/>
+      <w:lvlJc w:val="left"/>
+      <w:pPr>
+        <w:ind w:left="360" w:hanging="360"/>
+      </w:pPr>
+    </w:lvl>
+    <w:lvl w:ilvl="1">
+      <w:start w:val="1"/>
+      <w:numFmt w:val="decimal"/>
+      <w:lvlText w:val="%1.%2."/>
+      <w:lvlJc w:val="left"/>
+      <w:pPr>
+        <w:ind w:left="792" w:hanging="432"/>
+      </w:pPr>
+      <w:rPr>
+        <w:rStyle w:val="Erskiemels"/>
+      </w:rPr>
+    </w:lvl>
+    <w:lvl w:ilvl="2">
+      <w:start w:val="1"/>
+      <w:numFmt w:val="decimal"/>
+      <w:lvlText w:val="%1.%2.%3."/>
+      <w:lvlJc w:val="left"/>
+      <w:pPr>
+        <w:ind w:left="1224" w:hanging="504"/>
+      </w:pPr>
+    </w:lvl>
+    <w:lvl w:ilvl="3">
+      <w:start w:val="1"/>
+      <w:numFmt w:val="bullet"/>
+      <w:lvlText w:val=""/>
+      <w:lvlJc w:val="left"/>
+      <w:pPr>
+        <w:ind w:left="1440" w:hanging="360"/>
+      </w:pPr>
+      <w:rPr>
+        <w:rFonts w:ascii="Symbol" w:hAnsi="Symbol" w:hint="default"/>
+      </w:rPr>
+    </w:lvl>
+    <w:lvl w:ilvl="4">
+      <w:start w:val="1"/>
+      <w:numFmt w:val="decimal"/>
+      <w:lvlText w:val="%1.%2.%3.%4.%5."/>
+      <w:lvlJc w:val="left"/>
+      <w:pPr>
+        <w:ind w:left="2232" w:hanging="792"/>
+      </w:pPr>
+    </w:lvl>
+    <w:lvl w:ilvl="5">
+      <w:start w:val="1"/>
+      <w:numFmt w:val="decimal"/>
+      <w:lvlText w:val="%1.%2.%3.%4.%5.%6."/>
+      <w:lvlJc w:val="left"/>
+      <w:pPr>
+        <w:ind w:left="2736" w:hanging="936"/>
+      </w:pPr>
+    </w:lvl>
+    <w:lvl w:ilvl="6">
+      <w:start w:val="1"/>
+      <w:numFmt w:val="decimal"/>
+      <w:lvlText w:val="%1.%2.%3.%4.%5.%6.%7."/>
+      <w:lvlJc w:val="left"/>
+      <w:pPr>
+        <w:ind w:left="3240" w:hanging="1080"/>
+      </w:pPr>
+    </w:lvl>
+    <w:lvl w:ilvl="7">
+      <w:start w:val="1"/>
+      <w:numFmt w:val="decimal"/>
+      <w:lvlText w:val="%1.%2.%3.%4.%5.%6.%7.%8."/>
+      <w:lvlJc w:val="left"/>
+      <w:pPr>
+        <w:ind w:left="3744" w:hanging="1224"/>
+      </w:pPr>
+    </w:lvl>
+    <w:lvl w:ilvl="8">
+      <w:start w:val="1"/>
+      <w:numFmt w:val="decimal"/>
+      <w:lvlText w:val="%1.%2.%3.%4.%5.%6.%7.%8.%9."/>
+      <w:lvlJc w:val="left"/>
+      <w:pPr>
+        <w:ind w:left="4320" w:hanging="1440"/>
+      </w:pPr>
+    </w:lvl>
+  </w:abstractNum>
+  <w:abstractNum w:abstractNumId="12" w15:restartNumberingAfterBreak="0">
+    <w:nsid w:val="31996631"/>
+    <w:multiLevelType w:val="multilevel"/>
+    <w:tmpl w:val="14CE629A"/>
+    <w:lvl w:ilvl="0">
+      <w:start w:val="1"/>
+      <w:numFmt w:val="decimal"/>
+      <w:lvlText w:val="%1."/>
+      <w:lvlJc w:val="left"/>
+      <w:pPr>
+        <w:ind w:left="360" w:hanging="360"/>
+      </w:pPr>
+    </w:lvl>
+    <w:lvl w:ilvl="1">
+      <w:start w:val="1"/>
+      <w:numFmt w:val="decimal"/>
+      <w:lvlText w:val="%1.%2."/>
+      <w:lvlJc w:val="left"/>
+      <w:pPr>
+        <w:ind w:left="792" w:hanging="432"/>
+      </w:pPr>
+      <w:rPr>
+        <w:rStyle w:val="Erskiemels"/>
+      </w:rPr>
+    </w:lvl>
+    <w:lvl w:ilvl="2">
+      <w:start w:val="1"/>
+      <w:numFmt w:val="decimal"/>
+      <w:lvlText w:val="%1.%2.%3."/>
+      <w:lvlJc w:val="left"/>
+      <w:pPr>
+        <w:ind w:left="1224" w:hanging="504"/>
+      </w:pPr>
+    </w:lvl>
+    <w:lvl w:ilvl="3">
+      <w:start w:val="1"/>
+      <w:numFmt w:val="bullet"/>
+      <w:lvlText w:val=""/>
+      <w:lvlJc w:val="left"/>
+      <w:pPr>
+        <w:ind w:left="1440" w:hanging="360"/>
+      </w:pPr>
+      <w:rPr>
+        <w:rFonts w:ascii="Symbol" w:hAnsi="Symbol" w:hint="default"/>
+      </w:rPr>
+    </w:lvl>
+    <w:lvl w:ilvl="4">
+      <w:start w:val="1"/>
+      <w:numFmt w:val="decimal"/>
+      <w:lvlText w:val="%1.%2.%3.%4.%5."/>
+      <w:lvlJc w:val="left"/>
+      <w:pPr>
+        <w:ind w:left="2232" w:hanging="792"/>
+      </w:pPr>
+    </w:lvl>
+    <w:lvl w:ilvl="5">
+      <w:start w:val="1"/>
+      <w:numFmt w:val="decimal"/>
+      <w:lvlText w:val="%1.%2.%3.%4.%5.%6."/>
+      <w:lvlJc w:val="left"/>
+      <w:pPr>
+        <w:ind w:left="2736" w:hanging="936"/>
+      </w:pPr>
+    </w:lvl>
+    <w:lvl w:ilvl="6">
+      <w:start w:val="1"/>
+      <w:numFmt w:val="decimal"/>
+      <w:lvlText w:val="%1.%2.%3.%4.%5.%6.%7."/>
+      <w:lvlJc w:val="left"/>
+      <w:pPr>
+        <w:ind w:left="3240" w:hanging="1080"/>
+      </w:pPr>
+    </w:lvl>
+    <w:lvl w:ilvl="7">
+      <w:start w:val="1"/>
+      <w:numFmt w:val="decimal"/>
+      <w:lvlText w:val="%1.%2.%3.%4.%5.%6.%7.%8."/>
+      <w:lvlJc w:val="left"/>
+      <w:pPr>
+        <w:ind w:left="3744" w:hanging="1224"/>
+      </w:pPr>
+    </w:lvl>
+    <w:lvl w:ilvl="8">
+      <w:start w:val="1"/>
+      <w:numFmt w:val="decimal"/>
+      <w:lvlText w:val="%1.%2.%3.%4.%5.%6.%7.%8.%9."/>
+      <w:lvlJc w:val="left"/>
+      <w:pPr>
+        <w:ind w:left="4320" w:hanging="1440"/>
+      </w:pPr>
+    </w:lvl>
+  </w:abstractNum>
+  <w:abstractNum w:abstractNumId="13" w15:restartNumberingAfterBreak="0">
     <w:nsid w:val="33480713"/>
     <w:multiLevelType w:val="multilevel"/>
     <w:tmpl w:val="3EF81FFE"/>
@@ -8323,7 +12543,1095 @@
       </w:rPr>
     </w:lvl>
   </w:abstractNum>
-  <w:abstractNum w:abstractNumId="4" w15:restartNumberingAfterBreak="0">
+  <w:abstractNum w:abstractNumId="14" w15:restartNumberingAfterBreak="0">
+    <w:nsid w:val="364F41EE"/>
+    <w:multiLevelType w:val="multilevel"/>
+    <w:tmpl w:val="31C4B160"/>
+    <w:lvl w:ilvl="0">
+      <w:start w:val="1"/>
+      <w:numFmt w:val="bullet"/>
+      <w:lvlText w:val=""/>
+      <w:lvlJc w:val="left"/>
+      <w:pPr>
+        <w:tabs>
+          <w:tab w:val="num" w:pos="720"/>
+        </w:tabs>
+        <w:ind w:left="720" w:hanging="360"/>
+      </w:pPr>
+      <w:rPr>
+        <w:rFonts w:ascii="Symbol" w:hAnsi="Symbol" w:hint="default"/>
+        <w:sz w:val="20"/>
+      </w:rPr>
+    </w:lvl>
+    <w:lvl w:ilvl="1" w:tentative="1">
+      <w:start w:val="1"/>
+      <w:numFmt w:val="bullet"/>
+      <w:lvlText w:val="o"/>
+      <w:lvlJc w:val="left"/>
+      <w:pPr>
+        <w:tabs>
+          <w:tab w:val="num" w:pos="1440"/>
+        </w:tabs>
+        <w:ind w:left="1440" w:hanging="360"/>
+      </w:pPr>
+      <w:rPr>
+        <w:rFonts w:ascii="Courier New" w:hAnsi="Courier New" w:hint="default"/>
+        <w:sz w:val="20"/>
+      </w:rPr>
+    </w:lvl>
+    <w:lvl w:ilvl="2" w:tentative="1">
+      <w:start w:val="1"/>
+      <w:numFmt w:val="bullet"/>
+      <w:lvlText w:val=""/>
+      <w:lvlJc w:val="left"/>
+      <w:pPr>
+        <w:tabs>
+          <w:tab w:val="num" w:pos="2160"/>
+        </w:tabs>
+        <w:ind w:left="2160" w:hanging="360"/>
+      </w:pPr>
+      <w:rPr>
+        <w:rFonts w:ascii="Wingdings" w:hAnsi="Wingdings" w:hint="default"/>
+        <w:sz w:val="20"/>
+      </w:rPr>
+    </w:lvl>
+    <w:lvl w:ilvl="3" w:tentative="1">
+      <w:start w:val="1"/>
+      <w:numFmt w:val="bullet"/>
+      <w:lvlText w:val=""/>
+      <w:lvlJc w:val="left"/>
+      <w:pPr>
+        <w:tabs>
+          <w:tab w:val="num" w:pos="2880"/>
+        </w:tabs>
+        <w:ind w:left="2880" w:hanging="360"/>
+      </w:pPr>
+      <w:rPr>
+        <w:rFonts w:ascii="Wingdings" w:hAnsi="Wingdings" w:hint="default"/>
+        <w:sz w:val="20"/>
+      </w:rPr>
+    </w:lvl>
+    <w:lvl w:ilvl="4" w:tentative="1">
+      <w:start w:val="1"/>
+      <w:numFmt w:val="bullet"/>
+      <w:lvlText w:val=""/>
+      <w:lvlJc w:val="left"/>
+      <w:pPr>
+        <w:tabs>
+          <w:tab w:val="num" w:pos="3600"/>
+        </w:tabs>
+        <w:ind w:left="3600" w:hanging="360"/>
+      </w:pPr>
+      <w:rPr>
+        <w:rFonts w:ascii="Wingdings" w:hAnsi="Wingdings" w:hint="default"/>
+        <w:sz w:val="20"/>
+      </w:rPr>
+    </w:lvl>
+    <w:lvl w:ilvl="5" w:tentative="1">
+      <w:start w:val="1"/>
+      <w:numFmt w:val="bullet"/>
+      <w:lvlText w:val=""/>
+      <w:lvlJc w:val="left"/>
+      <w:pPr>
+        <w:tabs>
+          <w:tab w:val="num" w:pos="4320"/>
+        </w:tabs>
+        <w:ind w:left="4320" w:hanging="360"/>
+      </w:pPr>
+      <w:rPr>
+        <w:rFonts w:ascii="Wingdings" w:hAnsi="Wingdings" w:hint="default"/>
+        <w:sz w:val="20"/>
+      </w:rPr>
+    </w:lvl>
+    <w:lvl w:ilvl="6" w:tentative="1">
+      <w:start w:val="1"/>
+      <w:numFmt w:val="bullet"/>
+      <w:lvlText w:val=""/>
+      <w:lvlJc w:val="left"/>
+      <w:pPr>
+        <w:tabs>
+          <w:tab w:val="num" w:pos="5040"/>
+        </w:tabs>
+        <w:ind w:left="5040" w:hanging="360"/>
+      </w:pPr>
+      <w:rPr>
+        <w:rFonts w:ascii="Wingdings" w:hAnsi="Wingdings" w:hint="default"/>
+        <w:sz w:val="20"/>
+      </w:rPr>
+    </w:lvl>
+    <w:lvl w:ilvl="7" w:tentative="1">
+      <w:start w:val="1"/>
+      <w:numFmt w:val="bullet"/>
+      <w:lvlText w:val=""/>
+      <w:lvlJc w:val="left"/>
+      <w:pPr>
+        <w:tabs>
+          <w:tab w:val="num" w:pos="5760"/>
+        </w:tabs>
+        <w:ind w:left="5760" w:hanging="360"/>
+      </w:pPr>
+      <w:rPr>
+        <w:rFonts w:ascii="Wingdings" w:hAnsi="Wingdings" w:hint="default"/>
+        <w:sz w:val="20"/>
+      </w:rPr>
+    </w:lvl>
+    <w:lvl w:ilvl="8" w:tentative="1">
+      <w:start w:val="1"/>
+      <w:numFmt w:val="bullet"/>
+      <w:lvlText w:val=""/>
+      <w:lvlJc w:val="left"/>
+      <w:pPr>
+        <w:tabs>
+          <w:tab w:val="num" w:pos="6480"/>
+        </w:tabs>
+        <w:ind w:left="6480" w:hanging="360"/>
+      </w:pPr>
+      <w:rPr>
+        <w:rFonts w:ascii="Wingdings" w:hAnsi="Wingdings" w:hint="default"/>
+        <w:sz w:val="20"/>
+      </w:rPr>
+    </w:lvl>
+  </w:abstractNum>
+  <w:abstractNum w:abstractNumId="15" w15:restartNumberingAfterBreak="0">
+    <w:nsid w:val="38210DA6"/>
+    <w:multiLevelType w:val="hybridMultilevel"/>
+    <w:tmpl w:val="A83EE776"/>
+    <w:lvl w:ilvl="0" w:tplc="040E000F">
+      <w:start w:val="1"/>
+      <w:numFmt w:val="decimal"/>
+      <w:lvlText w:val="%1."/>
+      <w:lvlJc w:val="left"/>
+      <w:pPr>
+        <w:ind w:left="720" w:hanging="360"/>
+      </w:pPr>
+    </w:lvl>
+    <w:lvl w:ilvl="1" w:tplc="040E0019" w:tentative="1">
+      <w:start w:val="1"/>
+      <w:numFmt w:val="lowerLetter"/>
+      <w:lvlText w:val="%2."/>
+      <w:lvlJc w:val="left"/>
+      <w:pPr>
+        <w:ind w:left="1440" w:hanging="360"/>
+      </w:pPr>
+    </w:lvl>
+    <w:lvl w:ilvl="2" w:tplc="040E001B" w:tentative="1">
+      <w:start w:val="1"/>
+      <w:numFmt w:val="lowerRoman"/>
+      <w:lvlText w:val="%3."/>
+      <w:lvlJc w:val="right"/>
+      <w:pPr>
+        <w:ind w:left="2160" w:hanging="180"/>
+      </w:pPr>
+    </w:lvl>
+    <w:lvl w:ilvl="3" w:tplc="040E000F" w:tentative="1">
+      <w:start w:val="1"/>
+      <w:numFmt w:val="decimal"/>
+      <w:lvlText w:val="%4."/>
+      <w:lvlJc w:val="left"/>
+      <w:pPr>
+        <w:ind w:left="2880" w:hanging="360"/>
+      </w:pPr>
+    </w:lvl>
+    <w:lvl w:ilvl="4" w:tplc="040E0019" w:tentative="1">
+      <w:start w:val="1"/>
+      <w:numFmt w:val="lowerLetter"/>
+      <w:lvlText w:val="%5."/>
+      <w:lvlJc w:val="left"/>
+      <w:pPr>
+        <w:ind w:left="3600" w:hanging="360"/>
+      </w:pPr>
+    </w:lvl>
+    <w:lvl w:ilvl="5" w:tplc="040E001B" w:tentative="1">
+      <w:start w:val="1"/>
+      <w:numFmt w:val="lowerRoman"/>
+      <w:lvlText w:val="%6."/>
+      <w:lvlJc w:val="right"/>
+      <w:pPr>
+        <w:ind w:left="4320" w:hanging="180"/>
+      </w:pPr>
+    </w:lvl>
+    <w:lvl w:ilvl="6" w:tplc="040E000F" w:tentative="1">
+      <w:start w:val="1"/>
+      <w:numFmt w:val="decimal"/>
+      <w:lvlText w:val="%7."/>
+      <w:lvlJc w:val="left"/>
+      <w:pPr>
+        <w:ind w:left="5040" w:hanging="360"/>
+      </w:pPr>
+    </w:lvl>
+    <w:lvl w:ilvl="7" w:tplc="040E0019" w:tentative="1">
+      <w:start w:val="1"/>
+      <w:numFmt w:val="lowerLetter"/>
+      <w:lvlText w:val="%8."/>
+      <w:lvlJc w:val="left"/>
+      <w:pPr>
+        <w:ind w:left="5760" w:hanging="360"/>
+      </w:pPr>
+    </w:lvl>
+    <w:lvl w:ilvl="8" w:tplc="040E001B" w:tentative="1">
+      <w:start w:val="1"/>
+      <w:numFmt w:val="lowerRoman"/>
+      <w:lvlText w:val="%9."/>
+      <w:lvlJc w:val="right"/>
+      <w:pPr>
+        <w:ind w:left="6480" w:hanging="180"/>
+      </w:pPr>
+    </w:lvl>
+  </w:abstractNum>
+  <w:abstractNum w:abstractNumId="16" w15:restartNumberingAfterBreak="0">
+    <w:nsid w:val="3A54578F"/>
+    <w:multiLevelType w:val="multilevel"/>
+    <w:tmpl w:val="B5DA0202"/>
+    <w:lvl w:ilvl="0">
+      <w:start w:val="1"/>
+      <w:numFmt w:val="bullet"/>
+      <w:lvlText w:val=""/>
+      <w:lvlJc w:val="left"/>
+      <w:pPr>
+        <w:tabs>
+          <w:tab w:val="num" w:pos="720"/>
+        </w:tabs>
+        <w:ind w:left="720" w:hanging="360"/>
+      </w:pPr>
+      <w:rPr>
+        <w:rFonts w:ascii="Symbol" w:hAnsi="Symbol" w:hint="default"/>
+        <w:sz w:val="20"/>
+      </w:rPr>
+    </w:lvl>
+    <w:lvl w:ilvl="1" w:tentative="1">
+      <w:start w:val="1"/>
+      <w:numFmt w:val="bullet"/>
+      <w:lvlText w:val="o"/>
+      <w:lvlJc w:val="left"/>
+      <w:pPr>
+        <w:tabs>
+          <w:tab w:val="num" w:pos="1440"/>
+        </w:tabs>
+        <w:ind w:left="1440" w:hanging="360"/>
+      </w:pPr>
+      <w:rPr>
+        <w:rFonts w:ascii="Courier New" w:hAnsi="Courier New" w:hint="default"/>
+        <w:sz w:val="20"/>
+      </w:rPr>
+    </w:lvl>
+    <w:lvl w:ilvl="2" w:tentative="1">
+      <w:start w:val="1"/>
+      <w:numFmt w:val="bullet"/>
+      <w:lvlText w:val=""/>
+      <w:lvlJc w:val="left"/>
+      <w:pPr>
+        <w:tabs>
+          <w:tab w:val="num" w:pos="2160"/>
+        </w:tabs>
+        <w:ind w:left="2160" w:hanging="360"/>
+      </w:pPr>
+      <w:rPr>
+        <w:rFonts w:ascii="Wingdings" w:hAnsi="Wingdings" w:hint="default"/>
+        <w:sz w:val="20"/>
+      </w:rPr>
+    </w:lvl>
+    <w:lvl w:ilvl="3" w:tentative="1">
+      <w:start w:val="1"/>
+      <w:numFmt w:val="bullet"/>
+      <w:lvlText w:val=""/>
+      <w:lvlJc w:val="left"/>
+      <w:pPr>
+        <w:tabs>
+          <w:tab w:val="num" w:pos="2880"/>
+        </w:tabs>
+        <w:ind w:left="2880" w:hanging="360"/>
+      </w:pPr>
+      <w:rPr>
+        <w:rFonts w:ascii="Wingdings" w:hAnsi="Wingdings" w:hint="default"/>
+        <w:sz w:val="20"/>
+      </w:rPr>
+    </w:lvl>
+    <w:lvl w:ilvl="4" w:tentative="1">
+      <w:start w:val="1"/>
+      <w:numFmt w:val="bullet"/>
+      <w:lvlText w:val=""/>
+      <w:lvlJc w:val="left"/>
+      <w:pPr>
+        <w:tabs>
+          <w:tab w:val="num" w:pos="3600"/>
+        </w:tabs>
+        <w:ind w:left="3600" w:hanging="360"/>
+      </w:pPr>
+      <w:rPr>
+        <w:rFonts w:ascii="Wingdings" w:hAnsi="Wingdings" w:hint="default"/>
+        <w:sz w:val="20"/>
+      </w:rPr>
+    </w:lvl>
+    <w:lvl w:ilvl="5" w:tentative="1">
+      <w:start w:val="1"/>
+      <w:numFmt w:val="bullet"/>
+      <w:lvlText w:val=""/>
+      <w:lvlJc w:val="left"/>
+      <w:pPr>
+        <w:tabs>
+          <w:tab w:val="num" w:pos="4320"/>
+        </w:tabs>
+        <w:ind w:left="4320" w:hanging="360"/>
+      </w:pPr>
+      <w:rPr>
+        <w:rFonts w:ascii="Wingdings" w:hAnsi="Wingdings" w:hint="default"/>
+        <w:sz w:val="20"/>
+      </w:rPr>
+    </w:lvl>
+    <w:lvl w:ilvl="6" w:tentative="1">
+      <w:start w:val="1"/>
+      <w:numFmt w:val="bullet"/>
+      <w:lvlText w:val=""/>
+      <w:lvlJc w:val="left"/>
+      <w:pPr>
+        <w:tabs>
+          <w:tab w:val="num" w:pos="5040"/>
+        </w:tabs>
+        <w:ind w:left="5040" w:hanging="360"/>
+      </w:pPr>
+      <w:rPr>
+        <w:rFonts w:ascii="Wingdings" w:hAnsi="Wingdings" w:hint="default"/>
+        <w:sz w:val="20"/>
+      </w:rPr>
+    </w:lvl>
+    <w:lvl w:ilvl="7" w:tentative="1">
+      <w:start w:val="1"/>
+      <w:numFmt w:val="bullet"/>
+      <w:lvlText w:val=""/>
+      <w:lvlJc w:val="left"/>
+      <w:pPr>
+        <w:tabs>
+          <w:tab w:val="num" w:pos="5760"/>
+        </w:tabs>
+        <w:ind w:left="5760" w:hanging="360"/>
+      </w:pPr>
+      <w:rPr>
+        <w:rFonts w:ascii="Wingdings" w:hAnsi="Wingdings" w:hint="default"/>
+        <w:sz w:val="20"/>
+      </w:rPr>
+    </w:lvl>
+    <w:lvl w:ilvl="8" w:tentative="1">
+      <w:start w:val="1"/>
+      <w:numFmt w:val="bullet"/>
+      <w:lvlText w:val=""/>
+      <w:lvlJc w:val="left"/>
+      <w:pPr>
+        <w:tabs>
+          <w:tab w:val="num" w:pos="6480"/>
+        </w:tabs>
+        <w:ind w:left="6480" w:hanging="360"/>
+      </w:pPr>
+      <w:rPr>
+        <w:rFonts w:ascii="Wingdings" w:hAnsi="Wingdings" w:hint="default"/>
+        <w:sz w:val="20"/>
+      </w:rPr>
+    </w:lvl>
+  </w:abstractNum>
+  <w:abstractNum w:abstractNumId="17" w15:restartNumberingAfterBreak="0">
+    <w:nsid w:val="3CE72DAA"/>
+    <w:multiLevelType w:val="hybridMultilevel"/>
+    <w:tmpl w:val="BA7CC0F4"/>
+    <w:lvl w:ilvl="0" w:tplc="040E0001">
+      <w:start w:val="1"/>
+      <w:numFmt w:val="bullet"/>
+      <w:lvlText w:val=""/>
+      <w:lvlJc w:val="left"/>
+      <w:pPr>
+        <w:ind w:left="1428" w:hanging="360"/>
+      </w:pPr>
+      <w:rPr>
+        <w:rFonts w:ascii="Symbol" w:hAnsi="Symbol" w:hint="default"/>
+      </w:rPr>
+    </w:lvl>
+    <w:lvl w:ilvl="1" w:tplc="040E0003" w:tentative="1">
+      <w:start w:val="1"/>
+      <w:numFmt w:val="bullet"/>
+      <w:lvlText w:val="o"/>
+      <w:lvlJc w:val="left"/>
+      <w:pPr>
+        <w:ind w:left="2148" w:hanging="360"/>
+      </w:pPr>
+      <w:rPr>
+        <w:rFonts w:ascii="Courier New" w:hAnsi="Courier New" w:cs="Courier New" w:hint="default"/>
+      </w:rPr>
+    </w:lvl>
+    <w:lvl w:ilvl="2" w:tplc="040E0005" w:tentative="1">
+      <w:start w:val="1"/>
+      <w:numFmt w:val="bullet"/>
+      <w:lvlText w:val=""/>
+      <w:lvlJc w:val="left"/>
+      <w:pPr>
+        <w:ind w:left="2868" w:hanging="360"/>
+      </w:pPr>
+      <w:rPr>
+        <w:rFonts w:ascii="Wingdings" w:hAnsi="Wingdings" w:hint="default"/>
+      </w:rPr>
+    </w:lvl>
+    <w:lvl w:ilvl="3" w:tplc="040E0001" w:tentative="1">
+      <w:start w:val="1"/>
+      <w:numFmt w:val="bullet"/>
+      <w:lvlText w:val=""/>
+      <w:lvlJc w:val="left"/>
+      <w:pPr>
+        <w:ind w:left="3588" w:hanging="360"/>
+      </w:pPr>
+      <w:rPr>
+        <w:rFonts w:ascii="Symbol" w:hAnsi="Symbol" w:hint="default"/>
+      </w:rPr>
+    </w:lvl>
+    <w:lvl w:ilvl="4" w:tplc="040E0003" w:tentative="1">
+      <w:start w:val="1"/>
+      <w:numFmt w:val="bullet"/>
+      <w:lvlText w:val="o"/>
+      <w:lvlJc w:val="left"/>
+      <w:pPr>
+        <w:ind w:left="4308" w:hanging="360"/>
+      </w:pPr>
+      <w:rPr>
+        <w:rFonts w:ascii="Courier New" w:hAnsi="Courier New" w:cs="Courier New" w:hint="default"/>
+      </w:rPr>
+    </w:lvl>
+    <w:lvl w:ilvl="5" w:tplc="040E0005" w:tentative="1">
+      <w:start w:val="1"/>
+      <w:numFmt w:val="bullet"/>
+      <w:lvlText w:val=""/>
+      <w:lvlJc w:val="left"/>
+      <w:pPr>
+        <w:ind w:left="5028" w:hanging="360"/>
+      </w:pPr>
+      <w:rPr>
+        <w:rFonts w:ascii="Wingdings" w:hAnsi="Wingdings" w:hint="default"/>
+      </w:rPr>
+    </w:lvl>
+    <w:lvl w:ilvl="6" w:tplc="040E0001" w:tentative="1">
+      <w:start w:val="1"/>
+      <w:numFmt w:val="bullet"/>
+      <w:lvlText w:val=""/>
+      <w:lvlJc w:val="left"/>
+      <w:pPr>
+        <w:ind w:left="5748" w:hanging="360"/>
+      </w:pPr>
+      <w:rPr>
+        <w:rFonts w:ascii="Symbol" w:hAnsi="Symbol" w:hint="default"/>
+      </w:rPr>
+    </w:lvl>
+    <w:lvl w:ilvl="7" w:tplc="040E0003" w:tentative="1">
+      <w:start w:val="1"/>
+      <w:numFmt w:val="bullet"/>
+      <w:lvlText w:val="o"/>
+      <w:lvlJc w:val="left"/>
+      <w:pPr>
+        <w:ind w:left="6468" w:hanging="360"/>
+      </w:pPr>
+      <w:rPr>
+        <w:rFonts w:ascii="Courier New" w:hAnsi="Courier New" w:cs="Courier New" w:hint="default"/>
+      </w:rPr>
+    </w:lvl>
+    <w:lvl w:ilvl="8" w:tplc="040E0005" w:tentative="1">
+      <w:start w:val="1"/>
+      <w:numFmt w:val="bullet"/>
+      <w:lvlText w:val=""/>
+      <w:lvlJc w:val="left"/>
+      <w:pPr>
+        <w:ind w:left="7188" w:hanging="360"/>
+      </w:pPr>
+      <w:rPr>
+        <w:rFonts w:ascii="Wingdings" w:hAnsi="Wingdings" w:hint="default"/>
+      </w:rPr>
+    </w:lvl>
+  </w:abstractNum>
+  <w:abstractNum w:abstractNumId="18" w15:restartNumberingAfterBreak="0">
+    <w:nsid w:val="3E3F2EAC"/>
+    <w:multiLevelType w:val="multilevel"/>
+    <w:tmpl w:val="8B604724"/>
+    <w:lvl w:ilvl="0">
+      <w:start w:val="1"/>
+      <w:numFmt w:val="bullet"/>
+      <w:lvlText w:val=""/>
+      <w:lvlJc w:val="left"/>
+      <w:pPr>
+        <w:tabs>
+          <w:tab w:val="num" w:pos="720"/>
+        </w:tabs>
+        <w:ind w:left="720" w:hanging="360"/>
+      </w:pPr>
+      <w:rPr>
+        <w:rFonts w:ascii="Symbol" w:hAnsi="Symbol" w:hint="default"/>
+        <w:sz w:val="20"/>
+      </w:rPr>
+    </w:lvl>
+    <w:lvl w:ilvl="1" w:tentative="1">
+      <w:start w:val="1"/>
+      <w:numFmt w:val="bullet"/>
+      <w:lvlText w:val="o"/>
+      <w:lvlJc w:val="left"/>
+      <w:pPr>
+        <w:tabs>
+          <w:tab w:val="num" w:pos="1440"/>
+        </w:tabs>
+        <w:ind w:left="1440" w:hanging="360"/>
+      </w:pPr>
+      <w:rPr>
+        <w:rFonts w:ascii="Courier New" w:hAnsi="Courier New" w:hint="default"/>
+        <w:sz w:val="20"/>
+      </w:rPr>
+    </w:lvl>
+    <w:lvl w:ilvl="2" w:tentative="1">
+      <w:start w:val="1"/>
+      <w:numFmt w:val="bullet"/>
+      <w:lvlText w:val=""/>
+      <w:lvlJc w:val="left"/>
+      <w:pPr>
+        <w:tabs>
+          <w:tab w:val="num" w:pos="2160"/>
+        </w:tabs>
+        <w:ind w:left="2160" w:hanging="360"/>
+      </w:pPr>
+      <w:rPr>
+        <w:rFonts w:ascii="Wingdings" w:hAnsi="Wingdings" w:hint="default"/>
+        <w:sz w:val="20"/>
+      </w:rPr>
+    </w:lvl>
+    <w:lvl w:ilvl="3" w:tentative="1">
+      <w:start w:val="1"/>
+      <w:numFmt w:val="bullet"/>
+      <w:lvlText w:val=""/>
+      <w:lvlJc w:val="left"/>
+      <w:pPr>
+        <w:tabs>
+          <w:tab w:val="num" w:pos="2880"/>
+        </w:tabs>
+        <w:ind w:left="2880" w:hanging="360"/>
+      </w:pPr>
+      <w:rPr>
+        <w:rFonts w:ascii="Wingdings" w:hAnsi="Wingdings" w:hint="default"/>
+        <w:sz w:val="20"/>
+      </w:rPr>
+    </w:lvl>
+    <w:lvl w:ilvl="4" w:tentative="1">
+      <w:start w:val="1"/>
+      <w:numFmt w:val="bullet"/>
+      <w:lvlText w:val=""/>
+      <w:lvlJc w:val="left"/>
+      <w:pPr>
+        <w:tabs>
+          <w:tab w:val="num" w:pos="3600"/>
+        </w:tabs>
+        <w:ind w:left="3600" w:hanging="360"/>
+      </w:pPr>
+      <w:rPr>
+        <w:rFonts w:ascii="Wingdings" w:hAnsi="Wingdings" w:hint="default"/>
+        <w:sz w:val="20"/>
+      </w:rPr>
+    </w:lvl>
+    <w:lvl w:ilvl="5" w:tentative="1">
+      <w:start w:val="1"/>
+      <w:numFmt w:val="bullet"/>
+      <w:lvlText w:val=""/>
+      <w:lvlJc w:val="left"/>
+      <w:pPr>
+        <w:tabs>
+          <w:tab w:val="num" w:pos="4320"/>
+        </w:tabs>
+        <w:ind w:left="4320" w:hanging="360"/>
+      </w:pPr>
+      <w:rPr>
+        <w:rFonts w:ascii="Wingdings" w:hAnsi="Wingdings" w:hint="default"/>
+        <w:sz w:val="20"/>
+      </w:rPr>
+    </w:lvl>
+    <w:lvl w:ilvl="6" w:tentative="1">
+      <w:start w:val="1"/>
+      <w:numFmt w:val="bullet"/>
+      <w:lvlText w:val=""/>
+      <w:lvlJc w:val="left"/>
+      <w:pPr>
+        <w:tabs>
+          <w:tab w:val="num" w:pos="5040"/>
+        </w:tabs>
+        <w:ind w:left="5040" w:hanging="360"/>
+      </w:pPr>
+      <w:rPr>
+        <w:rFonts w:ascii="Wingdings" w:hAnsi="Wingdings" w:hint="default"/>
+        <w:sz w:val="20"/>
+      </w:rPr>
+    </w:lvl>
+    <w:lvl w:ilvl="7" w:tentative="1">
+      <w:start w:val="1"/>
+      <w:numFmt w:val="bullet"/>
+      <w:lvlText w:val=""/>
+      <w:lvlJc w:val="left"/>
+      <w:pPr>
+        <w:tabs>
+          <w:tab w:val="num" w:pos="5760"/>
+        </w:tabs>
+        <w:ind w:left="5760" w:hanging="360"/>
+      </w:pPr>
+      <w:rPr>
+        <w:rFonts w:ascii="Wingdings" w:hAnsi="Wingdings" w:hint="default"/>
+        <w:sz w:val="20"/>
+      </w:rPr>
+    </w:lvl>
+    <w:lvl w:ilvl="8" w:tentative="1">
+      <w:start w:val="1"/>
+      <w:numFmt w:val="bullet"/>
+      <w:lvlText w:val=""/>
+      <w:lvlJc w:val="left"/>
+      <w:pPr>
+        <w:tabs>
+          <w:tab w:val="num" w:pos="6480"/>
+        </w:tabs>
+        <w:ind w:left="6480" w:hanging="360"/>
+      </w:pPr>
+      <w:rPr>
+        <w:rFonts w:ascii="Wingdings" w:hAnsi="Wingdings" w:hint="default"/>
+        <w:sz w:val="20"/>
+      </w:rPr>
+    </w:lvl>
+  </w:abstractNum>
+  <w:abstractNum w:abstractNumId="19" w15:restartNumberingAfterBreak="0">
+    <w:nsid w:val="4052407B"/>
+    <w:multiLevelType w:val="multilevel"/>
+    <w:tmpl w:val="EBA4745A"/>
+    <w:lvl w:ilvl="0">
+      <w:start w:val="1"/>
+      <w:numFmt w:val="bullet"/>
+      <w:lvlText w:val=""/>
+      <w:lvlJc w:val="left"/>
+      <w:pPr>
+        <w:tabs>
+          <w:tab w:val="num" w:pos="720"/>
+        </w:tabs>
+        <w:ind w:left="720" w:hanging="360"/>
+      </w:pPr>
+      <w:rPr>
+        <w:rFonts w:ascii="Symbol" w:hAnsi="Symbol" w:hint="default"/>
+        <w:sz w:val="20"/>
+      </w:rPr>
+    </w:lvl>
+    <w:lvl w:ilvl="1" w:tentative="1">
+      <w:start w:val="1"/>
+      <w:numFmt w:val="bullet"/>
+      <w:lvlText w:val="o"/>
+      <w:lvlJc w:val="left"/>
+      <w:pPr>
+        <w:tabs>
+          <w:tab w:val="num" w:pos="1440"/>
+        </w:tabs>
+        <w:ind w:left="1440" w:hanging="360"/>
+      </w:pPr>
+      <w:rPr>
+        <w:rFonts w:ascii="Courier New" w:hAnsi="Courier New" w:hint="default"/>
+        <w:sz w:val="20"/>
+      </w:rPr>
+    </w:lvl>
+    <w:lvl w:ilvl="2" w:tentative="1">
+      <w:start w:val="1"/>
+      <w:numFmt w:val="bullet"/>
+      <w:lvlText w:val=""/>
+      <w:lvlJc w:val="left"/>
+      <w:pPr>
+        <w:tabs>
+          <w:tab w:val="num" w:pos="2160"/>
+        </w:tabs>
+        <w:ind w:left="2160" w:hanging="360"/>
+      </w:pPr>
+      <w:rPr>
+        <w:rFonts w:ascii="Wingdings" w:hAnsi="Wingdings" w:hint="default"/>
+        <w:sz w:val="20"/>
+      </w:rPr>
+    </w:lvl>
+    <w:lvl w:ilvl="3" w:tentative="1">
+      <w:start w:val="1"/>
+      <w:numFmt w:val="bullet"/>
+      <w:lvlText w:val=""/>
+      <w:lvlJc w:val="left"/>
+      <w:pPr>
+        <w:tabs>
+          <w:tab w:val="num" w:pos="2880"/>
+        </w:tabs>
+        <w:ind w:left="2880" w:hanging="360"/>
+      </w:pPr>
+      <w:rPr>
+        <w:rFonts w:ascii="Wingdings" w:hAnsi="Wingdings" w:hint="default"/>
+        <w:sz w:val="20"/>
+      </w:rPr>
+    </w:lvl>
+    <w:lvl w:ilvl="4" w:tentative="1">
+      <w:start w:val="1"/>
+      <w:numFmt w:val="bullet"/>
+      <w:lvlText w:val=""/>
+      <w:lvlJc w:val="left"/>
+      <w:pPr>
+        <w:tabs>
+          <w:tab w:val="num" w:pos="3600"/>
+        </w:tabs>
+        <w:ind w:left="3600" w:hanging="360"/>
+      </w:pPr>
+      <w:rPr>
+        <w:rFonts w:ascii="Wingdings" w:hAnsi="Wingdings" w:hint="default"/>
+        <w:sz w:val="20"/>
+      </w:rPr>
+    </w:lvl>
+    <w:lvl w:ilvl="5" w:tentative="1">
+      <w:start w:val="1"/>
+      <w:numFmt w:val="bullet"/>
+      <w:lvlText w:val=""/>
+      <w:lvlJc w:val="left"/>
+      <w:pPr>
+        <w:tabs>
+          <w:tab w:val="num" w:pos="4320"/>
+        </w:tabs>
+        <w:ind w:left="4320" w:hanging="360"/>
+      </w:pPr>
+      <w:rPr>
+        <w:rFonts w:ascii="Wingdings" w:hAnsi="Wingdings" w:hint="default"/>
+        <w:sz w:val="20"/>
+      </w:rPr>
+    </w:lvl>
+    <w:lvl w:ilvl="6" w:tentative="1">
+      <w:start w:val="1"/>
+      <w:numFmt w:val="bullet"/>
+      <w:lvlText w:val=""/>
+      <w:lvlJc w:val="left"/>
+      <w:pPr>
+        <w:tabs>
+          <w:tab w:val="num" w:pos="5040"/>
+        </w:tabs>
+        <w:ind w:left="5040" w:hanging="360"/>
+      </w:pPr>
+      <w:rPr>
+        <w:rFonts w:ascii="Wingdings" w:hAnsi="Wingdings" w:hint="default"/>
+        <w:sz w:val="20"/>
+      </w:rPr>
+    </w:lvl>
+    <w:lvl w:ilvl="7" w:tentative="1">
+      <w:start w:val="1"/>
+      <w:numFmt w:val="bullet"/>
+      <w:lvlText w:val=""/>
+      <w:lvlJc w:val="left"/>
+      <w:pPr>
+        <w:tabs>
+          <w:tab w:val="num" w:pos="5760"/>
+        </w:tabs>
+        <w:ind w:left="5760" w:hanging="360"/>
+      </w:pPr>
+      <w:rPr>
+        <w:rFonts w:ascii="Wingdings" w:hAnsi="Wingdings" w:hint="default"/>
+        <w:sz w:val="20"/>
+      </w:rPr>
+    </w:lvl>
+    <w:lvl w:ilvl="8" w:tentative="1">
+      <w:start w:val="1"/>
+      <w:numFmt w:val="bullet"/>
+      <w:lvlText w:val=""/>
+      <w:lvlJc w:val="left"/>
+      <w:pPr>
+        <w:tabs>
+          <w:tab w:val="num" w:pos="6480"/>
+        </w:tabs>
+        <w:ind w:left="6480" w:hanging="360"/>
+      </w:pPr>
+      <w:rPr>
+        <w:rFonts w:ascii="Wingdings" w:hAnsi="Wingdings" w:hint="default"/>
+        <w:sz w:val="20"/>
+      </w:rPr>
+    </w:lvl>
+  </w:abstractNum>
+  <w:abstractNum w:abstractNumId="20" w15:restartNumberingAfterBreak="0">
+    <w:nsid w:val="42272553"/>
+    <w:multiLevelType w:val="multilevel"/>
+    <w:tmpl w:val="93268844"/>
+    <w:lvl w:ilvl="0">
+      <w:start w:val="1"/>
+      <w:numFmt w:val="bullet"/>
+      <w:lvlText w:val=""/>
+      <w:lvlJc w:val="left"/>
+      <w:pPr>
+        <w:tabs>
+          <w:tab w:val="num" w:pos="720"/>
+        </w:tabs>
+        <w:ind w:left="720" w:hanging="360"/>
+      </w:pPr>
+      <w:rPr>
+        <w:rFonts w:ascii="Symbol" w:hAnsi="Symbol" w:hint="default"/>
+        <w:sz w:val="20"/>
+      </w:rPr>
+    </w:lvl>
+    <w:lvl w:ilvl="1">
+      <w:numFmt w:val="bullet"/>
+      <w:lvlText w:val="•"/>
+      <w:lvlJc w:val="left"/>
+      <w:pPr>
+        <w:ind w:left="1440" w:hanging="360"/>
+      </w:pPr>
+      <w:rPr>
+        <w:rFonts w:ascii="Calibri" w:eastAsiaTheme="minorHAnsi" w:hAnsi="Calibri" w:cs="Calibri" w:hint="default"/>
+      </w:rPr>
+    </w:lvl>
+    <w:lvl w:ilvl="2" w:tentative="1">
+      <w:start w:val="1"/>
+      <w:numFmt w:val="bullet"/>
+      <w:lvlText w:val=""/>
+      <w:lvlJc w:val="left"/>
+      <w:pPr>
+        <w:tabs>
+          <w:tab w:val="num" w:pos="2160"/>
+        </w:tabs>
+        <w:ind w:left="2160" w:hanging="360"/>
+      </w:pPr>
+      <w:rPr>
+        <w:rFonts w:ascii="Wingdings" w:hAnsi="Wingdings" w:hint="default"/>
+        <w:sz w:val="20"/>
+      </w:rPr>
+    </w:lvl>
+    <w:lvl w:ilvl="3" w:tentative="1">
+      <w:start w:val="1"/>
+      <w:numFmt w:val="bullet"/>
+      <w:lvlText w:val=""/>
+      <w:lvlJc w:val="left"/>
+      <w:pPr>
+        <w:tabs>
+          <w:tab w:val="num" w:pos="2880"/>
+        </w:tabs>
+        <w:ind w:left="2880" w:hanging="360"/>
+      </w:pPr>
+      <w:rPr>
+        <w:rFonts w:ascii="Wingdings" w:hAnsi="Wingdings" w:hint="default"/>
+        <w:sz w:val="20"/>
+      </w:rPr>
+    </w:lvl>
+    <w:lvl w:ilvl="4" w:tentative="1">
+      <w:start w:val="1"/>
+      <w:numFmt w:val="bullet"/>
+      <w:lvlText w:val=""/>
+      <w:lvlJc w:val="left"/>
+      <w:pPr>
+        <w:tabs>
+          <w:tab w:val="num" w:pos="3600"/>
+        </w:tabs>
+        <w:ind w:left="3600" w:hanging="360"/>
+      </w:pPr>
+      <w:rPr>
+        <w:rFonts w:ascii="Wingdings" w:hAnsi="Wingdings" w:hint="default"/>
+        <w:sz w:val="20"/>
+      </w:rPr>
+    </w:lvl>
+    <w:lvl w:ilvl="5" w:tentative="1">
+      <w:start w:val="1"/>
+      <w:numFmt w:val="bullet"/>
+      <w:lvlText w:val=""/>
+      <w:lvlJc w:val="left"/>
+      <w:pPr>
+        <w:tabs>
+          <w:tab w:val="num" w:pos="4320"/>
+        </w:tabs>
+        <w:ind w:left="4320" w:hanging="360"/>
+      </w:pPr>
+      <w:rPr>
+        <w:rFonts w:ascii="Wingdings" w:hAnsi="Wingdings" w:hint="default"/>
+        <w:sz w:val="20"/>
+      </w:rPr>
+    </w:lvl>
+    <w:lvl w:ilvl="6" w:tentative="1">
+      <w:start w:val="1"/>
+      <w:numFmt w:val="bullet"/>
+      <w:lvlText w:val=""/>
+      <w:lvlJc w:val="left"/>
+      <w:pPr>
+        <w:tabs>
+          <w:tab w:val="num" w:pos="5040"/>
+        </w:tabs>
+        <w:ind w:left="5040" w:hanging="360"/>
+      </w:pPr>
+      <w:rPr>
+        <w:rFonts w:ascii="Wingdings" w:hAnsi="Wingdings" w:hint="default"/>
+        <w:sz w:val="20"/>
+      </w:rPr>
+    </w:lvl>
+    <w:lvl w:ilvl="7" w:tentative="1">
+      <w:start w:val="1"/>
+      <w:numFmt w:val="bullet"/>
+      <w:lvlText w:val=""/>
+      <w:lvlJc w:val="left"/>
+      <w:pPr>
+        <w:tabs>
+          <w:tab w:val="num" w:pos="5760"/>
+        </w:tabs>
+        <w:ind w:left="5760" w:hanging="360"/>
+      </w:pPr>
+      <w:rPr>
+        <w:rFonts w:ascii="Wingdings" w:hAnsi="Wingdings" w:hint="default"/>
+        <w:sz w:val="20"/>
+      </w:rPr>
+    </w:lvl>
+    <w:lvl w:ilvl="8" w:tentative="1">
+      <w:start w:val="1"/>
+      <w:numFmt w:val="bullet"/>
+      <w:lvlText w:val=""/>
+      <w:lvlJc w:val="left"/>
+      <w:pPr>
+        <w:tabs>
+          <w:tab w:val="num" w:pos="6480"/>
+        </w:tabs>
+        <w:ind w:left="6480" w:hanging="360"/>
+      </w:pPr>
+      <w:rPr>
+        <w:rFonts w:ascii="Wingdings" w:hAnsi="Wingdings" w:hint="default"/>
+        <w:sz w:val="20"/>
+      </w:rPr>
+    </w:lvl>
+  </w:abstractNum>
+  <w:abstractNum w:abstractNumId="21" w15:restartNumberingAfterBreak="0">
+    <w:nsid w:val="45DE0D72"/>
+    <w:multiLevelType w:val="multilevel"/>
+    <w:tmpl w:val="F4DE8838"/>
+    <w:lvl w:ilvl="0">
+      <w:start w:val="1"/>
+      <w:numFmt w:val="bullet"/>
+      <w:lvlText w:val=""/>
+      <w:lvlJc w:val="left"/>
+      <w:pPr>
+        <w:tabs>
+          <w:tab w:val="num" w:pos="720"/>
+        </w:tabs>
+        <w:ind w:left="720" w:hanging="360"/>
+      </w:pPr>
+      <w:rPr>
+        <w:rFonts w:ascii="Symbol" w:hAnsi="Symbol" w:hint="default"/>
+        <w:sz w:val="20"/>
+      </w:rPr>
+    </w:lvl>
+    <w:lvl w:ilvl="1" w:tentative="1">
+      <w:start w:val="1"/>
+      <w:numFmt w:val="bullet"/>
+      <w:lvlText w:val="o"/>
+      <w:lvlJc w:val="left"/>
+      <w:pPr>
+        <w:tabs>
+          <w:tab w:val="num" w:pos="1440"/>
+        </w:tabs>
+        <w:ind w:left="1440" w:hanging="360"/>
+      </w:pPr>
+      <w:rPr>
+        <w:rFonts w:ascii="Courier New" w:hAnsi="Courier New" w:hint="default"/>
+        <w:sz w:val="20"/>
+      </w:rPr>
+    </w:lvl>
+    <w:lvl w:ilvl="2" w:tentative="1">
+      <w:start w:val="1"/>
+      <w:numFmt w:val="bullet"/>
+      <w:lvlText w:val=""/>
+      <w:lvlJc w:val="left"/>
+      <w:pPr>
+        <w:tabs>
+          <w:tab w:val="num" w:pos="2160"/>
+        </w:tabs>
+        <w:ind w:left="2160" w:hanging="360"/>
+      </w:pPr>
+      <w:rPr>
+        <w:rFonts w:ascii="Wingdings" w:hAnsi="Wingdings" w:hint="default"/>
+        <w:sz w:val="20"/>
+      </w:rPr>
+    </w:lvl>
+    <w:lvl w:ilvl="3" w:tentative="1">
+      <w:start w:val="1"/>
+      <w:numFmt w:val="bullet"/>
+      <w:lvlText w:val=""/>
+      <w:lvlJc w:val="left"/>
+      <w:pPr>
+        <w:tabs>
+          <w:tab w:val="num" w:pos="2880"/>
+        </w:tabs>
+        <w:ind w:left="2880" w:hanging="360"/>
+      </w:pPr>
+      <w:rPr>
+        <w:rFonts w:ascii="Wingdings" w:hAnsi="Wingdings" w:hint="default"/>
+        <w:sz w:val="20"/>
+      </w:rPr>
+    </w:lvl>
+    <w:lvl w:ilvl="4" w:tentative="1">
+      <w:start w:val="1"/>
+      <w:numFmt w:val="bullet"/>
+      <w:lvlText w:val=""/>
+      <w:lvlJc w:val="left"/>
+      <w:pPr>
+        <w:tabs>
+          <w:tab w:val="num" w:pos="3600"/>
+        </w:tabs>
+        <w:ind w:left="3600" w:hanging="360"/>
+      </w:pPr>
+      <w:rPr>
+        <w:rFonts w:ascii="Wingdings" w:hAnsi="Wingdings" w:hint="default"/>
+        <w:sz w:val="20"/>
+      </w:rPr>
+    </w:lvl>
+    <w:lvl w:ilvl="5" w:tentative="1">
+      <w:start w:val="1"/>
+      <w:numFmt w:val="bullet"/>
+      <w:lvlText w:val=""/>
+      <w:lvlJc w:val="left"/>
+      <w:pPr>
+        <w:tabs>
+          <w:tab w:val="num" w:pos="4320"/>
+        </w:tabs>
+        <w:ind w:left="4320" w:hanging="360"/>
+      </w:pPr>
+      <w:rPr>
+        <w:rFonts w:ascii="Wingdings" w:hAnsi="Wingdings" w:hint="default"/>
+        <w:sz w:val="20"/>
+      </w:rPr>
+    </w:lvl>
+    <w:lvl w:ilvl="6" w:tentative="1">
+      <w:start w:val="1"/>
+      <w:numFmt w:val="bullet"/>
+      <w:lvlText w:val=""/>
+      <w:lvlJc w:val="left"/>
+      <w:pPr>
+        <w:tabs>
+          <w:tab w:val="num" w:pos="5040"/>
+        </w:tabs>
+        <w:ind w:left="5040" w:hanging="360"/>
+      </w:pPr>
+      <w:rPr>
+        <w:rFonts w:ascii="Wingdings" w:hAnsi="Wingdings" w:hint="default"/>
+        <w:sz w:val="20"/>
+      </w:rPr>
+    </w:lvl>
+    <w:lvl w:ilvl="7" w:tentative="1">
+      <w:start w:val="1"/>
+      <w:numFmt w:val="bullet"/>
+      <w:lvlText w:val=""/>
+      <w:lvlJc w:val="left"/>
+      <w:pPr>
+        <w:tabs>
+          <w:tab w:val="num" w:pos="5760"/>
+        </w:tabs>
+        <w:ind w:left="5760" w:hanging="360"/>
+      </w:pPr>
+      <w:rPr>
+        <w:rFonts w:ascii="Wingdings" w:hAnsi="Wingdings" w:hint="default"/>
+        <w:sz w:val="20"/>
+      </w:rPr>
+    </w:lvl>
+    <w:lvl w:ilvl="8" w:tentative="1">
+      <w:start w:val="1"/>
+      <w:numFmt w:val="bullet"/>
+      <w:lvlText w:val=""/>
+      <w:lvlJc w:val="left"/>
+      <w:pPr>
+        <w:tabs>
+          <w:tab w:val="num" w:pos="6480"/>
+        </w:tabs>
+        <w:ind w:left="6480" w:hanging="360"/>
+      </w:pPr>
+      <w:rPr>
+        <w:rFonts w:ascii="Wingdings" w:hAnsi="Wingdings" w:hint="default"/>
+        <w:sz w:val="20"/>
+      </w:rPr>
+    </w:lvl>
+  </w:abstractNum>
+  <w:abstractNum w:abstractNumId="22" w15:restartNumberingAfterBreak="0">
     <w:nsid w:val="46B83FE0"/>
     <w:multiLevelType w:val="multilevel"/>
     <w:tmpl w:val="61A0D43C"/>
@@ -8472,7 +13780,7 @@
       </w:rPr>
     </w:lvl>
   </w:abstractNum>
-  <w:abstractNum w:abstractNumId="5" w15:restartNumberingAfterBreak="0">
+  <w:abstractNum w:abstractNumId="23" w15:restartNumberingAfterBreak="0">
     <w:nsid w:val="47EB40CE"/>
     <w:multiLevelType w:val="hybridMultilevel"/>
     <w:tmpl w:val="A92EFA3A"/>
@@ -8585,7 +13893,93 @@
       </w:rPr>
     </w:lvl>
   </w:abstractNum>
-  <w:abstractNum w:abstractNumId="6" w15:restartNumberingAfterBreak="0">
+  <w:abstractNum w:abstractNumId="24" w15:restartNumberingAfterBreak="0">
+    <w:nsid w:val="4B484F47"/>
+    <w:multiLevelType w:val="multilevel"/>
+    <w:tmpl w:val="040E001F"/>
+    <w:lvl w:ilvl="0">
+      <w:start w:val="1"/>
+      <w:numFmt w:val="decimal"/>
+      <w:lvlText w:val="%1."/>
+      <w:lvlJc w:val="left"/>
+      <w:pPr>
+        <w:ind w:left="360" w:hanging="360"/>
+      </w:pPr>
+    </w:lvl>
+    <w:lvl w:ilvl="1">
+      <w:start w:val="1"/>
+      <w:numFmt w:val="decimal"/>
+      <w:lvlText w:val="%1.%2."/>
+      <w:lvlJc w:val="left"/>
+      <w:pPr>
+        <w:ind w:left="792" w:hanging="432"/>
+      </w:pPr>
+    </w:lvl>
+    <w:lvl w:ilvl="2">
+      <w:start w:val="1"/>
+      <w:numFmt w:val="decimal"/>
+      <w:lvlText w:val="%1.%2.%3."/>
+      <w:lvlJc w:val="left"/>
+      <w:pPr>
+        <w:ind w:left="1224" w:hanging="504"/>
+      </w:pPr>
+    </w:lvl>
+    <w:lvl w:ilvl="3">
+      <w:start w:val="1"/>
+      <w:numFmt w:val="decimal"/>
+      <w:lvlText w:val="%1.%2.%3.%4."/>
+      <w:lvlJc w:val="left"/>
+      <w:pPr>
+        <w:ind w:left="1728" w:hanging="648"/>
+      </w:pPr>
+    </w:lvl>
+    <w:lvl w:ilvl="4">
+      <w:start w:val="1"/>
+      <w:numFmt w:val="decimal"/>
+      <w:lvlText w:val="%1.%2.%3.%4.%5."/>
+      <w:lvlJc w:val="left"/>
+      <w:pPr>
+        <w:ind w:left="2232" w:hanging="792"/>
+      </w:pPr>
+    </w:lvl>
+    <w:lvl w:ilvl="5">
+      <w:start w:val="1"/>
+      <w:numFmt w:val="decimal"/>
+      <w:lvlText w:val="%1.%2.%3.%4.%5.%6."/>
+      <w:lvlJc w:val="left"/>
+      <w:pPr>
+        <w:ind w:left="2736" w:hanging="936"/>
+      </w:pPr>
+    </w:lvl>
+    <w:lvl w:ilvl="6">
+      <w:start w:val="1"/>
+      <w:numFmt w:val="decimal"/>
+      <w:lvlText w:val="%1.%2.%3.%4.%5.%6.%7."/>
+      <w:lvlJc w:val="left"/>
+      <w:pPr>
+        <w:ind w:left="3240" w:hanging="1080"/>
+      </w:pPr>
+    </w:lvl>
+    <w:lvl w:ilvl="7">
+      <w:start w:val="1"/>
+      <w:numFmt w:val="decimal"/>
+      <w:lvlText w:val="%1.%2.%3.%4.%5.%6.%7.%8."/>
+      <w:lvlJc w:val="left"/>
+      <w:pPr>
+        <w:ind w:left="3744" w:hanging="1224"/>
+      </w:pPr>
+    </w:lvl>
+    <w:lvl w:ilvl="8">
+      <w:start w:val="1"/>
+      <w:numFmt w:val="decimal"/>
+      <w:lvlText w:val="%1.%2.%3.%4.%5.%6.%7.%8.%9."/>
+      <w:lvlJc w:val="left"/>
+      <w:pPr>
+        <w:ind w:left="4320" w:hanging="1440"/>
+      </w:pPr>
+    </w:lvl>
+  </w:abstractNum>
+  <w:abstractNum w:abstractNumId="25" w15:restartNumberingAfterBreak="0">
     <w:nsid w:val="4CE416F4"/>
     <w:multiLevelType w:val="hybridMultilevel"/>
     <w:tmpl w:val="80FA585A"/>
@@ -8698,7 +14092,269 @@
       </w:rPr>
     </w:lvl>
   </w:abstractNum>
-  <w:abstractNum w:abstractNumId="7" w15:restartNumberingAfterBreak="0">
+  <w:abstractNum w:abstractNumId="26" w15:restartNumberingAfterBreak="0">
+    <w:nsid w:val="4E5429D1"/>
+    <w:multiLevelType w:val="hybridMultilevel"/>
+    <w:tmpl w:val="5944D83E"/>
+    <w:lvl w:ilvl="0" w:tplc="040E0001">
+      <w:start w:val="1"/>
+      <w:numFmt w:val="bullet"/>
+      <w:lvlText w:val=""/>
+      <w:lvlJc w:val="left"/>
+      <w:pPr>
+        <w:ind w:left="1428" w:hanging="360"/>
+      </w:pPr>
+      <w:rPr>
+        <w:rFonts w:ascii="Symbol" w:hAnsi="Symbol" w:hint="default"/>
+      </w:rPr>
+    </w:lvl>
+    <w:lvl w:ilvl="1" w:tplc="FFFFFFFF" w:tentative="1">
+      <w:start w:val="1"/>
+      <w:numFmt w:val="bullet"/>
+      <w:lvlText w:val="o"/>
+      <w:lvlJc w:val="left"/>
+      <w:pPr>
+        <w:ind w:left="2148" w:hanging="360"/>
+      </w:pPr>
+      <w:rPr>
+        <w:rFonts w:ascii="Courier New" w:hAnsi="Courier New" w:cs="Courier New" w:hint="default"/>
+      </w:rPr>
+    </w:lvl>
+    <w:lvl w:ilvl="2" w:tplc="FFFFFFFF" w:tentative="1">
+      <w:start w:val="1"/>
+      <w:numFmt w:val="bullet"/>
+      <w:lvlText w:val=""/>
+      <w:lvlJc w:val="left"/>
+      <w:pPr>
+        <w:ind w:left="2868" w:hanging="360"/>
+      </w:pPr>
+      <w:rPr>
+        <w:rFonts w:ascii="Wingdings" w:hAnsi="Wingdings" w:hint="default"/>
+      </w:rPr>
+    </w:lvl>
+    <w:lvl w:ilvl="3" w:tplc="FFFFFFFF" w:tentative="1">
+      <w:start w:val="1"/>
+      <w:numFmt w:val="bullet"/>
+      <w:lvlText w:val=""/>
+      <w:lvlJc w:val="left"/>
+      <w:pPr>
+        <w:ind w:left="3588" w:hanging="360"/>
+      </w:pPr>
+      <w:rPr>
+        <w:rFonts w:ascii="Symbol" w:hAnsi="Symbol" w:hint="default"/>
+      </w:rPr>
+    </w:lvl>
+    <w:lvl w:ilvl="4" w:tplc="FFFFFFFF" w:tentative="1">
+      <w:start w:val="1"/>
+      <w:numFmt w:val="bullet"/>
+      <w:lvlText w:val="o"/>
+      <w:lvlJc w:val="left"/>
+      <w:pPr>
+        <w:ind w:left="4308" w:hanging="360"/>
+      </w:pPr>
+      <w:rPr>
+        <w:rFonts w:ascii="Courier New" w:hAnsi="Courier New" w:cs="Courier New" w:hint="default"/>
+      </w:rPr>
+    </w:lvl>
+    <w:lvl w:ilvl="5" w:tplc="FFFFFFFF" w:tentative="1">
+      <w:start w:val="1"/>
+      <w:numFmt w:val="bullet"/>
+      <w:lvlText w:val=""/>
+      <w:lvlJc w:val="left"/>
+      <w:pPr>
+        <w:ind w:left="5028" w:hanging="360"/>
+      </w:pPr>
+      <w:rPr>
+        <w:rFonts w:ascii="Wingdings" w:hAnsi="Wingdings" w:hint="default"/>
+      </w:rPr>
+    </w:lvl>
+    <w:lvl w:ilvl="6" w:tplc="FFFFFFFF" w:tentative="1">
+      <w:start w:val="1"/>
+      <w:numFmt w:val="bullet"/>
+      <w:lvlText w:val=""/>
+      <w:lvlJc w:val="left"/>
+      <w:pPr>
+        <w:ind w:left="5748" w:hanging="360"/>
+      </w:pPr>
+      <w:rPr>
+        <w:rFonts w:ascii="Symbol" w:hAnsi="Symbol" w:hint="default"/>
+      </w:rPr>
+    </w:lvl>
+    <w:lvl w:ilvl="7" w:tplc="FFFFFFFF" w:tentative="1">
+      <w:start w:val="1"/>
+      <w:numFmt w:val="bullet"/>
+      <w:lvlText w:val="o"/>
+      <w:lvlJc w:val="left"/>
+      <w:pPr>
+        <w:ind w:left="6468" w:hanging="360"/>
+      </w:pPr>
+      <w:rPr>
+        <w:rFonts w:ascii="Courier New" w:hAnsi="Courier New" w:cs="Courier New" w:hint="default"/>
+      </w:rPr>
+    </w:lvl>
+    <w:lvl w:ilvl="8" w:tplc="FFFFFFFF" w:tentative="1">
+      <w:start w:val="1"/>
+      <w:numFmt w:val="bullet"/>
+      <w:lvlText w:val=""/>
+      <w:lvlJc w:val="left"/>
+      <w:pPr>
+        <w:ind w:left="7188" w:hanging="360"/>
+      </w:pPr>
+      <w:rPr>
+        <w:rFonts w:ascii="Wingdings" w:hAnsi="Wingdings" w:hint="default"/>
+      </w:rPr>
+    </w:lvl>
+  </w:abstractNum>
+  <w:abstractNum w:abstractNumId="27" w15:restartNumberingAfterBreak="0">
+    <w:nsid w:val="4F51106E"/>
+    <w:multiLevelType w:val="multilevel"/>
+    <w:tmpl w:val="12C0A4E8"/>
+    <w:lvl w:ilvl="0">
+      <w:start w:val="1"/>
+      <w:numFmt w:val="bullet"/>
+      <w:lvlText w:val=""/>
+      <w:lvlJc w:val="left"/>
+      <w:pPr>
+        <w:tabs>
+          <w:tab w:val="num" w:pos="720"/>
+        </w:tabs>
+        <w:ind w:left="720" w:hanging="360"/>
+      </w:pPr>
+      <w:rPr>
+        <w:rFonts w:ascii="Symbol" w:hAnsi="Symbol" w:hint="default"/>
+        <w:sz w:val="20"/>
+      </w:rPr>
+    </w:lvl>
+    <w:lvl w:ilvl="1" w:tentative="1">
+      <w:start w:val="1"/>
+      <w:numFmt w:val="bullet"/>
+      <w:lvlText w:val="o"/>
+      <w:lvlJc w:val="left"/>
+      <w:pPr>
+        <w:tabs>
+          <w:tab w:val="num" w:pos="1440"/>
+        </w:tabs>
+        <w:ind w:left="1440" w:hanging="360"/>
+      </w:pPr>
+      <w:rPr>
+        <w:rFonts w:ascii="Courier New" w:hAnsi="Courier New" w:hint="default"/>
+        <w:sz w:val="20"/>
+      </w:rPr>
+    </w:lvl>
+    <w:lvl w:ilvl="2" w:tentative="1">
+      <w:start w:val="1"/>
+      <w:numFmt w:val="bullet"/>
+      <w:lvlText w:val=""/>
+      <w:lvlJc w:val="left"/>
+      <w:pPr>
+        <w:tabs>
+          <w:tab w:val="num" w:pos="2160"/>
+        </w:tabs>
+        <w:ind w:left="2160" w:hanging="360"/>
+      </w:pPr>
+      <w:rPr>
+        <w:rFonts w:ascii="Wingdings" w:hAnsi="Wingdings" w:hint="default"/>
+        <w:sz w:val="20"/>
+      </w:rPr>
+    </w:lvl>
+    <w:lvl w:ilvl="3" w:tentative="1">
+      <w:start w:val="1"/>
+      <w:numFmt w:val="bullet"/>
+      <w:lvlText w:val=""/>
+      <w:lvlJc w:val="left"/>
+      <w:pPr>
+        <w:tabs>
+          <w:tab w:val="num" w:pos="2880"/>
+        </w:tabs>
+        <w:ind w:left="2880" w:hanging="360"/>
+      </w:pPr>
+      <w:rPr>
+        <w:rFonts w:ascii="Wingdings" w:hAnsi="Wingdings" w:hint="default"/>
+        <w:sz w:val="20"/>
+      </w:rPr>
+    </w:lvl>
+    <w:lvl w:ilvl="4" w:tentative="1">
+      <w:start w:val="1"/>
+      <w:numFmt w:val="bullet"/>
+      <w:lvlText w:val=""/>
+      <w:lvlJc w:val="left"/>
+      <w:pPr>
+        <w:tabs>
+          <w:tab w:val="num" w:pos="3600"/>
+        </w:tabs>
+        <w:ind w:left="3600" w:hanging="360"/>
+      </w:pPr>
+      <w:rPr>
+        <w:rFonts w:ascii="Wingdings" w:hAnsi="Wingdings" w:hint="default"/>
+        <w:sz w:val="20"/>
+      </w:rPr>
+    </w:lvl>
+    <w:lvl w:ilvl="5" w:tentative="1">
+      <w:start w:val="1"/>
+      <w:numFmt w:val="bullet"/>
+      <w:lvlText w:val=""/>
+      <w:lvlJc w:val="left"/>
+      <w:pPr>
+        <w:tabs>
+          <w:tab w:val="num" w:pos="4320"/>
+        </w:tabs>
+        <w:ind w:left="4320" w:hanging="360"/>
+      </w:pPr>
+      <w:rPr>
+        <w:rFonts w:ascii="Wingdings" w:hAnsi="Wingdings" w:hint="default"/>
+        <w:sz w:val="20"/>
+      </w:rPr>
+    </w:lvl>
+    <w:lvl w:ilvl="6" w:tentative="1">
+      <w:start w:val="1"/>
+      <w:numFmt w:val="bullet"/>
+      <w:lvlText w:val=""/>
+      <w:lvlJc w:val="left"/>
+      <w:pPr>
+        <w:tabs>
+          <w:tab w:val="num" w:pos="5040"/>
+        </w:tabs>
+        <w:ind w:left="5040" w:hanging="360"/>
+      </w:pPr>
+      <w:rPr>
+        <w:rFonts w:ascii="Wingdings" w:hAnsi="Wingdings" w:hint="default"/>
+        <w:sz w:val="20"/>
+      </w:rPr>
+    </w:lvl>
+    <w:lvl w:ilvl="7" w:tentative="1">
+      <w:start w:val="1"/>
+      <w:numFmt w:val="bullet"/>
+      <w:lvlText w:val=""/>
+      <w:lvlJc w:val="left"/>
+      <w:pPr>
+        <w:tabs>
+          <w:tab w:val="num" w:pos="5760"/>
+        </w:tabs>
+        <w:ind w:left="5760" w:hanging="360"/>
+      </w:pPr>
+      <w:rPr>
+        <w:rFonts w:ascii="Wingdings" w:hAnsi="Wingdings" w:hint="default"/>
+        <w:sz w:val="20"/>
+      </w:rPr>
+    </w:lvl>
+    <w:lvl w:ilvl="8" w:tentative="1">
+      <w:start w:val="1"/>
+      <w:numFmt w:val="bullet"/>
+      <w:lvlText w:val=""/>
+      <w:lvlJc w:val="left"/>
+      <w:pPr>
+        <w:tabs>
+          <w:tab w:val="num" w:pos="6480"/>
+        </w:tabs>
+        <w:ind w:left="6480" w:hanging="360"/>
+      </w:pPr>
+      <w:rPr>
+        <w:rFonts w:ascii="Wingdings" w:hAnsi="Wingdings" w:hint="default"/>
+        <w:sz w:val="20"/>
+      </w:rPr>
+    </w:lvl>
+  </w:abstractNum>
+  <w:abstractNum w:abstractNumId="28" w15:restartNumberingAfterBreak="0">
     <w:nsid w:val="4FF374A0"/>
     <w:multiLevelType w:val="hybridMultilevel"/>
     <w:tmpl w:val="859893AA"/>
@@ -8811,7 +14467,397 @@
       </w:rPr>
     </w:lvl>
   </w:abstractNum>
-  <w:abstractNum w:abstractNumId="8" w15:restartNumberingAfterBreak="0">
+  <w:abstractNum w:abstractNumId="29" w15:restartNumberingAfterBreak="0">
+    <w:nsid w:val="500A4E36"/>
+    <w:multiLevelType w:val="multilevel"/>
+    <w:tmpl w:val="5A8C45CE"/>
+    <w:lvl w:ilvl="0">
+      <w:start w:val="1"/>
+      <w:numFmt w:val="bullet"/>
+      <w:lvlText w:val=""/>
+      <w:lvlJc w:val="left"/>
+      <w:pPr>
+        <w:tabs>
+          <w:tab w:val="num" w:pos="720"/>
+        </w:tabs>
+        <w:ind w:left="720" w:hanging="360"/>
+      </w:pPr>
+      <w:rPr>
+        <w:rFonts w:ascii="Symbol" w:hAnsi="Symbol" w:hint="default"/>
+        <w:sz w:val="20"/>
+      </w:rPr>
+    </w:lvl>
+    <w:lvl w:ilvl="1">
+      <w:start w:val="1"/>
+      <w:numFmt w:val="bullet"/>
+      <w:lvlText w:val="o"/>
+      <w:lvlJc w:val="left"/>
+      <w:pPr>
+        <w:tabs>
+          <w:tab w:val="num" w:pos="1440"/>
+        </w:tabs>
+        <w:ind w:left="1440" w:hanging="360"/>
+      </w:pPr>
+      <w:rPr>
+        <w:rFonts w:ascii="Courier New" w:hAnsi="Courier New" w:hint="default"/>
+        <w:sz w:val="20"/>
+      </w:rPr>
+    </w:lvl>
+    <w:lvl w:ilvl="2" w:tentative="1">
+      <w:start w:val="1"/>
+      <w:numFmt w:val="bullet"/>
+      <w:lvlText w:val=""/>
+      <w:lvlJc w:val="left"/>
+      <w:pPr>
+        <w:tabs>
+          <w:tab w:val="num" w:pos="2160"/>
+        </w:tabs>
+        <w:ind w:left="2160" w:hanging="360"/>
+      </w:pPr>
+      <w:rPr>
+        <w:rFonts w:ascii="Wingdings" w:hAnsi="Wingdings" w:hint="default"/>
+        <w:sz w:val="20"/>
+      </w:rPr>
+    </w:lvl>
+    <w:lvl w:ilvl="3" w:tentative="1">
+      <w:start w:val="1"/>
+      <w:numFmt w:val="bullet"/>
+      <w:lvlText w:val=""/>
+      <w:lvlJc w:val="left"/>
+      <w:pPr>
+        <w:tabs>
+          <w:tab w:val="num" w:pos="2880"/>
+        </w:tabs>
+        <w:ind w:left="2880" w:hanging="360"/>
+      </w:pPr>
+      <w:rPr>
+        <w:rFonts w:ascii="Wingdings" w:hAnsi="Wingdings" w:hint="default"/>
+        <w:sz w:val="20"/>
+      </w:rPr>
+    </w:lvl>
+    <w:lvl w:ilvl="4" w:tentative="1">
+      <w:start w:val="1"/>
+      <w:numFmt w:val="bullet"/>
+      <w:lvlText w:val=""/>
+      <w:lvlJc w:val="left"/>
+      <w:pPr>
+        <w:tabs>
+          <w:tab w:val="num" w:pos="3600"/>
+        </w:tabs>
+        <w:ind w:left="3600" w:hanging="360"/>
+      </w:pPr>
+      <w:rPr>
+        <w:rFonts w:ascii="Wingdings" w:hAnsi="Wingdings" w:hint="default"/>
+        <w:sz w:val="20"/>
+      </w:rPr>
+    </w:lvl>
+    <w:lvl w:ilvl="5" w:tentative="1">
+      <w:start w:val="1"/>
+      <w:numFmt w:val="bullet"/>
+      <w:lvlText w:val=""/>
+      <w:lvlJc w:val="left"/>
+      <w:pPr>
+        <w:tabs>
+          <w:tab w:val="num" w:pos="4320"/>
+        </w:tabs>
+        <w:ind w:left="4320" w:hanging="360"/>
+      </w:pPr>
+      <w:rPr>
+        <w:rFonts w:ascii="Wingdings" w:hAnsi="Wingdings" w:hint="default"/>
+        <w:sz w:val="20"/>
+      </w:rPr>
+    </w:lvl>
+    <w:lvl w:ilvl="6" w:tentative="1">
+      <w:start w:val="1"/>
+      <w:numFmt w:val="bullet"/>
+      <w:lvlText w:val=""/>
+      <w:lvlJc w:val="left"/>
+      <w:pPr>
+        <w:tabs>
+          <w:tab w:val="num" w:pos="5040"/>
+        </w:tabs>
+        <w:ind w:left="5040" w:hanging="360"/>
+      </w:pPr>
+      <w:rPr>
+        <w:rFonts w:ascii="Wingdings" w:hAnsi="Wingdings" w:hint="default"/>
+        <w:sz w:val="20"/>
+      </w:rPr>
+    </w:lvl>
+    <w:lvl w:ilvl="7" w:tentative="1">
+      <w:start w:val="1"/>
+      <w:numFmt w:val="bullet"/>
+      <w:lvlText w:val=""/>
+      <w:lvlJc w:val="left"/>
+      <w:pPr>
+        <w:tabs>
+          <w:tab w:val="num" w:pos="5760"/>
+        </w:tabs>
+        <w:ind w:left="5760" w:hanging="360"/>
+      </w:pPr>
+      <w:rPr>
+        <w:rFonts w:ascii="Wingdings" w:hAnsi="Wingdings" w:hint="default"/>
+        <w:sz w:val="20"/>
+      </w:rPr>
+    </w:lvl>
+    <w:lvl w:ilvl="8" w:tentative="1">
+      <w:start w:val="1"/>
+      <w:numFmt w:val="bullet"/>
+      <w:lvlText w:val=""/>
+      <w:lvlJc w:val="left"/>
+      <w:pPr>
+        <w:tabs>
+          <w:tab w:val="num" w:pos="6480"/>
+        </w:tabs>
+        <w:ind w:left="6480" w:hanging="360"/>
+      </w:pPr>
+      <w:rPr>
+        <w:rFonts w:ascii="Wingdings" w:hAnsi="Wingdings" w:hint="default"/>
+        <w:sz w:val="20"/>
+      </w:rPr>
+    </w:lvl>
+  </w:abstractNum>
+  <w:abstractNum w:abstractNumId="30" w15:restartNumberingAfterBreak="0">
+    <w:nsid w:val="51223CB2"/>
+    <w:multiLevelType w:val="multilevel"/>
+    <w:tmpl w:val="640A68E2"/>
+    <w:lvl w:ilvl="0">
+      <w:start w:val="1"/>
+      <w:numFmt w:val="bullet"/>
+      <w:lvlText w:val=""/>
+      <w:lvlJc w:val="left"/>
+      <w:pPr>
+        <w:tabs>
+          <w:tab w:val="num" w:pos="720"/>
+        </w:tabs>
+        <w:ind w:left="720" w:hanging="360"/>
+      </w:pPr>
+      <w:rPr>
+        <w:rFonts w:ascii="Symbol" w:hAnsi="Symbol" w:hint="default"/>
+        <w:sz w:val="20"/>
+      </w:rPr>
+    </w:lvl>
+    <w:lvl w:ilvl="1" w:tentative="1">
+      <w:start w:val="1"/>
+      <w:numFmt w:val="bullet"/>
+      <w:lvlText w:val="o"/>
+      <w:lvlJc w:val="left"/>
+      <w:pPr>
+        <w:tabs>
+          <w:tab w:val="num" w:pos="1440"/>
+        </w:tabs>
+        <w:ind w:left="1440" w:hanging="360"/>
+      </w:pPr>
+      <w:rPr>
+        <w:rFonts w:ascii="Courier New" w:hAnsi="Courier New" w:hint="default"/>
+        <w:sz w:val="20"/>
+      </w:rPr>
+    </w:lvl>
+    <w:lvl w:ilvl="2" w:tentative="1">
+      <w:start w:val="1"/>
+      <w:numFmt w:val="bullet"/>
+      <w:lvlText w:val=""/>
+      <w:lvlJc w:val="left"/>
+      <w:pPr>
+        <w:tabs>
+          <w:tab w:val="num" w:pos="2160"/>
+        </w:tabs>
+        <w:ind w:left="2160" w:hanging="360"/>
+      </w:pPr>
+      <w:rPr>
+        <w:rFonts w:ascii="Wingdings" w:hAnsi="Wingdings" w:hint="default"/>
+        <w:sz w:val="20"/>
+      </w:rPr>
+    </w:lvl>
+    <w:lvl w:ilvl="3" w:tentative="1">
+      <w:start w:val="1"/>
+      <w:numFmt w:val="bullet"/>
+      <w:lvlText w:val=""/>
+      <w:lvlJc w:val="left"/>
+      <w:pPr>
+        <w:tabs>
+          <w:tab w:val="num" w:pos="2880"/>
+        </w:tabs>
+        <w:ind w:left="2880" w:hanging="360"/>
+      </w:pPr>
+      <w:rPr>
+        <w:rFonts w:ascii="Wingdings" w:hAnsi="Wingdings" w:hint="default"/>
+        <w:sz w:val="20"/>
+      </w:rPr>
+    </w:lvl>
+    <w:lvl w:ilvl="4" w:tentative="1">
+      <w:start w:val="1"/>
+      <w:numFmt w:val="bullet"/>
+      <w:lvlText w:val=""/>
+      <w:lvlJc w:val="left"/>
+      <w:pPr>
+        <w:tabs>
+          <w:tab w:val="num" w:pos="3600"/>
+        </w:tabs>
+        <w:ind w:left="3600" w:hanging="360"/>
+      </w:pPr>
+      <w:rPr>
+        <w:rFonts w:ascii="Wingdings" w:hAnsi="Wingdings" w:hint="default"/>
+        <w:sz w:val="20"/>
+      </w:rPr>
+    </w:lvl>
+    <w:lvl w:ilvl="5" w:tentative="1">
+      <w:start w:val="1"/>
+      <w:numFmt w:val="bullet"/>
+      <w:lvlText w:val=""/>
+      <w:lvlJc w:val="left"/>
+      <w:pPr>
+        <w:tabs>
+          <w:tab w:val="num" w:pos="4320"/>
+        </w:tabs>
+        <w:ind w:left="4320" w:hanging="360"/>
+      </w:pPr>
+      <w:rPr>
+        <w:rFonts w:ascii="Wingdings" w:hAnsi="Wingdings" w:hint="default"/>
+        <w:sz w:val="20"/>
+      </w:rPr>
+    </w:lvl>
+    <w:lvl w:ilvl="6" w:tentative="1">
+      <w:start w:val="1"/>
+      <w:numFmt w:val="bullet"/>
+      <w:lvlText w:val=""/>
+      <w:lvlJc w:val="left"/>
+      <w:pPr>
+        <w:tabs>
+          <w:tab w:val="num" w:pos="5040"/>
+        </w:tabs>
+        <w:ind w:left="5040" w:hanging="360"/>
+      </w:pPr>
+      <w:rPr>
+        <w:rFonts w:ascii="Wingdings" w:hAnsi="Wingdings" w:hint="default"/>
+        <w:sz w:val="20"/>
+      </w:rPr>
+    </w:lvl>
+    <w:lvl w:ilvl="7" w:tentative="1">
+      <w:start w:val="1"/>
+      <w:numFmt w:val="bullet"/>
+      <w:lvlText w:val=""/>
+      <w:lvlJc w:val="left"/>
+      <w:pPr>
+        <w:tabs>
+          <w:tab w:val="num" w:pos="5760"/>
+        </w:tabs>
+        <w:ind w:left="5760" w:hanging="360"/>
+      </w:pPr>
+      <w:rPr>
+        <w:rFonts w:ascii="Wingdings" w:hAnsi="Wingdings" w:hint="default"/>
+        <w:sz w:val="20"/>
+      </w:rPr>
+    </w:lvl>
+    <w:lvl w:ilvl="8" w:tentative="1">
+      <w:start w:val="1"/>
+      <w:numFmt w:val="bullet"/>
+      <w:lvlText w:val=""/>
+      <w:lvlJc w:val="left"/>
+      <w:pPr>
+        <w:tabs>
+          <w:tab w:val="num" w:pos="6480"/>
+        </w:tabs>
+        <w:ind w:left="6480" w:hanging="360"/>
+      </w:pPr>
+      <w:rPr>
+        <w:rFonts w:ascii="Wingdings" w:hAnsi="Wingdings" w:hint="default"/>
+        <w:sz w:val="20"/>
+      </w:rPr>
+    </w:lvl>
+  </w:abstractNum>
+  <w:abstractNum w:abstractNumId="31" w15:restartNumberingAfterBreak="0">
+    <w:nsid w:val="55FF4FF2"/>
+    <w:multiLevelType w:val="multilevel"/>
+    <w:tmpl w:val="14CE629A"/>
+    <w:lvl w:ilvl="0">
+      <w:start w:val="1"/>
+      <w:numFmt w:val="decimal"/>
+      <w:lvlText w:val="%1."/>
+      <w:lvlJc w:val="left"/>
+      <w:pPr>
+        <w:ind w:left="360" w:hanging="360"/>
+      </w:pPr>
+    </w:lvl>
+    <w:lvl w:ilvl="1">
+      <w:start w:val="1"/>
+      <w:numFmt w:val="decimal"/>
+      <w:lvlText w:val="%1.%2."/>
+      <w:lvlJc w:val="left"/>
+      <w:pPr>
+        <w:ind w:left="792" w:hanging="432"/>
+      </w:pPr>
+      <w:rPr>
+        <w:rStyle w:val="Erskiemels"/>
+      </w:rPr>
+    </w:lvl>
+    <w:lvl w:ilvl="2">
+      <w:start w:val="1"/>
+      <w:numFmt w:val="decimal"/>
+      <w:lvlText w:val="%1.%2.%3."/>
+      <w:lvlJc w:val="left"/>
+      <w:pPr>
+        <w:ind w:left="1224" w:hanging="504"/>
+      </w:pPr>
+    </w:lvl>
+    <w:lvl w:ilvl="3">
+      <w:start w:val="1"/>
+      <w:numFmt w:val="bullet"/>
+      <w:lvlText w:val=""/>
+      <w:lvlJc w:val="left"/>
+      <w:pPr>
+        <w:ind w:left="1440" w:hanging="360"/>
+      </w:pPr>
+      <w:rPr>
+        <w:rFonts w:ascii="Symbol" w:hAnsi="Symbol" w:hint="default"/>
+      </w:rPr>
+    </w:lvl>
+    <w:lvl w:ilvl="4">
+      <w:start w:val="1"/>
+      <w:numFmt w:val="decimal"/>
+      <w:lvlText w:val="%1.%2.%3.%4.%5."/>
+      <w:lvlJc w:val="left"/>
+      <w:pPr>
+        <w:ind w:left="2232" w:hanging="792"/>
+      </w:pPr>
+    </w:lvl>
+    <w:lvl w:ilvl="5">
+      <w:start w:val="1"/>
+      <w:numFmt w:val="decimal"/>
+      <w:lvlText w:val="%1.%2.%3.%4.%5.%6."/>
+      <w:lvlJc w:val="left"/>
+      <w:pPr>
+        <w:ind w:left="2736" w:hanging="936"/>
+      </w:pPr>
+    </w:lvl>
+    <w:lvl w:ilvl="6">
+      <w:start w:val="1"/>
+      <w:numFmt w:val="decimal"/>
+      <w:lvlText w:val="%1.%2.%3.%4.%5.%6.%7."/>
+      <w:lvlJc w:val="left"/>
+      <w:pPr>
+        <w:ind w:left="3240" w:hanging="1080"/>
+      </w:pPr>
+    </w:lvl>
+    <w:lvl w:ilvl="7">
+      <w:start w:val="1"/>
+      <w:numFmt w:val="decimal"/>
+      <w:lvlText w:val="%1.%2.%3.%4.%5.%6.%7.%8."/>
+      <w:lvlJc w:val="left"/>
+      <w:pPr>
+        <w:ind w:left="3744" w:hanging="1224"/>
+      </w:pPr>
+    </w:lvl>
+    <w:lvl w:ilvl="8">
+      <w:start w:val="1"/>
+      <w:numFmt w:val="decimal"/>
+      <w:lvlText w:val="%1.%2.%3.%4.%5.%6.%7.%8.%9."/>
+      <w:lvlJc w:val="left"/>
+      <w:pPr>
+        <w:ind w:left="4320" w:hanging="1440"/>
+      </w:pPr>
+    </w:lvl>
+  </w:abstractNum>
+  <w:abstractNum w:abstractNumId="32" w15:restartNumberingAfterBreak="0">
     <w:nsid w:val="58080632"/>
     <w:multiLevelType w:val="multilevel"/>
     <w:tmpl w:val="CA721884"/>
@@ -8960,7 +15006,504 @@
       </w:rPr>
     </w:lvl>
   </w:abstractNum>
-  <w:abstractNum w:abstractNumId="9" w15:restartNumberingAfterBreak="0">
+  <w:abstractNum w:abstractNumId="33" w15:restartNumberingAfterBreak="0">
+    <w:nsid w:val="61070B73"/>
+    <w:multiLevelType w:val="multilevel"/>
+    <w:tmpl w:val="D5084CEE"/>
+    <w:lvl w:ilvl="0">
+      <w:start w:val="1"/>
+      <w:numFmt w:val="bullet"/>
+      <w:lvlText w:val=""/>
+      <w:lvlJc w:val="left"/>
+      <w:pPr>
+        <w:tabs>
+          <w:tab w:val="num" w:pos="720"/>
+        </w:tabs>
+        <w:ind w:left="720" w:hanging="360"/>
+      </w:pPr>
+      <w:rPr>
+        <w:rFonts w:ascii="Symbol" w:hAnsi="Symbol" w:hint="default"/>
+        <w:sz w:val="20"/>
+      </w:rPr>
+    </w:lvl>
+    <w:lvl w:ilvl="1" w:tentative="1">
+      <w:start w:val="1"/>
+      <w:numFmt w:val="bullet"/>
+      <w:lvlText w:val="o"/>
+      <w:lvlJc w:val="left"/>
+      <w:pPr>
+        <w:tabs>
+          <w:tab w:val="num" w:pos="1440"/>
+        </w:tabs>
+        <w:ind w:left="1440" w:hanging="360"/>
+      </w:pPr>
+      <w:rPr>
+        <w:rFonts w:ascii="Courier New" w:hAnsi="Courier New" w:hint="default"/>
+        <w:sz w:val="20"/>
+      </w:rPr>
+    </w:lvl>
+    <w:lvl w:ilvl="2" w:tentative="1">
+      <w:start w:val="1"/>
+      <w:numFmt w:val="bullet"/>
+      <w:lvlText w:val=""/>
+      <w:lvlJc w:val="left"/>
+      <w:pPr>
+        <w:tabs>
+          <w:tab w:val="num" w:pos="2160"/>
+        </w:tabs>
+        <w:ind w:left="2160" w:hanging="360"/>
+      </w:pPr>
+      <w:rPr>
+        <w:rFonts w:ascii="Wingdings" w:hAnsi="Wingdings" w:hint="default"/>
+        <w:sz w:val="20"/>
+      </w:rPr>
+    </w:lvl>
+    <w:lvl w:ilvl="3" w:tentative="1">
+      <w:start w:val="1"/>
+      <w:numFmt w:val="bullet"/>
+      <w:lvlText w:val=""/>
+      <w:lvlJc w:val="left"/>
+      <w:pPr>
+        <w:tabs>
+          <w:tab w:val="num" w:pos="2880"/>
+        </w:tabs>
+        <w:ind w:left="2880" w:hanging="360"/>
+      </w:pPr>
+      <w:rPr>
+        <w:rFonts w:ascii="Wingdings" w:hAnsi="Wingdings" w:hint="default"/>
+        <w:sz w:val="20"/>
+      </w:rPr>
+    </w:lvl>
+    <w:lvl w:ilvl="4" w:tentative="1">
+      <w:start w:val="1"/>
+      <w:numFmt w:val="bullet"/>
+      <w:lvlText w:val=""/>
+      <w:lvlJc w:val="left"/>
+      <w:pPr>
+        <w:tabs>
+          <w:tab w:val="num" w:pos="3600"/>
+        </w:tabs>
+        <w:ind w:left="3600" w:hanging="360"/>
+      </w:pPr>
+      <w:rPr>
+        <w:rFonts w:ascii="Wingdings" w:hAnsi="Wingdings" w:hint="default"/>
+        <w:sz w:val="20"/>
+      </w:rPr>
+    </w:lvl>
+    <w:lvl w:ilvl="5" w:tentative="1">
+      <w:start w:val="1"/>
+      <w:numFmt w:val="bullet"/>
+      <w:lvlText w:val=""/>
+      <w:lvlJc w:val="left"/>
+      <w:pPr>
+        <w:tabs>
+          <w:tab w:val="num" w:pos="4320"/>
+        </w:tabs>
+        <w:ind w:left="4320" w:hanging="360"/>
+      </w:pPr>
+      <w:rPr>
+        <w:rFonts w:ascii="Wingdings" w:hAnsi="Wingdings" w:hint="default"/>
+        <w:sz w:val="20"/>
+      </w:rPr>
+    </w:lvl>
+    <w:lvl w:ilvl="6" w:tentative="1">
+      <w:start w:val="1"/>
+      <w:numFmt w:val="bullet"/>
+      <w:lvlText w:val=""/>
+      <w:lvlJc w:val="left"/>
+      <w:pPr>
+        <w:tabs>
+          <w:tab w:val="num" w:pos="5040"/>
+        </w:tabs>
+        <w:ind w:left="5040" w:hanging="360"/>
+      </w:pPr>
+      <w:rPr>
+        <w:rFonts w:ascii="Wingdings" w:hAnsi="Wingdings" w:hint="default"/>
+        <w:sz w:val="20"/>
+      </w:rPr>
+    </w:lvl>
+    <w:lvl w:ilvl="7" w:tentative="1">
+      <w:start w:val="1"/>
+      <w:numFmt w:val="bullet"/>
+      <w:lvlText w:val=""/>
+      <w:lvlJc w:val="left"/>
+      <w:pPr>
+        <w:tabs>
+          <w:tab w:val="num" w:pos="5760"/>
+        </w:tabs>
+        <w:ind w:left="5760" w:hanging="360"/>
+      </w:pPr>
+      <w:rPr>
+        <w:rFonts w:ascii="Wingdings" w:hAnsi="Wingdings" w:hint="default"/>
+        <w:sz w:val="20"/>
+      </w:rPr>
+    </w:lvl>
+    <w:lvl w:ilvl="8" w:tentative="1">
+      <w:start w:val="1"/>
+      <w:numFmt w:val="bullet"/>
+      <w:lvlText w:val=""/>
+      <w:lvlJc w:val="left"/>
+      <w:pPr>
+        <w:tabs>
+          <w:tab w:val="num" w:pos="6480"/>
+        </w:tabs>
+        <w:ind w:left="6480" w:hanging="360"/>
+      </w:pPr>
+      <w:rPr>
+        <w:rFonts w:ascii="Wingdings" w:hAnsi="Wingdings" w:hint="default"/>
+        <w:sz w:val="20"/>
+      </w:rPr>
+    </w:lvl>
+  </w:abstractNum>
+  <w:abstractNum w:abstractNumId="34" w15:restartNumberingAfterBreak="0">
+    <w:nsid w:val="6250732E"/>
+    <w:multiLevelType w:val="multilevel"/>
+    <w:tmpl w:val="D974E9F4"/>
+    <w:lvl w:ilvl="0">
+      <w:start w:val="1"/>
+      <w:numFmt w:val="bullet"/>
+      <w:lvlText w:val=""/>
+      <w:lvlJc w:val="left"/>
+      <w:pPr>
+        <w:tabs>
+          <w:tab w:val="num" w:pos="720"/>
+        </w:tabs>
+        <w:ind w:left="720" w:hanging="360"/>
+      </w:pPr>
+      <w:rPr>
+        <w:rFonts w:ascii="Symbol" w:hAnsi="Symbol" w:hint="default"/>
+        <w:sz w:val="20"/>
+      </w:rPr>
+    </w:lvl>
+    <w:lvl w:ilvl="1" w:tentative="1">
+      <w:start w:val="1"/>
+      <w:numFmt w:val="bullet"/>
+      <w:lvlText w:val="o"/>
+      <w:lvlJc w:val="left"/>
+      <w:pPr>
+        <w:tabs>
+          <w:tab w:val="num" w:pos="1440"/>
+        </w:tabs>
+        <w:ind w:left="1440" w:hanging="360"/>
+      </w:pPr>
+      <w:rPr>
+        <w:rFonts w:ascii="Courier New" w:hAnsi="Courier New" w:hint="default"/>
+        <w:sz w:val="20"/>
+      </w:rPr>
+    </w:lvl>
+    <w:lvl w:ilvl="2" w:tentative="1">
+      <w:start w:val="1"/>
+      <w:numFmt w:val="bullet"/>
+      <w:lvlText w:val=""/>
+      <w:lvlJc w:val="left"/>
+      <w:pPr>
+        <w:tabs>
+          <w:tab w:val="num" w:pos="2160"/>
+        </w:tabs>
+        <w:ind w:left="2160" w:hanging="360"/>
+      </w:pPr>
+      <w:rPr>
+        <w:rFonts w:ascii="Wingdings" w:hAnsi="Wingdings" w:hint="default"/>
+        <w:sz w:val="20"/>
+      </w:rPr>
+    </w:lvl>
+    <w:lvl w:ilvl="3" w:tentative="1">
+      <w:start w:val="1"/>
+      <w:numFmt w:val="bullet"/>
+      <w:lvlText w:val=""/>
+      <w:lvlJc w:val="left"/>
+      <w:pPr>
+        <w:tabs>
+          <w:tab w:val="num" w:pos="2880"/>
+        </w:tabs>
+        <w:ind w:left="2880" w:hanging="360"/>
+      </w:pPr>
+      <w:rPr>
+        <w:rFonts w:ascii="Wingdings" w:hAnsi="Wingdings" w:hint="default"/>
+        <w:sz w:val="20"/>
+      </w:rPr>
+    </w:lvl>
+    <w:lvl w:ilvl="4" w:tentative="1">
+      <w:start w:val="1"/>
+      <w:numFmt w:val="bullet"/>
+      <w:lvlText w:val=""/>
+      <w:lvlJc w:val="left"/>
+      <w:pPr>
+        <w:tabs>
+          <w:tab w:val="num" w:pos="3600"/>
+        </w:tabs>
+        <w:ind w:left="3600" w:hanging="360"/>
+      </w:pPr>
+      <w:rPr>
+        <w:rFonts w:ascii="Wingdings" w:hAnsi="Wingdings" w:hint="default"/>
+        <w:sz w:val="20"/>
+      </w:rPr>
+    </w:lvl>
+    <w:lvl w:ilvl="5" w:tentative="1">
+      <w:start w:val="1"/>
+      <w:numFmt w:val="bullet"/>
+      <w:lvlText w:val=""/>
+      <w:lvlJc w:val="left"/>
+      <w:pPr>
+        <w:tabs>
+          <w:tab w:val="num" w:pos="4320"/>
+        </w:tabs>
+        <w:ind w:left="4320" w:hanging="360"/>
+      </w:pPr>
+      <w:rPr>
+        <w:rFonts w:ascii="Wingdings" w:hAnsi="Wingdings" w:hint="default"/>
+        <w:sz w:val="20"/>
+      </w:rPr>
+    </w:lvl>
+    <w:lvl w:ilvl="6" w:tentative="1">
+      <w:start w:val="1"/>
+      <w:numFmt w:val="bullet"/>
+      <w:lvlText w:val=""/>
+      <w:lvlJc w:val="left"/>
+      <w:pPr>
+        <w:tabs>
+          <w:tab w:val="num" w:pos="5040"/>
+        </w:tabs>
+        <w:ind w:left="5040" w:hanging="360"/>
+      </w:pPr>
+      <w:rPr>
+        <w:rFonts w:ascii="Wingdings" w:hAnsi="Wingdings" w:hint="default"/>
+        <w:sz w:val="20"/>
+      </w:rPr>
+    </w:lvl>
+    <w:lvl w:ilvl="7" w:tentative="1">
+      <w:start w:val="1"/>
+      <w:numFmt w:val="bullet"/>
+      <w:lvlText w:val=""/>
+      <w:lvlJc w:val="left"/>
+      <w:pPr>
+        <w:tabs>
+          <w:tab w:val="num" w:pos="5760"/>
+        </w:tabs>
+        <w:ind w:left="5760" w:hanging="360"/>
+      </w:pPr>
+      <w:rPr>
+        <w:rFonts w:ascii="Wingdings" w:hAnsi="Wingdings" w:hint="default"/>
+        <w:sz w:val="20"/>
+      </w:rPr>
+    </w:lvl>
+    <w:lvl w:ilvl="8" w:tentative="1">
+      <w:start w:val="1"/>
+      <w:numFmt w:val="bullet"/>
+      <w:lvlText w:val=""/>
+      <w:lvlJc w:val="left"/>
+      <w:pPr>
+        <w:tabs>
+          <w:tab w:val="num" w:pos="6480"/>
+        </w:tabs>
+        <w:ind w:left="6480" w:hanging="360"/>
+      </w:pPr>
+      <w:rPr>
+        <w:rFonts w:ascii="Wingdings" w:hAnsi="Wingdings" w:hint="default"/>
+        <w:sz w:val="20"/>
+      </w:rPr>
+    </w:lvl>
+  </w:abstractNum>
+  <w:abstractNum w:abstractNumId="35" w15:restartNumberingAfterBreak="0">
+    <w:nsid w:val="668B3368"/>
+    <w:multiLevelType w:val="multilevel"/>
+    <w:tmpl w:val="040E001F"/>
+    <w:lvl w:ilvl="0">
+      <w:start w:val="1"/>
+      <w:numFmt w:val="decimal"/>
+      <w:lvlText w:val="%1."/>
+      <w:lvlJc w:val="left"/>
+      <w:pPr>
+        <w:ind w:left="360" w:hanging="360"/>
+      </w:pPr>
+    </w:lvl>
+    <w:lvl w:ilvl="1">
+      <w:start w:val="1"/>
+      <w:numFmt w:val="decimal"/>
+      <w:lvlText w:val="%1.%2."/>
+      <w:lvlJc w:val="left"/>
+      <w:pPr>
+        <w:ind w:left="792" w:hanging="432"/>
+      </w:pPr>
+    </w:lvl>
+    <w:lvl w:ilvl="2">
+      <w:start w:val="1"/>
+      <w:numFmt w:val="decimal"/>
+      <w:lvlText w:val="%1.%2.%3."/>
+      <w:lvlJc w:val="left"/>
+      <w:pPr>
+        <w:ind w:left="1224" w:hanging="504"/>
+      </w:pPr>
+    </w:lvl>
+    <w:lvl w:ilvl="3">
+      <w:start w:val="1"/>
+      <w:numFmt w:val="decimal"/>
+      <w:lvlText w:val="%1.%2.%3.%4."/>
+      <w:lvlJc w:val="left"/>
+      <w:pPr>
+        <w:ind w:left="1728" w:hanging="648"/>
+      </w:pPr>
+    </w:lvl>
+    <w:lvl w:ilvl="4">
+      <w:start w:val="1"/>
+      <w:numFmt w:val="decimal"/>
+      <w:lvlText w:val="%1.%2.%3.%4.%5."/>
+      <w:lvlJc w:val="left"/>
+      <w:pPr>
+        <w:ind w:left="2232" w:hanging="792"/>
+      </w:pPr>
+    </w:lvl>
+    <w:lvl w:ilvl="5">
+      <w:start w:val="1"/>
+      <w:numFmt w:val="decimal"/>
+      <w:lvlText w:val="%1.%2.%3.%4.%5.%6."/>
+      <w:lvlJc w:val="left"/>
+      <w:pPr>
+        <w:ind w:left="2736" w:hanging="936"/>
+      </w:pPr>
+    </w:lvl>
+    <w:lvl w:ilvl="6">
+      <w:start w:val="1"/>
+      <w:numFmt w:val="decimal"/>
+      <w:lvlText w:val="%1.%2.%3.%4.%5.%6.%7."/>
+      <w:lvlJc w:val="left"/>
+      <w:pPr>
+        <w:ind w:left="3240" w:hanging="1080"/>
+      </w:pPr>
+    </w:lvl>
+    <w:lvl w:ilvl="7">
+      <w:start w:val="1"/>
+      <w:numFmt w:val="decimal"/>
+      <w:lvlText w:val="%1.%2.%3.%4.%5.%6.%7.%8."/>
+      <w:lvlJc w:val="left"/>
+      <w:pPr>
+        <w:ind w:left="3744" w:hanging="1224"/>
+      </w:pPr>
+    </w:lvl>
+    <w:lvl w:ilvl="8">
+      <w:start w:val="1"/>
+      <w:numFmt w:val="decimal"/>
+      <w:lvlText w:val="%1.%2.%3.%4.%5.%6.%7.%8.%9."/>
+      <w:lvlJc w:val="left"/>
+      <w:pPr>
+        <w:ind w:left="4320" w:hanging="1440"/>
+      </w:pPr>
+    </w:lvl>
+  </w:abstractNum>
+  <w:abstractNum w:abstractNumId="36" w15:restartNumberingAfterBreak="0">
+    <w:nsid w:val="68F1443A"/>
+    <w:multiLevelType w:val="hybridMultilevel"/>
+    <w:tmpl w:val="3822BF26"/>
+    <w:lvl w:ilvl="0" w:tplc="040E0001">
+      <w:start w:val="1"/>
+      <w:numFmt w:val="bullet"/>
+      <w:lvlText w:val=""/>
+      <w:lvlJc w:val="left"/>
+      <w:pPr>
+        <w:ind w:left="1428" w:hanging="360"/>
+      </w:pPr>
+      <w:rPr>
+        <w:rFonts w:ascii="Symbol" w:hAnsi="Symbol" w:hint="default"/>
+      </w:rPr>
+    </w:lvl>
+    <w:lvl w:ilvl="1" w:tplc="040E0003" w:tentative="1">
+      <w:start w:val="1"/>
+      <w:numFmt w:val="bullet"/>
+      <w:lvlText w:val="o"/>
+      <w:lvlJc w:val="left"/>
+      <w:pPr>
+        <w:ind w:left="2148" w:hanging="360"/>
+      </w:pPr>
+      <w:rPr>
+        <w:rFonts w:ascii="Courier New" w:hAnsi="Courier New" w:cs="Courier New" w:hint="default"/>
+      </w:rPr>
+    </w:lvl>
+    <w:lvl w:ilvl="2" w:tplc="040E0005" w:tentative="1">
+      <w:start w:val="1"/>
+      <w:numFmt w:val="bullet"/>
+      <w:lvlText w:val=""/>
+      <w:lvlJc w:val="left"/>
+      <w:pPr>
+        <w:ind w:left="2868" w:hanging="360"/>
+      </w:pPr>
+      <w:rPr>
+        <w:rFonts w:ascii="Wingdings" w:hAnsi="Wingdings" w:hint="default"/>
+      </w:rPr>
+    </w:lvl>
+    <w:lvl w:ilvl="3" w:tplc="040E0001" w:tentative="1">
+      <w:start w:val="1"/>
+      <w:numFmt w:val="bullet"/>
+      <w:lvlText w:val=""/>
+      <w:lvlJc w:val="left"/>
+      <w:pPr>
+        <w:ind w:left="3588" w:hanging="360"/>
+      </w:pPr>
+      <w:rPr>
+        <w:rFonts w:ascii="Symbol" w:hAnsi="Symbol" w:hint="default"/>
+      </w:rPr>
+    </w:lvl>
+    <w:lvl w:ilvl="4" w:tplc="040E0003" w:tentative="1">
+      <w:start w:val="1"/>
+      <w:numFmt w:val="bullet"/>
+      <w:lvlText w:val="o"/>
+      <w:lvlJc w:val="left"/>
+      <w:pPr>
+        <w:ind w:left="4308" w:hanging="360"/>
+      </w:pPr>
+      <w:rPr>
+        <w:rFonts w:ascii="Courier New" w:hAnsi="Courier New" w:cs="Courier New" w:hint="default"/>
+      </w:rPr>
+    </w:lvl>
+    <w:lvl w:ilvl="5" w:tplc="040E0005" w:tentative="1">
+      <w:start w:val="1"/>
+      <w:numFmt w:val="bullet"/>
+      <w:lvlText w:val=""/>
+      <w:lvlJc w:val="left"/>
+      <w:pPr>
+        <w:ind w:left="5028" w:hanging="360"/>
+      </w:pPr>
+      <w:rPr>
+        <w:rFonts w:ascii="Wingdings" w:hAnsi="Wingdings" w:hint="default"/>
+      </w:rPr>
+    </w:lvl>
+    <w:lvl w:ilvl="6" w:tplc="040E0001" w:tentative="1">
+      <w:start w:val="1"/>
+      <w:numFmt w:val="bullet"/>
+      <w:lvlText w:val=""/>
+      <w:lvlJc w:val="left"/>
+      <w:pPr>
+        <w:ind w:left="5748" w:hanging="360"/>
+      </w:pPr>
+      <w:rPr>
+        <w:rFonts w:ascii="Symbol" w:hAnsi="Symbol" w:hint="default"/>
+      </w:rPr>
+    </w:lvl>
+    <w:lvl w:ilvl="7" w:tplc="040E0003" w:tentative="1">
+      <w:start w:val="1"/>
+      <w:numFmt w:val="bullet"/>
+      <w:lvlText w:val="o"/>
+      <w:lvlJc w:val="left"/>
+      <w:pPr>
+        <w:ind w:left="6468" w:hanging="360"/>
+      </w:pPr>
+      <w:rPr>
+        <w:rFonts w:ascii="Courier New" w:hAnsi="Courier New" w:cs="Courier New" w:hint="default"/>
+      </w:rPr>
+    </w:lvl>
+    <w:lvl w:ilvl="8" w:tplc="040E0005" w:tentative="1">
+      <w:start w:val="1"/>
+      <w:numFmt w:val="bullet"/>
+      <w:lvlText w:val=""/>
+      <w:lvlJc w:val="left"/>
+      <w:pPr>
+        <w:ind w:left="7188" w:hanging="360"/>
+      </w:pPr>
+      <w:rPr>
+        <w:rFonts w:ascii="Wingdings" w:hAnsi="Wingdings" w:hint="default"/>
+      </w:rPr>
+    </w:lvl>
+  </w:abstractNum>
+  <w:abstractNum w:abstractNumId="37" w15:restartNumberingAfterBreak="0">
     <w:nsid w:val="69901113"/>
     <w:multiLevelType w:val="multilevel"/>
     <w:tmpl w:val="788ABCA4"/>
@@ -9109,7 +15652,120 @@
       </w:rPr>
     </w:lvl>
   </w:abstractNum>
-  <w:abstractNum w:abstractNumId="10" w15:restartNumberingAfterBreak="0">
+  <w:abstractNum w:abstractNumId="38" w15:restartNumberingAfterBreak="0">
+    <w:nsid w:val="6D5774E9"/>
+    <w:multiLevelType w:val="hybridMultilevel"/>
+    <w:tmpl w:val="B0425B92"/>
+    <w:lvl w:ilvl="0" w:tplc="040E0001">
+      <w:start w:val="1"/>
+      <w:numFmt w:val="bullet"/>
+      <w:lvlText w:val=""/>
+      <w:lvlJc w:val="left"/>
+      <w:pPr>
+        <w:ind w:left="1428" w:hanging="360"/>
+      </w:pPr>
+      <w:rPr>
+        <w:rFonts w:ascii="Symbol" w:hAnsi="Symbol" w:hint="default"/>
+      </w:rPr>
+    </w:lvl>
+    <w:lvl w:ilvl="1" w:tplc="FFFFFFFF" w:tentative="1">
+      <w:start w:val="1"/>
+      <w:numFmt w:val="bullet"/>
+      <w:lvlText w:val="o"/>
+      <w:lvlJc w:val="left"/>
+      <w:pPr>
+        <w:ind w:left="2148" w:hanging="360"/>
+      </w:pPr>
+      <w:rPr>
+        <w:rFonts w:ascii="Courier New" w:hAnsi="Courier New" w:cs="Courier New" w:hint="default"/>
+      </w:rPr>
+    </w:lvl>
+    <w:lvl w:ilvl="2" w:tplc="FFFFFFFF" w:tentative="1">
+      <w:start w:val="1"/>
+      <w:numFmt w:val="bullet"/>
+      <w:lvlText w:val=""/>
+      <w:lvlJc w:val="left"/>
+      <w:pPr>
+        <w:ind w:left="2868" w:hanging="360"/>
+      </w:pPr>
+      <w:rPr>
+        <w:rFonts w:ascii="Wingdings" w:hAnsi="Wingdings" w:hint="default"/>
+      </w:rPr>
+    </w:lvl>
+    <w:lvl w:ilvl="3" w:tplc="FFFFFFFF" w:tentative="1">
+      <w:start w:val="1"/>
+      <w:numFmt w:val="bullet"/>
+      <w:lvlText w:val=""/>
+      <w:lvlJc w:val="left"/>
+      <w:pPr>
+        <w:ind w:left="3588" w:hanging="360"/>
+      </w:pPr>
+      <w:rPr>
+        <w:rFonts w:ascii="Symbol" w:hAnsi="Symbol" w:hint="default"/>
+      </w:rPr>
+    </w:lvl>
+    <w:lvl w:ilvl="4" w:tplc="FFFFFFFF" w:tentative="1">
+      <w:start w:val="1"/>
+      <w:numFmt w:val="bullet"/>
+      <w:lvlText w:val="o"/>
+      <w:lvlJc w:val="left"/>
+      <w:pPr>
+        <w:ind w:left="4308" w:hanging="360"/>
+      </w:pPr>
+      <w:rPr>
+        <w:rFonts w:ascii="Courier New" w:hAnsi="Courier New" w:cs="Courier New" w:hint="default"/>
+      </w:rPr>
+    </w:lvl>
+    <w:lvl w:ilvl="5" w:tplc="FFFFFFFF" w:tentative="1">
+      <w:start w:val="1"/>
+      <w:numFmt w:val="bullet"/>
+      <w:lvlText w:val=""/>
+      <w:lvlJc w:val="left"/>
+      <w:pPr>
+        <w:ind w:left="5028" w:hanging="360"/>
+      </w:pPr>
+      <w:rPr>
+        <w:rFonts w:ascii="Wingdings" w:hAnsi="Wingdings" w:hint="default"/>
+      </w:rPr>
+    </w:lvl>
+    <w:lvl w:ilvl="6" w:tplc="FFFFFFFF" w:tentative="1">
+      <w:start w:val="1"/>
+      <w:numFmt w:val="bullet"/>
+      <w:lvlText w:val=""/>
+      <w:lvlJc w:val="left"/>
+      <w:pPr>
+        <w:ind w:left="5748" w:hanging="360"/>
+      </w:pPr>
+      <w:rPr>
+        <w:rFonts w:ascii="Symbol" w:hAnsi="Symbol" w:hint="default"/>
+      </w:rPr>
+    </w:lvl>
+    <w:lvl w:ilvl="7" w:tplc="FFFFFFFF" w:tentative="1">
+      <w:start w:val="1"/>
+      <w:numFmt w:val="bullet"/>
+      <w:lvlText w:val="o"/>
+      <w:lvlJc w:val="left"/>
+      <w:pPr>
+        <w:ind w:left="6468" w:hanging="360"/>
+      </w:pPr>
+      <w:rPr>
+        <w:rFonts w:ascii="Courier New" w:hAnsi="Courier New" w:cs="Courier New" w:hint="default"/>
+      </w:rPr>
+    </w:lvl>
+    <w:lvl w:ilvl="8" w:tplc="FFFFFFFF" w:tentative="1">
+      <w:start w:val="1"/>
+      <w:numFmt w:val="bullet"/>
+      <w:lvlText w:val=""/>
+      <w:lvlJc w:val="left"/>
+      <w:pPr>
+        <w:ind w:left="7188" w:hanging="360"/>
+      </w:pPr>
+      <w:rPr>
+        <w:rFonts w:ascii="Wingdings" w:hAnsi="Wingdings" w:hint="default"/>
+      </w:rPr>
+    </w:lvl>
+  </w:abstractNum>
+  <w:abstractNum w:abstractNumId="39" w15:restartNumberingAfterBreak="0">
     <w:nsid w:val="70C0518B"/>
     <w:multiLevelType w:val="hybridMultilevel"/>
     <w:tmpl w:val="E90AB55E"/>
@@ -9221,7 +15877,397 @@
       </w:rPr>
     </w:lvl>
   </w:abstractNum>
-  <w:abstractNum w:abstractNumId="11" w15:restartNumberingAfterBreak="0">
+  <w:abstractNum w:abstractNumId="40" w15:restartNumberingAfterBreak="0">
+    <w:nsid w:val="711C05C6"/>
+    <w:multiLevelType w:val="multilevel"/>
+    <w:tmpl w:val="46D48418"/>
+    <w:lvl w:ilvl="0">
+      <w:start w:val="1"/>
+      <w:numFmt w:val="bullet"/>
+      <w:lvlText w:val=""/>
+      <w:lvlJc w:val="left"/>
+      <w:pPr>
+        <w:tabs>
+          <w:tab w:val="num" w:pos="720"/>
+        </w:tabs>
+        <w:ind w:left="720" w:hanging="360"/>
+      </w:pPr>
+      <w:rPr>
+        <w:rFonts w:ascii="Symbol" w:hAnsi="Symbol" w:hint="default"/>
+        <w:sz w:val="20"/>
+      </w:rPr>
+    </w:lvl>
+    <w:lvl w:ilvl="1" w:tentative="1">
+      <w:start w:val="1"/>
+      <w:numFmt w:val="bullet"/>
+      <w:lvlText w:val="o"/>
+      <w:lvlJc w:val="left"/>
+      <w:pPr>
+        <w:tabs>
+          <w:tab w:val="num" w:pos="1440"/>
+        </w:tabs>
+        <w:ind w:left="1440" w:hanging="360"/>
+      </w:pPr>
+      <w:rPr>
+        <w:rFonts w:ascii="Courier New" w:hAnsi="Courier New" w:hint="default"/>
+        <w:sz w:val="20"/>
+      </w:rPr>
+    </w:lvl>
+    <w:lvl w:ilvl="2" w:tentative="1">
+      <w:start w:val="1"/>
+      <w:numFmt w:val="bullet"/>
+      <w:lvlText w:val=""/>
+      <w:lvlJc w:val="left"/>
+      <w:pPr>
+        <w:tabs>
+          <w:tab w:val="num" w:pos="2160"/>
+        </w:tabs>
+        <w:ind w:left="2160" w:hanging="360"/>
+      </w:pPr>
+      <w:rPr>
+        <w:rFonts w:ascii="Wingdings" w:hAnsi="Wingdings" w:hint="default"/>
+        <w:sz w:val="20"/>
+      </w:rPr>
+    </w:lvl>
+    <w:lvl w:ilvl="3" w:tentative="1">
+      <w:start w:val="1"/>
+      <w:numFmt w:val="bullet"/>
+      <w:lvlText w:val=""/>
+      <w:lvlJc w:val="left"/>
+      <w:pPr>
+        <w:tabs>
+          <w:tab w:val="num" w:pos="2880"/>
+        </w:tabs>
+        <w:ind w:left="2880" w:hanging="360"/>
+      </w:pPr>
+      <w:rPr>
+        <w:rFonts w:ascii="Wingdings" w:hAnsi="Wingdings" w:hint="default"/>
+        <w:sz w:val="20"/>
+      </w:rPr>
+    </w:lvl>
+    <w:lvl w:ilvl="4" w:tentative="1">
+      <w:start w:val="1"/>
+      <w:numFmt w:val="bullet"/>
+      <w:lvlText w:val=""/>
+      <w:lvlJc w:val="left"/>
+      <w:pPr>
+        <w:tabs>
+          <w:tab w:val="num" w:pos="3600"/>
+        </w:tabs>
+        <w:ind w:left="3600" w:hanging="360"/>
+      </w:pPr>
+      <w:rPr>
+        <w:rFonts w:ascii="Wingdings" w:hAnsi="Wingdings" w:hint="default"/>
+        <w:sz w:val="20"/>
+      </w:rPr>
+    </w:lvl>
+    <w:lvl w:ilvl="5" w:tentative="1">
+      <w:start w:val="1"/>
+      <w:numFmt w:val="bullet"/>
+      <w:lvlText w:val=""/>
+      <w:lvlJc w:val="left"/>
+      <w:pPr>
+        <w:tabs>
+          <w:tab w:val="num" w:pos="4320"/>
+        </w:tabs>
+        <w:ind w:left="4320" w:hanging="360"/>
+      </w:pPr>
+      <w:rPr>
+        <w:rFonts w:ascii="Wingdings" w:hAnsi="Wingdings" w:hint="default"/>
+        <w:sz w:val="20"/>
+      </w:rPr>
+    </w:lvl>
+    <w:lvl w:ilvl="6" w:tentative="1">
+      <w:start w:val="1"/>
+      <w:numFmt w:val="bullet"/>
+      <w:lvlText w:val=""/>
+      <w:lvlJc w:val="left"/>
+      <w:pPr>
+        <w:tabs>
+          <w:tab w:val="num" w:pos="5040"/>
+        </w:tabs>
+        <w:ind w:left="5040" w:hanging="360"/>
+      </w:pPr>
+      <w:rPr>
+        <w:rFonts w:ascii="Wingdings" w:hAnsi="Wingdings" w:hint="default"/>
+        <w:sz w:val="20"/>
+      </w:rPr>
+    </w:lvl>
+    <w:lvl w:ilvl="7" w:tentative="1">
+      <w:start w:val="1"/>
+      <w:numFmt w:val="bullet"/>
+      <w:lvlText w:val=""/>
+      <w:lvlJc w:val="left"/>
+      <w:pPr>
+        <w:tabs>
+          <w:tab w:val="num" w:pos="5760"/>
+        </w:tabs>
+        <w:ind w:left="5760" w:hanging="360"/>
+      </w:pPr>
+      <w:rPr>
+        <w:rFonts w:ascii="Wingdings" w:hAnsi="Wingdings" w:hint="default"/>
+        <w:sz w:val="20"/>
+      </w:rPr>
+    </w:lvl>
+    <w:lvl w:ilvl="8" w:tentative="1">
+      <w:start w:val="1"/>
+      <w:numFmt w:val="bullet"/>
+      <w:lvlText w:val=""/>
+      <w:lvlJc w:val="left"/>
+      <w:pPr>
+        <w:tabs>
+          <w:tab w:val="num" w:pos="6480"/>
+        </w:tabs>
+        <w:ind w:left="6480" w:hanging="360"/>
+      </w:pPr>
+      <w:rPr>
+        <w:rFonts w:ascii="Wingdings" w:hAnsi="Wingdings" w:hint="default"/>
+        <w:sz w:val="20"/>
+      </w:rPr>
+    </w:lvl>
+  </w:abstractNum>
+  <w:abstractNum w:abstractNumId="41" w15:restartNumberingAfterBreak="0">
+    <w:nsid w:val="732F2EC8"/>
+    <w:multiLevelType w:val="multilevel"/>
+    <w:tmpl w:val="14CE629A"/>
+    <w:lvl w:ilvl="0">
+      <w:start w:val="1"/>
+      <w:numFmt w:val="decimal"/>
+      <w:lvlText w:val="%1."/>
+      <w:lvlJc w:val="left"/>
+      <w:pPr>
+        <w:ind w:left="360" w:hanging="360"/>
+      </w:pPr>
+    </w:lvl>
+    <w:lvl w:ilvl="1">
+      <w:start w:val="1"/>
+      <w:numFmt w:val="decimal"/>
+      <w:lvlText w:val="%1.%2."/>
+      <w:lvlJc w:val="left"/>
+      <w:pPr>
+        <w:ind w:left="792" w:hanging="432"/>
+      </w:pPr>
+      <w:rPr>
+        <w:rStyle w:val="Erskiemels"/>
+      </w:rPr>
+    </w:lvl>
+    <w:lvl w:ilvl="2">
+      <w:start w:val="1"/>
+      <w:numFmt w:val="decimal"/>
+      <w:lvlText w:val="%1.%2.%3."/>
+      <w:lvlJc w:val="left"/>
+      <w:pPr>
+        <w:ind w:left="1224" w:hanging="504"/>
+      </w:pPr>
+    </w:lvl>
+    <w:lvl w:ilvl="3">
+      <w:start w:val="1"/>
+      <w:numFmt w:val="bullet"/>
+      <w:lvlText w:val=""/>
+      <w:lvlJc w:val="left"/>
+      <w:pPr>
+        <w:ind w:left="1440" w:hanging="360"/>
+      </w:pPr>
+      <w:rPr>
+        <w:rFonts w:ascii="Symbol" w:hAnsi="Symbol" w:hint="default"/>
+      </w:rPr>
+    </w:lvl>
+    <w:lvl w:ilvl="4">
+      <w:start w:val="1"/>
+      <w:numFmt w:val="decimal"/>
+      <w:lvlText w:val="%1.%2.%3.%4.%5."/>
+      <w:lvlJc w:val="left"/>
+      <w:pPr>
+        <w:ind w:left="2232" w:hanging="792"/>
+      </w:pPr>
+    </w:lvl>
+    <w:lvl w:ilvl="5">
+      <w:start w:val="1"/>
+      <w:numFmt w:val="decimal"/>
+      <w:lvlText w:val="%1.%2.%3.%4.%5.%6."/>
+      <w:lvlJc w:val="left"/>
+      <w:pPr>
+        <w:ind w:left="2736" w:hanging="936"/>
+      </w:pPr>
+    </w:lvl>
+    <w:lvl w:ilvl="6">
+      <w:start w:val="1"/>
+      <w:numFmt w:val="decimal"/>
+      <w:lvlText w:val="%1.%2.%3.%4.%5.%6.%7."/>
+      <w:lvlJc w:val="left"/>
+      <w:pPr>
+        <w:ind w:left="3240" w:hanging="1080"/>
+      </w:pPr>
+    </w:lvl>
+    <w:lvl w:ilvl="7">
+      <w:start w:val="1"/>
+      <w:numFmt w:val="decimal"/>
+      <w:lvlText w:val="%1.%2.%3.%4.%5.%6.%7.%8."/>
+      <w:lvlJc w:val="left"/>
+      <w:pPr>
+        <w:ind w:left="3744" w:hanging="1224"/>
+      </w:pPr>
+    </w:lvl>
+    <w:lvl w:ilvl="8">
+      <w:start w:val="1"/>
+      <w:numFmt w:val="decimal"/>
+      <w:lvlText w:val="%1.%2.%3.%4.%5.%6.%7.%8.%9."/>
+      <w:lvlJc w:val="left"/>
+      <w:pPr>
+        <w:ind w:left="4320" w:hanging="1440"/>
+      </w:pPr>
+    </w:lvl>
+  </w:abstractNum>
+  <w:abstractNum w:abstractNumId="42" w15:restartNumberingAfterBreak="0">
+    <w:nsid w:val="771D76F7"/>
+    <w:multiLevelType w:val="multilevel"/>
+    <w:tmpl w:val="5C187882"/>
+    <w:lvl w:ilvl="0">
+      <w:start w:val="1"/>
+      <w:numFmt w:val="bullet"/>
+      <w:lvlText w:val=""/>
+      <w:lvlJc w:val="left"/>
+      <w:pPr>
+        <w:tabs>
+          <w:tab w:val="num" w:pos="720"/>
+        </w:tabs>
+        <w:ind w:left="720" w:hanging="360"/>
+      </w:pPr>
+      <w:rPr>
+        <w:rFonts w:ascii="Symbol" w:hAnsi="Symbol" w:hint="default"/>
+        <w:sz w:val="20"/>
+      </w:rPr>
+    </w:lvl>
+    <w:lvl w:ilvl="1" w:tentative="1">
+      <w:start w:val="1"/>
+      <w:numFmt w:val="bullet"/>
+      <w:lvlText w:val="o"/>
+      <w:lvlJc w:val="left"/>
+      <w:pPr>
+        <w:tabs>
+          <w:tab w:val="num" w:pos="1440"/>
+        </w:tabs>
+        <w:ind w:left="1440" w:hanging="360"/>
+      </w:pPr>
+      <w:rPr>
+        <w:rFonts w:ascii="Courier New" w:hAnsi="Courier New" w:hint="default"/>
+        <w:sz w:val="20"/>
+      </w:rPr>
+    </w:lvl>
+    <w:lvl w:ilvl="2" w:tentative="1">
+      <w:start w:val="1"/>
+      <w:numFmt w:val="bullet"/>
+      <w:lvlText w:val=""/>
+      <w:lvlJc w:val="left"/>
+      <w:pPr>
+        <w:tabs>
+          <w:tab w:val="num" w:pos="2160"/>
+        </w:tabs>
+        <w:ind w:left="2160" w:hanging="360"/>
+      </w:pPr>
+      <w:rPr>
+        <w:rFonts w:ascii="Wingdings" w:hAnsi="Wingdings" w:hint="default"/>
+        <w:sz w:val="20"/>
+      </w:rPr>
+    </w:lvl>
+    <w:lvl w:ilvl="3" w:tentative="1">
+      <w:start w:val="1"/>
+      <w:numFmt w:val="bullet"/>
+      <w:lvlText w:val=""/>
+      <w:lvlJc w:val="left"/>
+      <w:pPr>
+        <w:tabs>
+          <w:tab w:val="num" w:pos="2880"/>
+        </w:tabs>
+        <w:ind w:left="2880" w:hanging="360"/>
+      </w:pPr>
+      <w:rPr>
+        <w:rFonts w:ascii="Wingdings" w:hAnsi="Wingdings" w:hint="default"/>
+        <w:sz w:val="20"/>
+      </w:rPr>
+    </w:lvl>
+    <w:lvl w:ilvl="4" w:tentative="1">
+      <w:start w:val="1"/>
+      <w:numFmt w:val="bullet"/>
+      <w:lvlText w:val=""/>
+      <w:lvlJc w:val="left"/>
+      <w:pPr>
+        <w:tabs>
+          <w:tab w:val="num" w:pos="3600"/>
+        </w:tabs>
+        <w:ind w:left="3600" w:hanging="360"/>
+      </w:pPr>
+      <w:rPr>
+        <w:rFonts w:ascii="Wingdings" w:hAnsi="Wingdings" w:hint="default"/>
+        <w:sz w:val="20"/>
+      </w:rPr>
+    </w:lvl>
+    <w:lvl w:ilvl="5" w:tentative="1">
+      <w:start w:val="1"/>
+      <w:numFmt w:val="bullet"/>
+      <w:lvlText w:val=""/>
+      <w:lvlJc w:val="left"/>
+      <w:pPr>
+        <w:tabs>
+          <w:tab w:val="num" w:pos="4320"/>
+        </w:tabs>
+        <w:ind w:left="4320" w:hanging="360"/>
+      </w:pPr>
+      <w:rPr>
+        <w:rFonts w:ascii="Wingdings" w:hAnsi="Wingdings" w:hint="default"/>
+        <w:sz w:val="20"/>
+      </w:rPr>
+    </w:lvl>
+    <w:lvl w:ilvl="6" w:tentative="1">
+      <w:start w:val="1"/>
+      <w:numFmt w:val="bullet"/>
+      <w:lvlText w:val=""/>
+      <w:lvlJc w:val="left"/>
+      <w:pPr>
+        <w:tabs>
+          <w:tab w:val="num" w:pos="5040"/>
+        </w:tabs>
+        <w:ind w:left="5040" w:hanging="360"/>
+      </w:pPr>
+      <w:rPr>
+        <w:rFonts w:ascii="Wingdings" w:hAnsi="Wingdings" w:hint="default"/>
+        <w:sz w:val="20"/>
+      </w:rPr>
+    </w:lvl>
+    <w:lvl w:ilvl="7" w:tentative="1">
+      <w:start w:val="1"/>
+      <w:numFmt w:val="bullet"/>
+      <w:lvlText w:val=""/>
+      <w:lvlJc w:val="left"/>
+      <w:pPr>
+        <w:tabs>
+          <w:tab w:val="num" w:pos="5760"/>
+        </w:tabs>
+        <w:ind w:left="5760" w:hanging="360"/>
+      </w:pPr>
+      <w:rPr>
+        <w:rFonts w:ascii="Wingdings" w:hAnsi="Wingdings" w:hint="default"/>
+        <w:sz w:val="20"/>
+      </w:rPr>
+    </w:lvl>
+    <w:lvl w:ilvl="8" w:tentative="1">
+      <w:start w:val="1"/>
+      <w:numFmt w:val="bullet"/>
+      <w:lvlText w:val=""/>
+      <w:lvlJc w:val="left"/>
+      <w:pPr>
+        <w:tabs>
+          <w:tab w:val="num" w:pos="6480"/>
+        </w:tabs>
+        <w:ind w:left="6480" w:hanging="360"/>
+      </w:pPr>
+      <w:rPr>
+        <w:rFonts w:ascii="Wingdings" w:hAnsi="Wingdings" w:hint="default"/>
+        <w:sz w:val="20"/>
+      </w:rPr>
+    </w:lvl>
+  </w:abstractNum>
+  <w:abstractNum w:abstractNumId="43" w15:restartNumberingAfterBreak="0">
     <w:nsid w:val="79AD42A6"/>
     <w:multiLevelType w:val="multilevel"/>
     <w:tmpl w:val="2CE249E8"/>
@@ -9371,71 +16417,141 @@
     </w:lvl>
   </w:abstractNum>
   <w:num w:numId="1" w16cid:durableId="1645701308">
+    <w:abstractNumId w:val="3"/>
+  </w:num>
+  <w:num w:numId="2" w16cid:durableId="1698502142">
+    <w:abstractNumId w:val="13"/>
+  </w:num>
+  <w:num w:numId="3" w16cid:durableId="943734545">
+    <w:abstractNumId w:val="39"/>
+  </w:num>
+  <w:num w:numId="4" w16cid:durableId="1004745222">
+    <w:abstractNumId w:val="37"/>
+  </w:num>
+  <w:num w:numId="5" w16cid:durableId="1758675053">
+    <w:abstractNumId w:val="32"/>
+  </w:num>
+  <w:num w:numId="6" w16cid:durableId="1571621806">
+    <w:abstractNumId w:val="22"/>
+  </w:num>
+  <w:num w:numId="7" w16cid:durableId="511840537">
+    <w:abstractNumId w:val="5"/>
+  </w:num>
+  <w:num w:numId="8" w16cid:durableId="1155881422">
+    <w:abstractNumId w:val="43"/>
+  </w:num>
+  <w:num w:numId="9" w16cid:durableId="956788606">
+    <w:abstractNumId w:val="25"/>
+  </w:num>
+  <w:num w:numId="10" w16cid:durableId="1869676718">
+    <w:abstractNumId w:val="25"/>
+  </w:num>
+  <w:num w:numId="11" w16cid:durableId="1557548262">
+    <w:abstractNumId w:val="23"/>
+  </w:num>
+  <w:num w:numId="12" w16cid:durableId="1156452046">
+    <w:abstractNumId w:val="28"/>
+  </w:num>
+  <w:num w:numId="13" w16cid:durableId="243420654">
+    <w:abstractNumId w:val="9"/>
+  </w:num>
+  <w:num w:numId="14" w16cid:durableId="1939361921">
+    <w:abstractNumId w:val="34"/>
+  </w:num>
+  <w:num w:numId="15" w16cid:durableId="919145321">
+    <w:abstractNumId w:val="42"/>
+  </w:num>
+  <w:num w:numId="16" w16cid:durableId="145054565">
+    <w:abstractNumId w:val="41"/>
+  </w:num>
+  <w:num w:numId="17" w16cid:durableId="505904068">
+    <w:abstractNumId w:val="20"/>
+  </w:num>
+  <w:num w:numId="18" w16cid:durableId="960184911">
+    <w:abstractNumId w:val="2"/>
+  </w:num>
+  <w:num w:numId="19" w16cid:durableId="1248345925">
+    <w:abstractNumId w:val="36"/>
+  </w:num>
+  <w:num w:numId="20" w16cid:durableId="1387484743">
+    <w:abstractNumId w:val="17"/>
+  </w:num>
+  <w:num w:numId="21" w16cid:durableId="1339383199">
+    <w:abstractNumId w:val="38"/>
+  </w:num>
+  <w:num w:numId="22" w16cid:durableId="1675913517">
+    <w:abstractNumId w:val="26"/>
+  </w:num>
+  <w:num w:numId="23" w16cid:durableId="598174881">
+    <w:abstractNumId w:val="15"/>
+  </w:num>
+  <w:num w:numId="24" w16cid:durableId="323818199">
+    <w:abstractNumId w:val="10"/>
+  </w:num>
+  <w:num w:numId="25" w16cid:durableId="1849101597">
+    <w:abstractNumId w:val="1"/>
+  </w:num>
+  <w:num w:numId="26" w16cid:durableId="65886614">
+    <w:abstractNumId w:val="27"/>
+  </w:num>
+  <w:num w:numId="27" w16cid:durableId="841776422">
+    <w:abstractNumId w:val="4"/>
+  </w:num>
+  <w:num w:numId="28" w16cid:durableId="1637906991">
+    <w:abstractNumId w:val="33"/>
+  </w:num>
+  <w:num w:numId="29" w16cid:durableId="596863954">
+    <w:abstractNumId w:val="12"/>
+  </w:num>
+  <w:num w:numId="30" w16cid:durableId="589042243">
+    <w:abstractNumId w:val="19"/>
+  </w:num>
+  <w:num w:numId="31" w16cid:durableId="1043410048">
+    <w:abstractNumId w:val="31"/>
+  </w:num>
+  <w:num w:numId="32" w16cid:durableId="513813065">
+    <w:abstractNumId w:val="21"/>
+  </w:num>
+  <w:num w:numId="33" w16cid:durableId="364913994">
+    <w:abstractNumId w:val="11"/>
+  </w:num>
+  <w:num w:numId="34" w16cid:durableId="1967420018">
+    <w:abstractNumId w:val="40"/>
+  </w:num>
+  <w:num w:numId="35" w16cid:durableId="1527791377">
+    <w:abstractNumId w:val="18"/>
+  </w:num>
+  <w:num w:numId="36" w16cid:durableId="1225916452">
+    <w:abstractNumId w:val="6"/>
+  </w:num>
+  <w:num w:numId="37" w16cid:durableId="905799642">
+    <w:abstractNumId w:val="16"/>
+  </w:num>
+  <w:num w:numId="38" w16cid:durableId="1544831041">
+    <w:abstractNumId w:val="24"/>
+  </w:num>
+  <w:num w:numId="39" w16cid:durableId="1278753781">
+    <w:abstractNumId w:val="35"/>
+  </w:num>
+  <w:num w:numId="40" w16cid:durableId="150681717">
+    <w:abstractNumId w:val="30"/>
+  </w:num>
+  <w:num w:numId="41" w16cid:durableId="488208826">
+    <w:abstractNumId w:val="8"/>
+  </w:num>
+  <w:num w:numId="42" w16cid:durableId="1510412102">
+    <w:abstractNumId w:val="7"/>
+  </w:num>
+  <w:num w:numId="43" w16cid:durableId="637734093">
+    <w:abstractNumId w:val="14"/>
+  </w:num>
+  <w:num w:numId="44" w16cid:durableId="937443514">
+    <w:abstractNumId w:val="29"/>
+  </w:num>
+  <w:num w:numId="45" w16cid:durableId="1962690754">
     <w:abstractNumId w:val="0"/>
   </w:num>
-  <w:num w:numId="2" w16cid:durableId="1698502142">
-    <w:abstractNumId w:val="3"/>
-  </w:num>
-  <w:num w:numId="3" w16cid:durableId="943734545">
-    <w:abstractNumId w:val="10"/>
-  </w:num>
-  <w:num w:numId="4" w16cid:durableId="1004745222">
-    <w:abstractNumId w:val="9"/>
-  </w:num>
-  <w:num w:numId="5" w16cid:durableId="1758675053">
-    <w:abstractNumId w:val="8"/>
-  </w:num>
-  <w:num w:numId="6" w16cid:durableId="1571621806">
-    <w:abstractNumId w:val="4"/>
-  </w:num>
-  <w:num w:numId="7" w16cid:durableId="511840537">
-    <w:abstractNumId w:val="1"/>
-  </w:num>
-  <w:num w:numId="8" w16cid:durableId="1155881422">
-    <w:abstractNumId w:val="11"/>
-    <w:lvlOverride w:ilvl="0"/>
-    <w:lvlOverride w:ilvl="1"/>
-    <w:lvlOverride w:ilvl="2"/>
-    <w:lvlOverride w:ilvl="3"/>
-    <w:lvlOverride w:ilvl="4"/>
-    <w:lvlOverride w:ilvl="5"/>
-    <w:lvlOverride w:ilvl="6"/>
-    <w:lvlOverride w:ilvl="7"/>
-    <w:lvlOverride w:ilvl="8"/>
-  </w:num>
-  <w:num w:numId="9" w16cid:durableId="956788606">
-    <w:abstractNumId w:val="6"/>
-  </w:num>
-  <w:num w:numId="10" w16cid:durableId="1869676718">
-    <w:abstractNumId w:val="6"/>
-  </w:num>
-  <w:num w:numId="11" w16cid:durableId="1557548262">
-    <w:abstractNumId w:val="5"/>
-  </w:num>
-  <w:num w:numId="12" w16cid:durableId="1156452046">
-    <w:abstractNumId w:val="7"/>
-    <w:lvlOverride w:ilvl="0"/>
-    <w:lvlOverride w:ilvl="1"/>
-    <w:lvlOverride w:ilvl="2"/>
-    <w:lvlOverride w:ilvl="3"/>
-    <w:lvlOverride w:ilvl="4"/>
-    <w:lvlOverride w:ilvl="5"/>
-    <w:lvlOverride w:ilvl="6"/>
-    <w:lvlOverride w:ilvl="7"/>
-    <w:lvlOverride w:ilvl="8"/>
-  </w:num>
-  <w:num w:numId="13" w16cid:durableId="243420654">
-    <w:abstractNumId w:val="2"/>
-  </w:num>
 </w:numbering>
-</file>
-
-<file path=word/people.xml><?xml version="1.0" encoding="utf-8"?>
-<w15:people xmlns:wpc="http://schemas.microsoft.com/office/word/2010/wordprocessingCanvas" xmlns:cx="http://schemas.microsoft.com/office/drawing/2014/chartex" xmlns:cx1="http://schemas.microsoft.com/office/drawing/2015/9/8/chartex" xmlns:cx2="http://schemas.microsoft.com/office/drawing/2015/10/21/chartex" xmlns:cx3="http://schemas.microsoft.com/office/drawing/2016/5/9/chartex" xmlns:cx4="http://schemas.microsoft.com/office/drawing/2016/5/10/chartex" xmlns:cx5="http://schemas.microsoft.com/office/drawing/2016/5/11/chartex" xmlns:cx6="http://schemas.microsoft.com/office/drawing/2016/5/12/chartex" xmlns:cx7="http://schemas.microsoft.com/office/drawing/2016/5/13/chartex" xmlns:cx8="http://schemas.microsoft.com/office/drawing/2016/5/14/chartex" xmlns:mc="http://schemas.openxmlformats.org/markup-compatibility/2006" xmlns:aink="http://schemas.microsoft.com/office/drawing/2016/ink" xmlns:am3d="http://schemas.microsoft.com/office/drawing/2017/model3d" xmlns:o="urn:schemas-microsoft-com:office:office" xmlns:oel="http://schemas.microsoft.com/office/2019/extlst" xmlns:r="http://schemas.openxmlformats.org/officeDocument/2006/relationships" xmlns:m="http://schemas.openxmlformats.org/officeDocument/2006/math" xmlns:v="urn:schemas-microsoft-com:vml" xmlns:wp14="http://schemas.microsoft.com/office/word/2010/wordprocessingDrawing" xmlns:wp="http://schemas.openxmlformats.org/drawingml/2006/wordprocessingDrawing" xmlns:w10="urn:schemas-microsoft-com:office:word" xmlns:w="http://schemas.openxmlformats.org/wordprocessingml/2006/main" xmlns:w14="http://schemas.microsoft.com/office/word/2010/wordml" xmlns:w15="http://schemas.microsoft.com/office/word/2012/wordml" xmlns:w16cex="http://schemas.microsoft.com/office/word/2018/wordml/cex" xmlns:w16cid="http://schemas.microsoft.com/office/word/2016/wordml/cid" xmlns:w16="http://schemas.microsoft.com/office/word/2018/wordml" xmlns:w16du="http://schemas.microsoft.com/office/word/2023/wordml/word16du" xmlns:w16sdtdh="http://schemas.microsoft.com/office/word/2020/wordml/sdtdatahash" xmlns:w16sdtfl="http://schemas.microsoft.com/office/word/2024/wordml/sdtformatlock" xmlns:w16se="http://schemas.microsoft.com/office/word/2015/wordml/symex" xmlns:wpg="http://schemas.microsoft.com/office/word/2010/wordprocessingGroup" xmlns:wpi="http://schemas.microsoft.com/office/word/2010/wordprocessingInk" xmlns:wne="http://schemas.microsoft.com/office/word/2006/wordml" xmlns:wps="http://schemas.microsoft.com/office/word/2010/wordprocessingShape" mc:Ignorable="w14 w15 w16se w16cid w16 w16cex w16sdtdh w16sdtfl w16du wp14">
-  <w15:person w15:author="Edit Balogh">
-    <w15:presenceInfo w15:providerId="Windows Live" w15:userId="d3a9177384b075ca"/>
-  </w15:person>
-</w15:people>
 </file>
 
 <file path=word/styles.xml><?xml version="1.0" encoding="utf-8"?>
@@ -9881,6 +16997,50 @@
       <w:szCs w:val="24"/>
     </w:rPr>
   </w:style>
+  <w:style w:type="paragraph" w:styleId="Cmsor5">
+    <w:name w:val="heading 5"/>
+    <w:basedOn w:val="Norml"/>
+    <w:next w:val="Norml"/>
+    <w:link w:val="Cmsor5Char"/>
+    <w:uiPriority w:val="9"/>
+    <w:semiHidden/>
+    <w:unhideWhenUsed/>
+    <w:qFormat/>
+    <w:rsid w:val="005F0C5F"/>
+    <w:pPr>
+      <w:keepNext/>
+      <w:keepLines/>
+      <w:spacing w:before="40" w:after="0"/>
+      <w:outlineLvl w:val="4"/>
+    </w:pPr>
+    <w:rPr>
+      <w:rFonts w:asciiTheme="majorHAnsi" w:eastAsiaTheme="majorEastAsia" w:hAnsiTheme="majorHAnsi" w:cstheme="majorBidi"/>
+      <w:color w:val="2F5496" w:themeColor="accent1" w:themeShade="BF"/>
+    </w:rPr>
+  </w:style>
+  <w:style w:type="paragraph" w:styleId="Cmsor7">
+    <w:name w:val="heading 7"/>
+    <w:basedOn w:val="Norml"/>
+    <w:next w:val="Norml"/>
+    <w:link w:val="Cmsor7Char"/>
+    <w:uiPriority w:val="9"/>
+    <w:semiHidden/>
+    <w:unhideWhenUsed/>
+    <w:qFormat/>
+    <w:rsid w:val="00E62C84"/>
+    <w:pPr>
+      <w:keepNext/>
+      <w:keepLines/>
+      <w:spacing w:before="40" w:after="0"/>
+      <w:outlineLvl w:val="6"/>
+    </w:pPr>
+    <w:rPr>
+      <w:rFonts w:asciiTheme="majorHAnsi" w:eastAsiaTheme="majorEastAsia" w:hAnsiTheme="majorHAnsi" w:cstheme="majorBidi"/>
+      <w:i/>
+      <w:iCs/>
+      <w:color w:val="1F3763" w:themeColor="accent1" w:themeShade="7F"/>
+    </w:rPr>
+  </w:style>
   <w:style w:type="character" w:default="1" w:styleId="Bekezdsalapbettpusa">
     <w:name w:val="Default Paragraph Font"/>
     <w:uiPriority w:val="1"/>
@@ -10073,6 +17233,43 @@
       <w:bCs/>
       <w:sz w:val="20"/>
       <w:szCs w:val="20"/>
+    </w:rPr>
+  </w:style>
+  <w:style w:type="character" w:styleId="Kiemels2">
+    <w:name w:val="Strong"/>
+    <w:basedOn w:val="Bekezdsalapbettpusa"/>
+    <w:uiPriority w:val="22"/>
+    <w:qFormat/>
+    <w:rsid w:val="00FF36C3"/>
+    <w:rPr>
+      <w:b/>
+      <w:bCs/>
+    </w:rPr>
+  </w:style>
+  <w:style w:type="character" w:customStyle="1" w:styleId="Cmsor7Char">
+    <w:name w:val="Címsor 7 Char"/>
+    <w:basedOn w:val="Bekezdsalapbettpusa"/>
+    <w:link w:val="Cmsor7"/>
+    <w:uiPriority w:val="9"/>
+    <w:semiHidden/>
+    <w:rsid w:val="00E62C84"/>
+    <w:rPr>
+      <w:rFonts w:asciiTheme="majorHAnsi" w:eastAsiaTheme="majorEastAsia" w:hAnsiTheme="majorHAnsi" w:cstheme="majorBidi"/>
+      <w:i/>
+      <w:iCs/>
+      <w:color w:val="1F3763" w:themeColor="accent1" w:themeShade="7F"/>
+    </w:rPr>
+  </w:style>
+  <w:style w:type="character" w:customStyle="1" w:styleId="Cmsor5Char">
+    <w:name w:val="Címsor 5 Char"/>
+    <w:basedOn w:val="Bekezdsalapbettpusa"/>
+    <w:link w:val="Cmsor5"/>
+    <w:uiPriority w:val="9"/>
+    <w:semiHidden/>
+    <w:rsid w:val="005F0C5F"/>
+    <w:rPr>
+      <w:rFonts w:asciiTheme="majorHAnsi" w:eastAsiaTheme="majorEastAsia" w:hAnsiTheme="majorHAnsi" w:cstheme="majorBidi"/>
+      <w:color w:val="2F5496" w:themeColor="accent1" w:themeShade="BF"/>
     </w:rPr>
   </w:style>
 </w:styles>

--- a/Vizsgaremek.docx
+++ b/Vizsgaremek.docx
@@ -259,6 +259,39 @@
         </w:rPr>
         <w:t>2026.</w:t>
       </w:r>
+    </w:p>
+    <w:p>
+      <w:pPr>
+        <w:spacing w:line="259" w:lineRule="auto"/>
+        <w:jc w:val="left"/>
+        <w:rPr>
+          <w:rFonts w:ascii="Times New Roman" w:hAnsi="Times New Roman" w:cs="Times New Roman"/>
+          <w:b/>
+          <w:sz w:val="36"/>
+          <w:szCs w:val="36"/>
+        </w:rPr>
+      </w:pPr>
+      <w:r>
+        <w:rPr>
+          <w:rFonts w:ascii="Times New Roman" w:hAnsi="Times New Roman" w:cs="Times New Roman"/>
+          <w:b/>
+          <w:sz w:val="36"/>
+          <w:szCs w:val="36"/>
+        </w:rPr>
+        <w:br w:type="page"/>
+      </w:r>
+    </w:p>
+    <w:p>
+      <w:pPr>
+        <w:spacing w:before="1680"/>
+        <w:jc w:val="center"/>
+        <w:rPr>
+          <w:rFonts w:ascii="Times New Roman" w:hAnsi="Times New Roman" w:cs="Times New Roman"/>
+          <w:b/>
+          <w:sz w:val="36"/>
+          <w:szCs w:val="36"/>
+        </w:rPr>
+      </w:pPr>
     </w:p>
     <w:sdt>
       <w:sdtPr>
@@ -1236,23 +1269,30 @@
     </w:p>
     <w:p>
       <w:pPr>
-        <w:spacing w:before="1680"/>
-        <w:jc w:val="center"/>
-        <w:rPr>
-          <w:rFonts w:ascii="Times New Roman" w:hAnsi="Times New Roman" w:cs="Times New Roman"/>
-          <w:b/>
-          <w:sz w:val="36"/>
-          <w:szCs w:val="36"/>
-        </w:rPr>
-      </w:pPr>
+        <w:spacing w:line="259" w:lineRule="auto"/>
+        <w:jc w:val="left"/>
+        <w:rPr>
+          <w:rFonts w:asciiTheme="majorHAnsi" w:eastAsiaTheme="majorEastAsia" w:hAnsiTheme="majorHAnsi" w:cstheme="majorBidi"/>
+          <w:color w:val="2F5496" w:themeColor="accent1" w:themeShade="BF"/>
+          <w:sz w:val="32"/>
+          <w:szCs w:val="32"/>
+        </w:rPr>
+      </w:pPr>
+      <w:bookmarkStart w:id="0" w:name="_Toc226303357"/>
+      <w:r>
+        <w:br w:type="page"/>
+      </w:r>
     </w:p>
     <w:p>
       <w:pPr>
         <w:pStyle w:val="Cmsor1"/>
       </w:pPr>
-      <w:bookmarkStart w:id="0" w:name="_Toc226303357"/>
-      <w:r>
-        <w:t>Bevezetés, témaválasztás indoklása, kitűzött célok</w:t>
+      <w:r>
+        <w:lastRenderedPageBreak/>
+        <w:t xml:space="preserve">Bevezetés, témaválasztás indoklása, kitűzött </w:t>
+      </w:r>
+      <w:r>
+        <w:t>célok</w:t>
       </w:r>
       <w:bookmarkEnd w:id="0"/>
     </w:p>
@@ -1564,7 +1604,6 @@
         </w:numPr>
       </w:pPr>
       <w:r>
-        <w:lastRenderedPageBreak/>
         <w:t>Az Excel</w:t>
       </w:r>
       <w:r>
@@ -1720,7 +1759,7 @@
         <w:t xml:space="preserve"> (</w:t>
       </w:r>
       <w:r>
-        <w:t xml:space="preserve"> Az alkalmazás telepítése, indítása, használata, képernyőképekkel illusztrálva</w:t>
+        <w:t>Az alkalmazás telepítése, indítása, használata, képernyőképekkel illusztrálva</w:t>
       </w:r>
       <w:r>
         <w:t>)</w:t>
@@ -2598,6 +2637,7 @@
           <w:b w:val="0"/>
           <w:bCs w:val="0"/>
         </w:rPr>
+        <w:lastRenderedPageBreak/>
         <w:t>Nyisd meg a frontend mappát:</w:t>
       </w:r>
     </w:p>
@@ -3494,7 +3534,6 @@
         <w:rPr>
           <w:lang w:eastAsia="hu-HU"/>
         </w:rPr>
-        <w:lastRenderedPageBreak/>
         <w:t>•</w:t>
       </w:r>
       <w:r>
@@ -3570,6 +3609,7 @@
     </w:p>
     <w:p>
       <w:r>
+        <w:lastRenderedPageBreak/>
         <w:t xml:space="preserve">A Pro </w:t>
       </w:r>
       <w:proofErr w:type="spellStart"/>
@@ -4198,7 +4238,7 @@
           <w:noProof/>
         </w:rPr>
         <w:drawing>
-          <wp:anchor distT="0" distB="0" distL="114300" distR="114300" simplePos="0" relativeHeight="251663360" behindDoc="1" locked="0" layoutInCell="1" allowOverlap="1" wp14:anchorId="74925BF3" wp14:editId="50EF8EF1">
+          <wp:anchor distT="0" distB="0" distL="114300" distR="114300" simplePos="0" relativeHeight="251663360" behindDoc="1" locked="0" layoutInCell="1" allowOverlap="1" wp14:anchorId="74925BF3" wp14:editId="5DC460B1">
             <wp:simplePos x="0" y="0"/>
             <wp:positionH relativeFrom="margin">
               <wp:posOffset>4358005</wp:posOffset>
@@ -4845,7 +4885,7 @@
           <w:noProof/>
         </w:rPr>
         <w:drawing>
-          <wp:anchor distT="0" distB="0" distL="114300" distR="114300" simplePos="0" relativeHeight="251664384" behindDoc="1" locked="0" layoutInCell="1" allowOverlap="1" wp14:anchorId="179A4571" wp14:editId="2C764987">
+          <wp:anchor distT="0" distB="0" distL="114300" distR="114300" simplePos="0" relativeHeight="251664384" behindDoc="1" locked="0" layoutInCell="1" allowOverlap="1" wp14:anchorId="179A4571" wp14:editId="07803D82">
             <wp:simplePos x="0" y="0"/>
             <wp:positionH relativeFrom="margin">
               <wp:posOffset>4299585</wp:posOffset>
@@ -5861,7 +5901,6 @@
     </w:p>
     <w:p>
       <w:r>
-        <w:lastRenderedPageBreak/>
         <w:t>Szűrési lehetőségek:</w:t>
       </w:r>
     </w:p>
@@ -5874,6 +5913,7 @@
         <w:spacing w:line="278" w:lineRule="auto"/>
       </w:pPr>
       <w:r>
+        <w:lastRenderedPageBreak/>
         <w:t>ügyfél,</w:t>
       </w:r>
     </w:p>
@@ -6881,7 +6921,6 @@
         <w:ind w:left="1068"/>
       </w:pPr>
       <w:r>
-        <w:lastRenderedPageBreak/>
         <w:t xml:space="preserve">• </w:t>
       </w:r>
       <w:r>
@@ -6906,6 +6945,7 @@
         <w:ind w:left="1068"/>
       </w:pPr>
       <w:r>
+        <w:lastRenderedPageBreak/>
         <w:t xml:space="preserve">• </w:t>
       </w:r>
       <w:r>
@@ -7309,7 +7349,6 @@
         <w:rPr>
           <w:rStyle w:val="Erskiemels"/>
         </w:rPr>
-        <w:lastRenderedPageBreak/>
         <w:t xml:space="preserve">Kiegészítő </w:t>
       </w:r>
       <w:r>
@@ -7398,6 +7437,7 @@
           <w:b/>
           <w:bCs/>
         </w:rPr>
+        <w:lastRenderedPageBreak/>
         <w:t>jsPDF</w:t>
       </w:r>
       <w:proofErr w:type="spellEnd"/>
@@ -7444,6 +7484,11 @@
         <w:t xml:space="preserve"> értesítések kezeléséhez.</w:t>
       </w:r>
     </w:p>
+    <w:p>
+      <w:r>
+        <w:br w:type="page"/>
+      </w:r>
+    </w:p>
     <w:p/>
     <w:p>
       <w:pPr>
@@ -7459,16 +7504,15 @@
       <w:bookmarkEnd w:id="7"/>
     </w:p>
     <w:p/>
-    <w:p/>
     <w:p>
       <w:r>
         <w:rPr>
           <w:noProof/>
         </w:rPr>
         <w:drawing>
-          <wp:inline distT="0" distB="0" distL="0" distR="0" wp14:anchorId="64C5CBD9" wp14:editId="4C564E71">
-            <wp:extent cx="1463301" cy="1250004"/>
-            <wp:effectExtent l="0" t="0" r="3810" b="7620"/>
+          <wp:inline distT="0" distB="0" distL="0" distR="0" wp14:anchorId="64C5CBD9" wp14:editId="0BD63569">
+            <wp:extent cx="1262269" cy="1078276"/>
+            <wp:effectExtent l="0" t="0" r="0" b="7620"/>
             <wp:docPr id="194095246" name="Kép 3"/>
             <wp:cNvGraphicFramePr>
               <a:graphicFrameLocks xmlns:a="http://schemas.openxmlformats.org/drawingml/2006/main" noChangeAspect="1"/>
@@ -7498,7 +7542,7 @@
                   <pic:spPr bwMode="auto">
                     <a:xfrm>
                       <a:off x="0" y="0"/>
-                      <a:ext cx="1485215" cy="1268724"/>
+                      <a:ext cx="1283645" cy="1096536"/>
                     </a:xfrm>
                     <a:prstGeom prst="rect">
                       <a:avLst/>
@@ -7514,17 +7558,1428 @@
           </wp:inline>
         </w:drawing>
       </w:r>
-    </w:p>
-    <w:p/>
+      <w:r>
+        <w:t xml:space="preserve">    </w:t>
+      </w:r>
+    </w:p>
+    <w:p>
+      <w:pPr>
+        <w:spacing w:after="0"/>
+        <w:jc w:val="left"/>
+        <w:rPr>
+          <w:rFonts w:ascii="Consolas" w:eastAsia="Times New Roman" w:hAnsi="Consolas" w:cs="Calibri"/>
+          <w:b/>
+          <w:bCs/>
+          <w:color w:val="800000"/>
+          <w:sz w:val="20"/>
+          <w:szCs w:val="20"/>
+          <w:lang w:eastAsia="hu-HU"/>
+        </w:rPr>
+      </w:pPr>
+      <w:r>
+        <w:rPr>
+          <w:rFonts w:ascii="Consolas" w:eastAsia="Times New Roman" w:hAnsi="Consolas" w:cs="Calibri"/>
+          <w:b/>
+          <w:bCs/>
+          <w:color w:val="800000"/>
+          <w:sz w:val="20"/>
+          <w:szCs w:val="20"/>
+          <w:lang w:eastAsia="hu-HU"/>
+        </w:rPr>
+        <w:t>CREATE</w:t>
+      </w:r>
+      <w:r>
+        <w:rPr>
+          <w:rFonts w:ascii="Consolas" w:eastAsia="Times New Roman" w:hAnsi="Consolas" w:cs="Calibri"/>
+          <w:color w:val="000000"/>
+          <w:sz w:val="20"/>
+          <w:szCs w:val="20"/>
+          <w:lang w:eastAsia="hu-HU"/>
+        </w:rPr>
+        <w:t xml:space="preserve"> </w:t>
+      </w:r>
+      <w:r>
+        <w:rPr>
+          <w:rFonts w:ascii="Consolas" w:eastAsia="Times New Roman" w:hAnsi="Consolas" w:cs="Calibri"/>
+          <w:b/>
+          <w:bCs/>
+          <w:color w:val="800000"/>
+          <w:sz w:val="20"/>
+          <w:szCs w:val="20"/>
+          <w:lang w:eastAsia="hu-HU"/>
+        </w:rPr>
+        <w:t>TABLE</w:t>
+      </w:r>
+      <w:r>
+        <w:rPr>
+          <w:rFonts w:ascii="Consolas" w:eastAsia="Times New Roman" w:hAnsi="Consolas" w:cs="Calibri"/>
+          <w:color w:val="000000"/>
+          <w:sz w:val="20"/>
+          <w:szCs w:val="20"/>
+          <w:lang w:eastAsia="hu-HU"/>
+        </w:rPr>
+        <w:t xml:space="preserve"> </w:t>
+      </w:r>
+      <w:r>
+        <w:rPr>
+          <w:rFonts w:ascii="Consolas" w:eastAsia="Times New Roman" w:hAnsi="Consolas" w:cs="Calibri"/>
+          <w:color w:val="8E00C6"/>
+          <w:sz w:val="20"/>
+          <w:szCs w:val="20"/>
+          <w:lang w:eastAsia="hu-HU"/>
+        </w:rPr>
+        <w:t>"</w:t>
+      </w:r>
+      <w:proofErr w:type="spellStart"/>
+      <w:r>
+        <w:rPr>
+          <w:rFonts w:ascii="Consolas" w:eastAsia="Times New Roman" w:hAnsi="Consolas" w:cs="Calibri"/>
+          <w:color w:val="8E00C6"/>
+          <w:sz w:val="20"/>
+          <w:szCs w:val="20"/>
+          <w:lang w:eastAsia="hu-HU"/>
+        </w:rPr>
+        <w:t>insecta_owner</w:t>
+      </w:r>
+      <w:proofErr w:type="spellEnd"/>
+      <w:r>
+        <w:rPr>
+          <w:rFonts w:ascii="Consolas" w:eastAsia="Times New Roman" w:hAnsi="Consolas" w:cs="Calibri"/>
+          <w:color w:val="8E00C6"/>
+          <w:sz w:val="20"/>
+          <w:szCs w:val="20"/>
+          <w:lang w:eastAsia="hu-HU"/>
+        </w:rPr>
+        <w:t>"</w:t>
+      </w:r>
+      <w:r>
+        <w:rPr>
+          <w:rFonts w:ascii="Consolas" w:eastAsia="Times New Roman" w:hAnsi="Consolas" w:cs="Calibri"/>
+          <w:color w:val="000000"/>
+          <w:sz w:val="20"/>
+          <w:szCs w:val="20"/>
+          <w:lang w:eastAsia="hu-HU"/>
+        </w:rPr>
+        <w:t xml:space="preserve"> (</w:t>
+      </w:r>
+      <w:r>
+        <w:rPr>
+          <w:rFonts w:ascii="Consolas" w:eastAsia="Times New Roman" w:hAnsi="Consolas" w:cs="Calibri"/>
+          <w:color w:val="000000"/>
+          <w:sz w:val="20"/>
+          <w:szCs w:val="20"/>
+          <w:lang w:eastAsia="hu-HU"/>
+        </w:rPr>
+        <w:br/>
+      </w:r>
+      <w:r>
+        <w:rPr>
+          <w:rFonts w:ascii="Consolas" w:eastAsia="Times New Roman" w:hAnsi="Consolas" w:cs="Calibri"/>
+          <w:color w:val="006464"/>
+          <w:sz w:val="20"/>
+          <w:szCs w:val="20"/>
+          <w:lang w:eastAsia="hu-HU"/>
+        </w:rPr>
+        <w:t>"</w:t>
+      </w:r>
+      <w:proofErr w:type="spellStart"/>
+      <w:r>
+        <w:rPr>
+          <w:rFonts w:ascii="Consolas" w:eastAsia="Times New Roman" w:hAnsi="Consolas" w:cs="Calibri"/>
+          <w:color w:val="006464"/>
+          <w:sz w:val="20"/>
+          <w:szCs w:val="20"/>
+          <w:lang w:eastAsia="hu-HU"/>
+        </w:rPr>
+        <w:t>id</w:t>
+      </w:r>
+      <w:proofErr w:type="spellEnd"/>
+      <w:r>
+        <w:rPr>
+          <w:rFonts w:ascii="Consolas" w:eastAsia="Times New Roman" w:hAnsi="Consolas" w:cs="Calibri"/>
+          <w:color w:val="006464"/>
+          <w:sz w:val="20"/>
+          <w:szCs w:val="20"/>
+          <w:lang w:eastAsia="hu-HU"/>
+        </w:rPr>
+        <w:t>"</w:t>
+      </w:r>
+      <w:r>
+        <w:rPr>
+          <w:rFonts w:ascii="Consolas" w:eastAsia="Times New Roman" w:hAnsi="Consolas" w:cs="Calibri"/>
+          <w:color w:val="000000"/>
+          <w:sz w:val="20"/>
+          <w:szCs w:val="20"/>
+          <w:lang w:eastAsia="hu-HU"/>
+        </w:rPr>
+        <w:t xml:space="preserve"> </w:t>
+      </w:r>
+      <w:r>
+        <w:rPr>
+          <w:rFonts w:ascii="Consolas" w:eastAsia="Times New Roman" w:hAnsi="Consolas" w:cs="Calibri"/>
+          <w:b/>
+          <w:bCs/>
+          <w:color w:val="000080"/>
+          <w:sz w:val="20"/>
+          <w:szCs w:val="20"/>
+          <w:lang w:eastAsia="hu-HU"/>
+        </w:rPr>
+        <w:t>integer</w:t>
+      </w:r>
+      <w:r>
+        <w:rPr>
+          <w:rFonts w:ascii="Consolas" w:eastAsia="Times New Roman" w:hAnsi="Consolas" w:cs="Calibri"/>
+          <w:color w:val="000000"/>
+          <w:sz w:val="20"/>
+          <w:szCs w:val="20"/>
+          <w:lang w:eastAsia="hu-HU"/>
+        </w:rPr>
+        <w:t xml:space="preserve"> </w:t>
+      </w:r>
+      <w:r>
+        <w:rPr>
+          <w:rFonts w:ascii="Consolas" w:eastAsia="Times New Roman" w:hAnsi="Consolas" w:cs="Calibri"/>
+          <w:b/>
+          <w:bCs/>
+          <w:color w:val="800000"/>
+          <w:sz w:val="20"/>
+          <w:szCs w:val="20"/>
+          <w:lang w:eastAsia="hu-HU"/>
+        </w:rPr>
+        <w:t>NOT</w:t>
+      </w:r>
+      <w:r>
+        <w:rPr>
+          <w:rFonts w:ascii="Consolas" w:eastAsia="Times New Roman" w:hAnsi="Consolas" w:cs="Calibri"/>
+          <w:color w:val="000000"/>
+          <w:sz w:val="20"/>
+          <w:szCs w:val="20"/>
+          <w:lang w:eastAsia="hu-HU"/>
+        </w:rPr>
+        <w:t xml:space="preserve"> </w:t>
+      </w:r>
+      <w:r>
+        <w:rPr>
+          <w:rFonts w:ascii="Consolas" w:eastAsia="Times New Roman" w:hAnsi="Consolas" w:cs="Calibri"/>
+          <w:b/>
+          <w:bCs/>
+          <w:color w:val="800000"/>
+          <w:sz w:val="20"/>
+          <w:szCs w:val="20"/>
+          <w:lang w:eastAsia="hu-HU"/>
+        </w:rPr>
+        <w:t>NULL</w:t>
+      </w:r>
+      <w:r>
+        <w:rPr>
+          <w:rFonts w:ascii="Consolas" w:eastAsia="Times New Roman" w:hAnsi="Consolas" w:cs="Calibri"/>
+          <w:color w:val="000000"/>
+          <w:sz w:val="20"/>
+          <w:szCs w:val="20"/>
+          <w:lang w:eastAsia="hu-HU"/>
+        </w:rPr>
+        <w:t xml:space="preserve"> </w:t>
+      </w:r>
+      <w:r>
+        <w:rPr>
+          <w:rFonts w:ascii="Consolas" w:eastAsia="Times New Roman" w:hAnsi="Consolas" w:cs="Calibri"/>
+          <w:b/>
+          <w:bCs/>
+          <w:color w:val="800000"/>
+          <w:sz w:val="20"/>
+          <w:szCs w:val="20"/>
+          <w:lang w:eastAsia="hu-HU"/>
+        </w:rPr>
+        <w:t>PRIMARY</w:t>
+      </w:r>
+      <w:r>
+        <w:rPr>
+          <w:rFonts w:ascii="Consolas" w:eastAsia="Times New Roman" w:hAnsi="Consolas" w:cs="Calibri"/>
+          <w:color w:val="000000"/>
+          <w:sz w:val="20"/>
+          <w:szCs w:val="20"/>
+          <w:lang w:eastAsia="hu-HU"/>
+        </w:rPr>
+        <w:t xml:space="preserve"> </w:t>
+      </w:r>
+      <w:r>
+        <w:rPr>
+          <w:rFonts w:ascii="Consolas" w:eastAsia="Times New Roman" w:hAnsi="Consolas" w:cs="Calibri"/>
+          <w:b/>
+          <w:bCs/>
+          <w:color w:val="800000"/>
+          <w:sz w:val="20"/>
+          <w:szCs w:val="20"/>
+          <w:lang w:eastAsia="hu-HU"/>
+        </w:rPr>
+        <w:t>KEY</w:t>
+      </w:r>
+      <w:r>
+        <w:rPr>
+          <w:rFonts w:ascii="Consolas" w:eastAsia="Times New Roman" w:hAnsi="Consolas" w:cs="Calibri"/>
+          <w:color w:val="000000"/>
+          <w:sz w:val="20"/>
+          <w:szCs w:val="20"/>
+          <w:lang w:eastAsia="hu-HU"/>
+        </w:rPr>
+        <w:t xml:space="preserve"> </w:t>
+      </w:r>
+      <w:r>
+        <w:rPr>
+          <w:rFonts w:ascii="Consolas" w:eastAsia="Times New Roman" w:hAnsi="Consolas" w:cs="Calibri"/>
+          <w:b/>
+          <w:bCs/>
+          <w:color w:val="800000"/>
+          <w:sz w:val="20"/>
+          <w:szCs w:val="20"/>
+          <w:lang w:eastAsia="hu-HU"/>
+        </w:rPr>
+        <w:t>AUTOINCREMENT</w:t>
+      </w:r>
+      <w:r>
+        <w:rPr>
+          <w:rFonts w:ascii="Consolas" w:eastAsia="Times New Roman" w:hAnsi="Consolas" w:cs="Calibri"/>
+          <w:color w:val="000000"/>
+          <w:sz w:val="20"/>
+          <w:szCs w:val="20"/>
+          <w:lang w:eastAsia="hu-HU"/>
+        </w:rPr>
+        <w:t xml:space="preserve">, </w:t>
+      </w:r>
+      <w:r>
+        <w:rPr>
+          <w:rFonts w:ascii="Consolas" w:eastAsia="Times New Roman" w:hAnsi="Consolas" w:cs="Calibri"/>
+          <w:color w:val="000000"/>
+          <w:sz w:val="20"/>
+          <w:szCs w:val="20"/>
+          <w:lang w:eastAsia="hu-HU"/>
+        </w:rPr>
+        <w:br/>
+      </w:r>
+      <w:r>
+        <w:rPr>
+          <w:rFonts w:ascii="Consolas" w:eastAsia="Times New Roman" w:hAnsi="Consolas" w:cs="Calibri"/>
+          <w:color w:val="006464"/>
+          <w:sz w:val="20"/>
+          <w:szCs w:val="20"/>
+          <w:lang w:eastAsia="hu-HU"/>
+        </w:rPr>
+        <w:t>"</w:t>
+      </w:r>
+      <w:proofErr w:type="spellStart"/>
+      <w:r>
+        <w:rPr>
+          <w:rFonts w:ascii="Consolas" w:eastAsia="Times New Roman" w:hAnsi="Consolas" w:cs="Calibri"/>
+          <w:color w:val="006464"/>
+          <w:sz w:val="20"/>
+          <w:szCs w:val="20"/>
+          <w:lang w:eastAsia="hu-HU"/>
+        </w:rPr>
+        <w:t>ownerName</w:t>
+      </w:r>
+      <w:proofErr w:type="spellEnd"/>
+      <w:r>
+        <w:rPr>
+          <w:rFonts w:ascii="Consolas" w:eastAsia="Times New Roman" w:hAnsi="Consolas" w:cs="Calibri"/>
+          <w:color w:val="006464"/>
+          <w:sz w:val="20"/>
+          <w:szCs w:val="20"/>
+          <w:lang w:eastAsia="hu-HU"/>
+        </w:rPr>
+        <w:t>"</w:t>
+      </w:r>
+      <w:r>
+        <w:rPr>
+          <w:rFonts w:ascii="Consolas" w:eastAsia="Times New Roman" w:hAnsi="Consolas" w:cs="Calibri"/>
+          <w:color w:val="000000"/>
+          <w:sz w:val="20"/>
+          <w:szCs w:val="20"/>
+          <w:lang w:eastAsia="hu-HU"/>
+        </w:rPr>
+        <w:t xml:space="preserve"> </w:t>
+      </w:r>
+      <w:proofErr w:type="spellStart"/>
+      <w:proofErr w:type="gramStart"/>
+      <w:r>
+        <w:rPr>
+          <w:rFonts w:ascii="Consolas" w:eastAsia="Times New Roman" w:hAnsi="Consolas" w:cs="Calibri"/>
+          <w:b/>
+          <w:bCs/>
+          <w:color w:val="800000"/>
+          <w:sz w:val="20"/>
+          <w:szCs w:val="20"/>
+          <w:lang w:eastAsia="hu-HU"/>
+        </w:rPr>
+        <w:t>varchar</w:t>
+      </w:r>
+      <w:proofErr w:type="spellEnd"/>
+      <w:r>
+        <w:rPr>
+          <w:rFonts w:ascii="Consolas" w:eastAsia="Times New Roman" w:hAnsi="Consolas" w:cs="Calibri"/>
+          <w:color w:val="000000"/>
+          <w:sz w:val="20"/>
+          <w:szCs w:val="20"/>
+          <w:lang w:eastAsia="hu-HU"/>
+        </w:rPr>
+        <w:t>(</w:t>
+      </w:r>
+      <w:proofErr w:type="gramEnd"/>
+      <w:r>
+        <w:rPr>
+          <w:rFonts w:ascii="Consolas" w:eastAsia="Times New Roman" w:hAnsi="Consolas" w:cs="Calibri"/>
+          <w:color w:val="0000FF"/>
+          <w:sz w:val="20"/>
+          <w:szCs w:val="20"/>
+          <w:lang w:eastAsia="hu-HU"/>
+        </w:rPr>
+        <w:t>150</w:t>
+      </w:r>
+      <w:r>
+        <w:rPr>
+          <w:rFonts w:ascii="Consolas" w:eastAsia="Times New Roman" w:hAnsi="Consolas" w:cs="Calibri"/>
+          <w:color w:val="000000"/>
+          <w:sz w:val="20"/>
+          <w:szCs w:val="20"/>
+          <w:lang w:eastAsia="hu-HU"/>
+        </w:rPr>
+        <w:t xml:space="preserve">) </w:t>
+      </w:r>
+      <w:r>
+        <w:rPr>
+          <w:rFonts w:ascii="Consolas" w:eastAsia="Times New Roman" w:hAnsi="Consolas" w:cs="Calibri"/>
+          <w:b/>
+          <w:bCs/>
+          <w:color w:val="800000"/>
+          <w:sz w:val="20"/>
+          <w:szCs w:val="20"/>
+          <w:lang w:eastAsia="hu-HU"/>
+        </w:rPr>
+        <w:t>NOT</w:t>
+      </w:r>
+      <w:r>
+        <w:rPr>
+          <w:rFonts w:ascii="Consolas" w:eastAsia="Times New Roman" w:hAnsi="Consolas" w:cs="Calibri"/>
+          <w:color w:val="000000"/>
+          <w:sz w:val="20"/>
+          <w:szCs w:val="20"/>
+          <w:lang w:eastAsia="hu-HU"/>
+        </w:rPr>
+        <w:t xml:space="preserve"> </w:t>
+      </w:r>
+      <w:r>
+        <w:rPr>
+          <w:rFonts w:ascii="Consolas" w:eastAsia="Times New Roman" w:hAnsi="Consolas" w:cs="Calibri"/>
+          <w:b/>
+          <w:bCs/>
+          <w:color w:val="800000"/>
+          <w:sz w:val="20"/>
+          <w:szCs w:val="20"/>
+          <w:lang w:eastAsia="hu-HU"/>
+        </w:rPr>
+        <w:t>NULL</w:t>
+      </w:r>
+      <w:r>
+        <w:rPr>
+          <w:rFonts w:ascii="Consolas" w:eastAsia="Times New Roman" w:hAnsi="Consolas" w:cs="Calibri"/>
+          <w:color w:val="000000"/>
+          <w:sz w:val="20"/>
+          <w:szCs w:val="20"/>
+          <w:lang w:eastAsia="hu-HU"/>
+        </w:rPr>
+        <w:t xml:space="preserve">, </w:t>
+      </w:r>
+      <w:r>
+        <w:rPr>
+          <w:rFonts w:ascii="Consolas" w:eastAsia="Times New Roman" w:hAnsi="Consolas" w:cs="Calibri"/>
+          <w:color w:val="000000"/>
+          <w:sz w:val="20"/>
+          <w:szCs w:val="20"/>
+          <w:lang w:eastAsia="hu-HU"/>
+        </w:rPr>
+        <w:br/>
+      </w:r>
+      <w:r>
+        <w:rPr>
+          <w:rFonts w:ascii="Consolas" w:eastAsia="Times New Roman" w:hAnsi="Consolas" w:cs="Calibri"/>
+          <w:color w:val="006464"/>
+          <w:sz w:val="20"/>
+          <w:szCs w:val="20"/>
+          <w:lang w:eastAsia="hu-HU"/>
+        </w:rPr>
+        <w:t>"</w:t>
+      </w:r>
+      <w:proofErr w:type="spellStart"/>
+      <w:r>
+        <w:rPr>
+          <w:rFonts w:ascii="Consolas" w:eastAsia="Times New Roman" w:hAnsi="Consolas" w:cs="Calibri"/>
+          <w:color w:val="006464"/>
+          <w:sz w:val="20"/>
+          <w:szCs w:val="20"/>
+          <w:lang w:eastAsia="hu-HU"/>
+        </w:rPr>
+        <w:t>ownerVat</w:t>
+      </w:r>
+      <w:proofErr w:type="spellEnd"/>
+      <w:r>
+        <w:rPr>
+          <w:rFonts w:ascii="Consolas" w:eastAsia="Times New Roman" w:hAnsi="Consolas" w:cs="Calibri"/>
+          <w:color w:val="006464"/>
+          <w:sz w:val="20"/>
+          <w:szCs w:val="20"/>
+          <w:lang w:eastAsia="hu-HU"/>
+        </w:rPr>
+        <w:t>"</w:t>
+      </w:r>
+      <w:r>
+        <w:rPr>
+          <w:rFonts w:ascii="Consolas" w:eastAsia="Times New Roman" w:hAnsi="Consolas" w:cs="Calibri"/>
+          <w:color w:val="000000"/>
+          <w:sz w:val="20"/>
+          <w:szCs w:val="20"/>
+          <w:lang w:eastAsia="hu-HU"/>
+        </w:rPr>
+        <w:t xml:space="preserve"> </w:t>
+      </w:r>
+      <w:proofErr w:type="spellStart"/>
+      <w:proofErr w:type="gramStart"/>
+      <w:r>
+        <w:rPr>
+          <w:rFonts w:ascii="Consolas" w:eastAsia="Times New Roman" w:hAnsi="Consolas" w:cs="Calibri"/>
+          <w:b/>
+          <w:bCs/>
+          <w:color w:val="800000"/>
+          <w:sz w:val="20"/>
+          <w:szCs w:val="20"/>
+          <w:lang w:eastAsia="hu-HU"/>
+        </w:rPr>
+        <w:t>varchar</w:t>
+      </w:r>
+      <w:proofErr w:type="spellEnd"/>
+      <w:r>
+        <w:rPr>
+          <w:rFonts w:ascii="Consolas" w:eastAsia="Times New Roman" w:hAnsi="Consolas" w:cs="Calibri"/>
+          <w:color w:val="000000"/>
+          <w:sz w:val="20"/>
+          <w:szCs w:val="20"/>
+          <w:lang w:eastAsia="hu-HU"/>
+        </w:rPr>
+        <w:t>(</w:t>
+      </w:r>
+      <w:proofErr w:type="gramEnd"/>
+      <w:r>
+        <w:rPr>
+          <w:rFonts w:ascii="Consolas" w:eastAsia="Times New Roman" w:hAnsi="Consolas" w:cs="Calibri"/>
+          <w:color w:val="0000FF"/>
+          <w:sz w:val="20"/>
+          <w:szCs w:val="20"/>
+          <w:lang w:eastAsia="hu-HU"/>
+        </w:rPr>
+        <w:t>13</w:t>
+      </w:r>
+      <w:r>
+        <w:rPr>
+          <w:rFonts w:ascii="Consolas" w:eastAsia="Times New Roman" w:hAnsi="Consolas" w:cs="Calibri"/>
+          <w:color w:val="000000"/>
+          <w:sz w:val="20"/>
+          <w:szCs w:val="20"/>
+          <w:lang w:eastAsia="hu-HU"/>
+        </w:rPr>
+        <w:t xml:space="preserve">) </w:t>
+      </w:r>
+      <w:r>
+        <w:rPr>
+          <w:rFonts w:ascii="Consolas" w:eastAsia="Times New Roman" w:hAnsi="Consolas" w:cs="Calibri"/>
+          <w:b/>
+          <w:bCs/>
+          <w:color w:val="800000"/>
+          <w:sz w:val="20"/>
+          <w:szCs w:val="20"/>
+          <w:lang w:eastAsia="hu-HU"/>
+        </w:rPr>
+        <w:t>NOT</w:t>
+      </w:r>
+      <w:r>
+        <w:rPr>
+          <w:rFonts w:ascii="Consolas" w:eastAsia="Times New Roman" w:hAnsi="Consolas" w:cs="Calibri"/>
+          <w:color w:val="000000"/>
+          <w:sz w:val="20"/>
+          <w:szCs w:val="20"/>
+          <w:lang w:eastAsia="hu-HU"/>
+        </w:rPr>
+        <w:t xml:space="preserve"> </w:t>
+      </w:r>
+      <w:r>
+        <w:rPr>
+          <w:rFonts w:ascii="Consolas" w:eastAsia="Times New Roman" w:hAnsi="Consolas" w:cs="Calibri"/>
+          <w:b/>
+          <w:bCs/>
+          <w:color w:val="800000"/>
+          <w:sz w:val="20"/>
+          <w:szCs w:val="20"/>
+          <w:lang w:eastAsia="hu-HU"/>
+        </w:rPr>
+        <w:t>NULL</w:t>
+      </w:r>
+      <w:r>
+        <w:rPr>
+          <w:rFonts w:ascii="Consolas" w:eastAsia="Times New Roman" w:hAnsi="Consolas" w:cs="Calibri"/>
+          <w:color w:val="000000"/>
+          <w:sz w:val="20"/>
+          <w:szCs w:val="20"/>
+          <w:lang w:eastAsia="hu-HU"/>
+        </w:rPr>
+        <w:t xml:space="preserve">, </w:t>
+      </w:r>
+      <w:r>
+        <w:rPr>
+          <w:rFonts w:ascii="Consolas" w:eastAsia="Times New Roman" w:hAnsi="Consolas" w:cs="Calibri"/>
+          <w:color w:val="000000"/>
+          <w:sz w:val="20"/>
+          <w:szCs w:val="20"/>
+          <w:lang w:eastAsia="hu-HU"/>
+        </w:rPr>
+        <w:br/>
+      </w:r>
+      <w:r>
+        <w:rPr>
+          <w:rFonts w:ascii="Consolas" w:eastAsia="Times New Roman" w:hAnsi="Consolas" w:cs="Calibri"/>
+          <w:color w:val="006464"/>
+          <w:sz w:val="20"/>
+          <w:szCs w:val="20"/>
+          <w:lang w:eastAsia="hu-HU"/>
+        </w:rPr>
+        <w:t>"</w:t>
+      </w:r>
+      <w:proofErr w:type="spellStart"/>
+      <w:r>
+        <w:rPr>
+          <w:rFonts w:ascii="Consolas" w:eastAsia="Times New Roman" w:hAnsi="Consolas" w:cs="Calibri"/>
+          <w:color w:val="006464"/>
+          <w:sz w:val="20"/>
+          <w:szCs w:val="20"/>
+          <w:lang w:eastAsia="hu-HU"/>
+        </w:rPr>
+        <w:t>ownerAddress</w:t>
+      </w:r>
+      <w:proofErr w:type="spellEnd"/>
+      <w:r>
+        <w:rPr>
+          <w:rFonts w:ascii="Consolas" w:eastAsia="Times New Roman" w:hAnsi="Consolas" w:cs="Calibri"/>
+          <w:color w:val="006464"/>
+          <w:sz w:val="20"/>
+          <w:szCs w:val="20"/>
+          <w:lang w:eastAsia="hu-HU"/>
+        </w:rPr>
+        <w:t>"</w:t>
+      </w:r>
+      <w:r>
+        <w:rPr>
+          <w:rFonts w:ascii="Consolas" w:eastAsia="Times New Roman" w:hAnsi="Consolas" w:cs="Calibri"/>
+          <w:color w:val="000000"/>
+          <w:sz w:val="20"/>
+          <w:szCs w:val="20"/>
+          <w:lang w:eastAsia="hu-HU"/>
+        </w:rPr>
+        <w:t xml:space="preserve"> </w:t>
+      </w:r>
+      <w:proofErr w:type="spellStart"/>
+      <w:proofErr w:type="gramStart"/>
+      <w:r>
+        <w:rPr>
+          <w:rFonts w:ascii="Consolas" w:eastAsia="Times New Roman" w:hAnsi="Consolas" w:cs="Calibri"/>
+          <w:b/>
+          <w:bCs/>
+          <w:color w:val="800000"/>
+          <w:sz w:val="20"/>
+          <w:szCs w:val="20"/>
+          <w:lang w:eastAsia="hu-HU"/>
+        </w:rPr>
+        <w:t>varchar</w:t>
+      </w:r>
+      <w:proofErr w:type="spellEnd"/>
+      <w:r>
+        <w:rPr>
+          <w:rFonts w:ascii="Consolas" w:eastAsia="Times New Roman" w:hAnsi="Consolas" w:cs="Calibri"/>
+          <w:color w:val="000000"/>
+          <w:sz w:val="20"/>
+          <w:szCs w:val="20"/>
+          <w:lang w:eastAsia="hu-HU"/>
+        </w:rPr>
+        <w:t>(</w:t>
+      </w:r>
+      <w:proofErr w:type="gramEnd"/>
+      <w:r>
+        <w:rPr>
+          <w:rFonts w:ascii="Consolas" w:eastAsia="Times New Roman" w:hAnsi="Consolas" w:cs="Calibri"/>
+          <w:color w:val="0000FF"/>
+          <w:sz w:val="20"/>
+          <w:szCs w:val="20"/>
+          <w:lang w:eastAsia="hu-HU"/>
+        </w:rPr>
+        <w:t>100</w:t>
+      </w:r>
+      <w:r>
+        <w:rPr>
+          <w:rFonts w:ascii="Consolas" w:eastAsia="Times New Roman" w:hAnsi="Consolas" w:cs="Calibri"/>
+          <w:color w:val="000000"/>
+          <w:sz w:val="20"/>
+          <w:szCs w:val="20"/>
+          <w:lang w:eastAsia="hu-HU"/>
+        </w:rPr>
+        <w:t xml:space="preserve">) </w:t>
+      </w:r>
+      <w:r>
+        <w:rPr>
+          <w:rFonts w:ascii="Consolas" w:eastAsia="Times New Roman" w:hAnsi="Consolas" w:cs="Calibri"/>
+          <w:b/>
+          <w:bCs/>
+          <w:color w:val="800000"/>
+          <w:sz w:val="20"/>
+          <w:szCs w:val="20"/>
+          <w:lang w:eastAsia="hu-HU"/>
+        </w:rPr>
+        <w:t>NOT</w:t>
+      </w:r>
+      <w:r>
+        <w:rPr>
+          <w:rFonts w:ascii="Consolas" w:eastAsia="Times New Roman" w:hAnsi="Consolas" w:cs="Calibri"/>
+          <w:color w:val="000000"/>
+          <w:sz w:val="20"/>
+          <w:szCs w:val="20"/>
+          <w:lang w:eastAsia="hu-HU"/>
+        </w:rPr>
+        <w:t xml:space="preserve"> </w:t>
+      </w:r>
+      <w:r>
+        <w:rPr>
+          <w:rFonts w:ascii="Consolas" w:eastAsia="Times New Roman" w:hAnsi="Consolas" w:cs="Calibri"/>
+          <w:b/>
+          <w:bCs/>
+          <w:color w:val="800000"/>
+          <w:sz w:val="20"/>
+          <w:szCs w:val="20"/>
+          <w:lang w:eastAsia="hu-HU"/>
+        </w:rPr>
+        <w:t>NULL</w:t>
+      </w:r>
+      <w:r>
+        <w:rPr>
+          <w:rFonts w:ascii="Consolas" w:eastAsia="Times New Roman" w:hAnsi="Consolas" w:cs="Calibri"/>
+          <w:color w:val="000000"/>
+          <w:sz w:val="20"/>
+          <w:szCs w:val="20"/>
+          <w:lang w:eastAsia="hu-HU"/>
+        </w:rPr>
+        <w:t xml:space="preserve">, </w:t>
+      </w:r>
+      <w:r>
+        <w:rPr>
+          <w:rFonts w:ascii="Consolas" w:eastAsia="Times New Roman" w:hAnsi="Consolas" w:cs="Calibri"/>
+          <w:color w:val="000000"/>
+          <w:sz w:val="20"/>
+          <w:szCs w:val="20"/>
+          <w:lang w:eastAsia="hu-HU"/>
+        </w:rPr>
+        <w:br/>
+      </w:r>
+      <w:r>
+        <w:rPr>
+          <w:rFonts w:ascii="Consolas" w:eastAsia="Times New Roman" w:hAnsi="Consolas" w:cs="Calibri"/>
+          <w:color w:val="006464"/>
+          <w:sz w:val="20"/>
+          <w:szCs w:val="20"/>
+          <w:lang w:eastAsia="hu-HU"/>
+        </w:rPr>
+        <w:t>"</w:t>
+      </w:r>
+      <w:proofErr w:type="spellStart"/>
+      <w:r>
+        <w:rPr>
+          <w:rFonts w:ascii="Consolas" w:eastAsia="Times New Roman" w:hAnsi="Consolas" w:cs="Calibri"/>
+          <w:color w:val="006464"/>
+          <w:sz w:val="20"/>
+          <w:szCs w:val="20"/>
+          <w:lang w:eastAsia="hu-HU"/>
+        </w:rPr>
+        <w:t>ownerPermission</w:t>
+      </w:r>
+      <w:proofErr w:type="spellEnd"/>
+      <w:r>
+        <w:rPr>
+          <w:rFonts w:ascii="Consolas" w:eastAsia="Times New Roman" w:hAnsi="Consolas" w:cs="Calibri"/>
+          <w:color w:val="006464"/>
+          <w:sz w:val="20"/>
+          <w:szCs w:val="20"/>
+          <w:lang w:eastAsia="hu-HU"/>
+        </w:rPr>
+        <w:t>"</w:t>
+      </w:r>
+      <w:r>
+        <w:rPr>
+          <w:rFonts w:ascii="Consolas" w:eastAsia="Times New Roman" w:hAnsi="Consolas" w:cs="Calibri"/>
+          <w:color w:val="000000"/>
+          <w:sz w:val="20"/>
+          <w:szCs w:val="20"/>
+          <w:lang w:eastAsia="hu-HU"/>
+        </w:rPr>
+        <w:t xml:space="preserve"> </w:t>
+      </w:r>
+      <w:proofErr w:type="spellStart"/>
+      <w:proofErr w:type="gramStart"/>
+      <w:r>
+        <w:rPr>
+          <w:rFonts w:ascii="Consolas" w:eastAsia="Times New Roman" w:hAnsi="Consolas" w:cs="Calibri"/>
+          <w:b/>
+          <w:bCs/>
+          <w:color w:val="800000"/>
+          <w:sz w:val="20"/>
+          <w:szCs w:val="20"/>
+          <w:lang w:eastAsia="hu-HU"/>
+        </w:rPr>
+        <w:t>varchar</w:t>
+      </w:r>
+      <w:proofErr w:type="spellEnd"/>
+      <w:r>
+        <w:rPr>
+          <w:rFonts w:ascii="Consolas" w:eastAsia="Times New Roman" w:hAnsi="Consolas" w:cs="Calibri"/>
+          <w:color w:val="000000"/>
+          <w:sz w:val="20"/>
+          <w:szCs w:val="20"/>
+          <w:lang w:eastAsia="hu-HU"/>
+        </w:rPr>
+        <w:t>(</w:t>
+      </w:r>
+      <w:proofErr w:type="gramEnd"/>
+      <w:r>
+        <w:rPr>
+          <w:rFonts w:ascii="Consolas" w:eastAsia="Times New Roman" w:hAnsi="Consolas" w:cs="Calibri"/>
+          <w:color w:val="0000FF"/>
+          <w:sz w:val="20"/>
+          <w:szCs w:val="20"/>
+          <w:lang w:eastAsia="hu-HU"/>
+        </w:rPr>
+        <w:t>20</w:t>
+      </w:r>
+      <w:r>
+        <w:rPr>
+          <w:rFonts w:ascii="Consolas" w:eastAsia="Times New Roman" w:hAnsi="Consolas" w:cs="Calibri"/>
+          <w:color w:val="000000"/>
+          <w:sz w:val="20"/>
+          <w:szCs w:val="20"/>
+          <w:lang w:eastAsia="hu-HU"/>
+        </w:rPr>
+        <w:t xml:space="preserve">) </w:t>
+      </w:r>
+      <w:r>
+        <w:rPr>
+          <w:rFonts w:ascii="Consolas" w:eastAsia="Times New Roman" w:hAnsi="Consolas" w:cs="Calibri"/>
+          <w:b/>
+          <w:bCs/>
+          <w:color w:val="800000"/>
+          <w:sz w:val="20"/>
+          <w:szCs w:val="20"/>
+          <w:lang w:eastAsia="hu-HU"/>
+        </w:rPr>
+        <w:t>NOT</w:t>
+      </w:r>
+      <w:r>
+        <w:rPr>
+          <w:rFonts w:ascii="Consolas" w:eastAsia="Times New Roman" w:hAnsi="Consolas" w:cs="Calibri"/>
+          <w:color w:val="000000"/>
+          <w:sz w:val="20"/>
+          <w:szCs w:val="20"/>
+          <w:lang w:eastAsia="hu-HU"/>
+        </w:rPr>
+        <w:t xml:space="preserve"> </w:t>
+      </w:r>
+      <w:r>
+        <w:rPr>
+          <w:rFonts w:ascii="Consolas" w:eastAsia="Times New Roman" w:hAnsi="Consolas" w:cs="Calibri"/>
+          <w:b/>
+          <w:bCs/>
+          <w:color w:val="800000"/>
+          <w:sz w:val="20"/>
+          <w:szCs w:val="20"/>
+          <w:lang w:eastAsia="hu-HU"/>
+        </w:rPr>
+        <w:t>NULL</w:t>
+      </w:r>
+      <w:r>
+        <w:rPr>
+          <w:rFonts w:ascii="Consolas" w:eastAsia="Times New Roman" w:hAnsi="Consolas" w:cs="Calibri"/>
+          <w:color w:val="000000"/>
+          <w:sz w:val="20"/>
+          <w:szCs w:val="20"/>
+          <w:lang w:eastAsia="hu-HU"/>
+        </w:rPr>
+        <w:t xml:space="preserve">, </w:t>
+      </w:r>
+      <w:r>
+        <w:rPr>
+          <w:rFonts w:ascii="Consolas" w:eastAsia="Times New Roman" w:hAnsi="Consolas" w:cs="Calibri"/>
+          <w:color w:val="000000"/>
+          <w:sz w:val="20"/>
+          <w:szCs w:val="20"/>
+          <w:lang w:eastAsia="hu-HU"/>
+        </w:rPr>
+        <w:br/>
+      </w:r>
+      <w:r>
+        <w:rPr>
+          <w:rFonts w:ascii="Consolas" w:eastAsia="Times New Roman" w:hAnsi="Consolas" w:cs="Calibri"/>
+          <w:color w:val="006464"/>
+          <w:sz w:val="20"/>
+          <w:szCs w:val="20"/>
+          <w:lang w:eastAsia="hu-HU"/>
+        </w:rPr>
+        <w:t>"</w:t>
+      </w:r>
+      <w:proofErr w:type="spellStart"/>
+      <w:r>
+        <w:rPr>
+          <w:rFonts w:ascii="Consolas" w:eastAsia="Times New Roman" w:hAnsi="Consolas" w:cs="Calibri"/>
+          <w:color w:val="006464"/>
+          <w:sz w:val="20"/>
+          <w:szCs w:val="20"/>
+          <w:lang w:eastAsia="hu-HU"/>
+        </w:rPr>
+        <w:t>ownerPhone</w:t>
+      </w:r>
+      <w:proofErr w:type="spellEnd"/>
+      <w:r>
+        <w:rPr>
+          <w:rFonts w:ascii="Consolas" w:eastAsia="Times New Roman" w:hAnsi="Consolas" w:cs="Calibri"/>
+          <w:color w:val="006464"/>
+          <w:sz w:val="20"/>
+          <w:szCs w:val="20"/>
+          <w:lang w:eastAsia="hu-HU"/>
+        </w:rPr>
+        <w:t>"</w:t>
+      </w:r>
+      <w:r>
+        <w:rPr>
+          <w:rFonts w:ascii="Consolas" w:eastAsia="Times New Roman" w:hAnsi="Consolas" w:cs="Calibri"/>
+          <w:color w:val="000000"/>
+          <w:sz w:val="20"/>
+          <w:szCs w:val="20"/>
+          <w:lang w:eastAsia="hu-HU"/>
+        </w:rPr>
+        <w:t xml:space="preserve"> </w:t>
+      </w:r>
+      <w:proofErr w:type="spellStart"/>
+      <w:proofErr w:type="gramStart"/>
+      <w:r>
+        <w:rPr>
+          <w:rFonts w:ascii="Consolas" w:eastAsia="Times New Roman" w:hAnsi="Consolas" w:cs="Calibri"/>
+          <w:b/>
+          <w:bCs/>
+          <w:color w:val="800000"/>
+          <w:sz w:val="20"/>
+          <w:szCs w:val="20"/>
+          <w:lang w:eastAsia="hu-HU"/>
+        </w:rPr>
+        <w:t>varchar</w:t>
+      </w:r>
+      <w:proofErr w:type="spellEnd"/>
+      <w:r>
+        <w:rPr>
+          <w:rFonts w:ascii="Consolas" w:eastAsia="Times New Roman" w:hAnsi="Consolas" w:cs="Calibri"/>
+          <w:color w:val="000000"/>
+          <w:sz w:val="20"/>
+          <w:szCs w:val="20"/>
+          <w:lang w:eastAsia="hu-HU"/>
+        </w:rPr>
+        <w:t>(</w:t>
+      </w:r>
+      <w:proofErr w:type="gramEnd"/>
+      <w:r>
+        <w:rPr>
+          <w:rFonts w:ascii="Consolas" w:eastAsia="Times New Roman" w:hAnsi="Consolas" w:cs="Calibri"/>
+          <w:color w:val="0000FF"/>
+          <w:sz w:val="20"/>
+          <w:szCs w:val="20"/>
+          <w:lang w:eastAsia="hu-HU"/>
+        </w:rPr>
+        <w:t>20</w:t>
+      </w:r>
+      <w:r>
+        <w:rPr>
+          <w:rFonts w:ascii="Consolas" w:eastAsia="Times New Roman" w:hAnsi="Consolas" w:cs="Calibri"/>
+          <w:color w:val="000000"/>
+          <w:sz w:val="20"/>
+          <w:szCs w:val="20"/>
+          <w:lang w:eastAsia="hu-HU"/>
+        </w:rPr>
+        <w:t xml:space="preserve">) </w:t>
+      </w:r>
+      <w:r>
+        <w:rPr>
+          <w:rFonts w:ascii="Consolas" w:eastAsia="Times New Roman" w:hAnsi="Consolas" w:cs="Calibri"/>
+          <w:b/>
+          <w:bCs/>
+          <w:color w:val="800000"/>
+          <w:sz w:val="20"/>
+          <w:szCs w:val="20"/>
+          <w:lang w:eastAsia="hu-HU"/>
+        </w:rPr>
+        <w:t>NOT</w:t>
+      </w:r>
+      <w:r>
+        <w:rPr>
+          <w:rFonts w:ascii="Consolas" w:eastAsia="Times New Roman" w:hAnsi="Consolas" w:cs="Calibri"/>
+          <w:color w:val="000000"/>
+          <w:sz w:val="20"/>
+          <w:szCs w:val="20"/>
+          <w:lang w:eastAsia="hu-HU"/>
+        </w:rPr>
+        <w:t xml:space="preserve"> </w:t>
+      </w:r>
+      <w:r>
+        <w:rPr>
+          <w:rFonts w:ascii="Consolas" w:eastAsia="Times New Roman" w:hAnsi="Consolas" w:cs="Calibri"/>
+          <w:b/>
+          <w:bCs/>
+          <w:color w:val="800000"/>
+          <w:sz w:val="20"/>
+          <w:szCs w:val="20"/>
+          <w:lang w:eastAsia="hu-HU"/>
+        </w:rPr>
+        <w:t>NULL</w:t>
+      </w:r>
+      <w:r>
+        <w:rPr>
+          <w:rFonts w:ascii="Consolas" w:eastAsia="Times New Roman" w:hAnsi="Consolas" w:cs="Calibri"/>
+          <w:color w:val="000000"/>
+          <w:sz w:val="20"/>
+          <w:szCs w:val="20"/>
+          <w:lang w:eastAsia="hu-HU"/>
+        </w:rPr>
+        <w:t xml:space="preserve">, </w:t>
+      </w:r>
+      <w:r>
+        <w:rPr>
+          <w:rFonts w:ascii="Consolas" w:eastAsia="Times New Roman" w:hAnsi="Consolas" w:cs="Calibri"/>
+          <w:color w:val="000000"/>
+          <w:sz w:val="20"/>
+          <w:szCs w:val="20"/>
+          <w:lang w:eastAsia="hu-HU"/>
+        </w:rPr>
+        <w:br/>
+      </w:r>
+      <w:r>
+        <w:rPr>
+          <w:rFonts w:ascii="Consolas" w:eastAsia="Times New Roman" w:hAnsi="Consolas" w:cs="Calibri"/>
+          <w:color w:val="006464"/>
+          <w:sz w:val="20"/>
+          <w:szCs w:val="20"/>
+          <w:lang w:eastAsia="hu-HU"/>
+        </w:rPr>
+        <w:t>"</w:t>
+      </w:r>
+      <w:proofErr w:type="spellStart"/>
+      <w:r>
+        <w:rPr>
+          <w:rFonts w:ascii="Consolas" w:eastAsia="Times New Roman" w:hAnsi="Consolas" w:cs="Calibri"/>
+          <w:color w:val="006464"/>
+          <w:sz w:val="20"/>
+          <w:szCs w:val="20"/>
+          <w:lang w:eastAsia="hu-HU"/>
+        </w:rPr>
+        <w:t>ownerMail</w:t>
+      </w:r>
+      <w:proofErr w:type="spellEnd"/>
+      <w:r>
+        <w:rPr>
+          <w:rFonts w:ascii="Consolas" w:eastAsia="Times New Roman" w:hAnsi="Consolas" w:cs="Calibri"/>
+          <w:color w:val="006464"/>
+          <w:sz w:val="20"/>
+          <w:szCs w:val="20"/>
+          <w:lang w:eastAsia="hu-HU"/>
+        </w:rPr>
+        <w:t>"</w:t>
+      </w:r>
+      <w:r>
+        <w:rPr>
+          <w:rFonts w:ascii="Consolas" w:eastAsia="Times New Roman" w:hAnsi="Consolas" w:cs="Calibri"/>
+          <w:color w:val="000000"/>
+          <w:sz w:val="20"/>
+          <w:szCs w:val="20"/>
+          <w:lang w:eastAsia="hu-HU"/>
+        </w:rPr>
+        <w:t xml:space="preserve"> </w:t>
+      </w:r>
+      <w:proofErr w:type="spellStart"/>
+      <w:proofErr w:type="gramStart"/>
+      <w:r>
+        <w:rPr>
+          <w:rFonts w:ascii="Consolas" w:eastAsia="Times New Roman" w:hAnsi="Consolas" w:cs="Calibri"/>
+          <w:b/>
+          <w:bCs/>
+          <w:color w:val="800000"/>
+          <w:sz w:val="20"/>
+          <w:szCs w:val="20"/>
+          <w:lang w:eastAsia="hu-HU"/>
+        </w:rPr>
+        <w:t>varchar</w:t>
+      </w:r>
+      <w:proofErr w:type="spellEnd"/>
+      <w:r>
+        <w:rPr>
+          <w:rFonts w:ascii="Consolas" w:eastAsia="Times New Roman" w:hAnsi="Consolas" w:cs="Calibri"/>
+          <w:color w:val="000000"/>
+          <w:sz w:val="20"/>
+          <w:szCs w:val="20"/>
+          <w:lang w:eastAsia="hu-HU"/>
+        </w:rPr>
+        <w:t>(</w:t>
+      </w:r>
+      <w:proofErr w:type="gramEnd"/>
+      <w:r>
+        <w:rPr>
+          <w:rFonts w:ascii="Consolas" w:eastAsia="Times New Roman" w:hAnsi="Consolas" w:cs="Calibri"/>
+          <w:color w:val="0000FF"/>
+          <w:sz w:val="20"/>
+          <w:szCs w:val="20"/>
+          <w:lang w:eastAsia="hu-HU"/>
+        </w:rPr>
+        <w:t>50</w:t>
+      </w:r>
+      <w:r>
+        <w:rPr>
+          <w:rFonts w:ascii="Consolas" w:eastAsia="Times New Roman" w:hAnsi="Consolas" w:cs="Calibri"/>
+          <w:color w:val="000000"/>
+          <w:sz w:val="20"/>
+          <w:szCs w:val="20"/>
+          <w:lang w:eastAsia="hu-HU"/>
+        </w:rPr>
+        <w:t xml:space="preserve">) </w:t>
+      </w:r>
+      <w:r>
+        <w:rPr>
+          <w:rFonts w:ascii="Consolas" w:eastAsia="Times New Roman" w:hAnsi="Consolas" w:cs="Calibri"/>
+          <w:b/>
+          <w:bCs/>
+          <w:color w:val="800000"/>
+          <w:sz w:val="20"/>
+          <w:szCs w:val="20"/>
+          <w:lang w:eastAsia="hu-HU"/>
+        </w:rPr>
+        <w:t>NOT</w:t>
+      </w:r>
+      <w:r>
+        <w:rPr>
+          <w:rFonts w:ascii="Consolas" w:eastAsia="Times New Roman" w:hAnsi="Consolas" w:cs="Calibri"/>
+          <w:color w:val="000000"/>
+          <w:sz w:val="20"/>
+          <w:szCs w:val="20"/>
+          <w:lang w:eastAsia="hu-HU"/>
+        </w:rPr>
+        <w:t xml:space="preserve"> </w:t>
+      </w:r>
+      <w:r>
+        <w:rPr>
+          <w:rFonts w:ascii="Consolas" w:eastAsia="Times New Roman" w:hAnsi="Consolas" w:cs="Calibri"/>
+          <w:b/>
+          <w:bCs/>
+          <w:color w:val="800000"/>
+          <w:sz w:val="20"/>
+          <w:szCs w:val="20"/>
+          <w:lang w:eastAsia="hu-HU"/>
+        </w:rPr>
+        <w:t>NULL</w:t>
+      </w:r>
+      <w:r>
+        <w:rPr>
+          <w:rFonts w:ascii="Consolas" w:eastAsia="Times New Roman" w:hAnsi="Consolas" w:cs="Calibri"/>
+          <w:color w:val="000000"/>
+          <w:sz w:val="20"/>
+          <w:szCs w:val="20"/>
+          <w:lang w:eastAsia="hu-HU"/>
+        </w:rPr>
+        <w:t xml:space="preserve">, </w:t>
+      </w:r>
+      <w:r>
+        <w:rPr>
+          <w:rFonts w:ascii="Consolas" w:eastAsia="Times New Roman" w:hAnsi="Consolas" w:cs="Calibri"/>
+          <w:color w:val="000000"/>
+          <w:sz w:val="20"/>
+          <w:szCs w:val="20"/>
+          <w:lang w:eastAsia="hu-HU"/>
+        </w:rPr>
+        <w:br/>
+      </w:r>
+      <w:r>
+        <w:rPr>
+          <w:rFonts w:ascii="Consolas" w:eastAsia="Times New Roman" w:hAnsi="Consolas" w:cs="Calibri"/>
+          <w:color w:val="006464"/>
+          <w:sz w:val="20"/>
+          <w:szCs w:val="20"/>
+          <w:lang w:eastAsia="hu-HU"/>
+        </w:rPr>
+        <w:t>"</w:t>
+      </w:r>
+      <w:proofErr w:type="spellStart"/>
+      <w:r>
+        <w:rPr>
+          <w:rFonts w:ascii="Consolas" w:eastAsia="Times New Roman" w:hAnsi="Consolas" w:cs="Calibri"/>
+          <w:color w:val="006464"/>
+          <w:sz w:val="20"/>
+          <w:szCs w:val="20"/>
+          <w:lang w:eastAsia="hu-HU"/>
+        </w:rPr>
+        <w:t>ownerPostCode</w:t>
+      </w:r>
+      <w:proofErr w:type="spellEnd"/>
+      <w:r>
+        <w:rPr>
+          <w:rFonts w:ascii="Consolas" w:eastAsia="Times New Roman" w:hAnsi="Consolas" w:cs="Calibri"/>
+          <w:color w:val="006464"/>
+          <w:sz w:val="20"/>
+          <w:szCs w:val="20"/>
+          <w:lang w:eastAsia="hu-HU"/>
+        </w:rPr>
+        <w:t>"</w:t>
+      </w:r>
+      <w:r>
+        <w:rPr>
+          <w:rFonts w:ascii="Consolas" w:eastAsia="Times New Roman" w:hAnsi="Consolas" w:cs="Calibri"/>
+          <w:color w:val="000000"/>
+          <w:sz w:val="20"/>
+          <w:szCs w:val="20"/>
+          <w:lang w:eastAsia="hu-HU"/>
+        </w:rPr>
+        <w:t xml:space="preserve"> </w:t>
+      </w:r>
+      <w:proofErr w:type="spellStart"/>
+      <w:r>
+        <w:rPr>
+          <w:rFonts w:ascii="Consolas" w:eastAsia="Times New Roman" w:hAnsi="Consolas" w:cs="Calibri"/>
+          <w:b/>
+          <w:bCs/>
+          <w:color w:val="800000"/>
+          <w:sz w:val="20"/>
+          <w:szCs w:val="20"/>
+          <w:lang w:eastAsia="hu-HU"/>
+        </w:rPr>
+        <w:t>smallint</w:t>
+      </w:r>
+      <w:proofErr w:type="spellEnd"/>
+      <w:r>
+        <w:rPr>
+          <w:rFonts w:ascii="Consolas" w:eastAsia="Times New Roman" w:hAnsi="Consolas" w:cs="Calibri"/>
+          <w:color w:val="000000"/>
+          <w:sz w:val="20"/>
+          <w:szCs w:val="20"/>
+          <w:lang w:eastAsia="hu-HU"/>
+        </w:rPr>
+        <w:t xml:space="preserve"> </w:t>
+      </w:r>
+      <w:r>
+        <w:rPr>
+          <w:rFonts w:ascii="Consolas" w:eastAsia="Times New Roman" w:hAnsi="Consolas" w:cs="Calibri"/>
+          <w:b/>
+          <w:bCs/>
+          <w:color w:val="800000"/>
+          <w:sz w:val="20"/>
+          <w:szCs w:val="20"/>
+          <w:lang w:eastAsia="hu-HU"/>
+        </w:rPr>
+        <w:t>NOT</w:t>
+      </w:r>
+      <w:r>
+        <w:rPr>
+          <w:rFonts w:ascii="Consolas" w:eastAsia="Times New Roman" w:hAnsi="Consolas" w:cs="Calibri"/>
+          <w:color w:val="000000"/>
+          <w:sz w:val="20"/>
+          <w:szCs w:val="20"/>
+          <w:lang w:eastAsia="hu-HU"/>
+        </w:rPr>
+        <w:t xml:space="preserve"> </w:t>
+      </w:r>
+      <w:r>
+        <w:rPr>
+          <w:rFonts w:ascii="Consolas" w:eastAsia="Times New Roman" w:hAnsi="Consolas" w:cs="Calibri"/>
+          <w:b/>
+          <w:bCs/>
+          <w:color w:val="800000"/>
+          <w:sz w:val="20"/>
+          <w:szCs w:val="20"/>
+          <w:lang w:eastAsia="hu-HU"/>
+        </w:rPr>
+        <w:t>NULL</w:t>
+      </w:r>
+      <w:r>
+        <w:rPr>
+          <w:rFonts w:ascii="Consolas" w:eastAsia="Times New Roman" w:hAnsi="Consolas" w:cs="Calibri"/>
+          <w:color w:val="000000"/>
+          <w:sz w:val="20"/>
+          <w:szCs w:val="20"/>
+          <w:lang w:eastAsia="hu-HU"/>
+        </w:rPr>
+        <w:t xml:space="preserve">, </w:t>
+      </w:r>
+      <w:r>
+        <w:rPr>
+          <w:rFonts w:ascii="Consolas" w:eastAsia="Times New Roman" w:hAnsi="Consolas" w:cs="Calibri"/>
+          <w:color w:val="000000"/>
+          <w:sz w:val="20"/>
+          <w:szCs w:val="20"/>
+          <w:lang w:eastAsia="hu-HU"/>
+        </w:rPr>
+        <w:br/>
+      </w:r>
+      <w:r>
+        <w:rPr>
+          <w:rFonts w:ascii="Consolas" w:eastAsia="Times New Roman" w:hAnsi="Consolas" w:cs="Calibri"/>
+          <w:color w:val="006464"/>
+          <w:sz w:val="20"/>
+          <w:szCs w:val="20"/>
+          <w:lang w:eastAsia="hu-HU"/>
+        </w:rPr>
+        <w:t>"</w:t>
+      </w:r>
+      <w:proofErr w:type="spellStart"/>
+      <w:r>
+        <w:rPr>
+          <w:rFonts w:ascii="Consolas" w:eastAsia="Times New Roman" w:hAnsi="Consolas" w:cs="Calibri"/>
+          <w:color w:val="006464"/>
+          <w:sz w:val="20"/>
+          <w:szCs w:val="20"/>
+          <w:lang w:eastAsia="hu-HU"/>
+        </w:rPr>
+        <w:t>ownerWorker</w:t>
+      </w:r>
+      <w:proofErr w:type="spellEnd"/>
+      <w:r>
+        <w:rPr>
+          <w:rFonts w:ascii="Consolas" w:eastAsia="Times New Roman" w:hAnsi="Consolas" w:cs="Calibri"/>
+          <w:color w:val="006464"/>
+          <w:sz w:val="20"/>
+          <w:szCs w:val="20"/>
+          <w:lang w:eastAsia="hu-HU"/>
+        </w:rPr>
+        <w:t>"</w:t>
+      </w:r>
+      <w:r>
+        <w:rPr>
+          <w:rFonts w:ascii="Consolas" w:eastAsia="Times New Roman" w:hAnsi="Consolas" w:cs="Calibri"/>
+          <w:color w:val="000000"/>
+          <w:sz w:val="20"/>
+          <w:szCs w:val="20"/>
+          <w:lang w:eastAsia="hu-HU"/>
+        </w:rPr>
+        <w:t xml:space="preserve"> </w:t>
+      </w:r>
+      <w:proofErr w:type="spellStart"/>
+      <w:proofErr w:type="gramStart"/>
+      <w:r>
+        <w:rPr>
+          <w:rFonts w:ascii="Consolas" w:eastAsia="Times New Roman" w:hAnsi="Consolas" w:cs="Calibri"/>
+          <w:b/>
+          <w:bCs/>
+          <w:color w:val="800000"/>
+          <w:sz w:val="20"/>
+          <w:szCs w:val="20"/>
+          <w:lang w:eastAsia="hu-HU"/>
+        </w:rPr>
+        <w:t>varchar</w:t>
+      </w:r>
+      <w:proofErr w:type="spellEnd"/>
+      <w:r>
+        <w:rPr>
+          <w:rFonts w:ascii="Consolas" w:eastAsia="Times New Roman" w:hAnsi="Consolas" w:cs="Calibri"/>
+          <w:color w:val="000000"/>
+          <w:sz w:val="20"/>
+          <w:szCs w:val="20"/>
+          <w:lang w:eastAsia="hu-HU"/>
+        </w:rPr>
+        <w:t>(</w:t>
+      </w:r>
+      <w:proofErr w:type="gramEnd"/>
+      <w:r>
+        <w:rPr>
+          <w:rFonts w:ascii="Consolas" w:eastAsia="Times New Roman" w:hAnsi="Consolas" w:cs="Calibri"/>
+          <w:color w:val="0000FF"/>
+          <w:sz w:val="20"/>
+          <w:szCs w:val="20"/>
+          <w:lang w:eastAsia="hu-HU"/>
+        </w:rPr>
+        <w:t>80</w:t>
+      </w:r>
+      <w:r>
+        <w:rPr>
+          <w:rFonts w:ascii="Consolas" w:eastAsia="Times New Roman" w:hAnsi="Consolas" w:cs="Calibri"/>
+          <w:color w:val="000000"/>
+          <w:sz w:val="20"/>
+          <w:szCs w:val="20"/>
+          <w:lang w:eastAsia="hu-HU"/>
+        </w:rPr>
+        <w:t xml:space="preserve">) </w:t>
+      </w:r>
+      <w:r>
+        <w:rPr>
+          <w:rFonts w:ascii="Consolas" w:eastAsia="Times New Roman" w:hAnsi="Consolas" w:cs="Calibri"/>
+          <w:b/>
+          <w:bCs/>
+          <w:color w:val="800000"/>
+          <w:sz w:val="20"/>
+          <w:szCs w:val="20"/>
+          <w:lang w:eastAsia="hu-HU"/>
+        </w:rPr>
+        <w:t>NOT</w:t>
+      </w:r>
+      <w:r>
+        <w:rPr>
+          <w:rFonts w:ascii="Consolas" w:eastAsia="Times New Roman" w:hAnsi="Consolas" w:cs="Calibri"/>
+          <w:color w:val="000000"/>
+          <w:sz w:val="20"/>
+          <w:szCs w:val="20"/>
+          <w:lang w:eastAsia="hu-HU"/>
+        </w:rPr>
+        <w:t xml:space="preserve"> </w:t>
+      </w:r>
+      <w:r>
+        <w:rPr>
+          <w:rFonts w:ascii="Consolas" w:eastAsia="Times New Roman" w:hAnsi="Consolas" w:cs="Calibri"/>
+          <w:b/>
+          <w:bCs/>
+          <w:color w:val="800000"/>
+          <w:sz w:val="20"/>
+          <w:szCs w:val="20"/>
+          <w:lang w:eastAsia="hu-HU"/>
+        </w:rPr>
+        <w:t>NULL</w:t>
+      </w:r>
+      <w:r>
+        <w:rPr>
+          <w:rFonts w:ascii="Consolas" w:eastAsia="Times New Roman" w:hAnsi="Consolas" w:cs="Calibri"/>
+          <w:color w:val="000000"/>
+          <w:sz w:val="20"/>
+          <w:szCs w:val="20"/>
+          <w:lang w:eastAsia="hu-HU"/>
+        </w:rPr>
+        <w:t>)</w:t>
+      </w:r>
+      <w:r>
+        <w:rPr>
+          <w:rFonts w:ascii="Consolas" w:eastAsia="Times New Roman" w:hAnsi="Consolas" w:cs="Calibri"/>
+          <w:color w:val="FF0000"/>
+          <w:sz w:val="20"/>
+          <w:szCs w:val="20"/>
+          <w:lang w:eastAsia="hu-HU"/>
+        </w:rPr>
+        <w:t>;</w:t>
+      </w:r>
+    </w:p>
     <w:p>
       <w:r>
         <w:rPr>
           <w:noProof/>
         </w:rPr>
         <w:drawing>
-          <wp:inline distT="0" distB="0" distL="0" distR="0" wp14:anchorId="7302BC7E" wp14:editId="38AB87AE">
-            <wp:extent cx="5760720" cy="2354580"/>
-            <wp:effectExtent l="0" t="0" r="0" b="7620"/>
+          <wp:inline distT="0" distB="0" distL="0" distR="0" wp14:anchorId="7302BC7E" wp14:editId="61812565">
+            <wp:extent cx="4814785" cy="1967948"/>
+            <wp:effectExtent l="0" t="0" r="5080" b="0"/>
             <wp:docPr id="799143529" name="Kép 1"/>
             <wp:cNvGraphicFramePr>
               <a:graphicFrameLocks xmlns:a="http://schemas.openxmlformats.org/drawingml/2006/main" noChangeAspect="1"/>
@@ -7545,7 +9000,7 @@
                   <pic:spPr>
                     <a:xfrm>
                       <a:off x="0" y="0"/>
-                      <a:ext cx="5760720" cy="2354580"/>
+                      <a:ext cx="4844108" cy="1979933"/>
                     </a:xfrm>
                     <a:prstGeom prst="rect">
                       <a:avLst/>
@@ -7563,6 +9018,2744 @@
     <w:p/>
     <w:p/>
     <w:p/>
+    <w:p/>
+    <w:p/>
+    <w:p>
+      <w:r>
+        <w:lastRenderedPageBreak/>
+        <w:drawing>
+          <wp:inline distT="0" distB="0" distL="0" distR="0" wp14:anchorId="6441970F" wp14:editId="436BBB78">
+            <wp:extent cx="5760720" cy="1438275"/>
+            <wp:effectExtent l="0" t="0" r="0" b="9525"/>
+            <wp:docPr id="138338025" name="Kép 1"/>
+            <wp:cNvGraphicFramePr>
+              <a:graphicFrameLocks xmlns:a="http://schemas.openxmlformats.org/drawingml/2006/main" noChangeAspect="1"/>
+            </wp:cNvGraphicFramePr>
+            <a:graphic xmlns:a="http://schemas.openxmlformats.org/drawingml/2006/main">
+              <a:graphicData uri="http://schemas.openxmlformats.org/drawingml/2006/picture">
+                <pic:pic xmlns:pic="http://schemas.openxmlformats.org/drawingml/2006/picture">
+                  <pic:nvPicPr>
+                    <pic:cNvPr id="138338025" name=""/>
+                    <pic:cNvPicPr/>
+                  </pic:nvPicPr>
+                  <pic:blipFill>
+                    <a:blip r:embed="rId30"/>
+                    <a:stretch>
+                      <a:fillRect/>
+                    </a:stretch>
+                  </pic:blipFill>
+                  <pic:spPr>
+                    <a:xfrm>
+                      <a:off x="0" y="0"/>
+                      <a:ext cx="5760720" cy="1438275"/>
+                    </a:xfrm>
+                    <a:prstGeom prst="rect">
+                      <a:avLst/>
+                    </a:prstGeom>
+                  </pic:spPr>
+                </pic:pic>
+              </a:graphicData>
+            </a:graphic>
+          </wp:inline>
+        </w:drawing>
+      </w:r>
+    </w:p>
+    <w:p/>
+    <w:p>
+      <w:pPr>
+        <w:spacing w:after="0"/>
+        <w:jc w:val="left"/>
+        <w:rPr>
+          <w:rFonts w:ascii="Consolas" w:eastAsia="Times New Roman" w:hAnsi="Consolas" w:cs="Calibri"/>
+          <w:b/>
+          <w:bCs/>
+          <w:color w:val="800000"/>
+          <w:sz w:val="20"/>
+          <w:szCs w:val="20"/>
+          <w:lang w:eastAsia="hu-HU"/>
+        </w:rPr>
+      </w:pPr>
+      <w:r>
+        <w:rPr>
+          <w:rFonts w:ascii="Consolas" w:eastAsia="Times New Roman" w:hAnsi="Consolas" w:cs="Calibri"/>
+          <w:b/>
+          <w:bCs/>
+          <w:color w:val="800000"/>
+          <w:sz w:val="20"/>
+          <w:szCs w:val="20"/>
+          <w:lang w:eastAsia="hu-HU"/>
+        </w:rPr>
+        <w:t>CREATE</w:t>
+      </w:r>
+      <w:r>
+        <w:rPr>
+          <w:rFonts w:ascii="Consolas" w:eastAsia="Times New Roman" w:hAnsi="Consolas" w:cs="Calibri"/>
+          <w:color w:val="000000"/>
+          <w:sz w:val="20"/>
+          <w:szCs w:val="20"/>
+          <w:lang w:eastAsia="hu-HU"/>
+        </w:rPr>
+        <w:t xml:space="preserve"> </w:t>
+      </w:r>
+      <w:r>
+        <w:rPr>
+          <w:rFonts w:ascii="Consolas" w:eastAsia="Times New Roman" w:hAnsi="Consolas" w:cs="Calibri"/>
+          <w:b/>
+          <w:bCs/>
+          <w:color w:val="800000"/>
+          <w:sz w:val="20"/>
+          <w:szCs w:val="20"/>
+          <w:lang w:eastAsia="hu-HU"/>
+        </w:rPr>
+        <w:t>TABLE</w:t>
+      </w:r>
+      <w:r>
+        <w:rPr>
+          <w:rFonts w:ascii="Consolas" w:eastAsia="Times New Roman" w:hAnsi="Consolas" w:cs="Calibri"/>
+          <w:color w:val="000000"/>
+          <w:sz w:val="20"/>
+          <w:szCs w:val="20"/>
+          <w:lang w:eastAsia="hu-HU"/>
+        </w:rPr>
+        <w:t xml:space="preserve"> </w:t>
+      </w:r>
+      <w:r>
+        <w:rPr>
+          <w:rFonts w:ascii="Consolas" w:eastAsia="Times New Roman" w:hAnsi="Consolas" w:cs="Calibri"/>
+          <w:color w:val="8E00C6"/>
+          <w:sz w:val="20"/>
+          <w:szCs w:val="20"/>
+          <w:lang w:eastAsia="hu-HU"/>
+        </w:rPr>
+        <w:t>"</w:t>
+      </w:r>
+      <w:proofErr w:type="spellStart"/>
+      <w:r>
+        <w:rPr>
+          <w:rFonts w:ascii="Consolas" w:eastAsia="Times New Roman" w:hAnsi="Consolas" w:cs="Calibri"/>
+          <w:color w:val="8E00C6"/>
+          <w:sz w:val="20"/>
+          <w:szCs w:val="20"/>
+          <w:lang w:eastAsia="hu-HU"/>
+        </w:rPr>
+        <w:t>insecta_customer</w:t>
+      </w:r>
+      <w:proofErr w:type="spellEnd"/>
+      <w:r>
+        <w:rPr>
+          <w:rFonts w:ascii="Consolas" w:eastAsia="Times New Roman" w:hAnsi="Consolas" w:cs="Calibri"/>
+          <w:color w:val="8E00C6"/>
+          <w:sz w:val="20"/>
+          <w:szCs w:val="20"/>
+          <w:lang w:eastAsia="hu-HU"/>
+        </w:rPr>
+        <w:t>"</w:t>
+      </w:r>
+      <w:r>
+        <w:rPr>
+          <w:rFonts w:ascii="Consolas" w:eastAsia="Times New Roman" w:hAnsi="Consolas" w:cs="Calibri"/>
+          <w:color w:val="000000"/>
+          <w:sz w:val="20"/>
+          <w:szCs w:val="20"/>
+          <w:lang w:eastAsia="hu-HU"/>
+        </w:rPr>
+        <w:t xml:space="preserve"> (</w:t>
+      </w:r>
+      <w:r>
+        <w:rPr>
+          <w:rFonts w:ascii="Consolas" w:eastAsia="Times New Roman" w:hAnsi="Consolas" w:cs="Calibri"/>
+          <w:color w:val="000000"/>
+          <w:sz w:val="20"/>
+          <w:szCs w:val="20"/>
+          <w:lang w:eastAsia="hu-HU"/>
+        </w:rPr>
+        <w:br/>
+      </w:r>
+      <w:r>
+        <w:rPr>
+          <w:rFonts w:ascii="Consolas" w:eastAsia="Times New Roman" w:hAnsi="Consolas" w:cs="Calibri"/>
+          <w:color w:val="006464"/>
+          <w:sz w:val="20"/>
+          <w:szCs w:val="20"/>
+          <w:lang w:eastAsia="hu-HU"/>
+        </w:rPr>
+        <w:t>"</w:t>
+      </w:r>
+      <w:proofErr w:type="spellStart"/>
+      <w:r>
+        <w:rPr>
+          <w:rFonts w:ascii="Consolas" w:eastAsia="Times New Roman" w:hAnsi="Consolas" w:cs="Calibri"/>
+          <w:color w:val="006464"/>
+          <w:sz w:val="20"/>
+          <w:szCs w:val="20"/>
+          <w:lang w:eastAsia="hu-HU"/>
+        </w:rPr>
+        <w:t>id</w:t>
+      </w:r>
+      <w:proofErr w:type="spellEnd"/>
+      <w:r>
+        <w:rPr>
+          <w:rFonts w:ascii="Consolas" w:eastAsia="Times New Roman" w:hAnsi="Consolas" w:cs="Calibri"/>
+          <w:color w:val="006464"/>
+          <w:sz w:val="20"/>
+          <w:szCs w:val="20"/>
+          <w:lang w:eastAsia="hu-HU"/>
+        </w:rPr>
+        <w:t>"</w:t>
+      </w:r>
+      <w:r>
+        <w:rPr>
+          <w:rFonts w:ascii="Consolas" w:eastAsia="Times New Roman" w:hAnsi="Consolas" w:cs="Calibri"/>
+          <w:color w:val="000000"/>
+          <w:sz w:val="20"/>
+          <w:szCs w:val="20"/>
+          <w:lang w:eastAsia="hu-HU"/>
+        </w:rPr>
+        <w:t xml:space="preserve"> </w:t>
+      </w:r>
+      <w:r>
+        <w:rPr>
+          <w:rFonts w:ascii="Consolas" w:eastAsia="Times New Roman" w:hAnsi="Consolas" w:cs="Calibri"/>
+          <w:b/>
+          <w:bCs/>
+          <w:color w:val="000080"/>
+          <w:sz w:val="20"/>
+          <w:szCs w:val="20"/>
+          <w:lang w:eastAsia="hu-HU"/>
+        </w:rPr>
+        <w:t>integer</w:t>
+      </w:r>
+      <w:r>
+        <w:rPr>
+          <w:rFonts w:ascii="Consolas" w:eastAsia="Times New Roman" w:hAnsi="Consolas" w:cs="Calibri"/>
+          <w:color w:val="000000"/>
+          <w:sz w:val="20"/>
+          <w:szCs w:val="20"/>
+          <w:lang w:eastAsia="hu-HU"/>
+        </w:rPr>
+        <w:t xml:space="preserve"> </w:t>
+      </w:r>
+      <w:r>
+        <w:rPr>
+          <w:rFonts w:ascii="Consolas" w:eastAsia="Times New Roman" w:hAnsi="Consolas" w:cs="Calibri"/>
+          <w:b/>
+          <w:bCs/>
+          <w:color w:val="800000"/>
+          <w:sz w:val="20"/>
+          <w:szCs w:val="20"/>
+          <w:lang w:eastAsia="hu-HU"/>
+        </w:rPr>
+        <w:t>NOT</w:t>
+      </w:r>
+      <w:r>
+        <w:rPr>
+          <w:rFonts w:ascii="Consolas" w:eastAsia="Times New Roman" w:hAnsi="Consolas" w:cs="Calibri"/>
+          <w:color w:val="000000"/>
+          <w:sz w:val="20"/>
+          <w:szCs w:val="20"/>
+          <w:lang w:eastAsia="hu-HU"/>
+        </w:rPr>
+        <w:t xml:space="preserve"> </w:t>
+      </w:r>
+      <w:r>
+        <w:rPr>
+          <w:rFonts w:ascii="Consolas" w:eastAsia="Times New Roman" w:hAnsi="Consolas" w:cs="Calibri"/>
+          <w:b/>
+          <w:bCs/>
+          <w:color w:val="800000"/>
+          <w:sz w:val="20"/>
+          <w:szCs w:val="20"/>
+          <w:lang w:eastAsia="hu-HU"/>
+        </w:rPr>
+        <w:t>NULL</w:t>
+      </w:r>
+      <w:r>
+        <w:rPr>
+          <w:rFonts w:ascii="Consolas" w:eastAsia="Times New Roman" w:hAnsi="Consolas" w:cs="Calibri"/>
+          <w:color w:val="000000"/>
+          <w:sz w:val="20"/>
+          <w:szCs w:val="20"/>
+          <w:lang w:eastAsia="hu-HU"/>
+        </w:rPr>
+        <w:t xml:space="preserve"> </w:t>
+      </w:r>
+      <w:r>
+        <w:rPr>
+          <w:rFonts w:ascii="Consolas" w:eastAsia="Times New Roman" w:hAnsi="Consolas" w:cs="Calibri"/>
+          <w:b/>
+          <w:bCs/>
+          <w:color w:val="800000"/>
+          <w:sz w:val="20"/>
+          <w:szCs w:val="20"/>
+          <w:lang w:eastAsia="hu-HU"/>
+        </w:rPr>
+        <w:t>PRIMARY</w:t>
+      </w:r>
+      <w:r>
+        <w:rPr>
+          <w:rFonts w:ascii="Consolas" w:eastAsia="Times New Roman" w:hAnsi="Consolas" w:cs="Calibri"/>
+          <w:color w:val="000000"/>
+          <w:sz w:val="20"/>
+          <w:szCs w:val="20"/>
+          <w:lang w:eastAsia="hu-HU"/>
+        </w:rPr>
+        <w:t xml:space="preserve"> </w:t>
+      </w:r>
+      <w:r>
+        <w:rPr>
+          <w:rFonts w:ascii="Consolas" w:eastAsia="Times New Roman" w:hAnsi="Consolas" w:cs="Calibri"/>
+          <w:b/>
+          <w:bCs/>
+          <w:color w:val="800000"/>
+          <w:sz w:val="20"/>
+          <w:szCs w:val="20"/>
+          <w:lang w:eastAsia="hu-HU"/>
+        </w:rPr>
+        <w:t>KEY</w:t>
+      </w:r>
+      <w:r>
+        <w:rPr>
+          <w:rFonts w:ascii="Consolas" w:eastAsia="Times New Roman" w:hAnsi="Consolas" w:cs="Calibri"/>
+          <w:color w:val="000000"/>
+          <w:sz w:val="20"/>
+          <w:szCs w:val="20"/>
+          <w:lang w:eastAsia="hu-HU"/>
+        </w:rPr>
+        <w:t xml:space="preserve"> </w:t>
+      </w:r>
+      <w:r>
+        <w:rPr>
+          <w:rFonts w:ascii="Consolas" w:eastAsia="Times New Roman" w:hAnsi="Consolas" w:cs="Calibri"/>
+          <w:b/>
+          <w:bCs/>
+          <w:color w:val="800000"/>
+          <w:sz w:val="20"/>
+          <w:szCs w:val="20"/>
+          <w:lang w:eastAsia="hu-HU"/>
+        </w:rPr>
+        <w:t>AUTOINCREMENT</w:t>
+      </w:r>
+      <w:r>
+        <w:rPr>
+          <w:rFonts w:ascii="Consolas" w:eastAsia="Times New Roman" w:hAnsi="Consolas" w:cs="Calibri"/>
+          <w:color w:val="000000"/>
+          <w:sz w:val="20"/>
+          <w:szCs w:val="20"/>
+          <w:lang w:eastAsia="hu-HU"/>
+        </w:rPr>
+        <w:t xml:space="preserve">, </w:t>
+      </w:r>
+      <w:r>
+        <w:rPr>
+          <w:rFonts w:ascii="Consolas" w:eastAsia="Times New Roman" w:hAnsi="Consolas" w:cs="Calibri"/>
+          <w:color w:val="000000"/>
+          <w:sz w:val="20"/>
+          <w:szCs w:val="20"/>
+          <w:lang w:eastAsia="hu-HU"/>
+        </w:rPr>
+        <w:br/>
+      </w:r>
+      <w:r>
+        <w:rPr>
+          <w:rFonts w:ascii="Consolas" w:eastAsia="Times New Roman" w:hAnsi="Consolas" w:cs="Calibri"/>
+          <w:color w:val="006464"/>
+          <w:sz w:val="20"/>
+          <w:szCs w:val="20"/>
+          <w:lang w:eastAsia="hu-HU"/>
+        </w:rPr>
+        <w:t>"</w:t>
+      </w:r>
+      <w:proofErr w:type="spellStart"/>
+      <w:r>
+        <w:rPr>
+          <w:rFonts w:ascii="Consolas" w:eastAsia="Times New Roman" w:hAnsi="Consolas" w:cs="Calibri"/>
+          <w:color w:val="006464"/>
+          <w:sz w:val="20"/>
+          <w:szCs w:val="20"/>
+          <w:lang w:eastAsia="hu-HU"/>
+        </w:rPr>
+        <w:t>customerName</w:t>
+      </w:r>
+      <w:proofErr w:type="spellEnd"/>
+      <w:r>
+        <w:rPr>
+          <w:rFonts w:ascii="Consolas" w:eastAsia="Times New Roman" w:hAnsi="Consolas" w:cs="Calibri"/>
+          <w:color w:val="006464"/>
+          <w:sz w:val="20"/>
+          <w:szCs w:val="20"/>
+          <w:lang w:eastAsia="hu-HU"/>
+        </w:rPr>
+        <w:t>"</w:t>
+      </w:r>
+      <w:r>
+        <w:rPr>
+          <w:rFonts w:ascii="Consolas" w:eastAsia="Times New Roman" w:hAnsi="Consolas" w:cs="Calibri"/>
+          <w:color w:val="000000"/>
+          <w:sz w:val="20"/>
+          <w:szCs w:val="20"/>
+          <w:lang w:eastAsia="hu-HU"/>
+        </w:rPr>
+        <w:t xml:space="preserve"> </w:t>
+      </w:r>
+      <w:proofErr w:type="spellStart"/>
+      <w:proofErr w:type="gramStart"/>
+      <w:r>
+        <w:rPr>
+          <w:rFonts w:ascii="Consolas" w:eastAsia="Times New Roman" w:hAnsi="Consolas" w:cs="Calibri"/>
+          <w:b/>
+          <w:bCs/>
+          <w:color w:val="800000"/>
+          <w:sz w:val="20"/>
+          <w:szCs w:val="20"/>
+          <w:lang w:eastAsia="hu-HU"/>
+        </w:rPr>
+        <w:t>varchar</w:t>
+      </w:r>
+      <w:proofErr w:type="spellEnd"/>
+      <w:r>
+        <w:rPr>
+          <w:rFonts w:ascii="Consolas" w:eastAsia="Times New Roman" w:hAnsi="Consolas" w:cs="Calibri"/>
+          <w:color w:val="000000"/>
+          <w:sz w:val="20"/>
+          <w:szCs w:val="20"/>
+          <w:lang w:eastAsia="hu-HU"/>
+        </w:rPr>
+        <w:t>(</w:t>
+      </w:r>
+      <w:proofErr w:type="gramEnd"/>
+      <w:r>
+        <w:rPr>
+          <w:rFonts w:ascii="Consolas" w:eastAsia="Times New Roman" w:hAnsi="Consolas" w:cs="Calibri"/>
+          <w:color w:val="0000FF"/>
+          <w:sz w:val="20"/>
+          <w:szCs w:val="20"/>
+          <w:lang w:eastAsia="hu-HU"/>
+        </w:rPr>
+        <w:t>150</w:t>
+      </w:r>
+      <w:r>
+        <w:rPr>
+          <w:rFonts w:ascii="Consolas" w:eastAsia="Times New Roman" w:hAnsi="Consolas" w:cs="Calibri"/>
+          <w:color w:val="000000"/>
+          <w:sz w:val="20"/>
+          <w:szCs w:val="20"/>
+          <w:lang w:eastAsia="hu-HU"/>
+        </w:rPr>
+        <w:t xml:space="preserve">) </w:t>
+      </w:r>
+      <w:r>
+        <w:rPr>
+          <w:rFonts w:ascii="Consolas" w:eastAsia="Times New Roman" w:hAnsi="Consolas" w:cs="Calibri"/>
+          <w:b/>
+          <w:bCs/>
+          <w:color w:val="800000"/>
+          <w:sz w:val="20"/>
+          <w:szCs w:val="20"/>
+          <w:lang w:eastAsia="hu-HU"/>
+        </w:rPr>
+        <w:t>NOT</w:t>
+      </w:r>
+      <w:r>
+        <w:rPr>
+          <w:rFonts w:ascii="Consolas" w:eastAsia="Times New Roman" w:hAnsi="Consolas" w:cs="Calibri"/>
+          <w:color w:val="000000"/>
+          <w:sz w:val="20"/>
+          <w:szCs w:val="20"/>
+          <w:lang w:eastAsia="hu-HU"/>
+        </w:rPr>
+        <w:t xml:space="preserve"> </w:t>
+      </w:r>
+      <w:r>
+        <w:rPr>
+          <w:rFonts w:ascii="Consolas" w:eastAsia="Times New Roman" w:hAnsi="Consolas" w:cs="Calibri"/>
+          <w:b/>
+          <w:bCs/>
+          <w:color w:val="800000"/>
+          <w:sz w:val="20"/>
+          <w:szCs w:val="20"/>
+          <w:lang w:eastAsia="hu-HU"/>
+        </w:rPr>
+        <w:t>NULL</w:t>
+      </w:r>
+      <w:r>
+        <w:rPr>
+          <w:rFonts w:ascii="Consolas" w:eastAsia="Times New Roman" w:hAnsi="Consolas" w:cs="Calibri"/>
+          <w:color w:val="000000"/>
+          <w:sz w:val="20"/>
+          <w:szCs w:val="20"/>
+          <w:lang w:eastAsia="hu-HU"/>
+        </w:rPr>
+        <w:t xml:space="preserve">, </w:t>
+      </w:r>
+      <w:r>
+        <w:rPr>
+          <w:rFonts w:ascii="Consolas" w:eastAsia="Times New Roman" w:hAnsi="Consolas" w:cs="Calibri"/>
+          <w:color w:val="000000"/>
+          <w:sz w:val="20"/>
+          <w:szCs w:val="20"/>
+          <w:lang w:eastAsia="hu-HU"/>
+        </w:rPr>
+        <w:br/>
+      </w:r>
+      <w:r>
+        <w:rPr>
+          <w:rFonts w:ascii="Consolas" w:eastAsia="Times New Roman" w:hAnsi="Consolas" w:cs="Calibri"/>
+          <w:color w:val="006464"/>
+          <w:sz w:val="20"/>
+          <w:szCs w:val="20"/>
+          <w:lang w:eastAsia="hu-HU"/>
+        </w:rPr>
+        <w:t>"</w:t>
+      </w:r>
+      <w:proofErr w:type="spellStart"/>
+      <w:r>
+        <w:rPr>
+          <w:rFonts w:ascii="Consolas" w:eastAsia="Times New Roman" w:hAnsi="Consolas" w:cs="Calibri"/>
+          <w:color w:val="006464"/>
+          <w:sz w:val="20"/>
+          <w:szCs w:val="20"/>
+          <w:lang w:eastAsia="hu-HU"/>
+        </w:rPr>
+        <w:t>customerCity</w:t>
+      </w:r>
+      <w:proofErr w:type="spellEnd"/>
+      <w:r>
+        <w:rPr>
+          <w:rFonts w:ascii="Consolas" w:eastAsia="Times New Roman" w:hAnsi="Consolas" w:cs="Calibri"/>
+          <w:color w:val="006464"/>
+          <w:sz w:val="20"/>
+          <w:szCs w:val="20"/>
+          <w:lang w:eastAsia="hu-HU"/>
+        </w:rPr>
+        <w:t>"</w:t>
+      </w:r>
+      <w:r>
+        <w:rPr>
+          <w:rFonts w:ascii="Consolas" w:eastAsia="Times New Roman" w:hAnsi="Consolas" w:cs="Calibri"/>
+          <w:color w:val="000000"/>
+          <w:sz w:val="20"/>
+          <w:szCs w:val="20"/>
+          <w:lang w:eastAsia="hu-HU"/>
+        </w:rPr>
+        <w:t xml:space="preserve"> </w:t>
+      </w:r>
+      <w:proofErr w:type="spellStart"/>
+      <w:proofErr w:type="gramStart"/>
+      <w:r>
+        <w:rPr>
+          <w:rFonts w:ascii="Consolas" w:eastAsia="Times New Roman" w:hAnsi="Consolas" w:cs="Calibri"/>
+          <w:b/>
+          <w:bCs/>
+          <w:color w:val="800000"/>
+          <w:sz w:val="20"/>
+          <w:szCs w:val="20"/>
+          <w:lang w:eastAsia="hu-HU"/>
+        </w:rPr>
+        <w:t>varchar</w:t>
+      </w:r>
+      <w:proofErr w:type="spellEnd"/>
+      <w:r>
+        <w:rPr>
+          <w:rFonts w:ascii="Consolas" w:eastAsia="Times New Roman" w:hAnsi="Consolas" w:cs="Calibri"/>
+          <w:color w:val="000000"/>
+          <w:sz w:val="20"/>
+          <w:szCs w:val="20"/>
+          <w:lang w:eastAsia="hu-HU"/>
+        </w:rPr>
+        <w:t>(</w:t>
+      </w:r>
+      <w:proofErr w:type="gramEnd"/>
+      <w:r>
+        <w:rPr>
+          <w:rFonts w:ascii="Consolas" w:eastAsia="Times New Roman" w:hAnsi="Consolas" w:cs="Calibri"/>
+          <w:color w:val="0000FF"/>
+          <w:sz w:val="20"/>
+          <w:szCs w:val="20"/>
+          <w:lang w:eastAsia="hu-HU"/>
+        </w:rPr>
+        <w:t>100</w:t>
+      </w:r>
+      <w:r>
+        <w:rPr>
+          <w:rFonts w:ascii="Consolas" w:eastAsia="Times New Roman" w:hAnsi="Consolas" w:cs="Calibri"/>
+          <w:color w:val="000000"/>
+          <w:sz w:val="20"/>
+          <w:szCs w:val="20"/>
+          <w:lang w:eastAsia="hu-HU"/>
+        </w:rPr>
+        <w:t xml:space="preserve">) </w:t>
+      </w:r>
+      <w:r>
+        <w:rPr>
+          <w:rFonts w:ascii="Consolas" w:eastAsia="Times New Roman" w:hAnsi="Consolas" w:cs="Calibri"/>
+          <w:b/>
+          <w:bCs/>
+          <w:color w:val="800000"/>
+          <w:sz w:val="20"/>
+          <w:szCs w:val="20"/>
+          <w:lang w:eastAsia="hu-HU"/>
+        </w:rPr>
+        <w:t>NOT</w:t>
+      </w:r>
+      <w:r>
+        <w:rPr>
+          <w:rFonts w:ascii="Consolas" w:eastAsia="Times New Roman" w:hAnsi="Consolas" w:cs="Calibri"/>
+          <w:color w:val="000000"/>
+          <w:sz w:val="20"/>
+          <w:szCs w:val="20"/>
+          <w:lang w:eastAsia="hu-HU"/>
+        </w:rPr>
+        <w:t xml:space="preserve"> </w:t>
+      </w:r>
+      <w:r>
+        <w:rPr>
+          <w:rFonts w:ascii="Consolas" w:eastAsia="Times New Roman" w:hAnsi="Consolas" w:cs="Calibri"/>
+          <w:b/>
+          <w:bCs/>
+          <w:color w:val="800000"/>
+          <w:sz w:val="20"/>
+          <w:szCs w:val="20"/>
+          <w:lang w:eastAsia="hu-HU"/>
+        </w:rPr>
+        <w:t>NULL</w:t>
+      </w:r>
+      <w:r>
+        <w:rPr>
+          <w:rFonts w:ascii="Consolas" w:eastAsia="Times New Roman" w:hAnsi="Consolas" w:cs="Calibri"/>
+          <w:color w:val="000000"/>
+          <w:sz w:val="20"/>
+          <w:szCs w:val="20"/>
+          <w:lang w:eastAsia="hu-HU"/>
+        </w:rPr>
+        <w:t>,</w:t>
+      </w:r>
+      <w:r>
+        <w:rPr>
+          <w:rFonts w:ascii="Consolas" w:eastAsia="Times New Roman" w:hAnsi="Consolas" w:cs="Calibri"/>
+          <w:color w:val="000000"/>
+          <w:sz w:val="20"/>
+          <w:szCs w:val="20"/>
+          <w:lang w:eastAsia="hu-HU"/>
+        </w:rPr>
+        <w:br/>
+      </w:r>
+      <w:r>
+        <w:rPr>
+          <w:rFonts w:ascii="Consolas" w:eastAsia="Times New Roman" w:hAnsi="Consolas" w:cs="Calibri"/>
+          <w:color w:val="006464"/>
+          <w:sz w:val="20"/>
+          <w:szCs w:val="20"/>
+          <w:lang w:eastAsia="hu-HU"/>
+        </w:rPr>
+        <w:t>"</w:t>
+      </w:r>
+      <w:proofErr w:type="spellStart"/>
+      <w:r>
+        <w:rPr>
+          <w:rFonts w:ascii="Consolas" w:eastAsia="Times New Roman" w:hAnsi="Consolas" w:cs="Calibri"/>
+          <w:color w:val="006464"/>
+          <w:sz w:val="20"/>
+          <w:szCs w:val="20"/>
+          <w:lang w:eastAsia="hu-HU"/>
+        </w:rPr>
+        <w:t>customerAddress</w:t>
+      </w:r>
+      <w:proofErr w:type="spellEnd"/>
+      <w:r>
+        <w:rPr>
+          <w:rFonts w:ascii="Consolas" w:eastAsia="Times New Roman" w:hAnsi="Consolas" w:cs="Calibri"/>
+          <w:color w:val="006464"/>
+          <w:sz w:val="20"/>
+          <w:szCs w:val="20"/>
+          <w:lang w:eastAsia="hu-HU"/>
+        </w:rPr>
+        <w:t>"</w:t>
+      </w:r>
+      <w:r>
+        <w:rPr>
+          <w:rFonts w:ascii="Consolas" w:eastAsia="Times New Roman" w:hAnsi="Consolas" w:cs="Calibri"/>
+          <w:color w:val="000000"/>
+          <w:sz w:val="20"/>
+          <w:szCs w:val="20"/>
+          <w:lang w:eastAsia="hu-HU"/>
+        </w:rPr>
+        <w:t xml:space="preserve"> </w:t>
+      </w:r>
+      <w:proofErr w:type="spellStart"/>
+      <w:proofErr w:type="gramStart"/>
+      <w:r>
+        <w:rPr>
+          <w:rFonts w:ascii="Consolas" w:eastAsia="Times New Roman" w:hAnsi="Consolas" w:cs="Calibri"/>
+          <w:b/>
+          <w:bCs/>
+          <w:color w:val="800000"/>
+          <w:sz w:val="20"/>
+          <w:szCs w:val="20"/>
+          <w:lang w:eastAsia="hu-HU"/>
+        </w:rPr>
+        <w:t>varchar</w:t>
+      </w:r>
+      <w:proofErr w:type="spellEnd"/>
+      <w:r>
+        <w:rPr>
+          <w:rFonts w:ascii="Consolas" w:eastAsia="Times New Roman" w:hAnsi="Consolas" w:cs="Calibri"/>
+          <w:color w:val="000000"/>
+          <w:sz w:val="20"/>
+          <w:szCs w:val="20"/>
+          <w:lang w:eastAsia="hu-HU"/>
+        </w:rPr>
+        <w:t>(</w:t>
+      </w:r>
+      <w:proofErr w:type="gramEnd"/>
+      <w:r>
+        <w:rPr>
+          <w:rFonts w:ascii="Consolas" w:eastAsia="Times New Roman" w:hAnsi="Consolas" w:cs="Calibri"/>
+          <w:color w:val="0000FF"/>
+          <w:sz w:val="20"/>
+          <w:szCs w:val="20"/>
+          <w:lang w:eastAsia="hu-HU"/>
+        </w:rPr>
+        <w:t>100</w:t>
+      </w:r>
+      <w:r>
+        <w:rPr>
+          <w:rFonts w:ascii="Consolas" w:eastAsia="Times New Roman" w:hAnsi="Consolas" w:cs="Calibri"/>
+          <w:color w:val="000000"/>
+          <w:sz w:val="20"/>
+          <w:szCs w:val="20"/>
+          <w:lang w:eastAsia="hu-HU"/>
+        </w:rPr>
+        <w:t xml:space="preserve">) </w:t>
+      </w:r>
+      <w:r>
+        <w:rPr>
+          <w:rFonts w:ascii="Consolas" w:eastAsia="Times New Roman" w:hAnsi="Consolas" w:cs="Calibri"/>
+          <w:b/>
+          <w:bCs/>
+          <w:color w:val="800000"/>
+          <w:sz w:val="20"/>
+          <w:szCs w:val="20"/>
+          <w:lang w:eastAsia="hu-HU"/>
+        </w:rPr>
+        <w:t>NOT</w:t>
+      </w:r>
+      <w:r>
+        <w:rPr>
+          <w:rFonts w:ascii="Consolas" w:eastAsia="Times New Roman" w:hAnsi="Consolas" w:cs="Calibri"/>
+          <w:color w:val="000000"/>
+          <w:sz w:val="20"/>
+          <w:szCs w:val="20"/>
+          <w:lang w:eastAsia="hu-HU"/>
+        </w:rPr>
+        <w:t xml:space="preserve"> </w:t>
+      </w:r>
+      <w:r>
+        <w:rPr>
+          <w:rFonts w:ascii="Consolas" w:eastAsia="Times New Roman" w:hAnsi="Consolas" w:cs="Calibri"/>
+          <w:b/>
+          <w:bCs/>
+          <w:color w:val="800000"/>
+          <w:sz w:val="20"/>
+          <w:szCs w:val="20"/>
+          <w:lang w:eastAsia="hu-HU"/>
+        </w:rPr>
+        <w:t>NULL</w:t>
+      </w:r>
+      <w:r>
+        <w:rPr>
+          <w:rFonts w:ascii="Consolas" w:eastAsia="Times New Roman" w:hAnsi="Consolas" w:cs="Calibri"/>
+          <w:color w:val="000000"/>
+          <w:sz w:val="20"/>
+          <w:szCs w:val="20"/>
+          <w:lang w:eastAsia="hu-HU"/>
+        </w:rPr>
+        <w:t>,</w:t>
+      </w:r>
+      <w:r>
+        <w:rPr>
+          <w:rFonts w:ascii="Consolas" w:eastAsia="Times New Roman" w:hAnsi="Consolas" w:cs="Calibri"/>
+          <w:color w:val="000000"/>
+          <w:sz w:val="20"/>
+          <w:szCs w:val="20"/>
+          <w:lang w:eastAsia="hu-HU"/>
+        </w:rPr>
+        <w:br/>
+      </w:r>
+      <w:r>
+        <w:rPr>
+          <w:rFonts w:ascii="Consolas" w:eastAsia="Times New Roman" w:hAnsi="Consolas" w:cs="Calibri"/>
+          <w:color w:val="006464"/>
+          <w:sz w:val="20"/>
+          <w:szCs w:val="20"/>
+          <w:lang w:eastAsia="hu-HU"/>
+        </w:rPr>
+        <w:t>"</w:t>
+      </w:r>
+      <w:proofErr w:type="spellStart"/>
+      <w:r>
+        <w:rPr>
+          <w:rFonts w:ascii="Consolas" w:eastAsia="Times New Roman" w:hAnsi="Consolas" w:cs="Calibri"/>
+          <w:color w:val="006464"/>
+          <w:sz w:val="20"/>
+          <w:szCs w:val="20"/>
+          <w:lang w:eastAsia="hu-HU"/>
+        </w:rPr>
+        <w:t>customerMail</w:t>
+      </w:r>
+      <w:proofErr w:type="spellEnd"/>
+      <w:r>
+        <w:rPr>
+          <w:rFonts w:ascii="Consolas" w:eastAsia="Times New Roman" w:hAnsi="Consolas" w:cs="Calibri"/>
+          <w:color w:val="006464"/>
+          <w:sz w:val="20"/>
+          <w:szCs w:val="20"/>
+          <w:lang w:eastAsia="hu-HU"/>
+        </w:rPr>
+        <w:t>"</w:t>
+      </w:r>
+      <w:r>
+        <w:rPr>
+          <w:rFonts w:ascii="Consolas" w:eastAsia="Times New Roman" w:hAnsi="Consolas" w:cs="Calibri"/>
+          <w:color w:val="000000"/>
+          <w:sz w:val="20"/>
+          <w:szCs w:val="20"/>
+          <w:lang w:eastAsia="hu-HU"/>
+        </w:rPr>
+        <w:t xml:space="preserve"> </w:t>
+      </w:r>
+      <w:proofErr w:type="spellStart"/>
+      <w:proofErr w:type="gramStart"/>
+      <w:r>
+        <w:rPr>
+          <w:rFonts w:ascii="Consolas" w:eastAsia="Times New Roman" w:hAnsi="Consolas" w:cs="Calibri"/>
+          <w:b/>
+          <w:bCs/>
+          <w:color w:val="800000"/>
+          <w:sz w:val="20"/>
+          <w:szCs w:val="20"/>
+          <w:lang w:eastAsia="hu-HU"/>
+        </w:rPr>
+        <w:t>varchar</w:t>
+      </w:r>
+      <w:proofErr w:type="spellEnd"/>
+      <w:r>
+        <w:rPr>
+          <w:rFonts w:ascii="Consolas" w:eastAsia="Times New Roman" w:hAnsi="Consolas" w:cs="Calibri"/>
+          <w:color w:val="000000"/>
+          <w:sz w:val="20"/>
+          <w:szCs w:val="20"/>
+          <w:lang w:eastAsia="hu-HU"/>
+        </w:rPr>
+        <w:t>(</w:t>
+      </w:r>
+      <w:proofErr w:type="gramEnd"/>
+      <w:r>
+        <w:rPr>
+          <w:rFonts w:ascii="Consolas" w:eastAsia="Times New Roman" w:hAnsi="Consolas" w:cs="Calibri"/>
+          <w:color w:val="0000FF"/>
+          <w:sz w:val="20"/>
+          <w:szCs w:val="20"/>
+          <w:lang w:eastAsia="hu-HU"/>
+        </w:rPr>
+        <w:t>50</w:t>
+      </w:r>
+      <w:r>
+        <w:rPr>
+          <w:rFonts w:ascii="Consolas" w:eastAsia="Times New Roman" w:hAnsi="Consolas" w:cs="Calibri"/>
+          <w:color w:val="000000"/>
+          <w:sz w:val="20"/>
+          <w:szCs w:val="20"/>
+          <w:lang w:eastAsia="hu-HU"/>
+        </w:rPr>
+        <w:t xml:space="preserve">) </w:t>
+      </w:r>
+      <w:r>
+        <w:rPr>
+          <w:rFonts w:ascii="Consolas" w:eastAsia="Times New Roman" w:hAnsi="Consolas" w:cs="Calibri"/>
+          <w:b/>
+          <w:bCs/>
+          <w:color w:val="800000"/>
+          <w:sz w:val="20"/>
+          <w:szCs w:val="20"/>
+          <w:lang w:eastAsia="hu-HU"/>
+        </w:rPr>
+        <w:t>NOT</w:t>
+      </w:r>
+      <w:r>
+        <w:rPr>
+          <w:rFonts w:ascii="Consolas" w:eastAsia="Times New Roman" w:hAnsi="Consolas" w:cs="Calibri"/>
+          <w:color w:val="000000"/>
+          <w:sz w:val="20"/>
+          <w:szCs w:val="20"/>
+          <w:lang w:eastAsia="hu-HU"/>
+        </w:rPr>
+        <w:t xml:space="preserve"> </w:t>
+      </w:r>
+      <w:r>
+        <w:rPr>
+          <w:rFonts w:ascii="Consolas" w:eastAsia="Times New Roman" w:hAnsi="Consolas" w:cs="Calibri"/>
+          <w:b/>
+          <w:bCs/>
+          <w:color w:val="800000"/>
+          <w:sz w:val="20"/>
+          <w:szCs w:val="20"/>
+          <w:lang w:eastAsia="hu-HU"/>
+        </w:rPr>
+        <w:t>NULL</w:t>
+      </w:r>
+      <w:r>
+        <w:rPr>
+          <w:rFonts w:ascii="Consolas" w:eastAsia="Times New Roman" w:hAnsi="Consolas" w:cs="Calibri"/>
+          <w:color w:val="000000"/>
+          <w:sz w:val="20"/>
+          <w:szCs w:val="20"/>
+          <w:lang w:eastAsia="hu-HU"/>
+        </w:rPr>
+        <w:t>,</w:t>
+      </w:r>
+      <w:r>
+        <w:rPr>
+          <w:rFonts w:ascii="Consolas" w:eastAsia="Times New Roman" w:hAnsi="Consolas" w:cs="Calibri"/>
+          <w:color w:val="000000"/>
+          <w:sz w:val="20"/>
+          <w:szCs w:val="20"/>
+          <w:lang w:eastAsia="hu-HU"/>
+        </w:rPr>
+        <w:br/>
+      </w:r>
+      <w:r>
+        <w:rPr>
+          <w:rFonts w:ascii="Consolas" w:eastAsia="Times New Roman" w:hAnsi="Consolas" w:cs="Calibri"/>
+          <w:color w:val="006464"/>
+          <w:sz w:val="20"/>
+          <w:szCs w:val="20"/>
+          <w:lang w:eastAsia="hu-HU"/>
+        </w:rPr>
+        <w:t>"</w:t>
+      </w:r>
+      <w:proofErr w:type="spellStart"/>
+      <w:r>
+        <w:rPr>
+          <w:rFonts w:ascii="Consolas" w:eastAsia="Times New Roman" w:hAnsi="Consolas" w:cs="Calibri"/>
+          <w:color w:val="006464"/>
+          <w:sz w:val="20"/>
+          <w:szCs w:val="20"/>
+          <w:lang w:eastAsia="hu-HU"/>
+        </w:rPr>
+        <w:t>customerPostCode</w:t>
+      </w:r>
+      <w:proofErr w:type="spellEnd"/>
+      <w:r>
+        <w:rPr>
+          <w:rFonts w:ascii="Consolas" w:eastAsia="Times New Roman" w:hAnsi="Consolas" w:cs="Calibri"/>
+          <w:color w:val="006464"/>
+          <w:sz w:val="20"/>
+          <w:szCs w:val="20"/>
+          <w:lang w:eastAsia="hu-HU"/>
+        </w:rPr>
+        <w:t>"</w:t>
+      </w:r>
+      <w:r>
+        <w:rPr>
+          <w:rFonts w:ascii="Consolas" w:eastAsia="Times New Roman" w:hAnsi="Consolas" w:cs="Calibri"/>
+          <w:color w:val="000000"/>
+          <w:sz w:val="20"/>
+          <w:szCs w:val="20"/>
+          <w:lang w:eastAsia="hu-HU"/>
+        </w:rPr>
+        <w:t xml:space="preserve"> </w:t>
+      </w:r>
+      <w:proofErr w:type="spellStart"/>
+      <w:r>
+        <w:rPr>
+          <w:rFonts w:ascii="Consolas" w:eastAsia="Times New Roman" w:hAnsi="Consolas" w:cs="Calibri"/>
+          <w:b/>
+          <w:bCs/>
+          <w:color w:val="800000"/>
+          <w:sz w:val="20"/>
+          <w:szCs w:val="20"/>
+          <w:lang w:eastAsia="hu-HU"/>
+        </w:rPr>
+        <w:t>smallint</w:t>
+      </w:r>
+      <w:proofErr w:type="spellEnd"/>
+      <w:r>
+        <w:rPr>
+          <w:rFonts w:ascii="Consolas" w:eastAsia="Times New Roman" w:hAnsi="Consolas" w:cs="Calibri"/>
+          <w:color w:val="000000"/>
+          <w:sz w:val="20"/>
+          <w:szCs w:val="20"/>
+          <w:lang w:eastAsia="hu-HU"/>
+        </w:rPr>
+        <w:t xml:space="preserve"> </w:t>
+      </w:r>
+      <w:r>
+        <w:rPr>
+          <w:rFonts w:ascii="Consolas" w:eastAsia="Times New Roman" w:hAnsi="Consolas" w:cs="Calibri"/>
+          <w:b/>
+          <w:bCs/>
+          <w:color w:val="800000"/>
+          <w:sz w:val="20"/>
+          <w:szCs w:val="20"/>
+          <w:lang w:eastAsia="hu-HU"/>
+        </w:rPr>
+        <w:t>NOT</w:t>
+      </w:r>
+      <w:r>
+        <w:rPr>
+          <w:rFonts w:ascii="Consolas" w:eastAsia="Times New Roman" w:hAnsi="Consolas" w:cs="Calibri"/>
+          <w:color w:val="000000"/>
+          <w:sz w:val="20"/>
+          <w:szCs w:val="20"/>
+          <w:lang w:eastAsia="hu-HU"/>
+        </w:rPr>
+        <w:t xml:space="preserve"> </w:t>
+      </w:r>
+      <w:r>
+        <w:rPr>
+          <w:rFonts w:ascii="Consolas" w:eastAsia="Times New Roman" w:hAnsi="Consolas" w:cs="Calibri"/>
+          <w:b/>
+          <w:bCs/>
+          <w:color w:val="800000"/>
+          <w:sz w:val="20"/>
+          <w:szCs w:val="20"/>
+          <w:lang w:eastAsia="hu-HU"/>
+        </w:rPr>
+        <w:t>NULL</w:t>
+      </w:r>
+      <w:r>
+        <w:rPr>
+          <w:rFonts w:ascii="Consolas" w:eastAsia="Times New Roman" w:hAnsi="Consolas" w:cs="Calibri"/>
+          <w:color w:val="000000"/>
+          <w:sz w:val="20"/>
+          <w:szCs w:val="20"/>
+          <w:lang w:eastAsia="hu-HU"/>
+        </w:rPr>
+        <w:t>,</w:t>
+      </w:r>
+      <w:r>
+        <w:rPr>
+          <w:rFonts w:ascii="Consolas" w:eastAsia="Times New Roman" w:hAnsi="Consolas" w:cs="Calibri"/>
+          <w:color w:val="000000"/>
+          <w:sz w:val="20"/>
+          <w:szCs w:val="20"/>
+          <w:lang w:eastAsia="hu-HU"/>
+        </w:rPr>
+        <w:br/>
+      </w:r>
+      <w:r>
+        <w:rPr>
+          <w:rFonts w:ascii="Consolas" w:eastAsia="Times New Roman" w:hAnsi="Consolas" w:cs="Calibri"/>
+          <w:color w:val="006464"/>
+          <w:sz w:val="20"/>
+          <w:szCs w:val="20"/>
+          <w:lang w:eastAsia="hu-HU"/>
+        </w:rPr>
+        <w:t>"</w:t>
+      </w:r>
+      <w:proofErr w:type="spellStart"/>
+      <w:r>
+        <w:rPr>
+          <w:rFonts w:ascii="Consolas" w:eastAsia="Times New Roman" w:hAnsi="Consolas" w:cs="Calibri"/>
+          <w:color w:val="006464"/>
+          <w:sz w:val="20"/>
+          <w:szCs w:val="20"/>
+          <w:lang w:eastAsia="hu-HU"/>
+        </w:rPr>
+        <w:t>customerVat</w:t>
+      </w:r>
+      <w:proofErr w:type="spellEnd"/>
+      <w:r>
+        <w:rPr>
+          <w:rFonts w:ascii="Consolas" w:eastAsia="Times New Roman" w:hAnsi="Consolas" w:cs="Calibri"/>
+          <w:color w:val="006464"/>
+          <w:sz w:val="20"/>
+          <w:szCs w:val="20"/>
+          <w:lang w:eastAsia="hu-HU"/>
+        </w:rPr>
+        <w:t>"</w:t>
+      </w:r>
+      <w:r>
+        <w:rPr>
+          <w:rFonts w:ascii="Consolas" w:eastAsia="Times New Roman" w:hAnsi="Consolas" w:cs="Calibri"/>
+          <w:color w:val="000000"/>
+          <w:sz w:val="20"/>
+          <w:szCs w:val="20"/>
+          <w:lang w:eastAsia="hu-HU"/>
+        </w:rPr>
+        <w:t xml:space="preserve"> </w:t>
+      </w:r>
+      <w:proofErr w:type="spellStart"/>
+      <w:proofErr w:type="gramStart"/>
+      <w:r>
+        <w:rPr>
+          <w:rFonts w:ascii="Consolas" w:eastAsia="Times New Roman" w:hAnsi="Consolas" w:cs="Calibri"/>
+          <w:b/>
+          <w:bCs/>
+          <w:color w:val="800000"/>
+          <w:sz w:val="20"/>
+          <w:szCs w:val="20"/>
+          <w:lang w:eastAsia="hu-HU"/>
+        </w:rPr>
+        <w:t>varchar</w:t>
+      </w:r>
+      <w:proofErr w:type="spellEnd"/>
+      <w:r>
+        <w:rPr>
+          <w:rFonts w:ascii="Consolas" w:eastAsia="Times New Roman" w:hAnsi="Consolas" w:cs="Calibri"/>
+          <w:color w:val="000000"/>
+          <w:sz w:val="20"/>
+          <w:szCs w:val="20"/>
+          <w:lang w:eastAsia="hu-HU"/>
+        </w:rPr>
+        <w:t>(</w:t>
+      </w:r>
+      <w:proofErr w:type="gramEnd"/>
+      <w:r>
+        <w:rPr>
+          <w:rFonts w:ascii="Consolas" w:eastAsia="Times New Roman" w:hAnsi="Consolas" w:cs="Calibri"/>
+          <w:color w:val="0000FF"/>
+          <w:sz w:val="20"/>
+          <w:szCs w:val="20"/>
+          <w:lang w:eastAsia="hu-HU"/>
+        </w:rPr>
+        <w:t>13</w:t>
+      </w:r>
+      <w:r>
+        <w:rPr>
+          <w:rFonts w:ascii="Consolas" w:eastAsia="Times New Roman" w:hAnsi="Consolas" w:cs="Calibri"/>
+          <w:color w:val="000000"/>
+          <w:sz w:val="20"/>
+          <w:szCs w:val="20"/>
+          <w:lang w:eastAsia="hu-HU"/>
+        </w:rPr>
+        <w:t xml:space="preserve">) </w:t>
+      </w:r>
+      <w:r>
+        <w:rPr>
+          <w:rFonts w:ascii="Consolas" w:eastAsia="Times New Roman" w:hAnsi="Consolas" w:cs="Calibri"/>
+          <w:b/>
+          <w:bCs/>
+          <w:color w:val="800000"/>
+          <w:sz w:val="20"/>
+          <w:szCs w:val="20"/>
+          <w:lang w:eastAsia="hu-HU"/>
+        </w:rPr>
+        <w:t>NOT</w:t>
+      </w:r>
+      <w:r>
+        <w:rPr>
+          <w:rFonts w:ascii="Consolas" w:eastAsia="Times New Roman" w:hAnsi="Consolas" w:cs="Calibri"/>
+          <w:color w:val="000000"/>
+          <w:sz w:val="20"/>
+          <w:szCs w:val="20"/>
+          <w:lang w:eastAsia="hu-HU"/>
+        </w:rPr>
+        <w:t xml:space="preserve"> </w:t>
+      </w:r>
+      <w:r>
+        <w:rPr>
+          <w:rFonts w:ascii="Consolas" w:eastAsia="Times New Roman" w:hAnsi="Consolas" w:cs="Calibri"/>
+          <w:b/>
+          <w:bCs/>
+          <w:color w:val="800000"/>
+          <w:sz w:val="20"/>
+          <w:szCs w:val="20"/>
+          <w:lang w:eastAsia="hu-HU"/>
+        </w:rPr>
+        <w:t>NULL</w:t>
+      </w:r>
+      <w:r>
+        <w:rPr>
+          <w:rFonts w:ascii="Consolas" w:eastAsia="Times New Roman" w:hAnsi="Consolas" w:cs="Calibri"/>
+          <w:color w:val="000000"/>
+          <w:sz w:val="20"/>
+          <w:szCs w:val="20"/>
+          <w:lang w:eastAsia="hu-HU"/>
+        </w:rPr>
+        <w:t>)</w:t>
+      </w:r>
+      <w:r>
+        <w:rPr>
+          <w:rFonts w:ascii="Consolas" w:eastAsia="Times New Roman" w:hAnsi="Consolas" w:cs="Calibri"/>
+          <w:color w:val="FF0000"/>
+          <w:sz w:val="20"/>
+          <w:szCs w:val="20"/>
+          <w:lang w:eastAsia="hu-HU"/>
+        </w:rPr>
+        <w:t>;</w:t>
+      </w:r>
+    </w:p>
+    <w:p/>
+    <w:p/>
+    <w:p>
+      <w:r>
+        <w:t xml:space="preserve">## </w:t>
+      </w:r>
+      <w:r>
+        <w:rPr>
+          <w:rFonts w:ascii="Segoe UI Emoji" w:hAnsi="Segoe UI Emoji" w:cs="Segoe UI Emoji"/>
+        </w:rPr>
+        <w:t>🧩</w:t>
+      </w:r>
+      <w:r>
+        <w:t xml:space="preserve"> Rendszerarchitektúra – UML</w:t>
+      </w:r>
+      <w:r>
+        <w:rPr>
+          <w:rFonts w:ascii="Cambria Math" w:hAnsi="Cambria Math" w:cs="Cambria Math"/>
+        </w:rPr>
+        <w:t>‑</w:t>
+      </w:r>
+      <w:r>
+        <w:t>szer</w:t>
+      </w:r>
+      <w:r>
+        <w:rPr>
+          <w:rFonts w:ascii="Calibri" w:hAnsi="Calibri" w:cs="Calibri"/>
+        </w:rPr>
+        <w:t>ű</w:t>
+      </w:r>
+      <w:r>
+        <w:t xml:space="preserve"> modell diagram</w:t>
+      </w:r>
+    </w:p>
+    <w:p/>
+    <w:p>
+      <w:r>
+        <w:t>A PRO</w:t>
+      </w:r>
+      <w:r>
+        <w:rPr>
+          <w:rFonts w:ascii="Cambria Math" w:hAnsi="Cambria Math" w:cs="Cambria Math"/>
+        </w:rPr>
+        <w:t>‑</w:t>
+      </w:r>
+      <w:r>
+        <w:t>INSECTA adatmodellje modulokra bontva, kapcsolatokkal:</w:t>
+      </w:r>
+    </w:p>
+    <w:p/>
+    <w:p>
+      <w:r>
+        <w:t>──────────────────────────────────────────────────────────────</w:t>
+      </w:r>
+    </w:p>
+    <w:p/>
+    <w:p>
+      <w:r>
+        <w:t xml:space="preserve">                   ┌──────────────────────────┐</w:t>
+      </w:r>
+    </w:p>
+    <w:p>
+      <w:r>
+        <w:t xml:space="preserve">                   │          </w:t>
+      </w:r>
+      <w:proofErr w:type="spellStart"/>
+      <w:r>
+        <w:t>Owner</w:t>
+      </w:r>
+      <w:proofErr w:type="spellEnd"/>
+      <w:r>
+        <w:t xml:space="preserve">           │</w:t>
+      </w:r>
+    </w:p>
+    <w:p>
+      <w:r>
+        <w:t xml:space="preserve">                   │</w:t>
+      </w:r>
+      <w:proofErr w:type="gramStart"/>
+      <w:r>
+        <w:t xml:space="preserve">   (</w:t>
+      </w:r>
+      <w:proofErr w:type="gramEnd"/>
+      <w:r>
+        <w:t xml:space="preserve">a cég adatai, 1 </w:t>
+      </w:r>
+      <w:proofErr w:type="gramStart"/>
+      <w:r>
+        <w:t xml:space="preserve">db)   </w:t>
+      </w:r>
+      <w:proofErr w:type="gramEnd"/>
+      <w:r>
+        <w:t>│</w:t>
+      </w:r>
+    </w:p>
+    <w:p>
+      <w:r>
+        <w:t xml:space="preserve">                   └──────────────</w:t>
+      </w:r>
+      <w:r>
+        <w:rPr>
+          <w:rFonts w:ascii="MS Gothic" w:eastAsia="MS Gothic" w:hAnsi="MS Gothic" w:cs="MS Gothic" w:hint="eastAsia"/>
+        </w:rPr>
+        <w:t>┬</w:t>
+      </w:r>
+      <w:r>
+        <w:rPr>
+          <w:rFonts w:ascii="Calibri" w:hAnsi="Calibri" w:cs="Calibri"/>
+        </w:rPr>
+        <w:t>───────────┘</w:t>
+      </w:r>
+    </w:p>
+    <w:p>
+      <w:r>
+        <w:t xml:space="preserve">                                  │</w:t>
+      </w:r>
+    </w:p>
+    <w:p>
+      <w:r>
+        <w:t xml:space="preserve">                                  </w:t>
+      </w:r>
+      <w:r>
+        <w:rPr>
+          <w:rFonts w:ascii="Arial" w:hAnsi="Arial" w:cs="Arial"/>
+        </w:rPr>
+        <w:t>▼</w:t>
+      </w:r>
+    </w:p>
+    <w:p/>
+    <w:p>
+      <w:r>
+        <w:t>┌──────────────────────────┐       ┌──────────────────────────┐</w:t>
+      </w:r>
+    </w:p>
+    <w:p>
+      <w:r>
+        <w:t xml:space="preserve">│        </w:t>
+      </w:r>
+      <w:proofErr w:type="spellStart"/>
+      <w:r>
+        <w:t>Customer</w:t>
+      </w:r>
+      <w:proofErr w:type="spellEnd"/>
+      <w:r>
+        <w:t xml:space="preserve">          │ 1 ─</w:t>
+      </w:r>
+      <w:proofErr w:type="gramStart"/>
+      <w:r>
+        <w:t>∞  │</w:t>
+      </w:r>
+      <w:proofErr w:type="gramEnd"/>
+      <w:r>
+        <w:t xml:space="preserve">         </w:t>
+      </w:r>
+      <w:proofErr w:type="spellStart"/>
+      <w:r>
+        <w:t>Location</w:t>
+      </w:r>
+      <w:proofErr w:type="spellEnd"/>
+      <w:r>
+        <w:t xml:space="preserve">         │</w:t>
+      </w:r>
+    </w:p>
+    <w:p>
+      <w:r>
+        <w:t>│ (ügyfél, kapcsolattartó) │       │ (</w:t>
+      </w:r>
+      <w:proofErr w:type="spellStart"/>
+      <w:proofErr w:type="gramStart"/>
+      <w:r>
+        <w:t>helyszín,cím</w:t>
+      </w:r>
+      <w:proofErr w:type="gramEnd"/>
+      <w:r>
+        <w:t>,</w:t>
+      </w:r>
+      <w:proofErr w:type="gramStart"/>
+      <w:r>
+        <w:t>koordináta</w:t>
+      </w:r>
+      <w:proofErr w:type="spellEnd"/>
+      <w:r>
+        <w:t>)│</w:t>
+      </w:r>
+      <w:proofErr w:type="gramEnd"/>
+    </w:p>
+    <w:p>
+      <w:r>
+        <w:t>└──────────────────────────┘       └──────────────</w:t>
+      </w:r>
+      <w:r>
+        <w:rPr>
+          <w:rFonts w:ascii="MS Gothic" w:eastAsia="MS Gothic" w:hAnsi="MS Gothic" w:cs="MS Gothic" w:hint="eastAsia"/>
+        </w:rPr>
+        <w:t>┬</w:t>
+      </w:r>
+      <w:r>
+        <w:rPr>
+          <w:rFonts w:ascii="Calibri" w:hAnsi="Calibri" w:cs="Calibri"/>
+        </w:rPr>
+        <w:t>───────────┘</w:t>
+      </w:r>
+    </w:p>
+    <w:p>
+      <w:r>
+        <w:t xml:space="preserve">                                                  │</w:t>
+      </w:r>
+    </w:p>
+    <w:p>
+      <w:r>
+        <w:t xml:space="preserve">                                                  │ 1 helyszínhez több szerződés</w:t>
+      </w:r>
+    </w:p>
+    <w:p>
+      <w:r>
+        <w:lastRenderedPageBreak/>
+        <w:t xml:space="preserve">                                                  </w:t>
+      </w:r>
+      <w:r>
+        <w:rPr>
+          <w:rFonts w:ascii="Arial" w:hAnsi="Arial" w:cs="Arial"/>
+        </w:rPr>
+        <w:t>▼</w:t>
+      </w:r>
+    </w:p>
+    <w:p/>
+    <w:p>
+      <w:r>
+        <w:t xml:space="preserve">                                         ┌──────────────────────────┐</w:t>
+      </w:r>
+    </w:p>
+    <w:p>
+      <w:r>
+        <w:t xml:space="preserve">                                         │         </w:t>
+      </w:r>
+      <w:proofErr w:type="spellStart"/>
+      <w:r>
+        <w:t>Contract</w:t>
+      </w:r>
+      <w:proofErr w:type="spellEnd"/>
+      <w:r>
+        <w:t xml:space="preserve">         │</w:t>
+      </w:r>
+    </w:p>
+    <w:p>
+      <w:r>
+        <w:t xml:space="preserve">                                         │ (szerződés, PDF, </w:t>
+      </w:r>
+      <w:proofErr w:type="gramStart"/>
+      <w:r>
+        <w:t>dátumok)│</w:t>
+      </w:r>
+      <w:proofErr w:type="gramEnd"/>
+    </w:p>
+    <w:p>
+      <w:r>
+        <w:t xml:space="preserve">                                         └──────────────</w:t>
+      </w:r>
+      <w:r>
+        <w:rPr>
+          <w:rFonts w:ascii="MS Gothic" w:eastAsia="MS Gothic" w:hAnsi="MS Gothic" w:cs="MS Gothic" w:hint="eastAsia"/>
+        </w:rPr>
+        <w:t>┬</w:t>
+      </w:r>
+      <w:r>
+        <w:rPr>
+          <w:rFonts w:ascii="Calibri" w:hAnsi="Calibri" w:cs="Calibri"/>
+        </w:rPr>
+        <w:t>───────────┘</w:t>
+      </w:r>
+    </w:p>
+    <w:p>
+      <w:r>
+        <w:t xml:space="preserve">                                                        │</w:t>
+      </w:r>
+    </w:p>
+    <w:p>
+      <w:r>
+        <w:t xml:space="preserve">                                                        │ minden szerződés egy szolgáltatásra szól</w:t>
+      </w:r>
+    </w:p>
+    <w:p>
+      <w:r>
+        <w:t xml:space="preserve">                                                        </w:t>
+      </w:r>
+      <w:r>
+        <w:rPr>
+          <w:rFonts w:ascii="Arial" w:hAnsi="Arial" w:cs="Arial"/>
+        </w:rPr>
+        <w:t>▼</w:t>
+      </w:r>
+    </w:p>
+    <w:p/>
+    <w:p>
+      <w:r>
+        <w:t xml:space="preserve">                                         ┌──────────────────────────┐</w:t>
+      </w:r>
+    </w:p>
+    <w:p>
+      <w:r>
+        <w:t xml:space="preserve">                                         │         Service          │</w:t>
+      </w:r>
+    </w:p>
+    <w:p>
+      <w:r>
+        <w:t xml:space="preserve">                                         │</w:t>
+      </w:r>
+      <w:proofErr w:type="gramStart"/>
+      <w:r>
+        <w:t xml:space="preserve">   (</w:t>
+      </w:r>
+      <w:proofErr w:type="gramEnd"/>
+      <w:r>
+        <w:t xml:space="preserve">szolgáltatás </w:t>
+      </w:r>
+      <w:proofErr w:type="gramStart"/>
+      <w:r>
+        <w:t>típusa)  │</w:t>
+      </w:r>
+      <w:proofErr w:type="gramEnd"/>
+    </w:p>
+    <w:p>
+      <w:r>
+        <w:t xml:space="preserve">                                         └──────────────────────────┘</w:t>
+      </w:r>
+    </w:p>
+    <w:p/>
+    <w:p/>
+    <w:p>
+      <w:r>
+        <w:t>──────────────────────────────────────────────────────────────</w:t>
+      </w:r>
+    </w:p>
+    <w:p/>
+    <w:p>
+      <w:r>
+        <w:t xml:space="preserve">   ┌──────────────────────────┐</w:t>
+      </w:r>
+    </w:p>
+    <w:p>
+      <w:r>
+        <w:t xml:space="preserve">   │           Job            │</w:t>
+      </w:r>
+    </w:p>
+    <w:p>
+      <w:r>
+        <w:t xml:space="preserve">   │ (elvégzett munka, </w:t>
+      </w:r>
+      <w:proofErr w:type="gramStart"/>
+      <w:r>
+        <w:t xml:space="preserve">PDF)   </w:t>
+      </w:r>
+      <w:proofErr w:type="gramEnd"/>
+      <w:r>
+        <w:t>│</w:t>
+      </w:r>
+    </w:p>
+    <w:p>
+      <w:r>
+        <w:t xml:space="preserve">   └──────────────</w:t>
+      </w:r>
+      <w:r>
+        <w:rPr>
+          <w:rFonts w:ascii="MS Gothic" w:eastAsia="MS Gothic" w:hAnsi="MS Gothic" w:cs="MS Gothic" w:hint="eastAsia"/>
+        </w:rPr>
+        <w:t>┬</w:t>
+      </w:r>
+      <w:r>
+        <w:rPr>
+          <w:rFonts w:ascii="Calibri" w:hAnsi="Calibri" w:cs="Calibri"/>
+        </w:rPr>
+        <w:t>───────────┘</w:t>
+      </w:r>
+    </w:p>
+    <w:p>
+      <w:r>
+        <w:t xml:space="preserve">                  │</w:t>
+      </w:r>
+    </w:p>
+    <w:p>
+      <w:r>
+        <w:t xml:space="preserve">                  │ minden munka egy helyszínhez és egy szolgáltatáshoz tartozik</w:t>
+      </w:r>
+    </w:p>
+    <w:p>
+      <w:r>
+        <w:t xml:space="preserve">                  </w:t>
+      </w:r>
+      <w:r>
+        <w:rPr>
+          <w:rFonts w:ascii="Arial" w:hAnsi="Arial" w:cs="Arial"/>
+        </w:rPr>
+        <w:t>▼</w:t>
+      </w:r>
+    </w:p>
+    <w:p>
+      <w:r>
+        <w:t xml:space="preserve">            (</w:t>
+      </w:r>
+      <w:proofErr w:type="spellStart"/>
+      <w:r>
+        <w:t>Location</w:t>
+      </w:r>
+      <w:proofErr w:type="spellEnd"/>
+      <w:r>
+        <w:t xml:space="preserve"> + Service)</w:t>
+      </w:r>
+    </w:p>
+    <w:p/>
+    <w:p/>
+    <w:p>
+      <w:r>
+        <w:t>──────────────────────────────────────────────────────────────</w:t>
+      </w:r>
+    </w:p>
+    <w:p/>
+    <w:p>
+      <w:r>
+        <w:t xml:space="preserve">   ┌──────────────────────────┐</w:t>
+      </w:r>
+    </w:p>
+    <w:p>
+      <w:r>
+        <w:t xml:space="preserve">   │         </w:t>
+      </w:r>
+      <w:proofErr w:type="spellStart"/>
+      <w:r>
+        <w:t>Activity</w:t>
+      </w:r>
+      <w:proofErr w:type="spellEnd"/>
+      <w:r>
+        <w:t xml:space="preserve">         │</w:t>
+      </w:r>
+    </w:p>
+    <w:p>
+      <w:r>
+        <w:t xml:space="preserve">   │    </w:t>
+      </w:r>
+      <w:proofErr w:type="gramStart"/>
+      <w:r>
+        <w:t xml:space="preserve">   (tevékenység)   </w:t>
+      </w:r>
+      <w:proofErr w:type="gramEnd"/>
+      <w:r>
+        <w:t xml:space="preserve">   │</w:t>
+      </w:r>
+    </w:p>
+    <w:p>
+      <w:r>
+        <w:lastRenderedPageBreak/>
+        <w:t xml:space="preserve">   └──────────────</w:t>
+      </w:r>
+      <w:r>
+        <w:rPr>
+          <w:rFonts w:ascii="MS Gothic" w:eastAsia="MS Gothic" w:hAnsi="MS Gothic" w:cs="MS Gothic" w:hint="eastAsia"/>
+        </w:rPr>
+        <w:t>┬</w:t>
+      </w:r>
+      <w:r>
+        <w:rPr>
+          <w:rFonts w:ascii="Calibri" w:hAnsi="Calibri" w:cs="Calibri"/>
+        </w:rPr>
+        <w:t>───────────┘</w:t>
+      </w:r>
+    </w:p>
+    <w:p>
+      <w:r>
+        <w:t xml:space="preserve">                  │</w:t>
+      </w:r>
+    </w:p>
+    <w:p>
+      <w:r>
+        <w:t xml:space="preserve">                  │ több </w:t>
+      </w:r>
+      <w:proofErr w:type="spellStart"/>
+      <w:r>
+        <w:t>Note</w:t>
+      </w:r>
+      <w:proofErr w:type="spellEnd"/>
+      <w:r>
+        <w:t xml:space="preserve"> hivatkozhat rá</w:t>
+      </w:r>
+    </w:p>
+    <w:p>
+      <w:r>
+        <w:t xml:space="preserve">                  </w:t>
+      </w:r>
+      <w:r>
+        <w:rPr>
+          <w:rFonts w:ascii="Arial" w:hAnsi="Arial" w:cs="Arial"/>
+        </w:rPr>
+        <w:t>▼</w:t>
+      </w:r>
+    </w:p>
+    <w:p/>
+    <w:p>
+      <w:r>
+        <w:t xml:space="preserve">   ┌──────────────────────────┐</w:t>
+      </w:r>
+    </w:p>
+    <w:p>
+      <w:r>
+        <w:t xml:space="preserve">   │           </w:t>
+      </w:r>
+      <w:proofErr w:type="spellStart"/>
+      <w:r>
+        <w:t>Note</w:t>
+      </w:r>
+      <w:proofErr w:type="spellEnd"/>
+      <w:r>
+        <w:t xml:space="preserve">           │</w:t>
+      </w:r>
+    </w:p>
+    <w:p>
+      <w:r>
+        <w:t xml:space="preserve">   │ (bejegyzés, </w:t>
+      </w:r>
+      <w:proofErr w:type="gramStart"/>
+      <w:r>
+        <w:t xml:space="preserve">feladat)   </w:t>
+      </w:r>
+      <w:proofErr w:type="gramEnd"/>
+      <w:r>
+        <w:t xml:space="preserve">  │</w:t>
+      </w:r>
+    </w:p>
+    <w:p>
+      <w:r>
+        <w:t xml:space="preserve">   └──────────────────────────┘</w:t>
+      </w:r>
+    </w:p>
+    <w:p/>
+    <w:p/>
+    <w:p>
+      <w:r>
+        <w:t>──────────────────────────────────────────────────────────────</w:t>
+      </w:r>
+    </w:p>
+    <w:p/>
+    <w:p>
+      <w:r>
+        <w:t xml:space="preserve">   ┌──────────────────────────┐</w:t>
+      </w:r>
+    </w:p>
+    <w:p>
+      <w:r>
+        <w:t xml:space="preserve">   │     </w:t>
+      </w:r>
+      <w:proofErr w:type="spellStart"/>
+      <w:r>
+        <w:t>ContactMessage</w:t>
+      </w:r>
+      <w:proofErr w:type="spellEnd"/>
+      <w:r>
+        <w:t xml:space="preserve">       │</w:t>
+      </w:r>
+    </w:p>
+    <w:p>
+      <w:r>
+        <w:t xml:space="preserve">   </w:t>
+      </w:r>
+      <w:proofErr w:type="gramStart"/>
+      <w:r>
+        <w:t>│(</w:t>
+      </w:r>
+      <w:proofErr w:type="gramEnd"/>
+      <w:r>
+        <w:t xml:space="preserve">kapcsolatfelvételi </w:t>
+      </w:r>
+      <w:proofErr w:type="gramStart"/>
+      <w:r>
+        <w:t>űrlap)│</w:t>
+      </w:r>
+      <w:proofErr w:type="gramEnd"/>
+    </w:p>
+    <w:p>
+      <w:r>
+        <w:t xml:space="preserve">   └──────────────</w:t>
+      </w:r>
+      <w:r>
+        <w:rPr>
+          <w:rFonts w:ascii="MS Gothic" w:eastAsia="MS Gothic" w:hAnsi="MS Gothic" w:cs="MS Gothic" w:hint="eastAsia"/>
+        </w:rPr>
+        <w:t>┬</w:t>
+      </w:r>
+      <w:r>
+        <w:rPr>
+          <w:rFonts w:ascii="Calibri" w:hAnsi="Calibri" w:cs="Calibri"/>
+        </w:rPr>
+        <w:t>───────────┘</w:t>
+      </w:r>
+    </w:p>
+    <w:p>
+      <w:r>
+        <w:t xml:space="preserve">                  │</w:t>
+      </w:r>
+    </w:p>
+    <w:p>
+      <w:r>
+        <w:t xml:space="preserve">                  │ minden </w:t>
+      </w:r>
+      <w:proofErr w:type="spellStart"/>
+      <w:r>
+        <w:t>ContactMessage</w:t>
+      </w:r>
+      <w:proofErr w:type="spellEnd"/>
+      <w:r>
+        <w:t xml:space="preserve"> → automatikus </w:t>
+      </w:r>
+      <w:proofErr w:type="spellStart"/>
+      <w:r>
+        <w:t>Note</w:t>
+      </w:r>
+      <w:proofErr w:type="spellEnd"/>
+      <w:r>
+        <w:t xml:space="preserve"> generálás</w:t>
+      </w:r>
+    </w:p>
+    <w:p>
+      <w:r>
+        <w:t xml:space="preserve">                  </w:t>
+      </w:r>
+      <w:r>
+        <w:rPr>
+          <w:rFonts w:ascii="Arial" w:hAnsi="Arial" w:cs="Arial"/>
+        </w:rPr>
+        <w:t>▼</w:t>
+      </w:r>
+    </w:p>
+    <w:p/>
+    <w:p>
+      <w:r>
+        <w:t xml:space="preserve">   ┌──────────────────────────┐</w:t>
+      </w:r>
+    </w:p>
+    <w:p>
+      <w:r>
+        <w:t xml:space="preserve">   │           </w:t>
+      </w:r>
+      <w:proofErr w:type="spellStart"/>
+      <w:r>
+        <w:t>Note</w:t>
+      </w:r>
+      <w:proofErr w:type="spellEnd"/>
+      <w:r>
+        <w:t xml:space="preserve">           │</w:t>
+      </w:r>
+    </w:p>
+    <w:p>
+      <w:r>
+        <w:t xml:space="preserve">   │ (automatikusan létrejön) │</w:t>
+      </w:r>
+    </w:p>
+    <w:p>
+      <w:r>
+        <w:t xml:space="preserve">   └──────────────────────────┘</w:t>
+      </w:r>
+    </w:p>
+    <w:p/>
+    <w:p>
+      <w:r>
+        <w:t>──────────────────────────────────────────────────────────────</w:t>
+      </w:r>
+    </w:p>
+    <w:p/>
+    <w:p>
+      <w:r>
+        <w:t>---</w:t>
+      </w:r>
+    </w:p>
+    <w:p/>
+    <w:p>
+      <w:r>
+        <w:t>```</w:t>
+      </w:r>
+      <w:proofErr w:type="spellStart"/>
+      <w:r>
+        <w:t>mermaid</w:t>
+      </w:r>
+      <w:proofErr w:type="spellEnd"/>
+    </w:p>
+    <w:p>
+      <w:proofErr w:type="spellStart"/>
+      <w:r>
+        <w:t>erDiagram</w:t>
+      </w:r>
+      <w:proofErr w:type="spellEnd"/>
+    </w:p>
+    <w:p/>
+    <w:p>
+      <w:r>
+        <w:lastRenderedPageBreak/>
+        <w:t xml:space="preserve">    OWNER ||--</w:t>
+      </w:r>
+      <w:proofErr w:type="gramStart"/>
+      <w:r>
+        <w:t>o{ CUSTOMER</w:t>
+      </w:r>
+      <w:proofErr w:type="gramEnd"/>
+      <w:r>
+        <w:t xml:space="preserve"> : has</w:t>
+      </w:r>
+    </w:p>
+    <w:p>
+      <w:r>
+        <w:t xml:space="preserve">    CUSTOMER ||--</w:t>
+      </w:r>
+      <w:proofErr w:type="gramStart"/>
+      <w:r>
+        <w:t>o{ LOCATION</w:t>
+      </w:r>
+      <w:proofErr w:type="gramEnd"/>
+      <w:r>
+        <w:t xml:space="preserve"> : has</w:t>
+      </w:r>
+    </w:p>
+    <w:p>
+      <w:r>
+        <w:t xml:space="preserve">    LOCATION ||--</w:t>
+      </w:r>
+      <w:proofErr w:type="gramStart"/>
+      <w:r>
+        <w:t>o{ CONTRACT</w:t>
+      </w:r>
+      <w:proofErr w:type="gramEnd"/>
+      <w:r>
+        <w:t xml:space="preserve"> : has</w:t>
+      </w:r>
+    </w:p>
+    <w:p>
+      <w:r>
+        <w:t xml:space="preserve">    </w:t>
+      </w:r>
+      <w:proofErr w:type="gramStart"/>
+      <w:r>
+        <w:t>CONTRACT }o</w:t>
+      </w:r>
+      <w:proofErr w:type="gramEnd"/>
+      <w:r>
+        <w:t xml:space="preserve">--|| </w:t>
+      </w:r>
+      <w:proofErr w:type="gramStart"/>
+      <w:r>
+        <w:t>SERVICE :</w:t>
+      </w:r>
+      <w:proofErr w:type="gramEnd"/>
+      <w:r>
+        <w:t xml:space="preserve"> "</w:t>
+      </w:r>
+      <w:proofErr w:type="spellStart"/>
+      <w:r>
+        <w:t>refers</w:t>
+      </w:r>
+      <w:proofErr w:type="spellEnd"/>
+      <w:r>
+        <w:t xml:space="preserve"> </w:t>
+      </w:r>
+      <w:proofErr w:type="spellStart"/>
+      <w:r>
+        <w:t>to</w:t>
+      </w:r>
+      <w:proofErr w:type="spellEnd"/>
+      <w:r>
+        <w:t>"</w:t>
+      </w:r>
+    </w:p>
+    <w:p/>
+    <w:p>
+      <w:r>
+        <w:t xml:space="preserve">    LOCATION ||--</w:t>
+      </w:r>
+      <w:proofErr w:type="gramStart"/>
+      <w:r>
+        <w:t>o{ JOB</w:t>
+      </w:r>
+      <w:proofErr w:type="gramEnd"/>
+      <w:r>
+        <w:t xml:space="preserve"> : has</w:t>
+      </w:r>
+    </w:p>
+    <w:p>
+      <w:r>
+        <w:t xml:space="preserve">    SERVICE ||--</w:t>
+      </w:r>
+      <w:proofErr w:type="gramStart"/>
+      <w:r>
+        <w:t>o{ JOB</w:t>
+      </w:r>
+      <w:proofErr w:type="gramEnd"/>
+      <w:r>
+        <w:t xml:space="preserve"> : "</w:t>
+      </w:r>
+      <w:proofErr w:type="spellStart"/>
+      <w:r>
+        <w:t>job</w:t>
+      </w:r>
+      <w:proofErr w:type="spellEnd"/>
+      <w:r>
+        <w:t xml:space="preserve"> </w:t>
+      </w:r>
+      <w:proofErr w:type="spellStart"/>
+      <w:r>
+        <w:t>type</w:t>
+      </w:r>
+      <w:proofErr w:type="spellEnd"/>
+      <w:r>
+        <w:t>"</w:t>
+      </w:r>
+    </w:p>
+    <w:p/>
+    <w:p>
+      <w:r>
+        <w:t xml:space="preserve">    ACTIVITY ||--</w:t>
+      </w:r>
+      <w:proofErr w:type="gramStart"/>
+      <w:r>
+        <w:t>o{ NOTE</w:t>
+      </w:r>
+      <w:proofErr w:type="gramEnd"/>
+      <w:r>
+        <w:t xml:space="preserve"> : "</w:t>
+      </w:r>
+      <w:proofErr w:type="spellStart"/>
+      <w:r>
+        <w:t>activity</w:t>
+      </w:r>
+      <w:proofErr w:type="spellEnd"/>
+      <w:r>
+        <w:t xml:space="preserve"> </w:t>
+      </w:r>
+      <w:proofErr w:type="spellStart"/>
+      <w:r>
+        <w:t>notes</w:t>
+      </w:r>
+      <w:proofErr w:type="spellEnd"/>
+      <w:r>
+        <w:t>"</w:t>
+      </w:r>
+    </w:p>
+    <w:p/>
+    <w:p>
+      <w:r>
+        <w:t xml:space="preserve">    ACTIVITY ||--</w:t>
+      </w:r>
+      <w:proofErr w:type="gramStart"/>
+      <w:r>
+        <w:t>o{ CONTACTMESSAGE</w:t>
+      </w:r>
+      <w:proofErr w:type="gramEnd"/>
+      <w:r>
+        <w:t xml:space="preserve"> : "</w:t>
+      </w:r>
+      <w:proofErr w:type="spellStart"/>
+      <w:r>
+        <w:t>optional</w:t>
+      </w:r>
+      <w:proofErr w:type="spellEnd"/>
+      <w:r>
+        <w:t>"</w:t>
+      </w:r>
+    </w:p>
+    <w:p>
+      <w:r>
+        <w:t xml:space="preserve">    CONTACTMESSAGE ||--</w:t>
+      </w:r>
+      <w:proofErr w:type="gramStart"/>
+      <w:r>
+        <w:t>o{ NOTE</w:t>
+      </w:r>
+      <w:proofErr w:type="gramEnd"/>
+      <w:r>
+        <w:t xml:space="preserve"> : "</w:t>
+      </w:r>
+      <w:proofErr w:type="spellStart"/>
+      <w:r>
+        <w:t>auto-generated</w:t>
+      </w:r>
+      <w:proofErr w:type="spellEnd"/>
+      <w:r>
+        <w:t>"</w:t>
+      </w:r>
+    </w:p>
+    <w:p/>
+    <w:p/>
+    <w:p>
+      <w:r>
+        <w:t xml:space="preserve">    CUSTOMER {</w:t>
+      </w:r>
+    </w:p>
+    <w:p>
+      <w:r>
+        <w:t xml:space="preserve">        int </w:t>
+      </w:r>
+      <w:proofErr w:type="spellStart"/>
+      <w:r>
+        <w:t>id</w:t>
+      </w:r>
+      <w:proofErr w:type="spellEnd"/>
+    </w:p>
+    <w:p>
+      <w:r>
+        <w:t xml:space="preserve">        </w:t>
+      </w:r>
+      <w:proofErr w:type="spellStart"/>
+      <w:r>
+        <w:t>string</w:t>
+      </w:r>
+      <w:proofErr w:type="spellEnd"/>
+      <w:r>
+        <w:t xml:space="preserve"> </w:t>
+      </w:r>
+      <w:proofErr w:type="spellStart"/>
+      <w:r>
+        <w:t>customerName</w:t>
+      </w:r>
+      <w:proofErr w:type="spellEnd"/>
+    </w:p>
+    <w:p>
+      <w:r>
+        <w:t xml:space="preserve">        </w:t>
+      </w:r>
+      <w:proofErr w:type="spellStart"/>
+      <w:r>
+        <w:t>string</w:t>
+      </w:r>
+      <w:proofErr w:type="spellEnd"/>
+      <w:r>
+        <w:t xml:space="preserve"> </w:t>
+      </w:r>
+      <w:proofErr w:type="spellStart"/>
+      <w:r>
+        <w:t>customerEmail</w:t>
+      </w:r>
+      <w:proofErr w:type="spellEnd"/>
+    </w:p>
+    <w:p>
+      <w:r>
+        <w:t xml:space="preserve">        </w:t>
+      </w:r>
+      <w:proofErr w:type="spellStart"/>
+      <w:r>
+        <w:t>string</w:t>
+      </w:r>
+      <w:proofErr w:type="spellEnd"/>
+      <w:r>
+        <w:t xml:space="preserve"> </w:t>
+      </w:r>
+      <w:proofErr w:type="spellStart"/>
+      <w:r>
+        <w:t>customerPhone</w:t>
+      </w:r>
+      <w:proofErr w:type="spellEnd"/>
+    </w:p>
+    <w:p>
+      <w:r>
+        <w:t xml:space="preserve">        </w:t>
+      </w:r>
+      <w:proofErr w:type="spellStart"/>
+      <w:r>
+        <w:t>string</w:t>
+      </w:r>
+      <w:proofErr w:type="spellEnd"/>
+      <w:r>
+        <w:t xml:space="preserve"> </w:t>
+      </w:r>
+      <w:proofErr w:type="spellStart"/>
+      <w:r>
+        <w:t>customerAddress</w:t>
+      </w:r>
+      <w:proofErr w:type="spellEnd"/>
+    </w:p>
+    <w:p>
+      <w:r>
+        <w:t xml:space="preserve">    }</w:t>
+      </w:r>
+    </w:p>
+    <w:p/>
+    <w:p>
+      <w:r>
+        <w:t xml:space="preserve">    LOCATION {</w:t>
+      </w:r>
+    </w:p>
+    <w:p>
+      <w:r>
+        <w:t xml:space="preserve">        int </w:t>
+      </w:r>
+      <w:proofErr w:type="spellStart"/>
+      <w:r>
+        <w:t>id</w:t>
+      </w:r>
+      <w:proofErr w:type="spellEnd"/>
+    </w:p>
+    <w:p>
+      <w:r>
+        <w:t xml:space="preserve">        </w:t>
+      </w:r>
+      <w:proofErr w:type="spellStart"/>
+      <w:r>
+        <w:t>string</w:t>
+      </w:r>
+      <w:proofErr w:type="spellEnd"/>
+      <w:r>
+        <w:t xml:space="preserve"> </w:t>
+      </w:r>
+      <w:proofErr w:type="spellStart"/>
+      <w:r>
+        <w:t>locationName</w:t>
+      </w:r>
+      <w:proofErr w:type="spellEnd"/>
+    </w:p>
+    <w:p>
+      <w:r>
+        <w:t xml:space="preserve">        </w:t>
+      </w:r>
+      <w:proofErr w:type="spellStart"/>
+      <w:r>
+        <w:t>string</w:t>
+      </w:r>
+      <w:proofErr w:type="spellEnd"/>
+      <w:r>
+        <w:t xml:space="preserve"> </w:t>
+      </w:r>
+      <w:proofErr w:type="spellStart"/>
+      <w:r>
+        <w:t>locationAddress</w:t>
+      </w:r>
+      <w:proofErr w:type="spellEnd"/>
+    </w:p>
+    <w:p>
+      <w:r>
+        <w:t xml:space="preserve">        </w:t>
+      </w:r>
+      <w:proofErr w:type="spellStart"/>
+      <w:r>
+        <w:t>float</w:t>
+      </w:r>
+      <w:proofErr w:type="spellEnd"/>
+      <w:r>
+        <w:t xml:space="preserve"> </w:t>
+      </w:r>
+      <w:proofErr w:type="spellStart"/>
+      <w:r>
+        <w:t>locationLat</w:t>
+      </w:r>
+      <w:proofErr w:type="spellEnd"/>
+    </w:p>
+    <w:p>
+      <w:r>
+        <w:t xml:space="preserve">        </w:t>
+      </w:r>
+      <w:proofErr w:type="spellStart"/>
+      <w:r>
+        <w:t>float</w:t>
+      </w:r>
+      <w:proofErr w:type="spellEnd"/>
+      <w:r>
+        <w:t xml:space="preserve"> </w:t>
+      </w:r>
+      <w:proofErr w:type="spellStart"/>
+      <w:r>
+        <w:t>locationLng</w:t>
+      </w:r>
+      <w:proofErr w:type="spellEnd"/>
+    </w:p>
+    <w:p>
+      <w:r>
+        <w:t xml:space="preserve">        </w:t>
+      </w:r>
+      <w:proofErr w:type="spellStart"/>
+      <w:r>
+        <w:t>string</w:t>
+      </w:r>
+      <w:proofErr w:type="spellEnd"/>
+      <w:r>
+        <w:t xml:space="preserve"> </w:t>
+      </w:r>
+      <w:proofErr w:type="spellStart"/>
+      <w:r>
+        <w:t>locationUrl</w:t>
+      </w:r>
+      <w:proofErr w:type="spellEnd"/>
+    </w:p>
+    <w:p>
+      <w:r>
+        <w:t xml:space="preserve">    }</w:t>
+      </w:r>
+    </w:p>
+    <w:p/>
+    <w:p>
+      <w:r>
+        <w:t xml:space="preserve">    CONTRACT {</w:t>
+      </w:r>
+    </w:p>
+    <w:p>
+      <w:r>
+        <w:t xml:space="preserve">        int </w:t>
+      </w:r>
+      <w:proofErr w:type="spellStart"/>
+      <w:r>
+        <w:t>id</w:t>
+      </w:r>
+      <w:proofErr w:type="spellEnd"/>
+    </w:p>
+    <w:p>
+      <w:r>
+        <w:lastRenderedPageBreak/>
+        <w:t xml:space="preserve">        </w:t>
+      </w:r>
+      <w:proofErr w:type="spellStart"/>
+      <w:r>
+        <w:t>string</w:t>
+      </w:r>
+      <w:proofErr w:type="spellEnd"/>
+      <w:r>
+        <w:t xml:space="preserve"> </w:t>
+      </w:r>
+      <w:proofErr w:type="spellStart"/>
+      <w:r>
+        <w:t>contractName</w:t>
+      </w:r>
+      <w:proofErr w:type="spellEnd"/>
+    </w:p>
+    <w:p>
+      <w:r>
+        <w:t xml:space="preserve">        </w:t>
+      </w:r>
+      <w:proofErr w:type="spellStart"/>
+      <w:r>
+        <w:t>date</w:t>
+      </w:r>
+      <w:proofErr w:type="spellEnd"/>
+      <w:r>
+        <w:t xml:space="preserve"> </w:t>
+      </w:r>
+      <w:proofErr w:type="spellStart"/>
+      <w:r>
+        <w:t>contractStart</w:t>
+      </w:r>
+      <w:proofErr w:type="spellEnd"/>
+    </w:p>
+    <w:p>
+      <w:r>
+        <w:t xml:space="preserve">        </w:t>
+      </w:r>
+      <w:proofErr w:type="spellStart"/>
+      <w:r>
+        <w:t>date</w:t>
+      </w:r>
+      <w:proofErr w:type="spellEnd"/>
+      <w:r>
+        <w:t xml:space="preserve"> </w:t>
+      </w:r>
+      <w:proofErr w:type="spellStart"/>
+      <w:r>
+        <w:t>contractEnd</w:t>
+      </w:r>
+      <w:proofErr w:type="spellEnd"/>
+    </w:p>
+    <w:p>
+      <w:r>
+        <w:t xml:space="preserve">        </w:t>
+      </w:r>
+      <w:proofErr w:type="spellStart"/>
+      <w:r>
+        <w:t>string</w:t>
+      </w:r>
+      <w:proofErr w:type="spellEnd"/>
+      <w:r>
+        <w:t xml:space="preserve"> </w:t>
+      </w:r>
+      <w:proofErr w:type="spellStart"/>
+      <w:r>
+        <w:t>contractCustomerName</w:t>
+      </w:r>
+      <w:proofErr w:type="spellEnd"/>
+    </w:p>
+    <w:p>
+      <w:r>
+        <w:t xml:space="preserve">    }</w:t>
+      </w:r>
+    </w:p>
+    <w:p/>
+    <w:p>
+      <w:r>
+        <w:t xml:space="preserve">    SERVICE {</w:t>
+      </w:r>
+    </w:p>
+    <w:p>
+      <w:r>
+        <w:t xml:space="preserve">        int </w:t>
+      </w:r>
+      <w:proofErr w:type="spellStart"/>
+      <w:r>
+        <w:t>id</w:t>
+      </w:r>
+      <w:proofErr w:type="spellEnd"/>
+    </w:p>
+    <w:p>
+      <w:r>
+        <w:t xml:space="preserve">        </w:t>
+      </w:r>
+      <w:proofErr w:type="spellStart"/>
+      <w:r>
+        <w:t>string</w:t>
+      </w:r>
+      <w:proofErr w:type="spellEnd"/>
+      <w:r>
+        <w:t xml:space="preserve"> </w:t>
+      </w:r>
+      <w:proofErr w:type="spellStart"/>
+      <w:r>
+        <w:t>serviceName</w:t>
+      </w:r>
+      <w:proofErr w:type="spellEnd"/>
+    </w:p>
+    <w:p>
+      <w:r>
+        <w:t xml:space="preserve">        </w:t>
+      </w:r>
+      <w:proofErr w:type="spellStart"/>
+      <w:r>
+        <w:t>string</w:t>
+      </w:r>
+      <w:proofErr w:type="spellEnd"/>
+      <w:r>
+        <w:t xml:space="preserve"> </w:t>
+      </w:r>
+      <w:proofErr w:type="spellStart"/>
+      <w:r>
+        <w:t>serviceDescr</w:t>
+      </w:r>
+      <w:proofErr w:type="spellEnd"/>
+    </w:p>
+    <w:p>
+      <w:r>
+        <w:t xml:space="preserve">    }</w:t>
+      </w:r>
+    </w:p>
+    <w:p/>
+    <w:p>
+      <w:r>
+        <w:t xml:space="preserve">    JOB {</w:t>
+      </w:r>
+    </w:p>
+    <w:p>
+      <w:r>
+        <w:t xml:space="preserve">        int </w:t>
+      </w:r>
+      <w:proofErr w:type="spellStart"/>
+      <w:r>
+        <w:t>id</w:t>
+      </w:r>
+      <w:proofErr w:type="spellEnd"/>
+    </w:p>
+    <w:p>
+      <w:r>
+        <w:t xml:space="preserve">        </w:t>
+      </w:r>
+      <w:proofErr w:type="spellStart"/>
+      <w:r>
+        <w:t>date</w:t>
+      </w:r>
+      <w:proofErr w:type="spellEnd"/>
+      <w:r>
+        <w:t xml:space="preserve"> </w:t>
+      </w:r>
+      <w:proofErr w:type="spellStart"/>
+      <w:r>
+        <w:t>jobDate</w:t>
+      </w:r>
+      <w:proofErr w:type="spellEnd"/>
+    </w:p>
+    <w:p>
+      <w:r>
+        <w:t xml:space="preserve">        </w:t>
+      </w:r>
+      <w:proofErr w:type="spellStart"/>
+      <w:r>
+        <w:t>string</w:t>
+      </w:r>
+      <w:proofErr w:type="spellEnd"/>
+      <w:r>
+        <w:t xml:space="preserve"> </w:t>
+      </w:r>
+      <w:proofErr w:type="spellStart"/>
+      <w:r>
+        <w:t>jobRemark</w:t>
+      </w:r>
+      <w:proofErr w:type="spellEnd"/>
+    </w:p>
+    <w:p>
+      <w:r>
+        <w:t xml:space="preserve">        </w:t>
+      </w:r>
+      <w:proofErr w:type="spellStart"/>
+      <w:r>
+        <w:t>string</w:t>
+      </w:r>
+      <w:proofErr w:type="spellEnd"/>
+      <w:r>
+        <w:t xml:space="preserve"> </w:t>
+      </w:r>
+      <w:proofErr w:type="spellStart"/>
+      <w:r>
+        <w:t>jobUrl</w:t>
+      </w:r>
+      <w:proofErr w:type="spellEnd"/>
+    </w:p>
+    <w:p>
+      <w:r>
+        <w:t xml:space="preserve">    }</w:t>
+      </w:r>
+    </w:p>
+    <w:p/>
+    <w:p>
+      <w:r>
+        <w:t xml:space="preserve">    ACTIVITY {</w:t>
+      </w:r>
+    </w:p>
+    <w:p>
+      <w:r>
+        <w:t xml:space="preserve">        int </w:t>
+      </w:r>
+      <w:proofErr w:type="spellStart"/>
+      <w:r>
+        <w:t>id</w:t>
+      </w:r>
+      <w:proofErr w:type="spellEnd"/>
+    </w:p>
+    <w:p>
+      <w:r>
+        <w:t xml:space="preserve">        </w:t>
+      </w:r>
+      <w:proofErr w:type="spellStart"/>
+      <w:r>
+        <w:t>string</w:t>
+      </w:r>
+      <w:proofErr w:type="spellEnd"/>
+      <w:r>
+        <w:t xml:space="preserve"> </w:t>
+      </w:r>
+      <w:proofErr w:type="spellStart"/>
+      <w:r>
+        <w:t>activityName</w:t>
+      </w:r>
+      <w:proofErr w:type="spellEnd"/>
+    </w:p>
+    <w:p>
+      <w:r>
+        <w:t xml:space="preserve">        </w:t>
+      </w:r>
+      <w:proofErr w:type="spellStart"/>
+      <w:r>
+        <w:t>string</w:t>
+      </w:r>
+      <w:proofErr w:type="spellEnd"/>
+      <w:r>
+        <w:t xml:space="preserve"> </w:t>
+      </w:r>
+      <w:proofErr w:type="spellStart"/>
+      <w:r>
+        <w:t>activityDescr</w:t>
+      </w:r>
+      <w:proofErr w:type="spellEnd"/>
+    </w:p>
+    <w:p>
+      <w:r>
+        <w:t xml:space="preserve">        </w:t>
+      </w:r>
+      <w:proofErr w:type="spellStart"/>
+      <w:r>
+        <w:t>string</w:t>
+      </w:r>
+      <w:proofErr w:type="spellEnd"/>
+      <w:r>
+        <w:t xml:space="preserve"> </w:t>
+      </w:r>
+      <w:proofErr w:type="spellStart"/>
+      <w:r>
+        <w:t>activityUrl</w:t>
+      </w:r>
+      <w:proofErr w:type="spellEnd"/>
+    </w:p>
+    <w:p>
+      <w:r>
+        <w:t xml:space="preserve">    }</w:t>
+      </w:r>
+    </w:p>
+    <w:p/>
+    <w:p>
+      <w:r>
+        <w:t xml:space="preserve">    NOTE {</w:t>
+      </w:r>
+    </w:p>
+    <w:p>
+      <w:r>
+        <w:t xml:space="preserve">        int </w:t>
+      </w:r>
+      <w:proofErr w:type="spellStart"/>
+      <w:r>
+        <w:t>id</w:t>
+      </w:r>
+      <w:proofErr w:type="spellEnd"/>
+    </w:p>
+    <w:p>
+      <w:r>
+        <w:t xml:space="preserve">        </w:t>
+      </w:r>
+      <w:proofErr w:type="spellStart"/>
+      <w:r>
+        <w:t>string</w:t>
+      </w:r>
+      <w:proofErr w:type="spellEnd"/>
+      <w:r>
+        <w:t xml:space="preserve"> </w:t>
+      </w:r>
+      <w:proofErr w:type="spellStart"/>
+      <w:r>
+        <w:t>noteText</w:t>
+      </w:r>
+      <w:proofErr w:type="spellEnd"/>
+    </w:p>
+    <w:p>
+      <w:r>
+        <w:t xml:space="preserve">        </w:t>
+      </w:r>
+      <w:proofErr w:type="spellStart"/>
+      <w:r>
+        <w:t>date</w:t>
+      </w:r>
+      <w:proofErr w:type="spellEnd"/>
+      <w:r>
+        <w:t xml:space="preserve"> </w:t>
+      </w:r>
+      <w:proofErr w:type="spellStart"/>
+      <w:r>
+        <w:t>noteCreated</w:t>
+      </w:r>
+      <w:proofErr w:type="spellEnd"/>
+    </w:p>
+    <w:p>
+      <w:r>
+        <w:t xml:space="preserve">    }</w:t>
+      </w:r>
+    </w:p>
+    <w:p/>
+    <w:p>
+      <w:r>
+        <w:t xml:space="preserve">    CONTACTMESSAGE {</w:t>
+      </w:r>
+    </w:p>
+    <w:p>
+      <w:r>
+        <w:lastRenderedPageBreak/>
+        <w:t xml:space="preserve">        int </w:t>
+      </w:r>
+      <w:proofErr w:type="spellStart"/>
+      <w:r>
+        <w:t>id</w:t>
+      </w:r>
+      <w:proofErr w:type="spellEnd"/>
+    </w:p>
+    <w:p>
+      <w:r>
+        <w:t xml:space="preserve">        </w:t>
+      </w:r>
+      <w:proofErr w:type="spellStart"/>
+      <w:r>
+        <w:t>string</w:t>
+      </w:r>
+      <w:proofErr w:type="spellEnd"/>
+      <w:r>
+        <w:t xml:space="preserve"> </w:t>
+      </w:r>
+      <w:proofErr w:type="spellStart"/>
+      <w:r>
+        <w:t>name</w:t>
+      </w:r>
+      <w:proofErr w:type="spellEnd"/>
+    </w:p>
+    <w:p>
+      <w:r>
+        <w:t xml:space="preserve">        </w:t>
+      </w:r>
+      <w:proofErr w:type="spellStart"/>
+      <w:r>
+        <w:t>string</w:t>
+      </w:r>
+      <w:proofErr w:type="spellEnd"/>
+      <w:r>
+        <w:t xml:space="preserve"> email</w:t>
+      </w:r>
+    </w:p>
+    <w:p>
+      <w:r>
+        <w:t xml:space="preserve">        </w:t>
+      </w:r>
+      <w:proofErr w:type="spellStart"/>
+      <w:r>
+        <w:t>string</w:t>
+      </w:r>
+      <w:proofErr w:type="spellEnd"/>
+      <w:r>
+        <w:t xml:space="preserve"> </w:t>
+      </w:r>
+      <w:proofErr w:type="spellStart"/>
+      <w:r>
+        <w:t>phone</w:t>
+      </w:r>
+      <w:proofErr w:type="spellEnd"/>
+    </w:p>
+    <w:p>
+      <w:r>
+        <w:t xml:space="preserve">        </w:t>
+      </w:r>
+      <w:proofErr w:type="spellStart"/>
+      <w:r>
+        <w:t>string</w:t>
+      </w:r>
+      <w:proofErr w:type="spellEnd"/>
+      <w:r>
+        <w:t xml:space="preserve"> </w:t>
+      </w:r>
+      <w:proofErr w:type="spellStart"/>
+      <w:r>
+        <w:t>address</w:t>
+      </w:r>
+      <w:proofErr w:type="spellEnd"/>
+    </w:p>
+    <w:p>
+      <w:r>
+        <w:t xml:space="preserve">        </w:t>
+      </w:r>
+      <w:proofErr w:type="spellStart"/>
+      <w:r>
+        <w:t>string</w:t>
+      </w:r>
+      <w:proofErr w:type="spellEnd"/>
+      <w:r>
+        <w:t xml:space="preserve"> </w:t>
+      </w:r>
+      <w:proofErr w:type="spellStart"/>
+      <w:r>
+        <w:t>message</w:t>
+      </w:r>
+      <w:proofErr w:type="spellEnd"/>
+    </w:p>
+    <w:p>
+      <w:r>
+        <w:t xml:space="preserve">        </w:t>
+      </w:r>
+      <w:proofErr w:type="spellStart"/>
+      <w:r>
+        <w:t>date</w:t>
+      </w:r>
+      <w:proofErr w:type="spellEnd"/>
+      <w:r>
+        <w:t xml:space="preserve"> </w:t>
+      </w:r>
+      <w:proofErr w:type="spellStart"/>
+      <w:r>
+        <w:t>created_at</w:t>
+      </w:r>
+      <w:proofErr w:type="spellEnd"/>
+    </w:p>
+    <w:p>
+      <w:r>
+        <w:t xml:space="preserve">    }</w:t>
+      </w:r>
+    </w:p>
     <w:p/>
     <w:p>
       <w:pPr>
@@ -7616,7 +11809,7 @@
           </w:tcPr>
           <w:p>
             <w:pPr>
-              <w:spacing w:after="0" w:line="240" w:lineRule="auto"/>
+              <w:spacing w:after="0"/>
               <w:rPr>
                 <w:rFonts w:ascii="Arial" w:eastAsia="Times New Roman" w:hAnsi="Arial" w:cs="Arial"/>
                 <w:b/>
@@ -7661,7 +11854,7 @@
           </w:tcPr>
           <w:p>
             <w:pPr>
-              <w:spacing w:after="0" w:line="240" w:lineRule="auto"/>
+              <w:spacing w:after="0"/>
               <w:rPr>
                 <w:rFonts w:ascii="Arial" w:eastAsia="Times New Roman" w:hAnsi="Arial" w:cs="Arial"/>
                 <w:b/>
@@ -7694,7 +11887,7 @@
           </w:tcPr>
           <w:p>
             <w:pPr>
-              <w:spacing w:after="0" w:line="240" w:lineRule="auto"/>
+              <w:spacing w:after="0"/>
               <w:rPr>
                 <w:rFonts w:ascii="Times New Roman" w:eastAsia="Times New Roman" w:hAnsi="Times New Roman" w:cs="Times New Roman"/>
                 <w:sz w:val="20"/>
@@ -7724,7 +11917,7 @@
           </w:tcPr>
           <w:p>
             <w:pPr>
-              <w:spacing w:after="0" w:line="240" w:lineRule="auto"/>
+              <w:spacing w:after="0"/>
               <w:rPr>
                 <w:rFonts w:ascii="Calibri" w:eastAsia="Times New Roman" w:hAnsi="Calibri" w:cs="Calibri"/>
                 <w:color w:val="000000"/>
@@ -7756,6 +11949,7 @@
               <w:t xml:space="preserve"> </w:t>
             </w:r>
             <w:proofErr w:type="spellStart"/>
+            <w:proofErr w:type="gramStart"/>
             <w:r>
               <w:rPr>
                 <w:rFonts w:ascii="Calibri" w:eastAsia="Times New Roman" w:hAnsi="Calibri" w:cs="Calibri"/>
@@ -7767,6 +11961,7 @@
               <w:t>django.http</w:t>
             </w:r>
             <w:proofErr w:type="spellEnd"/>
+            <w:proofErr w:type="gramEnd"/>
             <w:r>
               <w:rPr>
                 <w:rFonts w:ascii="Calibri" w:eastAsia="Times New Roman" w:hAnsi="Calibri" w:cs="Calibri"/>
@@ -7811,7 +12006,7 @@
           </w:tcPr>
           <w:p>
             <w:pPr>
-              <w:spacing w:after="0" w:line="240" w:lineRule="auto"/>
+              <w:spacing w:after="0"/>
               <w:rPr>
                 <w:rFonts w:ascii="Calibri" w:eastAsia="Times New Roman" w:hAnsi="Calibri" w:cs="Calibri"/>
                 <w:color w:val="000000"/>
@@ -7843,6 +12038,7 @@
               <w:t xml:space="preserve"> </w:t>
             </w:r>
             <w:proofErr w:type="spellStart"/>
+            <w:proofErr w:type="gramStart"/>
             <w:r>
               <w:rPr>
                 <w:rFonts w:ascii="Calibri" w:eastAsia="Times New Roman" w:hAnsi="Calibri" w:cs="Calibri"/>
@@ -7851,7 +12047,18 @@
                 <w:szCs w:val="32"/>
                 <w:lang w:eastAsia="hu-HU"/>
               </w:rPr>
-              <w:t>django.template.loader</w:t>
+              <w:t>django.template</w:t>
+            </w:r>
+            <w:proofErr w:type="gramEnd"/>
+            <w:r>
+              <w:rPr>
+                <w:rFonts w:ascii="Calibri" w:eastAsia="Times New Roman" w:hAnsi="Calibri" w:cs="Calibri"/>
+                <w:color w:val="000000"/>
+                <w:sz w:val="32"/>
+                <w:szCs w:val="32"/>
+                <w:lang w:eastAsia="hu-HU"/>
+              </w:rPr>
+              <w:t>.loader</w:t>
             </w:r>
             <w:proofErr w:type="spellEnd"/>
             <w:r>
@@ -7898,7 +12105,7 @@
           </w:tcPr>
           <w:p>
             <w:pPr>
-              <w:spacing w:after="0" w:line="240" w:lineRule="auto"/>
+              <w:spacing w:after="0"/>
               <w:rPr>
                 <w:rFonts w:ascii="Calibri" w:eastAsia="Times New Roman" w:hAnsi="Calibri" w:cs="Calibri"/>
                 <w:color w:val="000000"/>
@@ -7963,7 +12170,7 @@
           </w:tcPr>
           <w:p>
             <w:pPr>
-              <w:spacing w:after="0" w:line="240" w:lineRule="auto"/>
+              <w:spacing w:after="0"/>
               <w:rPr>
                 <w:rFonts w:ascii="Calibri" w:eastAsia="Times New Roman" w:hAnsi="Calibri" w:cs="Calibri"/>
                 <w:color w:val="000000"/>
@@ -8016,7 +12223,7 @@
           </w:tcPr>
           <w:p>
             <w:pPr>
-              <w:spacing w:after="0" w:line="240" w:lineRule="auto"/>
+              <w:spacing w:after="0"/>
               <w:rPr>
                 <w:rFonts w:ascii="Calibri" w:eastAsia="Times New Roman" w:hAnsi="Calibri" w:cs="Calibri"/>
                 <w:color w:val="000000"/>
@@ -8069,7 +12276,7 @@
           </w:tcPr>
           <w:p>
             <w:pPr>
-              <w:spacing w:after="0" w:line="240" w:lineRule="auto"/>
+              <w:spacing w:after="0"/>
               <w:rPr>
                 <w:rFonts w:ascii="Calibri" w:eastAsia="Times New Roman" w:hAnsi="Calibri" w:cs="Calibri"/>
                 <w:color w:val="000000"/>
@@ -8100,7 +12307,7 @@
           </w:tcPr>
           <w:p>
             <w:pPr>
-              <w:spacing w:after="0" w:line="240" w:lineRule="auto"/>
+              <w:spacing w:after="0"/>
               <w:rPr>
                 <w:rFonts w:ascii="Calibri" w:eastAsia="Times New Roman" w:hAnsi="Calibri" w:cs="Calibri"/>
                 <w:color w:val="000000"/>
@@ -8197,7 +12404,7 @@
           </w:tcPr>
           <w:p>
             <w:pPr>
-              <w:spacing w:after="0" w:line="240" w:lineRule="auto"/>
+              <w:spacing w:after="0"/>
               <w:rPr>
                 <w:rFonts w:ascii="Calibri" w:eastAsia="Times New Roman" w:hAnsi="Calibri" w:cs="Calibri"/>
                 <w:color w:val="000000"/>
@@ -8250,7 +12457,7 @@
           </w:tcPr>
           <w:p>
             <w:pPr>
-              <w:spacing w:after="0" w:line="240" w:lineRule="auto"/>
+              <w:spacing w:after="0"/>
               <w:rPr>
                 <w:rFonts w:ascii="Calibri" w:eastAsia="Times New Roman" w:hAnsi="Calibri" w:cs="Calibri"/>
                 <w:color w:val="000000"/>
@@ -8300,7 +12507,18 @@
                 <w:szCs w:val="32"/>
                 <w:lang w:eastAsia="hu-HU"/>
               </w:rPr>
-              <w:t>render_to_string</w:t>
+              <w:t>render_to_</w:t>
+            </w:r>
+            <w:proofErr w:type="gramStart"/>
+            <w:r>
+              <w:rPr>
+                <w:rFonts w:ascii="Calibri" w:eastAsia="Times New Roman" w:hAnsi="Calibri" w:cs="Calibri"/>
+                <w:color w:val="000000"/>
+                <w:sz w:val="32"/>
+                <w:szCs w:val="32"/>
+                <w:lang w:eastAsia="hu-HU"/>
+              </w:rPr>
+              <w:t>string</w:t>
             </w:r>
             <w:proofErr w:type="spellEnd"/>
             <w:r>
@@ -8311,7 +12529,18 @@
                 <w:szCs w:val="32"/>
                 <w:lang w:eastAsia="hu-HU"/>
               </w:rPr>
-              <w:t>("valami.html", {"adat": "érték"})</w:t>
+              <w:t>(</w:t>
+            </w:r>
+            <w:proofErr w:type="gramEnd"/>
+            <w:r>
+              <w:rPr>
+                <w:rFonts w:ascii="Calibri" w:eastAsia="Times New Roman" w:hAnsi="Calibri" w:cs="Calibri"/>
+                <w:color w:val="000000"/>
+                <w:sz w:val="32"/>
+                <w:szCs w:val="32"/>
+                <w:lang w:eastAsia="hu-HU"/>
+              </w:rPr>
+              <w:t>"valami.html", {"adat": "érték"})</w:t>
             </w:r>
           </w:p>
         </w:tc>
@@ -8335,7 +12564,7 @@
           </w:tcPr>
           <w:p>
             <w:pPr>
-              <w:spacing w:after="0" w:line="240" w:lineRule="auto"/>
+              <w:spacing w:after="0"/>
               <w:rPr>
                 <w:rFonts w:ascii="Calibri" w:eastAsia="Times New Roman" w:hAnsi="Calibri" w:cs="Calibri"/>
                 <w:color w:val="000000"/>
@@ -8366,7 +12595,7 @@
           </w:tcPr>
           <w:p>
             <w:pPr>
-              <w:spacing w:after="0" w:line="240" w:lineRule="auto"/>
+              <w:spacing w:after="0"/>
               <w:rPr>
                 <w:rFonts w:ascii="Calibri" w:eastAsia="Times New Roman" w:hAnsi="Calibri" w:cs="Calibri"/>
                 <w:color w:val="000000"/>
@@ -8407,7 +12636,7 @@
           </w:tcPr>
           <w:p>
             <w:pPr>
-              <w:spacing w:after="0" w:line="240" w:lineRule="auto"/>
+              <w:spacing w:after="0"/>
               <w:rPr>
                 <w:rFonts w:ascii="Calibri" w:eastAsia="Times New Roman" w:hAnsi="Calibri" w:cs="Calibri"/>
                 <w:color w:val="000000"/>
@@ -8449,6 +12678,7 @@
               <w:t xml:space="preserve"> </w:t>
             </w:r>
             <w:proofErr w:type="spellStart"/>
+            <w:proofErr w:type="gramStart"/>
             <w:r>
               <w:rPr>
                 <w:rFonts w:ascii="Calibri" w:eastAsia="Times New Roman" w:hAnsi="Calibri" w:cs="Calibri"/>
@@ -8460,6 +12690,7 @@
               <w:t>tempfile.NamedTemporaryFile</w:t>
             </w:r>
             <w:proofErr w:type="spellEnd"/>
+            <w:proofErr w:type="gramEnd"/>
             <w:r>
               <w:rPr>
                 <w:rFonts w:ascii="Calibri" w:eastAsia="Times New Roman" w:hAnsi="Calibri" w:cs="Calibri"/>
@@ -8624,7 +12855,7 @@
           </w:tcPr>
           <w:p>
             <w:pPr>
-              <w:spacing w:after="0" w:line="240" w:lineRule="auto"/>
+              <w:spacing w:after="0"/>
               <w:rPr>
                 <w:rFonts w:ascii="Calibri" w:eastAsia="Times New Roman" w:hAnsi="Calibri" w:cs="Calibri"/>
                 <w:color w:val="000000"/>
@@ -8652,9 +12883,21 @@
                 <w:szCs w:val="32"/>
                 <w:lang w:eastAsia="hu-HU"/>
               </w:rPr>
-              <w:t>html_file.write</w:t>
+              <w:t>html_</w:t>
+            </w:r>
+            <w:proofErr w:type="gramStart"/>
+            <w:r>
+              <w:rPr>
+                <w:rFonts w:ascii="Calibri" w:eastAsia="Times New Roman" w:hAnsi="Calibri" w:cs="Calibri"/>
+                <w:color w:val="000000"/>
+                <w:sz w:val="32"/>
+                <w:szCs w:val="32"/>
+                <w:lang w:eastAsia="hu-HU"/>
+              </w:rPr>
+              <w:t>file.write</w:t>
             </w:r>
             <w:proofErr w:type="spellEnd"/>
+            <w:proofErr w:type="gramEnd"/>
             <w:r>
               <w:rPr>
                 <w:rFonts w:ascii="Calibri" w:eastAsia="Times New Roman" w:hAnsi="Calibri" w:cs="Calibri"/>
@@ -8674,9 +12917,21 @@
                 <w:szCs w:val="32"/>
                 <w:lang w:eastAsia="hu-HU"/>
               </w:rPr>
-              <w:t>html_content.encode</w:t>
+              <w:t>html_</w:t>
+            </w:r>
+            <w:proofErr w:type="gramStart"/>
+            <w:r>
+              <w:rPr>
+                <w:rFonts w:ascii="Calibri" w:eastAsia="Times New Roman" w:hAnsi="Calibri" w:cs="Calibri"/>
+                <w:color w:val="000000"/>
+                <w:sz w:val="32"/>
+                <w:szCs w:val="32"/>
+                <w:lang w:eastAsia="hu-HU"/>
+              </w:rPr>
+              <w:t>content.encode</w:t>
             </w:r>
             <w:proofErr w:type="spellEnd"/>
+            <w:proofErr w:type="gramEnd"/>
             <w:r>
               <w:rPr>
                 <w:rFonts w:ascii="Calibri" w:eastAsia="Times New Roman" w:hAnsi="Calibri" w:cs="Calibri"/>
@@ -8709,7 +12964,7 @@
           </w:tcPr>
           <w:p>
             <w:pPr>
-              <w:spacing w:after="0" w:line="240" w:lineRule="auto"/>
+              <w:spacing w:after="0"/>
               <w:rPr>
                 <w:rFonts w:ascii="Calibri" w:eastAsia="Times New Roman" w:hAnsi="Calibri" w:cs="Calibri"/>
                 <w:color w:val="000000"/>
@@ -8726,6 +12981,7 @@
                 <w:szCs w:val="32"/>
                 <w:lang w:eastAsia="hu-HU"/>
               </w:rPr>
+              <w:lastRenderedPageBreak/>
               <w:t xml:space="preserve">        </w:t>
             </w:r>
             <w:proofErr w:type="spellStart"/>
@@ -8772,7 +13028,7 @@
           </w:tcPr>
           <w:p>
             <w:pPr>
-              <w:spacing w:after="0" w:line="240" w:lineRule="auto"/>
+              <w:spacing w:after="0"/>
               <w:rPr>
                 <w:rFonts w:ascii="Calibri" w:eastAsia="Times New Roman" w:hAnsi="Calibri" w:cs="Calibri"/>
                 <w:color w:val="000000"/>
@@ -8803,7 +13059,7 @@
           </w:tcPr>
           <w:p>
             <w:pPr>
-              <w:spacing w:after="0" w:line="240" w:lineRule="auto"/>
+              <w:spacing w:after="0"/>
               <w:rPr>
                 <w:rFonts w:ascii="Calibri" w:eastAsia="Times New Roman" w:hAnsi="Calibri" w:cs="Calibri"/>
                 <w:color w:val="000000"/>
@@ -8844,7 +13100,7 @@
           </w:tcPr>
           <w:p>
             <w:pPr>
-              <w:spacing w:after="0" w:line="240" w:lineRule="auto"/>
+              <w:spacing w:after="0"/>
               <w:rPr>
                 <w:rFonts w:ascii="Calibri" w:eastAsia="Times New Roman" w:hAnsi="Calibri" w:cs="Calibri"/>
                 <w:color w:val="000000"/>
@@ -8894,9 +13150,21 @@
                 <w:szCs w:val="32"/>
                 <w:lang w:eastAsia="hu-HU"/>
               </w:rPr>
-              <w:t>html_path.replace</w:t>
+              <w:t>html_</w:t>
+            </w:r>
+            <w:proofErr w:type="gramStart"/>
+            <w:r>
+              <w:rPr>
+                <w:rFonts w:ascii="Calibri" w:eastAsia="Times New Roman" w:hAnsi="Calibri" w:cs="Calibri"/>
+                <w:color w:val="000000"/>
+                <w:sz w:val="32"/>
+                <w:szCs w:val="32"/>
+                <w:lang w:eastAsia="hu-HU"/>
+              </w:rPr>
+              <w:t>path.replace</w:t>
             </w:r>
             <w:proofErr w:type="spellEnd"/>
+            <w:proofErr w:type="gramEnd"/>
             <w:r>
               <w:rPr>
                 <w:rFonts w:ascii="Calibri" w:eastAsia="Times New Roman" w:hAnsi="Calibri" w:cs="Calibri"/>
@@ -8951,7 +13219,7 @@
           </w:tcPr>
           <w:p>
             <w:pPr>
-              <w:spacing w:after="0" w:line="240" w:lineRule="auto"/>
+              <w:spacing w:after="0"/>
               <w:rPr>
                 <w:rFonts w:ascii="Calibri" w:eastAsia="Times New Roman" w:hAnsi="Calibri" w:cs="Calibri"/>
                 <w:color w:val="000000"/>
@@ -8982,7 +13250,7 @@
           </w:tcPr>
           <w:p>
             <w:pPr>
-              <w:spacing w:after="0" w:line="240" w:lineRule="auto"/>
+              <w:spacing w:after="0"/>
               <w:rPr>
                 <w:rFonts w:ascii="Calibri" w:eastAsia="Times New Roman" w:hAnsi="Calibri" w:cs="Calibri"/>
                 <w:color w:val="000000"/>
@@ -9045,7 +13313,7 @@
           </w:tcPr>
           <w:p>
             <w:pPr>
-              <w:spacing w:after="0" w:line="240" w:lineRule="auto"/>
+              <w:spacing w:after="0"/>
               <w:rPr>
                 <w:rFonts w:ascii="Calibri" w:eastAsia="Times New Roman" w:hAnsi="Calibri" w:cs="Calibri"/>
                 <w:color w:val="000000"/>
@@ -9065,6 +13333,7 @@
               <w:t xml:space="preserve">    </w:t>
             </w:r>
             <w:proofErr w:type="spellStart"/>
+            <w:proofErr w:type="gramStart"/>
             <w:r>
               <w:rPr>
                 <w:rFonts w:ascii="Calibri" w:eastAsia="Times New Roman" w:hAnsi="Calibri" w:cs="Calibri"/>
@@ -9076,6 +13345,7 @@
               <w:t>converter.convert</w:t>
             </w:r>
             <w:proofErr w:type="spellEnd"/>
+            <w:proofErr w:type="gramEnd"/>
             <w:r>
               <w:rPr>
                 <w:rFonts w:ascii="Calibri" w:eastAsia="Times New Roman" w:hAnsi="Calibri" w:cs="Calibri"/>
@@ -9174,7 +13444,7 @@
           </w:tcPr>
           <w:p>
             <w:pPr>
-              <w:spacing w:after="0" w:line="240" w:lineRule="auto"/>
+              <w:spacing w:after="0"/>
               <w:rPr>
                 <w:rFonts w:ascii="Calibri" w:eastAsia="Times New Roman" w:hAnsi="Calibri" w:cs="Calibri"/>
                 <w:color w:val="000000"/>
@@ -9205,7 +13475,7 @@
           </w:tcPr>
           <w:p>
             <w:pPr>
-              <w:spacing w:after="0" w:line="240" w:lineRule="auto"/>
+              <w:spacing w:after="0"/>
               <w:rPr>
                 <w:rFonts w:ascii="Calibri" w:eastAsia="Times New Roman" w:hAnsi="Calibri" w:cs="Calibri"/>
                 <w:color w:val="000000"/>
@@ -9246,7 +13516,7 @@
           </w:tcPr>
           <w:p>
             <w:pPr>
-              <w:spacing w:after="0" w:line="240" w:lineRule="auto"/>
+              <w:spacing w:after="0"/>
               <w:rPr>
                 <w:rFonts w:ascii="Calibri" w:eastAsia="Times New Roman" w:hAnsi="Calibri" w:cs="Calibri"/>
                 <w:color w:val="000000"/>
@@ -9288,6 +13558,7 @@
               <w:t xml:space="preserve"> </w:t>
             </w:r>
             <w:proofErr w:type="spellStart"/>
+            <w:proofErr w:type="gramStart"/>
             <w:r>
               <w:rPr>
                 <w:rFonts w:ascii="Calibri" w:eastAsia="Times New Roman" w:hAnsi="Calibri" w:cs="Calibri"/>
@@ -9332,6 +13603,7 @@
               <w:t>(</w:t>
             </w:r>
             <w:proofErr w:type="spellStart"/>
+            <w:proofErr w:type="gramEnd"/>
             <w:r>
               <w:rPr>
                 <w:rFonts w:ascii="Calibri" w:eastAsia="Times New Roman" w:hAnsi="Calibri" w:cs="Calibri"/>
@@ -9441,7 +13713,7 @@
           </w:tcPr>
           <w:p>
             <w:pPr>
-              <w:spacing w:after="0" w:line="240" w:lineRule="auto"/>
+              <w:spacing w:after="0"/>
               <w:rPr>
                 <w:rFonts w:ascii="Calibri" w:eastAsia="Times New Roman" w:hAnsi="Calibri" w:cs="Calibri"/>
                 <w:color w:val="000000"/>
@@ -9472,7 +13744,7 @@
           </w:tcPr>
           <w:p>
             <w:pPr>
-              <w:spacing w:after="0" w:line="240" w:lineRule="auto"/>
+              <w:spacing w:after="0"/>
               <w:rPr>
                 <w:rFonts w:ascii="Times New Roman" w:eastAsia="Times New Roman" w:hAnsi="Times New Roman" w:cs="Times New Roman"/>
                 <w:sz w:val="20"/>
@@ -9502,7 +13774,7 @@
           </w:tcPr>
           <w:p>
             <w:pPr>
-              <w:spacing w:after="0" w:line="240" w:lineRule="auto"/>
+              <w:spacing w:after="0"/>
               <w:rPr>
                 <w:rFonts w:ascii="Times New Roman" w:eastAsia="Times New Roman" w:hAnsi="Times New Roman" w:cs="Times New Roman"/>
                 <w:sz w:val="20"/>
@@ -9532,7 +13804,7 @@
           </w:tcPr>
           <w:p>
             <w:pPr>
-              <w:spacing w:after="0" w:line="240" w:lineRule="auto"/>
+              <w:spacing w:after="0"/>
               <w:rPr>
                 <w:rFonts w:ascii="Times New Roman" w:eastAsia="Times New Roman" w:hAnsi="Times New Roman" w:cs="Times New Roman"/>
                 <w:sz w:val="20"/>
@@ -9562,7 +13834,7 @@
           </w:tcPr>
           <w:p>
             <w:pPr>
-              <w:spacing w:after="0" w:line="240" w:lineRule="auto"/>
+              <w:spacing w:after="0"/>
               <w:rPr>
                 <w:rFonts w:ascii="Times New Roman" w:eastAsia="Times New Roman" w:hAnsi="Times New Roman" w:cs="Times New Roman"/>
                 <w:sz w:val="20"/>
@@ -9592,7 +13864,7 @@
           </w:tcPr>
           <w:p>
             <w:pPr>
-              <w:spacing w:after="0" w:line="240" w:lineRule="auto"/>
+              <w:spacing w:after="0"/>
               <w:rPr>
                 <w:rFonts w:ascii="Times New Roman" w:eastAsia="Times New Roman" w:hAnsi="Times New Roman" w:cs="Times New Roman"/>
                 <w:sz w:val="20"/>
@@ -9837,6 +14109,7 @@
         </w:numPr>
       </w:pPr>
       <w:r>
+        <w:lastRenderedPageBreak/>
         <w:t xml:space="preserve">Az </w:t>
       </w:r>
       <w:proofErr w:type="spellStart"/>
@@ -9932,7 +14205,6 @@
         </w:numPr>
       </w:pPr>
       <w:r>
-        <w:lastRenderedPageBreak/>
         <w:t>A felhasználói élmény (UX) közös tervezése és javítása</w:t>
       </w:r>
     </w:p>
@@ -10183,6 +14455,7 @@
         </w:numPr>
       </w:pPr>
       <w:r>
+        <w:lastRenderedPageBreak/>
         <w:t>tablet,</w:t>
       </w:r>
     </w:p>
@@ -10219,7 +14492,6 @@
     </w:p>
     <w:p>
       <w:r>
-        <w:lastRenderedPageBreak/>
         <w:t xml:space="preserve">A </w:t>
       </w:r>
       <w:proofErr w:type="spellStart"/>
@@ -10500,10 +14772,12 @@
         <w:t xml:space="preserve">A frontendben volt egy </w:t>
       </w:r>
       <w:proofErr w:type="spellStart"/>
+      <w:proofErr w:type="gramStart"/>
       <w:r>
         <w:t>data.sort</w:t>
       </w:r>
       <w:proofErr w:type="spellEnd"/>
+      <w:proofErr w:type="gramEnd"/>
       <w:r>
         <w:t>((a, b) =&gt; a.id - b.id) sor, amely felülírta a backend rendezését.</w:t>
       </w:r>
@@ -10611,6 +14885,7 @@
         </w:numPr>
       </w:pPr>
       <w:r>
+        <w:lastRenderedPageBreak/>
         <w:t xml:space="preserve">Egyedi </w:t>
       </w:r>
       <w:proofErr w:type="spellStart"/>
@@ -10646,7 +14921,6 @@
         </w:numPr>
       </w:pPr>
       <w:r>
-        <w:lastRenderedPageBreak/>
         <w:t>Margók egységesítése</w:t>
       </w:r>
     </w:p>
@@ -10740,6 +15014,7 @@
           <w:numId w:val="70"/>
         </w:numPr>
       </w:pPr>
+      <w:proofErr w:type="gramStart"/>
       <w:r>
         <w:t>.</w:t>
       </w:r>
@@ -10748,6 +15023,7 @@
         <w:t>env</w:t>
       </w:r>
       <w:proofErr w:type="spellEnd"/>
+      <w:proofErr w:type="gramEnd"/>
       <w:r>
         <w:t xml:space="preserve"> fájl bevezetése</w:t>
       </w:r>
@@ -11065,7 +15341,7 @@
                     <pic:cNvPicPr/>
                   </pic:nvPicPr>
                   <pic:blipFill>
-                    <a:blip r:embed="rId30"/>
+                    <a:blip r:embed="rId31"/>
                     <a:stretch>
                       <a:fillRect/>
                     </a:stretch>
@@ -11100,12 +15376,25 @@
         <w:t xml:space="preserve"> = </w:t>
       </w:r>
       <w:proofErr w:type="spellStart"/>
-      <w:r>
-        <w:t>datetime.date.today</w:t>
-      </w:r>
-      <w:proofErr w:type="spellEnd"/>
-      <w:r>
-        <w:t>()</w:t>
+      <w:proofErr w:type="gramStart"/>
+      <w:r>
+        <w:t>datetime.date</w:t>
+      </w:r>
+      <w:proofErr w:type="gramEnd"/>
+      <w:r>
+        <w:t>.</w:t>
+      </w:r>
+      <w:proofErr w:type="gramStart"/>
+      <w:r>
+        <w:t>today</w:t>
+      </w:r>
+      <w:proofErr w:type="spellEnd"/>
+      <w:r>
+        <w:t>(</w:t>
+      </w:r>
+      <w:proofErr w:type="gramEnd"/>
+      <w:r>
+        <w:t>)</w:t>
       </w:r>
     </w:p>
     <w:p>
@@ -11113,10 +15402,12 @@
         <w:t xml:space="preserve">    </w:t>
       </w:r>
       <w:proofErr w:type="spellStart"/>
+      <w:proofErr w:type="gramStart"/>
       <w:r>
         <w:t>locale.setlocale</w:t>
       </w:r>
       <w:proofErr w:type="spellEnd"/>
+      <w:proofErr w:type="gramEnd"/>
       <w:r>
         <w:t>(</w:t>
       </w:r>
@@ -11142,10 +15433,12 @@
         <w:t xml:space="preserve"> = </w:t>
       </w:r>
       <w:proofErr w:type="spellStart"/>
+      <w:proofErr w:type="gramStart"/>
       <w:r>
         <w:t>today.strftime</w:t>
       </w:r>
       <w:proofErr w:type="spellEnd"/>
+      <w:proofErr w:type="gramEnd"/>
       <w:r>
         <w:t>("%Y. %B")</w:t>
       </w:r>
@@ -11261,7 +15554,6 @@
         </w:numPr>
       </w:pPr>
       <w:r>
-        <w:lastRenderedPageBreak/>
         <w:t xml:space="preserve">de valahol </w:t>
       </w:r>
       <w:r>
@@ -11292,6 +15584,7 @@
         </w:numPr>
       </w:pPr>
       <w:r>
+        <w:lastRenderedPageBreak/>
         <w:t xml:space="preserve">a Chrome </w:t>
       </w:r>
       <w:proofErr w:type="spellStart"/>
@@ -11347,7 +15640,15 @@
     </w:p>
     <w:p>
       <w:r>
-        <w:t>Ezért lesz a á → Ăˇ.</w:t>
+        <w:t xml:space="preserve">Ezért lesz </w:t>
+      </w:r>
+      <w:proofErr w:type="gramStart"/>
+      <w:r>
+        <w:t>a</w:t>
+      </w:r>
+      <w:proofErr w:type="gramEnd"/>
+      <w:r>
+        <w:t xml:space="preserve"> á → Ăˇ.</w:t>
       </w:r>
     </w:p>
     <w:p>
@@ -11444,7 +15745,23 @@
     </w:p>
     <w:p>
       <w:r>
-        <w:t xml:space="preserve">HONAPOK = [ "", "január", "február", "március", "április", "május", "június", "július", "augusztus", "szeptember", "október", "november", "december" ] </w:t>
+        <w:t xml:space="preserve">HONAPOK = </w:t>
+      </w:r>
+      <w:proofErr w:type="gramStart"/>
+      <w:r>
+        <w:t>[ "</w:t>
+      </w:r>
+      <w:proofErr w:type="gramEnd"/>
+      <w:r>
+        <w:t>", "január", "február", "március", "április", "május", "június", "július", "augusztus", "szeptember", "október", "november", "december</w:t>
+      </w:r>
+      <w:proofErr w:type="gramStart"/>
+      <w:r>
+        <w:t>" ]</w:t>
+      </w:r>
+      <w:proofErr w:type="gramEnd"/>
+      <w:r>
+        <w:t xml:space="preserve"> </w:t>
       </w:r>
       <w:proofErr w:type="spellStart"/>
       <w:r>
@@ -11455,12 +15772,25 @@
         <w:t xml:space="preserve"> = </w:t>
       </w:r>
       <w:proofErr w:type="spellStart"/>
-      <w:r>
-        <w:t>datetime.date.today</w:t>
-      </w:r>
-      <w:proofErr w:type="spellEnd"/>
-      <w:r>
-        <w:t xml:space="preserve">() </w:t>
+      <w:proofErr w:type="gramStart"/>
+      <w:r>
+        <w:t>datetime.date</w:t>
+      </w:r>
+      <w:proofErr w:type="gramEnd"/>
+      <w:r>
+        <w:t>.</w:t>
+      </w:r>
+      <w:proofErr w:type="gramStart"/>
+      <w:r>
+        <w:t>today</w:t>
+      </w:r>
+      <w:proofErr w:type="spellEnd"/>
+      <w:r>
+        <w:t>(</w:t>
+      </w:r>
+      <w:proofErr w:type="gramEnd"/>
+      <w:r>
+        <w:t xml:space="preserve">) </w:t>
       </w:r>
       <w:proofErr w:type="spellStart"/>
       <w:r>
@@ -11471,18 +15801,25 @@
         <w:t xml:space="preserve"> = f"{</w:t>
       </w:r>
       <w:proofErr w:type="spellStart"/>
+      <w:proofErr w:type="gramStart"/>
       <w:r>
         <w:t>today.year</w:t>
       </w:r>
       <w:proofErr w:type="spellEnd"/>
-      <w:r>
-        <w:t>}. {HONAPOK[</w:t>
+      <w:proofErr w:type="gramEnd"/>
+      <w:r>
+        <w:t>}. {</w:t>
+      </w:r>
+      <w:proofErr w:type="gramStart"/>
+      <w:r>
+        <w:t>HONAPOK[</w:t>
       </w:r>
       <w:proofErr w:type="spellStart"/>
       <w:r>
         <w:t>today.month</w:t>
       </w:r>
       <w:proofErr w:type="spellEnd"/>
+      <w:proofErr w:type="gramEnd"/>
       <w:r>
         <w:t xml:space="preserve">]}" </w:t>
       </w:r>
@@ -11537,10 +15874,12 @@
     </w:p>
     <w:p>
       <w:proofErr w:type="spellStart"/>
+      <w:proofErr w:type="gramStart"/>
       <w:r>
         <w:t>locale.setlocale</w:t>
       </w:r>
       <w:proofErr w:type="spellEnd"/>
+      <w:proofErr w:type="gramEnd"/>
       <w:r>
         <w:t>(</w:t>
       </w:r>
@@ -11561,10 +15900,12 @@
         <w:t xml:space="preserve"> = </w:t>
       </w:r>
       <w:proofErr w:type="spellStart"/>
+      <w:proofErr w:type="gramStart"/>
       <w:r>
         <w:t>today.strftime</w:t>
       </w:r>
       <w:proofErr w:type="spellEnd"/>
+      <w:proofErr w:type="gramEnd"/>
       <w:r>
         <w:t xml:space="preserve">("%Y. %B") </w:t>
       </w:r>
@@ -11576,7 +15917,23 @@
     </w:p>
     <w:p>
       <w:r>
-        <w:t xml:space="preserve">HONAPOK = [ "", "január", "február", "március", "április", "május", "június", "július", "augusztus", "szeptember", "október", "november", "december" ] </w:t>
+        <w:t xml:space="preserve">HONAPOK = </w:t>
+      </w:r>
+      <w:proofErr w:type="gramStart"/>
+      <w:r>
+        <w:t>[ "</w:t>
+      </w:r>
+      <w:proofErr w:type="gramEnd"/>
+      <w:r>
+        <w:t>", "január", "február", "március", "április", "május", "június", "július", "augusztus", "szeptember", "október", "november", "december</w:t>
+      </w:r>
+      <w:proofErr w:type="gramStart"/>
+      <w:r>
+        <w:t>" ]</w:t>
+      </w:r>
+      <w:proofErr w:type="gramEnd"/>
+      <w:r>
+        <w:t xml:space="preserve"> </w:t>
       </w:r>
       <w:proofErr w:type="spellStart"/>
       <w:r>
@@ -11587,12 +15944,25 @@
         <w:t xml:space="preserve"> = </w:t>
       </w:r>
       <w:proofErr w:type="spellStart"/>
-      <w:r>
-        <w:t>datetime.date.today</w:t>
-      </w:r>
-      <w:proofErr w:type="spellEnd"/>
-      <w:r>
-        <w:t xml:space="preserve">() </w:t>
+      <w:proofErr w:type="gramStart"/>
+      <w:r>
+        <w:t>datetime.date</w:t>
+      </w:r>
+      <w:proofErr w:type="gramEnd"/>
+      <w:r>
+        <w:t>.</w:t>
+      </w:r>
+      <w:proofErr w:type="gramStart"/>
+      <w:r>
+        <w:t>today</w:t>
+      </w:r>
+      <w:proofErr w:type="spellEnd"/>
+      <w:r>
+        <w:t>(</w:t>
+      </w:r>
+      <w:proofErr w:type="gramEnd"/>
+      <w:r>
+        <w:t xml:space="preserve">) </w:t>
       </w:r>
       <w:proofErr w:type="spellStart"/>
       <w:r>
@@ -11603,18 +15973,25 @@
         <w:t xml:space="preserve"> = f"{</w:t>
       </w:r>
       <w:proofErr w:type="spellStart"/>
+      <w:proofErr w:type="gramStart"/>
       <w:r>
         <w:t>today.year</w:t>
       </w:r>
       <w:proofErr w:type="spellEnd"/>
-      <w:r>
-        <w:t>}. {HONAPOK[</w:t>
+      <w:proofErr w:type="gramEnd"/>
+      <w:r>
+        <w:t>}. {</w:t>
+      </w:r>
+      <w:proofErr w:type="gramStart"/>
+      <w:r>
+        <w:t>HONAPOK[</w:t>
       </w:r>
       <w:proofErr w:type="spellStart"/>
       <w:r>
         <w:t>today.month</w:t>
       </w:r>
       <w:proofErr w:type="spellEnd"/>
+      <w:proofErr w:type="gramEnd"/>
       <w:r>
         <w:t xml:space="preserve">]}" </w:t>
       </w:r>
@@ -11738,7 +16115,7 @@
                     <pic:cNvPicPr/>
                   </pic:nvPicPr>
                   <pic:blipFill>
-                    <a:blip r:embed="rId31"/>
+                    <a:blip r:embed="rId32"/>
                     <a:stretch>
                       <a:fillRect/>
                     </a:stretch>
@@ -11932,12 +16309,12 @@
         </w:numPr>
       </w:pPr>
       <w:r>
+        <w:t>A CSS és vizuális elemek közös munkával készültek.</w:t>
+      </w:r>
+    </w:p>
+    <w:p>
+      <w:r>
         <w:lastRenderedPageBreak/>
-        <w:t>A CSS és vizuális elemek közös munkával készültek.</w:t>
-      </w:r>
-    </w:p>
-    <w:p>
-      <w:r>
         <w:t>A jövőben több továbbfejlesztési lehetőség is adott, például árbevétel</w:t>
       </w:r>
       <w:r>
@@ -12149,8 +16526,9 @@
       <w:r>
         <w:t>éves</w:t>
       </w:r>
-    </w:p>
-    <w:p>
+      <w:r>
+        <w:t xml:space="preserve"> </w:t>
+      </w:r>
       <w:proofErr w:type="spellStart"/>
       <w:r>
         <w:t>árbevételi</w:t>
@@ -12160,7 +16538,9 @@
         <w:t xml:space="preserve"> előrejelzések készíthetők.</w:t>
       </w:r>
       <w:r>
-        <w:br/>
+        <w:t xml:space="preserve"> </w:t>
+      </w:r>
+      <w:r>
         <w:t>Ez támogatja a pénzügyi tervezést és a kapacitásmenedzsmentet.</w:t>
       </w:r>
     </w:p>
@@ -12205,7 +16585,6 @@
         </w:numPr>
       </w:pPr>
       <w:r>
-        <w:lastRenderedPageBreak/>
         <w:t>automatikusan javasoljon optimális sorrendet</w:t>
       </w:r>
     </w:p>
@@ -12247,6 +16626,7 @@
           <w:b/>
           <w:bCs/>
         </w:rPr>
+        <w:lastRenderedPageBreak/>
         <w:t>Due-Contract</w:t>
       </w:r>
       <w:proofErr w:type="spellEnd"/>
@@ -12436,8 +16816,18 @@
         <w:t>Python dokumentáció – SQLite3 modul</w:t>
       </w:r>
       <w:r>
+        <w:rPr>
+          <w:b/>
+          <w:bCs/>
+        </w:rPr>
+        <w:t xml:space="preserve"> </w:t>
+      </w:r>
+      <w:r>
         <w:br/>
-        <w:t>https://docs.python.org/3/library/sqlite3.html</w:t>
+        <w:t>https://docs.python.org/3/library/sqlite3</w:t>
+      </w:r>
+      <w:r>
+        <w:t>.html</w:t>
       </w:r>
     </w:p>
     <w:p>
@@ -12462,7 +16852,7 @@
         <w:pStyle w:val="Listaszerbekezds"/>
         <w:ind w:left="0"/>
       </w:pPr>
-      <w:hyperlink r:id="rId32" w:history="1">
+      <w:hyperlink r:id="rId33" w:history="1">
         <w:r>
           <w:rPr>
             <w:rStyle w:val="Hiperhivatkozs"/>
@@ -12495,7 +16885,7 @@
         <w:pStyle w:val="Listaszerbekezds"/>
         <w:ind w:left="0"/>
       </w:pPr>
-      <w:hyperlink r:id="rId33" w:history="1">
+      <w:hyperlink r:id="rId34" w:history="1">
         <w:r>
           <w:rPr>
             <w:rStyle w:val="Hiperhivatkozs"/>
@@ -12540,7 +16930,7 @@
         <w:pStyle w:val="Listaszerbekezds"/>
         <w:ind w:left="0"/>
       </w:pPr>
-      <w:hyperlink r:id="rId34" w:history="1">
+      <w:hyperlink r:id="rId35" w:history="1">
         <w:r>
           <w:rPr>
             <w:rStyle w:val="Hiperhivatkozs"/>
@@ -12586,7 +16976,7 @@
         <w:pStyle w:val="Listaszerbekezds"/>
         <w:ind w:left="0"/>
       </w:pPr>
-      <w:hyperlink r:id="rId35" w:history="1">
+      <w:hyperlink r:id="rId36" w:history="1">
         <w:r>
           <w:rPr>
             <w:rStyle w:val="Hiperhivatkozs"/>
@@ -23035,6 +27425,11 @@
   <w:style w:type="paragraph" w:default="1" w:styleId="Norml">
     <w:name w:val="Normal"/>
     <w:qFormat/>
+    <w:rsid w:val="00072851"/>
+    <w:pPr>
+      <w:spacing w:line="240" w:lineRule="auto"/>
+      <w:jc w:val="both"/>
+    </w:pPr>
   </w:style>
   <w:style w:type="paragraph" w:styleId="Cmsor1">
     <w:name w:val="heading 1"/>
@@ -23270,9 +27665,6 @@
     <w:semiHidden/>
     <w:unhideWhenUsed/>
     <w:rsid w:val="00847EA8"/>
-    <w:pPr>
-      <w:spacing w:line="240" w:lineRule="auto"/>
-    </w:pPr>
     <w:rPr>
       <w:sz w:val="20"/>
       <w:szCs w:val="20"/>
